--- a/deliverables/Healthora-Historias-de-Usuario.docx
+++ b/deliverables/Healthora-Historias-de-Usuario.docx
@@ -206,17 +206,14 @@
     </w:p>
     <w:p>
       <w:pPr>
+        <w:jc w:val="center"/>
         <w:rPr>
           <w:lang w:val="en-US"/>
         </w:rPr>
       </w:pPr>
-    </w:p>
-    <w:p>
-      <w:pPr>
-        <w:rPr>
-          <w:lang w:val="en-US"/>
-        </w:rPr>
-      </w:pPr>
+      <w:r>
+        <w:t>Kelvin He 8-999-1950, Roy Barrera 8-1022-2121, Einer Mosquera 8-924-1880</w:t>
+      </w:r>
     </w:p>
     <w:p>
       <w:pPr>
@@ -25433,7 +25430,6 @@
   <w:style w:type="character" w:default="1" w:styleId="DefaultParagraphFont">
     <w:name w:val="Default Paragraph Font"/>
     <w:uiPriority w:val="1"/>
-    <w:semiHidden/>
     <w:unhideWhenUsed/>
   </w:style>
   <w:style w:type="table" w:default="1" w:styleId="TableNormal">

--- a/deliverables/Healthora-Historias-de-Usuario.docx
+++ b/deliverables/Healthora-Historias-de-Usuario.docx
@@ -10441,22 +10441,19 @@
           </w:tcPr>
           <w:p>
             <w:r>
+              <w:t>10</w:t>
+            </w:r>
+          </w:p>
+        </w:tc>
+        <w:tc>
+          <w:tcPr>
+            <w:tcW w:w="1728" w:type="dxa"/>
+          </w:tcPr>
+          <w:p>
+            <w:r>
               <w:rPr>
                 <w:sz w:val="19"/>
               </w:rPr>
-              <w:t>9</w:t>
-            </w:r>
-          </w:p>
-        </w:tc>
-        <w:tc>
-          <w:tcPr>
-            <w:tcW w:w="1728" w:type="dxa"/>
-          </w:tcPr>
-          <w:p>
-            <w:r>
-              <w:rPr>
-                <w:sz w:val="19"/>
-              </w:rPr>
               <w:t>0</w:t>
             </w:r>
           </w:p>
@@ -10467,10 +10464,7 @@
           </w:tcPr>
           <w:p>
             <w:r>
-              <w:rPr>
-                <w:sz w:val="19"/>
-              </w:rPr>
-              <w:t>14</w:t>
+              <w:t>15</w:t>
             </w:r>
           </w:p>
         </w:tc>
@@ -11155,24 +11149,20 @@
           </w:tcPr>
           <w:p>
             <w:r>
+              <w:t>33</w:t>
+            </w:r>
+          </w:p>
+        </w:tc>
+        <w:tc>
+          <w:tcPr>
+            <w:tcW w:w="1728" w:type="dxa"/>
+          </w:tcPr>
+          <w:p>
+            <w:r>
               <w:rPr>
                 <w:b/>
                 <w:sz w:val="19"/>
               </w:rPr>
-              <w:t>32</w:t>
-            </w:r>
-          </w:p>
-        </w:tc>
-        <w:tc>
-          <w:tcPr>
-            <w:tcW w:w="1728" w:type="dxa"/>
-          </w:tcPr>
-          <w:p>
-            <w:r>
-              <w:rPr>
-                <w:b/>
-                <w:sz w:val="19"/>
-              </w:rPr>
               <w:t>28</w:t>
             </w:r>
           </w:p>
@@ -11183,11 +11173,7 @@
           </w:tcPr>
           <w:p>
             <w:r>
-              <w:rPr>
-                <w:b/>
-                <w:sz w:val="19"/>
-              </w:rPr>
-              <w:t>91</w:t>
+              <w:t>92</w:t>
             </w:r>
           </w:p>
         </w:tc>
@@ -17368,6 +17354,73 @@
           </w:p>
         </w:tc>
       </w:tr>
+      <w:tr>
+        <w:tc>
+          <w:tcPr>
+            <w:tcW w:type="dxa" w:w="1728"/>
+          </w:tcPr>
+          <w:p>
+            <w:r>
+              <w:rPr>
+                <w:sz w:val="19"/>
+              </w:rPr>
+              <w:t>RF-31</w:t>
+            </w:r>
+          </w:p>
+        </w:tc>
+        <w:tc>
+          <w:tcPr>
+            <w:tcW w:type="dxa" w:w="1728"/>
+          </w:tcPr>
+          <w:p>
+            <w:r>
+              <w:rPr>
+                <w:sz w:val="19"/>
+              </w:rPr>
+              <w:t>HU-092</w:t>
+            </w:r>
+          </w:p>
+        </w:tc>
+        <w:tc>
+          <w:tcPr>
+            <w:tcW w:type="dxa" w:w="1728"/>
+          </w:tcPr>
+          <w:p>
+            <w:r>
+              <w:rPr>
+                <w:sz w:val="19"/>
+              </w:rPr>
+              <w:t>Descuentos automáticos por producto/categoría</w:t>
+            </w:r>
+          </w:p>
+        </w:tc>
+        <w:tc>
+          <w:tcPr>
+            <w:tcW w:type="dxa" w:w="1728"/>
+          </w:tcPr>
+          <w:p>
+            <w:r>
+              <w:rPr>
+                <w:sz w:val="19"/>
+              </w:rPr>
+              <w:t>Administrador</w:t>
+            </w:r>
+          </w:p>
+        </w:tc>
+        <w:tc>
+          <w:tcPr>
+            <w:tcW w:type="dxa" w:w="1728"/>
+          </w:tcPr>
+          <w:p>
+            <w:r>
+              <w:rPr>
+                <w:sz w:val="19"/>
+              </w:rPr>
+              <w:t>Si</w:t>
+            </w:r>
+          </w:p>
+        </w:tc>
+      </w:tr>
     </w:tbl>
     <w:p>
       <w:pPr>
@@ -21782,6 +21835,191 @@
               </w:rPr>
               <w:lastRenderedPageBreak/>
               <w:t>agente modere contenido inapropiado de forma trazable.</w:t>
+            </w:r>
+          </w:p>
+        </w:tc>
+      </w:tr>
+    </w:tbl>
+    <w:p>
+      <w:pPr>
+        <w:pStyle w:val="Heading3"/>
+      </w:pPr>
+      <w:r>
+        <w:t>HU-092 - Descuentos automáticos por producto y por categoría  [MCP]</w:t>
+      </w:r>
+    </w:p>
+    <w:p>
+      <w:pPr/>
+      <w:r>
+        <w:rPr>
+          <w:color w:val="555555"/>
+          <w:sz w:val="18"/>
+        </w:rPr>
+        <w:t>Estado: Pendiente   |   Prioridad: Media   |   Módulo: Administración   |   Tipo: Funcional</w:t>
+      </w:r>
+    </w:p>
+    <w:p>
+      <w:pPr/>
+      <w:r>
+        <w:rPr>
+          <w:b/>
+        </w:rPr>
+        <w:t xml:space="preserve">Historia: </w:t>
+      </w:r>
+      <w:r>
+        <w:t>Como Administrador, quiero aplicar un descuento (porcentaje o monto fijo) directamente a un producto o a todos los productos de una categoría, para que el precio rebajado se muestre automáticamente en el catálogo sin que el cliente tenga que ingresar ningún código.</w:t>
+      </w:r>
+    </w:p>
+    <w:p>
+      <w:pPr/>
+      <w:r>
+        <w:t>Criterios de aceptación:</w:t>
+      </w:r>
+    </w:p>
+    <w:p>
+      <w:pPr>
+        <w:pStyle w:val="ListBullet"/>
+      </w:pPr>
+      <w:r>
+        <w:t>El admin puede aplicar un descuento (% o monto fijo) a un producto individual, con vigencia opcional (fecha de inicio y fin).</w:t>
+      </w:r>
+    </w:p>
+    <w:p>
+      <w:pPr>
+        <w:pStyle w:val="ListBullet"/>
+      </w:pPr>
+      <w:r>
+        <w:t>El admin puede aplicar el mismo descuento a todos los productos de una categoría a la vez, sin editarlos uno por uno.</w:t>
+      </w:r>
+    </w:p>
+    <w:p>
+      <w:pPr>
+        <w:pStyle w:val="ListBullet"/>
+      </w:pPr>
+      <w:r>
+        <w:t>El catálogo y la ficha de producto muestran el precio original tachado junto al precio rebajado, sin acción del cliente.</w:t>
+      </w:r>
+    </w:p>
+    <w:p>
+      <w:pPr>
+        <w:pStyle w:val="ListBullet"/>
+      </w:pPr>
+      <w:r>
+        <w:t>El descuento aplicado es el que se cobra en el checkout (coherente con el precio mostrado).</w:t>
+      </w:r>
+    </w:p>
+    <w:p>
+      <w:pPr>
+        <w:pStyle w:val="ListBullet"/>
+      </w:pPr>
+      <w:r>
+        <w:t>El admin puede quitar el descuento de forma individual o masiva por categoría, restaurando el precio original.</w:t>
+      </w:r>
+    </w:p>
+    <w:p>
+      <w:pPr/>
+      <w:r>
+        <w:rPr>
+          <w:b/>
+          <w:color w:val="0E7A5F"/>
+          <w:sz w:val="19"/>
+        </w:rPr>
+        <w:t>[MCP] Herramienta del servidor MCP</w:t>
+      </w:r>
+    </w:p>
+    <w:tbl>
+      <w:tblPr>
+        <w:tblStyle w:val="TableGrid"/>
+        <w:tblW w:type="auto" w:w="0"/>
+        <w:tblLook w:firstColumn="1" w:firstRow="1" w:lastColumn="0" w:lastRow="0" w:noHBand="0" w:noVBand="1" w:val="04A0"/>
+      </w:tblPr>
+      <w:tblGrid>
+        <w:gridCol w:w="4320"/>
+        <w:gridCol w:w="4320"/>
+      </w:tblGrid>
+      <w:tr>
+        <w:tc>
+          <w:tcPr>
+            <w:tcW w:type="dxa" w:w="4320"/>
+          </w:tcPr>
+          <w:p>
+            <w:r>
+              <w:rPr>
+                <w:b/>
+                <w:sz w:val="19"/>
+              </w:rPr>
+              <w:t>Tool</w:t>
+            </w:r>
+          </w:p>
+        </w:tc>
+        <w:tc>
+          <w:tcPr>
+            <w:tcW w:type="dxa" w:w="4320"/>
+          </w:tcPr>
+          <w:p>
+            <w:r>
+              <w:rPr>
+                <w:sz w:val="19"/>
+              </w:rPr>
+              <w:t>promotions.applyDiscount</w:t>
+            </w:r>
+          </w:p>
+        </w:tc>
+      </w:tr>
+      <w:tr>
+        <w:tc>
+          <w:tcPr>
+            <w:tcW w:type="dxa" w:w="4320"/>
+          </w:tcPr>
+          <w:p>
+            <w:r>
+              <w:rPr>
+                <w:b/>
+                <w:sz w:val="19"/>
+              </w:rPr>
+              <w:t>Autenticación</w:t>
+            </w:r>
+          </w:p>
+        </w:tc>
+        <w:tc>
+          <w:tcPr>
+            <w:tcW w:type="dxa" w:w="4320"/>
+          </w:tcPr>
+          <w:p>
+            <w:r>
+              <w:rPr>
+                <w:sz w:val="19"/>
+              </w:rPr>
+              <w:t>JWT (Clerk) + rol Admin</w:t>
+            </w:r>
+          </w:p>
+        </w:tc>
+      </w:tr>
+      <w:tr>
+        <w:tc>
+          <w:tcPr>
+            <w:tcW w:type="dxa" w:w="4320"/>
+          </w:tcPr>
+          <w:p>
+            <w:r>
+              <w:rPr>
+                <w:b/>
+                <w:sz w:val="19"/>
+              </w:rPr>
+              <w:t>Permite</w:t>
+            </w:r>
+          </w:p>
+        </w:tc>
+        <w:tc>
+          <w:tcPr>
+            <w:tcW w:type="dxa" w:w="4320"/>
+          </w:tcPr>
+          <w:p>
+            <w:r>
+              <w:rPr>
+                <w:sz w:val="19"/>
+              </w:rPr>
+              <w:t>Aplicar o quitar descuentos por producto o categoría para que el agente ejecute campañas de rebajas de forma masiva.</w:t>
             </w:r>
           </w:p>
         </w:tc>

--- a/deliverables/Healthora-Historias-de-Usuario.docx
+++ b/deliverables/Healthora-Historias-de-Usuario.docx
@@ -328,7 +328,7 @@
           <w:r>
             <w:fldChar w:fldCharType="separate"/>
           </w:r>
-          <w:hyperlink w:anchor="_Toc233885176" w:history="1">
+          <w:hyperlink w:anchor="_Toc234358939" w:history="1">
             <w:r>
               <w:rPr>
                 <w:rStyle w:val="Hyperlink"/>
@@ -355,7 +355,7 @@
                 <w:noProof/>
                 <w:webHidden/>
               </w:rPr>
-              <w:instrText xml:space="preserve"> PAGEREF _Toc233885176 \h </w:instrText>
+              <w:instrText xml:space="preserve"> PAGEREF _Toc234358939 \h </w:instrText>
             </w:r>
             <w:r>
               <w:rPr>
@@ -402,7 +402,7 @@
               <w14:ligatures w14:val="standardContextual"/>
             </w:rPr>
           </w:pPr>
-          <w:hyperlink w:anchor="_Toc233885177" w:history="1">
+          <w:hyperlink w:anchor="_Toc234358940" w:history="1">
             <w:r>
               <w:rPr>
                 <w:rStyle w:val="Hyperlink"/>
@@ -429,7 +429,7 @@
                 <w:noProof/>
                 <w:webHidden/>
               </w:rPr>
-              <w:instrText xml:space="preserve"> PAGEREF _Toc233885177 \h </w:instrText>
+              <w:instrText xml:space="preserve"> PAGEREF _Toc234358940 \h </w:instrText>
             </w:r>
             <w:r>
               <w:rPr>
@@ -476,7 +476,7 @@
               <w14:ligatures w14:val="standardContextual"/>
             </w:rPr>
           </w:pPr>
-          <w:hyperlink w:anchor="_Toc233885178" w:history="1">
+          <w:hyperlink w:anchor="_Toc234358941" w:history="1">
             <w:r>
               <w:rPr>
                 <w:rStyle w:val="Hyperlink"/>
@@ -503,7 +503,7 @@
                 <w:noProof/>
                 <w:webHidden/>
               </w:rPr>
-              <w:instrText xml:space="preserve"> PAGEREF _Toc233885178 \h </w:instrText>
+              <w:instrText xml:space="preserve"> PAGEREF _Toc234358941 \h </w:instrText>
             </w:r>
             <w:r>
               <w:rPr>
@@ -550,7 +550,7 @@
               <w14:ligatures w14:val="standardContextual"/>
             </w:rPr>
           </w:pPr>
-          <w:hyperlink w:anchor="_Toc233885179" w:history="1">
+          <w:hyperlink w:anchor="_Toc234358942" w:history="1">
             <w:r>
               <w:rPr>
                 <w:rStyle w:val="Hyperlink"/>
@@ -577,7 +577,7 @@
                 <w:noProof/>
                 <w:webHidden/>
               </w:rPr>
-              <w:instrText xml:space="preserve"> PAGEREF _Toc233885179 \h </w:instrText>
+              <w:instrText xml:space="preserve"> PAGEREF _Toc234358942 \h </w:instrText>
             </w:r>
             <w:r>
               <w:rPr>
@@ -624,7 +624,7 @@
               <w14:ligatures w14:val="standardContextual"/>
             </w:rPr>
           </w:pPr>
-          <w:hyperlink w:anchor="_Toc233885180" w:history="1">
+          <w:hyperlink w:anchor="_Toc234358943" w:history="1">
             <w:r>
               <w:rPr>
                 <w:rStyle w:val="Hyperlink"/>
@@ -651,7 +651,7 @@
                 <w:noProof/>
                 <w:webHidden/>
               </w:rPr>
-              <w:instrText xml:space="preserve"> PAGEREF _Toc233885180 \h </w:instrText>
+              <w:instrText xml:space="preserve"> PAGEREF _Toc234358943 \h </w:instrText>
             </w:r>
             <w:r>
               <w:rPr>
@@ -698,7 +698,7 @@
               <w14:ligatures w14:val="standardContextual"/>
             </w:rPr>
           </w:pPr>
-          <w:hyperlink w:anchor="_Toc233885181" w:history="1">
+          <w:hyperlink w:anchor="_Toc234358944" w:history="1">
             <w:r>
               <w:rPr>
                 <w:rStyle w:val="Hyperlink"/>
@@ -725,7 +725,7 @@
                 <w:noProof/>
                 <w:webHidden/>
               </w:rPr>
-              <w:instrText xml:space="preserve"> PAGEREF _Toc233885181 \h </w:instrText>
+              <w:instrText xml:space="preserve"> PAGEREF _Toc234358944 \h </w:instrText>
             </w:r>
             <w:r>
               <w:rPr>
@@ -772,7 +772,7 @@
               <w14:ligatures w14:val="standardContextual"/>
             </w:rPr>
           </w:pPr>
-          <w:hyperlink w:anchor="_Toc233885182" w:history="1">
+          <w:hyperlink w:anchor="_Toc234358945" w:history="1">
             <w:r>
               <w:rPr>
                 <w:rStyle w:val="Hyperlink"/>
@@ -799,7 +799,7 @@
                 <w:noProof/>
                 <w:webHidden/>
               </w:rPr>
-              <w:instrText xml:space="preserve"> PAGEREF _Toc233885182 \h </w:instrText>
+              <w:instrText xml:space="preserve"> PAGEREF _Toc234358945 \h </w:instrText>
             </w:r>
             <w:r>
               <w:rPr>
@@ -846,7 +846,7 @@
               <w14:ligatures w14:val="standardContextual"/>
             </w:rPr>
           </w:pPr>
-          <w:hyperlink w:anchor="_Toc233885183" w:history="1">
+          <w:hyperlink w:anchor="_Toc234358946" w:history="1">
             <w:r>
               <w:rPr>
                 <w:rStyle w:val="Hyperlink"/>
@@ -873,7 +873,7 @@
                 <w:noProof/>
                 <w:webHidden/>
               </w:rPr>
-              <w:instrText xml:space="preserve"> PAGEREF _Toc233885183 \h </w:instrText>
+              <w:instrText xml:space="preserve"> PAGEREF _Toc234358946 \h </w:instrText>
             </w:r>
             <w:r>
               <w:rPr>
@@ -920,7 +920,7 @@
               <w14:ligatures w14:val="standardContextual"/>
             </w:rPr>
           </w:pPr>
-          <w:hyperlink w:anchor="_Toc233885184" w:history="1">
+          <w:hyperlink w:anchor="_Toc234358947" w:history="1">
             <w:r>
               <w:rPr>
                 <w:rStyle w:val="Hyperlink"/>
@@ -947,7 +947,7 @@
                 <w:noProof/>
                 <w:webHidden/>
               </w:rPr>
-              <w:instrText xml:space="preserve"> PAGEREF _Toc233885184 \h </w:instrText>
+              <w:instrText xml:space="preserve"> PAGEREF _Toc234358947 \h </w:instrText>
             </w:r>
             <w:r>
               <w:rPr>
@@ -994,7 +994,7 @@
               <w14:ligatures w14:val="standardContextual"/>
             </w:rPr>
           </w:pPr>
-          <w:hyperlink w:anchor="_Toc233885185" w:history="1">
+          <w:hyperlink w:anchor="_Toc234358948" w:history="1">
             <w:r>
               <w:rPr>
                 <w:rStyle w:val="Hyperlink"/>
@@ -1021,7 +1021,7 @@
                 <w:noProof/>
                 <w:webHidden/>
               </w:rPr>
-              <w:instrText xml:space="preserve"> PAGEREF _Toc233885185 \h </w:instrText>
+              <w:instrText xml:space="preserve"> PAGEREF _Toc234358948 \h </w:instrText>
             </w:r>
             <w:r>
               <w:rPr>
@@ -1068,7 +1068,7 @@
               <w14:ligatures w14:val="standardContextual"/>
             </w:rPr>
           </w:pPr>
-          <w:hyperlink w:anchor="_Toc233885186" w:history="1">
+          <w:hyperlink w:anchor="_Toc234358949" w:history="1">
             <w:r>
               <w:rPr>
                 <w:rStyle w:val="Hyperlink"/>
@@ -1095,7 +1095,7 @@
                 <w:noProof/>
                 <w:webHidden/>
               </w:rPr>
-              <w:instrText xml:space="preserve"> PAGEREF _Toc233885186 \h </w:instrText>
+              <w:instrText xml:space="preserve"> PAGEREF _Toc234358949 \h </w:instrText>
             </w:r>
             <w:r>
               <w:rPr>
@@ -1142,7 +1142,7 @@
               <w14:ligatures w14:val="standardContextual"/>
             </w:rPr>
           </w:pPr>
-          <w:hyperlink w:anchor="_Toc233885187" w:history="1">
+          <w:hyperlink w:anchor="_Toc234358950" w:history="1">
             <w:r>
               <w:rPr>
                 <w:rStyle w:val="Hyperlink"/>
@@ -1169,7 +1169,7 @@
                 <w:noProof/>
                 <w:webHidden/>
               </w:rPr>
-              <w:instrText xml:space="preserve"> PAGEREF _Toc233885187 \h </w:instrText>
+              <w:instrText xml:space="preserve"> PAGEREF _Toc234358950 \h </w:instrText>
             </w:r>
             <w:r>
               <w:rPr>
@@ -1216,7 +1216,7 @@
               <w14:ligatures w14:val="standardContextual"/>
             </w:rPr>
           </w:pPr>
-          <w:hyperlink w:anchor="_Toc233885188" w:history="1">
+          <w:hyperlink w:anchor="_Toc234358951" w:history="1">
             <w:r>
               <w:rPr>
                 <w:rStyle w:val="Hyperlink"/>
@@ -1243,7 +1243,7 @@
                 <w:noProof/>
                 <w:webHidden/>
               </w:rPr>
-              <w:instrText xml:space="preserve"> PAGEREF _Toc233885188 \h </w:instrText>
+              <w:instrText xml:space="preserve"> PAGEREF _Toc234358951 \h </w:instrText>
             </w:r>
             <w:r>
               <w:rPr>
@@ -1290,7 +1290,7 @@
               <w14:ligatures w14:val="standardContextual"/>
             </w:rPr>
           </w:pPr>
-          <w:hyperlink w:anchor="_Toc233885189" w:history="1">
+          <w:hyperlink w:anchor="_Toc234358952" w:history="1">
             <w:r>
               <w:rPr>
                 <w:rStyle w:val="Hyperlink"/>
@@ -1317,7 +1317,7 @@
                 <w:noProof/>
                 <w:webHidden/>
               </w:rPr>
-              <w:instrText xml:space="preserve"> PAGEREF _Toc233885189 \h </w:instrText>
+              <w:instrText xml:space="preserve"> PAGEREF _Toc234358952 \h </w:instrText>
             </w:r>
             <w:r>
               <w:rPr>
@@ -1364,7 +1364,7 @@
               <w14:ligatures w14:val="standardContextual"/>
             </w:rPr>
           </w:pPr>
-          <w:hyperlink w:anchor="_Toc233885190" w:history="1">
+          <w:hyperlink w:anchor="_Toc234358953" w:history="1">
             <w:r>
               <w:rPr>
                 <w:rStyle w:val="Hyperlink"/>
@@ -1391,7 +1391,7 @@
                 <w:noProof/>
                 <w:webHidden/>
               </w:rPr>
-              <w:instrText xml:space="preserve"> PAGEREF _Toc233885190 \h </w:instrText>
+              <w:instrText xml:space="preserve"> PAGEREF _Toc234358953 \h </w:instrText>
             </w:r>
             <w:r>
               <w:rPr>
@@ -1438,7 +1438,7 @@
               <w14:ligatures w14:val="standardContextual"/>
             </w:rPr>
           </w:pPr>
-          <w:hyperlink w:anchor="_Toc233885191" w:history="1">
+          <w:hyperlink w:anchor="_Toc234358954" w:history="1">
             <w:r>
               <w:rPr>
                 <w:rStyle w:val="Hyperlink"/>
@@ -1465,7 +1465,7 @@
                 <w:noProof/>
                 <w:webHidden/>
               </w:rPr>
-              <w:instrText xml:space="preserve"> PAGEREF _Toc233885191 \h </w:instrText>
+              <w:instrText xml:space="preserve"> PAGEREF _Toc234358954 \h </w:instrText>
             </w:r>
             <w:r>
               <w:rPr>
@@ -1512,7 +1512,7 @@
               <w14:ligatures w14:val="standardContextual"/>
             </w:rPr>
           </w:pPr>
-          <w:hyperlink w:anchor="_Toc233885192" w:history="1">
+          <w:hyperlink w:anchor="_Toc234358955" w:history="1">
             <w:r>
               <w:rPr>
                 <w:rStyle w:val="Hyperlink"/>
@@ -1539,7 +1539,7 @@
                 <w:noProof/>
                 <w:webHidden/>
               </w:rPr>
-              <w:instrText xml:space="preserve"> PAGEREF _Toc233885192 \h </w:instrText>
+              <w:instrText xml:space="preserve"> PAGEREF _Toc234358955 \h </w:instrText>
             </w:r>
             <w:r>
               <w:rPr>
@@ -1586,7 +1586,7 @@
               <w14:ligatures w14:val="standardContextual"/>
             </w:rPr>
           </w:pPr>
-          <w:hyperlink w:anchor="_Toc233885193" w:history="1">
+          <w:hyperlink w:anchor="_Toc234358956" w:history="1">
             <w:r>
               <w:rPr>
                 <w:rStyle w:val="Hyperlink"/>
@@ -1613,7 +1613,7 @@
                 <w:noProof/>
                 <w:webHidden/>
               </w:rPr>
-              <w:instrText xml:space="preserve"> PAGEREF _Toc233885193 \h </w:instrText>
+              <w:instrText xml:space="preserve"> PAGEREF _Toc234358956 \h </w:instrText>
             </w:r>
             <w:r>
               <w:rPr>
@@ -1660,7 +1660,7 @@
               <w14:ligatures w14:val="standardContextual"/>
             </w:rPr>
           </w:pPr>
-          <w:hyperlink w:anchor="_Toc233885194" w:history="1">
+          <w:hyperlink w:anchor="_Toc234358957" w:history="1">
             <w:r>
               <w:rPr>
                 <w:rStyle w:val="Hyperlink"/>
@@ -1687,7 +1687,7 @@
                 <w:noProof/>
                 <w:webHidden/>
               </w:rPr>
-              <w:instrText xml:space="preserve"> PAGEREF _Toc233885194 \h </w:instrText>
+              <w:instrText xml:space="preserve"> PAGEREF _Toc234358957 \h </w:instrText>
             </w:r>
             <w:r>
               <w:rPr>
@@ -1734,7 +1734,7 @@
               <w14:ligatures w14:val="standardContextual"/>
             </w:rPr>
           </w:pPr>
-          <w:hyperlink w:anchor="_Toc233885195" w:history="1">
+          <w:hyperlink w:anchor="_Toc234358958" w:history="1">
             <w:r>
               <w:rPr>
                 <w:rStyle w:val="Hyperlink"/>
@@ -1761,7 +1761,7 @@
                 <w:noProof/>
                 <w:webHidden/>
               </w:rPr>
-              <w:instrText xml:space="preserve"> PAGEREF _Toc233885195 \h </w:instrText>
+              <w:instrText xml:space="preserve"> PAGEREF _Toc234358958 \h </w:instrText>
             </w:r>
             <w:r>
               <w:rPr>
@@ -1808,7 +1808,7 @@
               <w14:ligatures w14:val="standardContextual"/>
             </w:rPr>
           </w:pPr>
-          <w:hyperlink w:anchor="_Toc233885196" w:history="1">
+          <w:hyperlink w:anchor="_Toc234358959" w:history="1">
             <w:r>
               <w:rPr>
                 <w:rStyle w:val="Hyperlink"/>
@@ -1835,7 +1835,7 @@
                 <w:noProof/>
                 <w:webHidden/>
               </w:rPr>
-              <w:instrText xml:space="preserve"> PAGEREF _Toc233885196 \h </w:instrText>
+              <w:instrText xml:space="preserve"> PAGEREF _Toc234358959 \h </w:instrText>
             </w:r>
             <w:r>
               <w:rPr>
@@ -1882,7 +1882,7 @@
               <w14:ligatures w14:val="standardContextual"/>
             </w:rPr>
           </w:pPr>
-          <w:hyperlink w:anchor="_Toc233885197" w:history="1">
+          <w:hyperlink w:anchor="_Toc234358960" w:history="1">
             <w:r>
               <w:rPr>
                 <w:rStyle w:val="Hyperlink"/>
@@ -1909,7 +1909,7 @@
                 <w:noProof/>
                 <w:webHidden/>
               </w:rPr>
-              <w:instrText xml:space="preserve"> PAGEREF _Toc233885197 \h </w:instrText>
+              <w:instrText xml:space="preserve"> PAGEREF _Toc234358960 \h </w:instrText>
             </w:r>
             <w:r>
               <w:rPr>
@@ -1956,7 +1956,7 @@
               <w14:ligatures w14:val="standardContextual"/>
             </w:rPr>
           </w:pPr>
-          <w:hyperlink w:anchor="_Toc233885198" w:history="1">
+          <w:hyperlink w:anchor="_Toc234358961" w:history="1">
             <w:r>
               <w:rPr>
                 <w:rStyle w:val="Hyperlink"/>
@@ -1983,7 +1983,7 @@
                 <w:noProof/>
                 <w:webHidden/>
               </w:rPr>
-              <w:instrText xml:space="preserve"> PAGEREF _Toc233885198 \h </w:instrText>
+              <w:instrText xml:space="preserve"> PAGEREF _Toc234358961 \h </w:instrText>
             </w:r>
             <w:r>
               <w:rPr>
@@ -2030,7 +2030,7 @@
               <w14:ligatures w14:val="standardContextual"/>
             </w:rPr>
           </w:pPr>
-          <w:hyperlink w:anchor="_Toc233885199" w:history="1">
+          <w:hyperlink w:anchor="_Toc234358962" w:history="1">
             <w:r>
               <w:rPr>
                 <w:rStyle w:val="Hyperlink"/>
@@ -2057,7 +2057,7 @@
                 <w:noProof/>
                 <w:webHidden/>
               </w:rPr>
-              <w:instrText xml:space="preserve"> PAGEREF _Toc233885199 \h </w:instrText>
+              <w:instrText xml:space="preserve"> PAGEREF _Toc234358962 \h </w:instrText>
             </w:r>
             <w:r>
               <w:rPr>
@@ -2104,7 +2104,7 @@
               <w14:ligatures w14:val="standardContextual"/>
             </w:rPr>
           </w:pPr>
-          <w:hyperlink w:anchor="_Toc233885200" w:history="1">
+          <w:hyperlink w:anchor="_Toc234358963" w:history="1">
             <w:r>
               <w:rPr>
                 <w:rStyle w:val="Hyperlink"/>
@@ -2131,7 +2131,7 @@
                 <w:noProof/>
                 <w:webHidden/>
               </w:rPr>
-              <w:instrText xml:space="preserve"> PAGEREF _Toc233885200 \h </w:instrText>
+              <w:instrText xml:space="preserve"> PAGEREF _Toc234358963 \h </w:instrText>
             </w:r>
             <w:r>
               <w:rPr>
@@ -2178,7 +2178,7 @@
               <w14:ligatures w14:val="standardContextual"/>
             </w:rPr>
           </w:pPr>
-          <w:hyperlink w:anchor="_Toc233885201" w:history="1">
+          <w:hyperlink w:anchor="_Toc234358964" w:history="1">
             <w:r>
               <w:rPr>
                 <w:rStyle w:val="Hyperlink"/>
@@ -2205,7 +2205,7 @@
                 <w:noProof/>
                 <w:webHidden/>
               </w:rPr>
-              <w:instrText xml:space="preserve"> PAGEREF _Toc233885201 \h </w:instrText>
+              <w:instrText xml:space="preserve"> PAGEREF _Toc234358964 \h </w:instrText>
             </w:r>
             <w:r>
               <w:rPr>
@@ -2252,7 +2252,7 @@
               <w14:ligatures w14:val="standardContextual"/>
             </w:rPr>
           </w:pPr>
-          <w:hyperlink w:anchor="_Toc233885202" w:history="1">
+          <w:hyperlink w:anchor="_Toc234358965" w:history="1">
             <w:r>
               <w:rPr>
                 <w:rStyle w:val="Hyperlink"/>
@@ -2279,7 +2279,7 @@
                 <w:noProof/>
                 <w:webHidden/>
               </w:rPr>
-              <w:instrText xml:space="preserve"> PAGEREF _Toc233885202 \h </w:instrText>
+              <w:instrText xml:space="preserve"> PAGEREF _Toc234358965 \h </w:instrText>
             </w:r>
             <w:r>
               <w:rPr>
@@ -2326,7 +2326,7 @@
               <w14:ligatures w14:val="standardContextual"/>
             </w:rPr>
           </w:pPr>
-          <w:hyperlink w:anchor="_Toc233885203" w:history="1">
+          <w:hyperlink w:anchor="_Toc234358966" w:history="1">
             <w:r>
               <w:rPr>
                 <w:rStyle w:val="Hyperlink"/>
@@ -2353,7 +2353,7 @@
                 <w:noProof/>
                 <w:webHidden/>
               </w:rPr>
-              <w:instrText xml:space="preserve"> PAGEREF _Toc233885203 \h </w:instrText>
+              <w:instrText xml:space="preserve"> PAGEREF _Toc234358966 \h </w:instrText>
             </w:r>
             <w:r>
               <w:rPr>
@@ -2400,7 +2400,7 @@
               <w14:ligatures w14:val="standardContextual"/>
             </w:rPr>
           </w:pPr>
-          <w:hyperlink w:anchor="_Toc233885204" w:history="1">
+          <w:hyperlink w:anchor="_Toc234358967" w:history="1">
             <w:r>
               <w:rPr>
                 <w:rStyle w:val="Hyperlink"/>
@@ -2427,7 +2427,7 @@
                 <w:noProof/>
                 <w:webHidden/>
               </w:rPr>
-              <w:instrText xml:space="preserve"> PAGEREF _Toc233885204 \h </w:instrText>
+              <w:instrText xml:space="preserve"> PAGEREF _Toc234358967 \h </w:instrText>
             </w:r>
             <w:r>
               <w:rPr>
@@ -2474,7 +2474,7 @@
               <w14:ligatures w14:val="standardContextual"/>
             </w:rPr>
           </w:pPr>
-          <w:hyperlink w:anchor="_Toc233885205" w:history="1">
+          <w:hyperlink w:anchor="_Toc234358968" w:history="1">
             <w:r>
               <w:rPr>
                 <w:rStyle w:val="Hyperlink"/>
@@ -2501,7 +2501,7 @@
                 <w:noProof/>
                 <w:webHidden/>
               </w:rPr>
-              <w:instrText xml:space="preserve"> PAGEREF _Toc233885205 \h </w:instrText>
+              <w:instrText xml:space="preserve"> PAGEREF _Toc234358968 \h </w:instrText>
             </w:r>
             <w:r>
               <w:rPr>
@@ -2548,7 +2548,7 @@
               <w14:ligatures w14:val="standardContextual"/>
             </w:rPr>
           </w:pPr>
-          <w:hyperlink w:anchor="_Toc233885206" w:history="1">
+          <w:hyperlink w:anchor="_Toc234358969" w:history="1">
             <w:r>
               <w:rPr>
                 <w:rStyle w:val="Hyperlink"/>
@@ -2575,7 +2575,7 @@
                 <w:noProof/>
                 <w:webHidden/>
               </w:rPr>
-              <w:instrText xml:space="preserve"> PAGEREF _Toc233885206 \h </w:instrText>
+              <w:instrText xml:space="preserve"> PAGEREF _Toc234358969 \h </w:instrText>
             </w:r>
             <w:r>
               <w:rPr>
@@ -2622,7 +2622,7 @@
               <w14:ligatures w14:val="standardContextual"/>
             </w:rPr>
           </w:pPr>
-          <w:hyperlink w:anchor="_Toc233885207" w:history="1">
+          <w:hyperlink w:anchor="_Toc234358970" w:history="1">
             <w:r>
               <w:rPr>
                 <w:rStyle w:val="Hyperlink"/>
@@ -2649,7 +2649,7 @@
                 <w:noProof/>
                 <w:webHidden/>
               </w:rPr>
-              <w:instrText xml:space="preserve"> PAGEREF _Toc233885207 \h </w:instrText>
+              <w:instrText xml:space="preserve"> PAGEREF _Toc234358970 \h </w:instrText>
             </w:r>
             <w:r>
               <w:rPr>
@@ -2696,7 +2696,7 @@
               <w14:ligatures w14:val="standardContextual"/>
             </w:rPr>
           </w:pPr>
-          <w:hyperlink w:anchor="_Toc233885208" w:history="1">
+          <w:hyperlink w:anchor="_Toc234358971" w:history="1">
             <w:r>
               <w:rPr>
                 <w:rStyle w:val="Hyperlink"/>
@@ -2723,7 +2723,7 @@
                 <w:noProof/>
                 <w:webHidden/>
               </w:rPr>
-              <w:instrText xml:space="preserve"> PAGEREF _Toc233885208 \h </w:instrText>
+              <w:instrText xml:space="preserve"> PAGEREF _Toc234358971 \h </w:instrText>
             </w:r>
             <w:r>
               <w:rPr>
@@ -2770,7 +2770,7 @@
               <w14:ligatures w14:val="standardContextual"/>
             </w:rPr>
           </w:pPr>
-          <w:hyperlink w:anchor="_Toc233885209" w:history="1">
+          <w:hyperlink w:anchor="_Toc234358972" w:history="1">
             <w:r>
               <w:rPr>
                 <w:rStyle w:val="Hyperlink"/>
@@ -2797,7 +2797,7 @@
                 <w:noProof/>
                 <w:webHidden/>
               </w:rPr>
-              <w:instrText xml:space="preserve"> PAGEREF _Toc233885209 \h </w:instrText>
+              <w:instrText xml:space="preserve"> PAGEREF _Toc234358972 \h </w:instrText>
             </w:r>
             <w:r>
               <w:rPr>
@@ -2844,7 +2844,7 @@
               <w14:ligatures w14:val="standardContextual"/>
             </w:rPr>
           </w:pPr>
-          <w:hyperlink w:anchor="_Toc233885210" w:history="1">
+          <w:hyperlink w:anchor="_Toc234358973" w:history="1">
             <w:r>
               <w:rPr>
                 <w:rStyle w:val="Hyperlink"/>
@@ -2872,7 +2872,7 @@
                 <w:noProof/>
                 <w:webHidden/>
               </w:rPr>
-              <w:instrText xml:space="preserve"> PAGEREF _Toc233885210 \h </w:instrText>
+              <w:instrText xml:space="preserve"> PAGEREF _Toc234358973 \h </w:instrText>
             </w:r>
             <w:r>
               <w:rPr>
@@ -2919,7 +2919,7 @@
               <w14:ligatures w14:val="standardContextual"/>
             </w:rPr>
           </w:pPr>
-          <w:hyperlink w:anchor="_Toc233885211" w:history="1">
+          <w:hyperlink w:anchor="_Toc234358974" w:history="1">
             <w:r>
               <w:rPr>
                 <w:rStyle w:val="Hyperlink"/>
@@ -2947,7 +2947,7 @@
                 <w:noProof/>
                 <w:webHidden/>
               </w:rPr>
-              <w:instrText xml:space="preserve"> PAGEREF _Toc233885211 \h </w:instrText>
+              <w:instrText xml:space="preserve"> PAGEREF _Toc234358974 \h </w:instrText>
             </w:r>
             <w:r>
               <w:rPr>
@@ -2994,7 +2994,7 @@
               <w14:ligatures w14:val="standardContextual"/>
             </w:rPr>
           </w:pPr>
-          <w:hyperlink w:anchor="_Toc233885212" w:history="1">
+          <w:hyperlink w:anchor="_Toc234358975" w:history="1">
             <w:r>
               <w:rPr>
                 <w:rStyle w:val="Hyperlink"/>
@@ -3021,7 +3021,7 @@
                 <w:noProof/>
                 <w:webHidden/>
               </w:rPr>
-              <w:instrText xml:space="preserve"> PAGEREF _Toc233885212 \h </w:instrText>
+              <w:instrText xml:space="preserve"> PAGEREF _Toc234358975 \h </w:instrText>
             </w:r>
             <w:r>
               <w:rPr>
@@ -3068,7 +3068,7 @@
               <w14:ligatures w14:val="standardContextual"/>
             </w:rPr>
           </w:pPr>
-          <w:hyperlink w:anchor="_Toc233885213" w:history="1">
+          <w:hyperlink w:anchor="_Toc234358976" w:history="1">
             <w:r>
               <w:rPr>
                 <w:rStyle w:val="Hyperlink"/>
@@ -3095,7 +3095,7 @@
                 <w:noProof/>
                 <w:webHidden/>
               </w:rPr>
-              <w:instrText xml:space="preserve"> PAGEREF _Toc233885213 \h </w:instrText>
+              <w:instrText xml:space="preserve"> PAGEREF _Toc234358976 \h </w:instrText>
             </w:r>
             <w:r>
               <w:rPr>
@@ -3142,7 +3142,7 @@
               <w14:ligatures w14:val="standardContextual"/>
             </w:rPr>
           </w:pPr>
-          <w:hyperlink w:anchor="_Toc233885214" w:history="1">
+          <w:hyperlink w:anchor="_Toc234358977" w:history="1">
             <w:r>
               <w:rPr>
                 <w:rStyle w:val="Hyperlink"/>
@@ -3169,7 +3169,7 @@
                 <w:noProof/>
                 <w:webHidden/>
               </w:rPr>
-              <w:instrText xml:space="preserve"> PAGEREF _Toc233885214 \h </w:instrText>
+              <w:instrText xml:space="preserve"> PAGEREF _Toc234358977 \h </w:instrText>
             </w:r>
             <w:r>
               <w:rPr>
@@ -3216,7 +3216,7 @@
               <w14:ligatures w14:val="standardContextual"/>
             </w:rPr>
           </w:pPr>
-          <w:hyperlink w:anchor="_Toc233885215" w:history="1">
+          <w:hyperlink w:anchor="_Toc234358978" w:history="1">
             <w:r>
               <w:rPr>
                 <w:rStyle w:val="Hyperlink"/>
@@ -3243,7 +3243,7 @@
                 <w:noProof/>
                 <w:webHidden/>
               </w:rPr>
-              <w:instrText xml:space="preserve"> PAGEREF _Toc233885215 \h </w:instrText>
+              <w:instrText xml:space="preserve"> PAGEREF _Toc234358978 \h </w:instrText>
             </w:r>
             <w:r>
               <w:rPr>
@@ -3290,7 +3290,7 @@
               <w14:ligatures w14:val="standardContextual"/>
             </w:rPr>
           </w:pPr>
-          <w:hyperlink w:anchor="_Toc233885216" w:history="1">
+          <w:hyperlink w:anchor="_Toc234358979" w:history="1">
             <w:r>
               <w:rPr>
                 <w:rStyle w:val="Hyperlink"/>
@@ -3317,7 +3317,7 @@
                 <w:noProof/>
                 <w:webHidden/>
               </w:rPr>
-              <w:instrText xml:space="preserve"> PAGEREF _Toc233885216 \h </w:instrText>
+              <w:instrText xml:space="preserve"> PAGEREF _Toc234358979 \h </w:instrText>
             </w:r>
             <w:r>
               <w:rPr>
@@ -3364,7 +3364,7 @@
               <w14:ligatures w14:val="standardContextual"/>
             </w:rPr>
           </w:pPr>
-          <w:hyperlink w:anchor="_Toc233885217" w:history="1">
+          <w:hyperlink w:anchor="_Toc234358980" w:history="1">
             <w:r>
               <w:rPr>
                 <w:rStyle w:val="Hyperlink"/>
@@ -3391,7 +3391,7 @@
                 <w:noProof/>
                 <w:webHidden/>
               </w:rPr>
-              <w:instrText xml:space="preserve"> PAGEREF _Toc233885217 \h </w:instrText>
+              <w:instrText xml:space="preserve"> PAGEREF _Toc234358980 \h </w:instrText>
             </w:r>
             <w:r>
               <w:rPr>
@@ -3438,7 +3438,7 @@
               <w14:ligatures w14:val="standardContextual"/>
             </w:rPr>
           </w:pPr>
-          <w:hyperlink w:anchor="_Toc233885218" w:history="1">
+          <w:hyperlink w:anchor="_Toc234358981" w:history="1">
             <w:r>
               <w:rPr>
                 <w:rStyle w:val="Hyperlink"/>
@@ -3465,7 +3465,7 @@
                 <w:noProof/>
                 <w:webHidden/>
               </w:rPr>
-              <w:instrText xml:space="preserve"> PAGEREF _Toc233885218 \h </w:instrText>
+              <w:instrText xml:space="preserve"> PAGEREF _Toc234358981 \h </w:instrText>
             </w:r>
             <w:r>
               <w:rPr>
@@ -3512,7 +3512,7 @@
               <w14:ligatures w14:val="standardContextual"/>
             </w:rPr>
           </w:pPr>
-          <w:hyperlink w:anchor="_Toc233885219" w:history="1">
+          <w:hyperlink w:anchor="_Toc234358982" w:history="1">
             <w:r>
               <w:rPr>
                 <w:rStyle w:val="Hyperlink"/>
@@ -3539,7 +3539,7 @@
                 <w:noProof/>
                 <w:webHidden/>
               </w:rPr>
-              <w:instrText xml:space="preserve"> PAGEREF _Toc233885219 \h </w:instrText>
+              <w:instrText xml:space="preserve"> PAGEREF _Toc234358982 \h </w:instrText>
             </w:r>
             <w:r>
               <w:rPr>
@@ -3586,7 +3586,7 @@
               <w14:ligatures w14:val="standardContextual"/>
             </w:rPr>
           </w:pPr>
-          <w:hyperlink w:anchor="_Toc233885220" w:history="1">
+          <w:hyperlink w:anchor="_Toc234358983" w:history="1">
             <w:r>
               <w:rPr>
                 <w:rStyle w:val="Hyperlink"/>
@@ -3613,7 +3613,7 @@
                 <w:noProof/>
                 <w:webHidden/>
               </w:rPr>
-              <w:instrText xml:space="preserve"> PAGEREF _Toc233885220 \h </w:instrText>
+              <w:instrText xml:space="preserve"> PAGEREF _Toc234358983 \h </w:instrText>
             </w:r>
             <w:r>
               <w:rPr>
@@ -3660,7 +3660,7 @@
               <w14:ligatures w14:val="standardContextual"/>
             </w:rPr>
           </w:pPr>
-          <w:hyperlink w:anchor="_Toc233885221" w:history="1">
+          <w:hyperlink w:anchor="_Toc234358984" w:history="1">
             <w:r>
               <w:rPr>
                 <w:rStyle w:val="Hyperlink"/>
@@ -3687,7 +3687,7 @@
                 <w:noProof/>
                 <w:webHidden/>
               </w:rPr>
-              <w:instrText xml:space="preserve"> PAGEREF _Toc233885221 \h </w:instrText>
+              <w:instrText xml:space="preserve"> PAGEREF _Toc234358984 \h </w:instrText>
             </w:r>
             <w:r>
               <w:rPr>
@@ -3734,7 +3734,7 @@
               <w14:ligatures w14:val="standardContextual"/>
             </w:rPr>
           </w:pPr>
-          <w:hyperlink w:anchor="_Toc233885222" w:history="1">
+          <w:hyperlink w:anchor="_Toc234358985" w:history="1">
             <w:r>
               <w:rPr>
                 <w:rStyle w:val="Hyperlink"/>
@@ -3761,7 +3761,7 @@
                 <w:noProof/>
                 <w:webHidden/>
               </w:rPr>
-              <w:instrText xml:space="preserve"> PAGEREF _Toc233885222 \h </w:instrText>
+              <w:instrText xml:space="preserve"> PAGEREF _Toc234358985 \h </w:instrText>
             </w:r>
             <w:r>
               <w:rPr>
@@ -3808,7 +3808,7 @@
               <w14:ligatures w14:val="standardContextual"/>
             </w:rPr>
           </w:pPr>
-          <w:hyperlink w:anchor="_Toc233885223" w:history="1">
+          <w:hyperlink w:anchor="_Toc234358986" w:history="1">
             <w:r>
               <w:rPr>
                 <w:rStyle w:val="Hyperlink"/>
@@ -3835,7 +3835,7 @@
                 <w:noProof/>
                 <w:webHidden/>
               </w:rPr>
-              <w:instrText xml:space="preserve"> PAGEREF _Toc233885223 \h </w:instrText>
+              <w:instrText xml:space="preserve"> PAGEREF _Toc234358986 \h </w:instrText>
             </w:r>
             <w:r>
               <w:rPr>
@@ -3882,7 +3882,7 @@
               <w14:ligatures w14:val="standardContextual"/>
             </w:rPr>
           </w:pPr>
-          <w:hyperlink w:anchor="_Toc233885224" w:history="1">
+          <w:hyperlink w:anchor="_Toc234358987" w:history="1">
             <w:r>
               <w:rPr>
                 <w:rStyle w:val="Hyperlink"/>
@@ -3909,7 +3909,7 @@
                 <w:noProof/>
                 <w:webHidden/>
               </w:rPr>
-              <w:instrText xml:space="preserve"> PAGEREF _Toc233885224 \h </w:instrText>
+              <w:instrText xml:space="preserve"> PAGEREF _Toc234358987 \h </w:instrText>
             </w:r>
             <w:r>
               <w:rPr>
@@ -3956,7 +3956,7 @@
               <w14:ligatures w14:val="standardContextual"/>
             </w:rPr>
           </w:pPr>
-          <w:hyperlink w:anchor="_Toc233885225" w:history="1">
+          <w:hyperlink w:anchor="_Toc234358988" w:history="1">
             <w:r>
               <w:rPr>
                 <w:rStyle w:val="Hyperlink"/>
@@ -3983,7 +3983,7 @@
                 <w:noProof/>
                 <w:webHidden/>
               </w:rPr>
-              <w:instrText xml:space="preserve"> PAGEREF _Toc233885225 \h </w:instrText>
+              <w:instrText xml:space="preserve"> PAGEREF _Toc234358988 \h </w:instrText>
             </w:r>
             <w:r>
               <w:rPr>
@@ -4030,7 +4030,7 @@
               <w14:ligatures w14:val="standardContextual"/>
             </w:rPr>
           </w:pPr>
-          <w:hyperlink w:anchor="_Toc233885226" w:history="1">
+          <w:hyperlink w:anchor="_Toc234358989" w:history="1">
             <w:r>
               <w:rPr>
                 <w:rStyle w:val="Hyperlink"/>
@@ -4057,7 +4057,7 @@
                 <w:noProof/>
                 <w:webHidden/>
               </w:rPr>
-              <w:instrText xml:space="preserve"> PAGEREF _Toc233885226 \h </w:instrText>
+              <w:instrText xml:space="preserve"> PAGEREF _Toc234358989 \h </w:instrText>
             </w:r>
             <w:r>
               <w:rPr>
@@ -4104,7 +4104,7 @@
               <w14:ligatures w14:val="standardContextual"/>
             </w:rPr>
           </w:pPr>
-          <w:hyperlink w:anchor="_Toc233885227" w:history="1">
+          <w:hyperlink w:anchor="_Toc234358990" w:history="1">
             <w:r>
               <w:rPr>
                 <w:rStyle w:val="Hyperlink"/>
@@ -4131,7 +4131,7 @@
                 <w:noProof/>
                 <w:webHidden/>
               </w:rPr>
-              <w:instrText xml:space="preserve"> PAGEREF _Toc233885227 \h </w:instrText>
+              <w:instrText xml:space="preserve"> PAGEREF _Toc234358990 \h </w:instrText>
             </w:r>
             <w:r>
               <w:rPr>
@@ -4178,7 +4178,7 @@
               <w14:ligatures w14:val="standardContextual"/>
             </w:rPr>
           </w:pPr>
-          <w:hyperlink w:anchor="_Toc233885228" w:history="1">
+          <w:hyperlink w:anchor="_Toc234358991" w:history="1">
             <w:r>
               <w:rPr>
                 <w:rStyle w:val="Hyperlink"/>
@@ -4205,7 +4205,7 @@
                 <w:noProof/>
                 <w:webHidden/>
               </w:rPr>
-              <w:instrText xml:space="preserve"> PAGEREF _Toc233885228 \h </w:instrText>
+              <w:instrText xml:space="preserve"> PAGEREF _Toc234358991 \h </w:instrText>
             </w:r>
             <w:r>
               <w:rPr>
@@ -4252,7 +4252,7 @@
               <w14:ligatures w14:val="standardContextual"/>
             </w:rPr>
           </w:pPr>
-          <w:hyperlink w:anchor="_Toc233885229" w:history="1">
+          <w:hyperlink w:anchor="_Toc234358992" w:history="1">
             <w:r>
               <w:rPr>
                 <w:rStyle w:val="Hyperlink"/>
@@ -4280,7 +4280,7 @@
                 <w:noProof/>
                 <w:webHidden/>
               </w:rPr>
-              <w:instrText xml:space="preserve"> PAGEREF _Toc233885229 \h </w:instrText>
+              <w:instrText xml:space="preserve"> PAGEREF _Toc234358992 \h </w:instrText>
             </w:r>
             <w:r>
               <w:rPr>
@@ -4327,7 +4327,7 @@
               <w14:ligatures w14:val="standardContextual"/>
             </w:rPr>
           </w:pPr>
-          <w:hyperlink w:anchor="_Toc233885230" w:history="1">
+          <w:hyperlink w:anchor="_Toc234358993" w:history="1">
             <w:r>
               <w:rPr>
                 <w:rStyle w:val="Hyperlink"/>
@@ -4355,7 +4355,7 @@
                 <w:noProof/>
                 <w:webHidden/>
               </w:rPr>
-              <w:instrText xml:space="preserve"> PAGEREF _Toc233885230 \h </w:instrText>
+              <w:instrText xml:space="preserve"> PAGEREF _Toc234358993 \h </w:instrText>
             </w:r>
             <w:r>
               <w:rPr>
@@ -4402,7 +4402,7 @@
               <w14:ligatures w14:val="standardContextual"/>
             </w:rPr>
           </w:pPr>
-          <w:hyperlink w:anchor="_Toc233885231" w:history="1">
+          <w:hyperlink w:anchor="_Toc234358994" w:history="1">
             <w:r>
               <w:rPr>
                 <w:rStyle w:val="Hyperlink"/>
@@ -4429,7 +4429,7 @@
                 <w:noProof/>
                 <w:webHidden/>
               </w:rPr>
-              <w:instrText xml:space="preserve"> PAGEREF _Toc233885231 \h </w:instrText>
+              <w:instrText xml:space="preserve"> PAGEREF _Toc234358994 \h </w:instrText>
             </w:r>
             <w:r>
               <w:rPr>
@@ -4476,7 +4476,7 @@
               <w14:ligatures w14:val="standardContextual"/>
             </w:rPr>
           </w:pPr>
-          <w:hyperlink w:anchor="_Toc233885232" w:history="1">
+          <w:hyperlink w:anchor="_Toc234358995" w:history="1">
             <w:r>
               <w:rPr>
                 <w:rStyle w:val="Hyperlink"/>
@@ -4503,7 +4503,7 @@
                 <w:noProof/>
                 <w:webHidden/>
               </w:rPr>
-              <w:instrText xml:space="preserve"> PAGEREF _Toc233885232 \h </w:instrText>
+              <w:instrText xml:space="preserve"> PAGEREF _Toc234358995 \h </w:instrText>
             </w:r>
             <w:r>
               <w:rPr>
@@ -4550,7 +4550,7 @@
               <w14:ligatures w14:val="standardContextual"/>
             </w:rPr>
           </w:pPr>
-          <w:hyperlink w:anchor="_Toc233885233" w:history="1">
+          <w:hyperlink w:anchor="_Toc234358996" w:history="1">
             <w:r>
               <w:rPr>
                 <w:rStyle w:val="Hyperlink"/>
@@ -4577,7 +4577,7 @@
                 <w:noProof/>
                 <w:webHidden/>
               </w:rPr>
-              <w:instrText xml:space="preserve"> PAGEREF _Toc233885233 \h </w:instrText>
+              <w:instrText xml:space="preserve"> PAGEREF _Toc234358996 \h </w:instrText>
             </w:r>
             <w:r>
               <w:rPr>
@@ -4624,7 +4624,7 @@
               <w14:ligatures w14:val="standardContextual"/>
             </w:rPr>
           </w:pPr>
-          <w:hyperlink w:anchor="_Toc233885234" w:history="1">
+          <w:hyperlink w:anchor="_Toc234358997" w:history="1">
             <w:r>
               <w:rPr>
                 <w:rStyle w:val="Hyperlink"/>
@@ -4651,7 +4651,7 @@
                 <w:noProof/>
                 <w:webHidden/>
               </w:rPr>
-              <w:instrText xml:space="preserve"> PAGEREF _Toc233885234 \h </w:instrText>
+              <w:instrText xml:space="preserve"> PAGEREF _Toc234358997 \h </w:instrText>
             </w:r>
             <w:r>
               <w:rPr>
@@ -4698,7 +4698,7 @@
               <w14:ligatures w14:val="standardContextual"/>
             </w:rPr>
           </w:pPr>
-          <w:hyperlink w:anchor="_Toc233885235" w:history="1">
+          <w:hyperlink w:anchor="_Toc234358998" w:history="1">
             <w:r>
               <w:rPr>
                 <w:rStyle w:val="Hyperlink"/>
@@ -4725,7 +4725,7 @@
                 <w:noProof/>
                 <w:webHidden/>
               </w:rPr>
-              <w:instrText xml:space="preserve"> PAGEREF _Toc233885235 \h </w:instrText>
+              <w:instrText xml:space="preserve"> PAGEREF _Toc234358998 \h </w:instrText>
             </w:r>
             <w:r>
               <w:rPr>
@@ -4772,7 +4772,7 @@
               <w14:ligatures w14:val="standardContextual"/>
             </w:rPr>
           </w:pPr>
-          <w:hyperlink w:anchor="_Toc233885236" w:history="1">
+          <w:hyperlink w:anchor="_Toc234358999" w:history="1">
             <w:r>
               <w:rPr>
                 <w:rStyle w:val="Hyperlink"/>
@@ -4799,7 +4799,7 @@
                 <w:noProof/>
                 <w:webHidden/>
               </w:rPr>
-              <w:instrText xml:space="preserve"> PAGEREF _Toc233885236 \h </w:instrText>
+              <w:instrText xml:space="preserve"> PAGEREF _Toc234358999 \h </w:instrText>
             </w:r>
             <w:r>
               <w:rPr>
@@ -4846,7 +4846,7 @@
               <w14:ligatures w14:val="standardContextual"/>
             </w:rPr>
           </w:pPr>
-          <w:hyperlink w:anchor="_Toc233885237" w:history="1">
+          <w:hyperlink w:anchor="_Toc234359000" w:history="1">
             <w:r>
               <w:rPr>
                 <w:rStyle w:val="Hyperlink"/>
@@ -4873,7 +4873,7 @@
                 <w:noProof/>
                 <w:webHidden/>
               </w:rPr>
-              <w:instrText xml:space="preserve"> PAGEREF _Toc233885237 \h </w:instrText>
+              <w:instrText xml:space="preserve"> PAGEREF _Toc234359000 \h </w:instrText>
             </w:r>
             <w:r>
               <w:rPr>
@@ -4920,7 +4920,7 @@
               <w14:ligatures w14:val="standardContextual"/>
             </w:rPr>
           </w:pPr>
-          <w:hyperlink w:anchor="_Toc233885238" w:history="1">
+          <w:hyperlink w:anchor="_Toc234359001" w:history="1">
             <w:r>
               <w:rPr>
                 <w:rStyle w:val="Hyperlink"/>
@@ -4947,7 +4947,7 @@
                 <w:noProof/>
                 <w:webHidden/>
               </w:rPr>
-              <w:instrText xml:space="preserve"> PAGEREF _Toc233885238 \h </w:instrText>
+              <w:instrText xml:space="preserve"> PAGEREF _Toc234359001 \h </w:instrText>
             </w:r>
             <w:r>
               <w:rPr>
@@ -4994,7 +4994,7 @@
               <w14:ligatures w14:val="standardContextual"/>
             </w:rPr>
           </w:pPr>
-          <w:hyperlink w:anchor="_Toc233885239" w:history="1">
+          <w:hyperlink w:anchor="_Toc234359002" w:history="1">
             <w:r>
               <w:rPr>
                 <w:rStyle w:val="Hyperlink"/>
@@ -5021,7 +5021,7 @@
                 <w:noProof/>
                 <w:webHidden/>
               </w:rPr>
-              <w:instrText xml:space="preserve"> PAGEREF _Toc233885239 \h </w:instrText>
+              <w:instrText xml:space="preserve"> PAGEREF _Toc234359002 \h </w:instrText>
             </w:r>
             <w:r>
               <w:rPr>
@@ -5068,7 +5068,7 @@
               <w14:ligatures w14:val="standardContextual"/>
             </w:rPr>
           </w:pPr>
-          <w:hyperlink w:anchor="_Toc233885240" w:history="1">
+          <w:hyperlink w:anchor="_Toc234359003" w:history="1">
             <w:r>
               <w:rPr>
                 <w:rStyle w:val="Hyperlink"/>
@@ -5095,7 +5095,7 @@
                 <w:noProof/>
                 <w:webHidden/>
               </w:rPr>
-              <w:instrText xml:space="preserve"> PAGEREF _Toc233885240 \h </w:instrText>
+              <w:instrText xml:space="preserve"> PAGEREF _Toc234359003 \h </w:instrText>
             </w:r>
             <w:r>
               <w:rPr>
@@ -5142,7 +5142,7 @@
               <w14:ligatures w14:val="standardContextual"/>
             </w:rPr>
           </w:pPr>
-          <w:hyperlink w:anchor="_Toc233885241" w:history="1">
+          <w:hyperlink w:anchor="_Toc234359004" w:history="1">
             <w:r>
               <w:rPr>
                 <w:rStyle w:val="Hyperlink"/>
@@ -5169,7 +5169,7 @@
                 <w:noProof/>
                 <w:webHidden/>
               </w:rPr>
-              <w:instrText xml:space="preserve"> PAGEREF _Toc233885241 \h </w:instrText>
+              <w:instrText xml:space="preserve"> PAGEREF _Toc234359004 \h </w:instrText>
             </w:r>
             <w:r>
               <w:rPr>
@@ -5216,7 +5216,7 @@
               <w14:ligatures w14:val="standardContextual"/>
             </w:rPr>
           </w:pPr>
-          <w:hyperlink w:anchor="_Toc233885242" w:history="1">
+          <w:hyperlink w:anchor="_Toc234359005" w:history="1">
             <w:r>
               <w:rPr>
                 <w:rStyle w:val="Hyperlink"/>
@@ -5243,7 +5243,7 @@
                 <w:noProof/>
                 <w:webHidden/>
               </w:rPr>
-              <w:instrText xml:space="preserve"> PAGEREF _Toc233885242 \h </w:instrText>
+              <w:instrText xml:space="preserve"> PAGEREF _Toc234359005 \h </w:instrText>
             </w:r>
             <w:r>
               <w:rPr>
@@ -5290,7 +5290,7 @@
               <w14:ligatures w14:val="standardContextual"/>
             </w:rPr>
           </w:pPr>
-          <w:hyperlink w:anchor="_Toc233885243" w:history="1">
+          <w:hyperlink w:anchor="_Toc234359006" w:history="1">
             <w:r>
               <w:rPr>
                 <w:rStyle w:val="Hyperlink"/>
@@ -5317,7 +5317,7 @@
                 <w:noProof/>
                 <w:webHidden/>
               </w:rPr>
-              <w:instrText xml:space="preserve"> PAGEREF _Toc233885243 \h </w:instrText>
+              <w:instrText xml:space="preserve"> PAGEREF _Toc234359006 \h </w:instrText>
             </w:r>
             <w:r>
               <w:rPr>
@@ -5364,7 +5364,7 @@
               <w14:ligatures w14:val="standardContextual"/>
             </w:rPr>
           </w:pPr>
-          <w:hyperlink w:anchor="_Toc233885244" w:history="1">
+          <w:hyperlink w:anchor="_Toc234359007" w:history="1">
             <w:r>
               <w:rPr>
                 <w:rStyle w:val="Hyperlink"/>
@@ -5391,7 +5391,7 @@
                 <w:noProof/>
                 <w:webHidden/>
               </w:rPr>
-              <w:instrText xml:space="preserve"> PAGEREF _Toc233885244 \h </w:instrText>
+              <w:instrText xml:space="preserve"> PAGEREF _Toc234359007 \h </w:instrText>
             </w:r>
             <w:r>
               <w:rPr>
@@ -5438,7 +5438,7 @@
               <w14:ligatures w14:val="standardContextual"/>
             </w:rPr>
           </w:pPr>
-          <w:hyperlink w:anchor="_Toc233885245" w:history="1">
+          <w:hyperlink w:anchor="_Toc234359008" w:history="1">
             <w:r>
               <w:rPr>
                 <w:rStyle w:val="Hyperlink"/>
@@ -5465,7 +5465,7 @@
                 <w:noProof/>
                 <w:webHidden/>
               </w:rPr>
-              <w:instrText xml:space="preserve"> PAGEREF _Toc233885245 \h </w:instrText>
+              <w:instrText xml:space="preserve"> PAGEREF _Toc234359008 \h </w:instrText>
             </w:r>
             <w:r>
               <w:rPr>
@@ -5512,7 +5512,7 @@
               <w14:ligatures w14:val="standardContextual"/>
             </w:rPr>
           </w:pPr>
-          <w:hyperlink w:anchor="_Toc233885246" w:history="1">
+          <w:hyperlink w:anchor="_Toc234359009" w:history="1">
             <w:r>
               <w:rPr>
                 <w:rStyle w:val="Hyperlink"/>
@@ -5539,7 +5539,7 @@
                 <w:noProof/>
                 <w:webHidden/>
               </w:rPr>
-              <w:instrText xml:space="preserve"> PAGEREF _Toc233885246 \h </w:instrText>
+              <w:instrText xml:space="preserve"> PAGEREF _Toc234359009 \h </w:instrText>
             </w:r>
             <w:r>
               <w:rPr>
@@ -5586,7 +5586,7 @@
               <w14:ligatures w14:val="standardContextual"/>
             </w:rPr>
           </w:pPr>
-          <w:hyperlink w:anchor="_Toc233885247" w:history="1">
+          <w:hyperlink w:anchor="_Toc234359010" w:history="1">
             <w:r>
               <w:rPr>
                 <w:rStyle w:val="Hyperlink"/>
@@ -5613,7 +5613,7 @@
                 <w:noProof/>
                 <w:webHidden/>
               </w:rPr>
-              <w:instrText xml:space="preserve"> PAGEREF _Toc233885247 \h </w:instrText>
+              <w:instrText xml:space="preserve"> PAGEREF _Toc234359010 \h </w:instrText>
             </w:r>
             <w:r>
               <w:rPr>
@@ -5660,7 +5660,7 @@
               <w14:ligatures w14:val="standardContextual"/>
             </w:rPr>
           </w:pPr>
-          <w:hyperlink w:anchor="_Toc233885248" w:history="1">
+          <w:hyperlink w:anchor="_Toc234359011" w:history="1">
             <w:r>
               <w:rPr>
                 <w:rStyle w:val="Hyperlink"/>
@@ -5687,7 +5687,7 @@
                 <w:noProof/>
                 <w:webHidden/>
               </w:rPr>
-              <w:instrText xml:space="preserve"> PAGEREF _Toc233885248 \h </w:instrText>
+              <w:instrText xml:space="preserve"> PAGEREF _Toc234359011 \h </w:instrText>
             </w:r>
             <w:r>
               <w:rPr>
@@ -5734,7 +5734,7 @@
               <w14:ligatures w14:val="standardContextual"/>
             </w:rPr>
           </w:pPr>
-          <w:hyperlink w:anchor="_Toc233885249" w:history="1">
+          <w:hyperlink w:anchor="_Toc234359012" w:history="1">
             <w:r>
               <w:rPr>
                 <w:rStyle w:val="Hyperlink"/>
@@ -5761,7 +5761,7 @@
                 <w:noProof/>
                 <w:webHidden/>
               </w:rPr>
-              <w:instrText xml:space="preserve"> PAGEREF _Toc233885249 \h </w:instrText>
+              <w:instrText xml:space="preserve"> PAGEREF _Toc234359012 \h </w:instrText>
             </w:r>
             <w:r>
               <w:rPr>
@@ -5808,7 +5808,7 @@
               <w14:ligatures w14:val="standardContextual"/>
             </w:rPr>
           </w:pPr>
-          <w:hyperlink w:anchor="_Toc233885250" w:history="1">
+          <w:hyperlink w:anchor="_Toc234359013" w:history="1">
             <w:r>
               <w:rPr>
                 <w:rStyle w:val="Hyperlink"/>
@@ -5835,7 +5835,7 @@
                 <w:noProof/>
                 <w:webHidden/>
               </w:rPr>
-              <w:instrText xml:space="preserve"> PAGEREF _Toc233885250 \h </w:instrText>
+              <w:instrText xml:space="preserve"> PAGEREF _Toc234359013 \h </w:instrText>
             </w:r>
             <w:r>
               <w:rPr>
@@ -5882,7 +5882,7 @@
               <w14:ligatures w14:val="standardContextual"/>
             </w:rPr>
           </w:pPr>
-          <w:hyperlink w:anchor="_Toc233885251" w:history="1">
+          <w:hyperlink w:anchor="_Toc234359014" w:history="1">
             <w:r>
               <w:rPr>
                 <w:rStyle w:val="Hyperlink"/>
@@ -5909,7 +5909,7 @@
                 <w:noProof/>
                 <w:webHidden/>
               </w:rPr>
-              <w:instrText xml:space="preserve"> PAGEREF _Toc233885251 \h </w:instrText>
+              <w:instrText xml:space="preserve"> PAGEREF _Toc234359014 \h </w:instrText>
             </w:r>
             <w:r>
               <w:rPr>
@@ -5930,6 +5930,80 @@
                 <w:webHidden/>
               </w:rPr>
               <w:t>27</w:t>
+            </w:r>
+            <w:r>
+              <w:rPr>
+                <w:noProof/>
+                <w:webHidden/>
+              </w:rPr>
+              <w:fldChar w:fldCharType="end"/>
+            </w:r>
+          </w:hyperlink>
+        </w:p>
+        <w:p>
+          <w:pPr>
+            <w:pStyle w:val="TOC3"/>
+            <w:tabs>
+              <w:tab w:val="right" w:leader="dot" w:pos="8630"/>
+            </w:tabs>
+            <w:rPr>
+              <w:rFonts w:asciiTheme="minorHAnsi" w:hAnsiTheme="minorHAnsi"/>
+              <w:noProof/>
+              <w:kern w:val="2"/>
+              <w:sz w:val="24"/>
+              <w:szCs w:val="24"/>
+              <w:lang w:val="en-US" w:eastAsia="zh-CN"/>
+              <w14:ligatures w14:val="standardContextual"/>
+            </w:rPr>
+          </w:pPr>
+          <w:hyperlink w:anchor="_Toc234359015" w:history="1">
+            <w:r>
+              <w:rPr>
+                <w:rStyle w:val="Hyperlink"/>
+                <w:noProof/>
+              </w:rPr>
+              <w:t>HU-092 - Descuentos automáticos por producto y por categoría  [MCP]</w:t>
+            </w:r>
+            <w:r>
+              <w:rPr>
+                <w:noProof/>
+                <w:webHidden/>
+              </w:rPr>
+              <w:tab/>
+            </w:r>
+            <w:r>
+              <w:rPr>
+                <w:noProof/>
+                <w:webHidden/>
+              </w:rPr>
+              <w:fldChar w:fldCharType="begin"/>
+            </w:r>
+            <w:r>
+              <w:rPr>
+                <w:noProof/>
+                <w:webHidden/>
+              </w:rPr>
+              <w:instrText xml:space="preserve"> PAGEREF _Toc234359015 \h </w:instrText>
+            </w:r>
+            <w:r>
+              <w:rPr>
+                <w:noProof/>
+                <w:webHidden/>
+              </w:rPr>
+            </w:r>
+            <w:r>
+              <w:rPr>
+                <w:noProof/>
+                <w:webHidden/>
+              </w:rPr>
+              <w:fldChar w:fldCharType="separate"/>
+            </w:r>
+            <w:r>
+              <w:rPr>
+                <w:noProof/>
+                <w:webHidden/>
+              </w:rPr>
+              <w:t>28</w:t>
             </w:r>
             <w:r>
               <w:rPr>
@@ -5956,7 +6030,7 @@
               <w14:ligatures w14:val="standardContextual"/>
             </w:rPr>
           </w:pPr>
-          <w:hyperlink w:anchor="_Toc233885252" w:history="1">
+          <w:hyperlink w:anchor="_Toc234359016" w:history="1">
             <w:r>
               <w:rPr>
                 <w:rStyle w:val="Hyperlink"/>
@@ -5983,7 +6057,7 @@
                 <w:noProof/>
                 <w:webHidden/>
               </w:rPr>
-              <w:instrText xml:space="preserve"> PAGEREF _Toc233885252 \h </w:instrText>
+              <w:instrText xml:space="preserve"> PAGEREF _Toc234359016 \h </w:instrText>
             </w:r>
             <w:r>
               <w:rPr>
@@ -6030,7 +6104,7 @@
               <w14:ligatures w14:val="standardContextual"/>
             </w:rPr>
           </w:pPr>
-          <w:hyperlink w:anchor="_Toc233885253" w:history="1">
+          <w:hyperlink w:anchor="_Toc234359017" w:history="1">
             <w:r>
               <w:rPr>
                 <w:rStyle w:val="Hyperlink"/>
@@ -6057,7 +6131,7 @@
                 <w:noProof/>
                 <w:webHidden/>
               </w:rPr>
-              <w:instrText xml:space="preserve"> PAGEREF _Toc233885253 \h </w:instrText>
+              <w:instrText xml:space="preserve"> PAGEREF _Toc234359017 \h </w:instrText>
             </w:r>
             <w:r>
               <w:rPr>
@@ -6104,7 +6178,7 @@
               <w14:ligatures w14:val="standardContextual"/>
             </w:rPr>
           </w:pPr>
-          <w:hyperlink w:anchor="_Toc233885254" w:history="1">
+          <w:hyperlink w:anchor="_Toc234359018" w:history="1">
             <w:r>
               <w:rPr>
                 <w:rStyle w:val="Hyperlink"/>
@@ -6131,7 +6205,7 @@
                 <w:noProof/>
                 <w:webHidden/>
               </w:rPr>
-              <w:instrText xml:space="preserve"> PAGEREF _Toc233885254 \h </w:instrText>
+              <w:instrText xml:space="preserve"> PAGEREF _Toc234359018 \h </w:instrText>
             </w:r>
             <w:r>
               <w:rPr>
@@ -6178,7 +6252,7 @@
               <w14:ligatures w14:val="standardContextual"/>
             </w:rPr>
           </w:pPr>
-          <w:hyperlink w:anchor="_Toc233885255" w:history="1">
+          <w:hyperlink w:anchor="_Toc234359019" w:history="1">
             <w:r>
               <w:rPr>
                 <w:rStyle w:val="Hyperlink"/>
@@ -6205,7 +6279,7 @@
                 <w:noProof/>
                 <w:webHidden/>
               </w:rPr>
-              <w:instrText xml:space="preserve"> PAGEREF _Toc233885255 \h </w:instrText>
+              <w:instrText xml:space="preserve"> PAGEREF _Toc234359019 \h </w:instrText>
             </w:r>
             <w:r>
               <w:rPr>
@@ -6225,7 +6299,7 @@
                 <w:noProof/>
                 <w:webHidden/>
               </w:rPr>
-              <w:t>28</w:t>
+              <w:t>29</w:t>
             </w:r>
             <w:r>
               <w:rPr>
@@ -6252,7 +6326,7 @@
               <w14:ligatures w14:val="standardContextual"/>
             </w:rPr>
           </w:pPr>
-          <w:hyperlink w:anchor="_Toc233885256" w:history="1">
+          <w:hyperlink w:anchor="_Toc234359020" w:history="1">
             <w:r>
               <w:rPr>
                 <w:rStyle w:val="Hyperlink"/>
@@ -6279,7 +6353,7 @@
                 <w:noProof/>
                 <w:webHidden/>
               </w:rPr>
-              <w:instrText xml:space="preserve"> PAGEREF _Toc233885256 \h </w:instrText>
+              <w:instrText xml:space="preserve"> PAGEREF _Toc234359020 \h </w:instrText>
             </w:r>
             <w:r>
               <w:rPr>
@@ -6299,7 +6373,7 @@
                 <w:noProof/>
                 <w:webHidden/>
               </w:rPr>
-              <w:t>28</w:t>
+              <w:t>29</w:t>
             </w:r>
             <w:r>
               <w:rPr>
@@ -6326,7 +6400,7 @@
               <w14:ligatures w14:val="standardContextual"/>
             </w:rPr>
           </w:pPr>
-          <w:hyperlink w:anchor="_Toc233885257" w:history="1">
+          <w:hyperlink w:anchor="_Toc234359021" w:history="1">
             <w:r>
               <w:rPr>
                 <w:rStyle w:val="Hyperlink"/>
@@ -6353,7 +6427,7 @@
                 <w:noProof/>
                 <w:webHidden/>
               </w:rPr>
-              <w:instrText xml:space="preserve"> PAGEREF _Toc233885257 \h </w:instrText>
+              <w:instrText xml:space="preserve"> PAGEREF _Toc234359021 \h </w:instrText>
             </w:r>
             <w:r>
               <w:rPr>
@@ -6400,7 +6474,7 @@
               <w14:ligatures w14:val="standardContextual"/>
             </w:rPr>
           </w:pPr>
-          <w:hyperlink w:anchor="_Toc233885258" w:history="1">
+          <w:hyperlink w:anchor="_Toc234359022" w:history="1">
             <w:r>
               <w:rPr>
                 <w:rStyle w:val="Hyperlink"/>
@@ -6427,7 +6501,7 @@
                 <w:noProof/>
                 <w:webHidden/>
               </w:rPr>
-              <w:instrText xml:space="preserve"> PAGEREF _Toc233885258 \h </w:instrText>
+              <w:instrText xml:space="preserve"> PAGEREF _Toc234359022 \h </w:instrText>
             </w:r>
             <w:r>
               <w:rPr>
@@ -6474,7 +6548,7 @@
               <w14:ligatures w14:val="standardContextual"/>
             </w:rPr>
           </w:pPr>
-          <w:hyperlink w:anchor="_Toc233885259" w:history="1">
+          <w:hyperlink w:anchor="_Toc234359023" w:history="1">
             <w:r>
               <w:rPr>
                 <w:rStyle w:val="Hyperlink"/>
@@ -6501,7 +6575,7 @@
                 <w:noProof/>
                 <w:webHidden/>
               </w:rPr>
-              <w:instrText xml:space="preserve"> PAGEREF _Toc233885259 \h </w:instrText>
+              <w:instrText xml:space="preserve"> PAGEREF _Toc234359023 \h </w:instrText>
             </w:r>
             <w:r>
               <w:rPr>
@@ -6521,7 +6595,7 @@
                 <w:noProof/>
                 <w:webHidden/>
               </w:rPr>
-              <w:t>29</w:t>
+              <w:t>30</w:t>
             </w:r>
             <w:r>
               <w:rPr>
@@ -6548,7 +6622,7 @@
               <w14:ligatures w14:val="standardContextual"/>
             </w:rPr>
           </w:pPr>
-          <w:hyperlink w:anchor="_Toc233885260" w:history="1">
+          <w:hyperlink w:anchor="_Toc234359024" w:history="1">
             <w:r>
               <w:rPr>
                 <w:rStyle w:val="Hyperlink"/>
@@ -6575,7 +6649,7 @@
                 <w:noProof/>
                 <w:webHidden/>
               </w:rPr>
-              <w:instrText xml:space="preserve"> PAGEREF _Toc233885260 \h </w:instrText>
+              <w:instrText xml:space="preserve"> PAGEREF _Toc234359024 \h </w:instrText>
             </w:r>
             <w:r>
               <w:rPr>
@@ -6595,7 +6669,7 @@
                 <w:noProof/>
                 <w:webHidden/>
               </w:rPr>
-              <w:t>29</w:t>
+              <w:t>30</w:t>
             </w:r>
             <w:r>
               <w:rPr>
@@ -6622,7 +6696,7 @@
               <w14:ligatures w14:val="standardContextual"/>
             </w:rPr>
           </w:pPr>
-          <w:hyperlink w:anchor="_Toc233885261" w:history="1">
+          <w:hyperlink w:anchor="_Toc234359025" w:history="1">
             <w:r>
               <w:rPr>
                 <w:rStyle w:val="Hyperlink"/>
@@ -6649,7 +6723,7 @@
                 <w:noProof/>
                 <w:webHidden/>
               </w:rPr>
-              <w:instrText xml:space="preserve"> PAGEREF _Toc233885261 \h </w:instrText>
+              <w:instrText xml:space="preserve"> PAGEREF _Toc234359025 \h </w:instrText>
             </w:r>
             <w:r>
               <w:rPr>
@@ -6696,7 +6770,7 @@
               <w14:ligatures w14:val="standardContextual"/>
             </w:rPr>
           </w:pPr>
-          <w:hyperlink w:anchor="_Toc233885262" w:history="1">
+          <w:hyperlink w:anchor="_Toc234359026" w:history="1">
             <w:r>
               <w:rPr>
                 <w:rStyle w:val="Hyperlink"/>
@@ -6723,7 +6797,7 @@
                 <w:noProof/>
                 <w:webHidden/>
               </w:rPr>
-              <w:instrText xml:space="preserve"> PAGEREF _Toc233885262 \h </w:instrText>
+              <w:instrText xml:space="preserve"> PAGEREF _Toc234359026 \h </w:instrText>
             </w:r>
             <w:r>
               <w:rPr>
@@ -6770,7 +6844,7 @@
               <w14:ligatures w14:val="standardContextual"/>
             </w:rPr>
           </w:pPr>
-          <w:hyperlink w:anchor="_Toc233885263" w:history="1">
+          <w:hyperlink w:anchor="_Toc234359027" w:history="1">
             <w:r>
               <w:rPr>
                 <w:rStyle w:val="Hyperlink"/>
@@ -6797,7 +6871,7 @@
                 <w:noProof/>
                 <w:webHidden/>
               </w:rPr>
-              <w:instrText xml:space="preserve"> PAGEREF _Toc233885263 \h </w:instrText>
+              <w:instrText xml:space="preserve"> PAGEREF _Toc234359027 \h </w:instrText>
             </w:r>
             <w:r>
               <w:rPr>
@@ -6844,7 +6918,7 @@
               <w14:ligatures w14:val="standardContextual"/>
             </w:rPr>
           </w:pPr>
-          <w:hyperlink w:anchor="_Toc233885264" w:history="1">
+          <w:hyperlink w:anchor="_Toc234359028" w:history="1">
             <w:r>
               <w:rPr>
                 <w:rStyle w:val="Hyperlink"/>
@@ -6871,7 +6945,7 @@
                 <w:noProof/>
                 <w:webHidden/>
               </w:rPr>
-              <w:instrText xml:space="preserve"> PAGEREF _Toc233885264 \h </w:instrText>
+              <w:instrText xml:space="preserve"> PAGEREF _Toc234359028 \h </w:instrText>
             </w:r>
             <w:r>
               <w:rPr>
@@ -6891,7 +6965,7 @@
                 <w:noProof/>
                 <w:webHidden/>
               </w:rPr>
-              <w:t>30</w:t>
+              <w:t>31</w:t>
             </w:r>
             <w:r>
               <w:rPr>
@@ -6918,7 +6992,7 @@
               <w14:ligatures w14:val="standardContextual"/>
             </w:rPr>
           </w:pPr>
-          <w:hyperlink w:anchor="_Toc233885265" w:history="1">
+          <w:hyperlink w:anchor="_Toc234359029" w:history="1">
             <w:r>
               <w:rPr>
                 <w:rStyle w:val="Hyperlink"/>
@@ -6946,7 +7020,7 @@
                 <w:noProof/>
                 <w:webHidden/>
               </w:rPr>
-              <w:instrText xml:space="preserve"> PAGEREF _Toc233885265 \h </w:instrText>
+              <w:instrText xml:space="preserve"> PAGEREF _Toc234359029 \h </w:instrText>
             </w:r>
             <w:r>
               <w:rPr>
@@ -6966,7 +7040,7 @@
                 <w:noProof/>
                 <w:webHidden/>
               </w:rPr>
-              <w:t>30</w:t>
+              <w:t>31</w:t>
             </w:r>
             <w:r>
               <w:rPr>
@@ -6993,7 +7067,7 @@
               <w14:ligatures w14:val="standardContextual"/>
             </w:rPr>
           </w:pPr>
-          <w:hyperlink w:anchor="_Toc233885266" w:history="1">
+          <w:hyperlink w:anchor="_Toc234359030" w:history="1">
             <w:r>
               <w:rPr>
                 <w:rStyle w:val="Hyperlink"/>
@@ -7020,7 +7094,7 @@
                 <w:noProof/>
                 <w:webHidden/>
               </w:rPr>
-              <w:instrText xml:space="preserve"> PAGEREF _Toc233885266 \h </w:instrText>
+              <w:instrText xml:space="preserve"> PAGEREF _Toc234359030 \h </w:instrText>
             </w:r>
             <w:r>
               <w:rPr>
@@ -7067,7 +7141,7 @@
               <w14:ligatures w14:val="standardContextual"/>
             </w:rPr>
           </w:pPr>
-          <w:hyperlink w:anchor="_Toc233885267" w:history="1">
+          <w:hyperlink w:anchor="_Toc234359031" w:history="1">
             <w:r>
               <w:rPr>
                 <w:rStyle w:val="Hyperlink"/>
@@ -7094,7 +7168,7 @@
                 <w:noProof/>
                 <w:webHidden/>
               </w:rPr>
-              <w:instrText xml:space="preserve"> PAGEREF _Toc233885267 \h </w:instrText>
+              <w:instrText xml:space="preserve"> PAGEREF _Toc234359031 \h </w:instrText>
             </w:r>
             <w:r>
               <w:rPr>
@@ -7141,7 +7215,7 @@
               <w14:ligatures w14:val="standardContextual"/>
             </w:rPr>
           </w:pPr>
-          <w:hyperlink w:anchor="_Toc233885268" w:history="1">
+          <w:hyperlink w:anchor="_Toc234359032" w:history="1">
             <w:r>
               <w:rPr>
                 <w:rStyle w:val="Hyperlink"/>
@@ -7168,7 +7242,7 @@
                 <w:noProof/>
                 <w:webHidden/>
               </w:rPr>
-              <w:instrText xml:space="preserve"> PAGEREF _Toc233885268 \h </w:instrText>
+              <w:instrText xml:space="preserve"> PAGEREF _Toc234359032 \h </w:instrText>
             </w:r>
             <w:r>
               <w:rPr>
@@ -7215,7 +7289,7 @@
               <w14:ligatures w14:val="standardContextual"/>
             </w:rPr>
           </w:pPr>
-          <w:hyperlink w:anchor="_Toc233885269" w:history="1">
+          <w:hyperlink w:anchor="_Toc234359033" w:history="1">
             <w:r>
               <w:rPr>
                 <w:rStyle w:val="Hyperlink"/>
@@ -7242,7 +7316,7 @@
                 <w:noProof/>
                 <w:webHidden/>
               </w:rPr>
-              <w:instrText xml:space="preserve"> PAGEREF _Toc233885269 \h </w:instrText>
+              <w:instrText xml:space="preserve"> PAGEREF _Toc234359033 \h </w:instrText>
             </w:r>
             <w:r>
               <w:rPr>
@@ -7262,7 +7336,7 @@
                 <w:noProof/>
                 <w:webHidden/>
               </w:rPr>
-              <w:t>31</w:t>
+              <w:t>32</w:t>
             </w:r>
             <w:r>
               <w:rPr>
@@ -7289,7 +7363,7 @@
               <w14:ligatures w14:val="standardContextual"/>
             </w:rPr>
           </w:pPr>
-          <w:hyperlink w:anchor="_Toc233885270" w:history="1">
+          <w:hyperlink w:anchor="_Toc234359034" w:history="1">
             <w:r>
               <w:rPr>
                 <w:rStyle w:val="Hyperlink"/>
@@ -7316,7 +7390,7 @@
                 <w:noProof/>
                 <w:webHidden/>
               </w:rPr>
-              <w:instrText xml:space="preserve"> PAGEREF _Toc233885270 \h </w:instrText>
+              <w:instrText xml:space="preserve"> PAGEREF _Toc234359034 \h </w:instrText>
             </w:r>
             <w:r>
               <w:rPr>
@@ -7336,7 +7410,7 @@
                 <w:noProof/>
                 <w:webHidden/>
               </w:rPr>
-              <w:t>31</w:t>
+              <w:t>32</w:t>
             </w:r>
             <w:r>
               <w:rPr>
@@ -7363,7 +7437,7 @@
               <w14:ligatures w14:val="standardContextual"/>
             </w:rPr>
           </w:pPr>
-          <w:hyperlink w:anchor="_Toc233885271" w:history="1">
+          <w:hyperlink w:anchor="_Toc234359035" w:history="1">
             <w:r>
               <w:rPr>
                 <w:rStyle w:val="Hyperlink"/>
@@ -7390,7 +7464,7 @@
                 <w:noProof/>
                 <w:webHidden/>
               </w:rPr>
-              <w:instrText xml:space="preserve"> PAGEREF _Toc233885271 \h </w:instrText>
+              <w:instrText xml:space="preserve"> PAGEREF _Toc234359035 \h </w:instrText>
             </w:r>
             <w:r>
               <w:rPr>
@@ -7437,7 +7511,7 @@
               <w14:ligatures w14:val="standardContextual"/>
             </w:rPr>
           </w:pPr>
-          <w:hyperlink w:anchor="_Toc233885272" w:history="1">
+          <w:hyperlink w:anchor="_Toc234359036" w:history="1">
             <w:r>
               <w:rPr>
                 <w:rStyle w:val="Hyperlink"/>
@@ -7464,7 +7538,7 @@
                 <w:noProof/>
                 <w:webHidden/>
               </w:rPr>
-              <w:instrText xml:space="preserve"> PAGEREF _Toc233885272 \h </w:instrText>
+              <w:instrText xml:space="preserve"> PAGEREF _Toc234359036 \h </w:instrText>
             </w:r>
             <w:r>
               <w:rPr>
@@ -7484,7 +7558,7 @@
                 <w:noProof/>
                 <w:webHidden/>
               </w:rPr>
-              <w:t>32</w:t>
+              <w:t>33</w:t>
             </w:r>
             <w:r>
               <w:rPr>
@@ -7511,7 +7585,7 @@
               <w14:ligatures w14:val="standardContextual"/>
             </w:rPr>
           </w:pPr>
-          <w:hyperlink w:anchor="_Toc233885273" w:history="1">
+          <w:hyperlink w:anchor="_Toc234359037" w:history="1">
             <w:r>
               <w:rPr>
                 <w:rStyle w:val="Hyperlink"/>
@@ -7538,7 +7612,7 @@
                 <w:noProof/>
                 <w:webHidden/>
               </w:rPr>
-              <w:instrText xml:space="preserve"> PAGEREF _Toc233885273 \h </w:instrText>
+              <w:instrText xml:space="preserve"> PAGEREF _Toc234359037 \h </w:instrText>
             </w:r>
             <w:r>
               <w:rPr>
@@ -7558,7 +7632,7 @@
                 <w:noProof/>
                 <w:webHidden/>
               </w:rPr>
-              <w:t>32</w:t>
+              <w:t>33</w:t>
             </w:r>
             <w:r>
               <w:rPr>
@@ -7585,7 +7659,7 @@
               <w14:ligatures w14:val="standardContextual"/>
             </w:rPr>
           </w:pPr>
-          <w:hyperlink w:anchor="_Toc233885274" w:history="1">
+          <w:hyperlink w:anchor="_Toc234359038" w:history="1">
             <w:r>
               <w:rPr>
                 <w:rStyle w:val="Hyperlink"/>
@@ -7612,7 +7686,7 @@
                 <w:noProof/>
                 <w:webHidden/>
               </w:rPr>
-              <w:instrText xml:space="preserve"> PAGEREF _Toc233885274 \h </w:instrText>
+              <w:instrText xml:space="preserve"> PAGEREF _Toc234359038 \h </w:instrText>
             </w:r>
             <w:r>
               <w:rPr>
@@ -7632,7 +7706,7 @@
                 <w:noProof/>
                 <w:webHidden/>
               </w:rPr>
-              <w:t>32</w:t>
+              <w:t>33</w:t>
             </w:r>
             <w:r>
               <w:rPr>
@@ -7659,7 +7733,7 @@
               <w14:ligatures w14:val="standardContextual"/>
             </w:rPr>
           </w:pPr>
-          <w:hyperlink w:anchor="_Toc233885275" w:history="1">
+          <w:hyperlink w:anchor="_Toc234359039" w:history="1">
             <w:r>
               <w:rPr>
                 <w:rStyle w:val="Hyperlink"/>
@@ -7687,7 +7761,7 @@
                 <w:noProof/>
                 <w:webHidden/>
               </w:rPr>
-              <w:instrText xml:space="preserve"> PAGEREF _Toc233885275 \h </w:instrText>
+              <w:instrText xml:space="preserve"> PAGEREF _Toc234359039 \h </w:instrText>
             </w:r>
             <w:r>
               <w:rPr>
@@ -7707,7 +7781,7 @@
                 <w:noProof/>
                 <w:webHidden/>
               </w:rPr>
-              <w:t>32</w:t>
+              <w:t>33</w:t>
             </w:r>
             <w:r>
               <w:rPr>
@@ -7734,7 +7808,7 @@
               <w14:ligatures w14:val="standardContextual"/>
             </w:rPr>
           </w:pPr>
-          <w:hyperlink w:anchor="_Toc233885276" w:history="1">
+          <w:hyperlink w:anchor="_Toc234359040" w:history="1">
             <w:r>
               <w:rPr>
                 <w:rStyle w:val="Hyperlink"/>
@@ -7761,7 +7835,7 @@
                 <w:noProof/>
                 <w:webHidden/>
               </w:rPr>
-              <w:instrText xml:space="preserve"> PAGEREF _Toc233885276 \h </w:instrText>
+              <w:instrText xml:space="preserve"> PAGEREF _Toc234359040 \h </w:instrText>
             </w:r>
             <w:r>
               <w:rPr>
@@ -7808,7 +7882,7 @@
               <w14:ligatures w14:val="standardContextual"/>
             </w:rPr>
           </w:pPr>
-          <w:hyperlink w:anchor="_Toc233885277" w:history="1">
+          <w:hyperlink w:anchor="_Toc234359041" w:history="1">
             <w:r>
               <w:rPr>
                 <w:rStyle w:val="Hyperlink"/>
@@ -7835,7 +7909,7 @@
                 <w:noProof/>
                 <w:webHidden/>
               </w:rPr>
-              <w:instrText xml:space="preserve"> PAGEREF _Toc233885277 \h </w:instrText>
+              <w:instrText xml:space="preserve"> PAGEREF _Toc234359041 \h </w:instrText>
             </w:r>
             <w:r>
               <w:rPr>
@@ -7882,7 +7956,7 @@
               <w14:ligatures w14:val="standardContextual"/>
             </w:rPr>
           </w:pPr>
-          <w:hyperlink w:anchor="_Toc233885278" w:history="1">
+          <w:hyperlink w:anchor="_Toc234359042" w:history="1">
             <w:r>
               <w:rPr>
                 <w:rStyle w:val="Hyperlink"/>
@@ -7909,7 +7983,7 @@
                 <w:noProof/>
                 <w:webHidden/>
               </w:rPr>
-              <w:instrText xml:space="preserve"> PAGEREF _Toc233885278 \h </w:instrText>
+              <w:instrText xml:space="preserve"> PAGEREF _Toc234359042 \h </w:instrText>
             </w:r>
             <w:r>
               <w:rPr>
@@ -7929,7 +8003,7 @@
                 <w:noProof/>
                 <w:webHidden/>
               </w:rPr>
-              <w:t>33</w:t>
+              <w:t>34</w:t>
             </w:r>
             <w:r>
               <w:rPr>
@@ -7956,7 +8030,7 @@
               <w14:ligatures w14:val="standardContextual"/>
             </w:rPr>
           </w:pPr>
-          <w:hyperlink w:anchor="_Toc233885279" w:history="1">
+          <w:hyperlink w:anchor="_Toc234359043" w:history="1">
             <w:r>
               <w:rPr>
                 <w:rStyle w:val="Hyperlink"/>
@@ -7983,7 +8057,7 @@
                 <w:noProof/>
                 <w:webHidden/>
               </w:rPr>
-              <w:instrText xml:space="preserve"> PAGEREF _Toc233885279 \h </w:instrText>
+              <w:instrText xml:space="preserve"> PAGEREF _Toc234359043 \h </w:instrText>
             </w:r>
             <w:r>
               <w:rPr>
@@ -8003,7 +8077,7 @@
                 <w:noProof/>
                 <w:webHidden/>
               </w:rPr>
-              <w:t>33</w:t>
+              <w:t>34</w:t>
             </w:r>
             <w:r>
               <w:rPr>
@@ -8030,7 +8104,7 @@
               <w14:ligatures w14:val="standardContextual"/>
             </w:rPr>
           </w:pPr>
-          <w:hyperlink w:anchor="_Toc233885280" w:history="1">
+          <w:hyperlink w:anchor="_Toc234359044" w:history="1">
             <w:r>
               <w:rPr>
                 <w:rStyle w:val="Hyperlink"/>
@@ -8057,7 +8131,7 @@
                 <w:noProof/>
                 <w:webHidden/>
               </w:rPr>
-              <w:instrText xml:space="preserve"> PAGEREF _Toc233885280 \h </w:instrText>
+              <w:instrText xml:space="preserve"> PAGEREF _Toc234359044 \h </w:instrText>
             </w:r>
             <w:r>
               <w:rPr>
@@ -8104,7 +8178,7 @@
               <w14:ligatures w14:val="standardContextual"/>
             </w:rPr>
           </w:pPr>
-          <w:hyperlink w:anchor="_Toc233885281" w:history="1">
+          <w:hyperlink w:anchor="_Toc234359045" w:history="1">
             <w:r>
               <w:rPr>
                 <w:rStyle w:val="Hyperlink"/>
@@ -8131,7 +8205,7 @@
                 <w:noProof/>
                 <w:webHidden/>
               </w:rPr>
-              <w:instrText xml:space="preserve"> PAGEREF _Toc233885281 \h </w:instrText>
+              <w:instrText xml:space="preserve"> PAGEREF _Toc234359045 \h </w:instrText>
             </w:r>
             <w:r>
               <w:rPr>
@@ -8178,7 +8252,7 @@
               <w14:ligatures w14:val="standardContextual"/>
             </w:rPr>
           </w:pPr>
-          <w:hyperlink w:anchor="_Toc233885282" w:history="1">
+          <w:hyperlink w:anchor="_Toc234359046" w:history="1">
             <w:r>
               <w:rPr>
                 <w:rStyle w:val="Hyperlink"/>
@@ -8205,7 +8279,7 @@
                 <w:noProof/>
                 <w:webHidden/>
               </w:rPr>
-              <w:instrText xml:space="preserve"> PAGEREF _Toc233885282 \h </w:instrText>
+              <w:instrText xml:space="preserve"> PAGEREF _Toc234359046 \h </w:instrText>
             </w:r>
             <w:r>
               <w:rPr>
@@ -8252,7 +8326,7 @@
               <w14:ligatures w14:val="standardContextual"/>
             </w:rPr>
           </w:pPr>
-          <w:hyperlink w:anchor="_Toc233885283" w:history="1">
+          <w:hyperlink w:anchor="_Toc234359047" w:history="1">
             <w:r>
               <w:rPr>
                 <w:rStyle w:val="Hyperlink"/>
@@ -8279,7 +8353,7 @@
                 <w:noProof/>
                 <w:webHidden/>
               </w:rPr>
-              <w:instrText xml:space="preserve"> PAGEREF _Toc233885283 \h </w:instrText>
+              <w:instrText xml:space="preserve"> PAGEREF _Toc234359047 \h </w:instrText>
             </w:r>
             <w:r>
               <w:rPr>
@@ -8299,7 +8373,7 @@
                 <w:noProof/>
                 <w:webHidden/>
               </w:rPr>
-              <w:t>34</w:t>
+              <w:t>35</w:t>
             </w:r>
             <w:r>
               <w:rPr>
@@ -8326,7 +8400,7 @@
               <w14:ligatures w14:val="standardContextual"/>
             </w:rPr>
           </w:pPr>
-          <w:hyperlink w:anchor="_Toc233885284" w:history="1">
+          <w:hyperlink w:anchor="_Toc234359048" w:history="1">
             <w:r>
               <w:rPr>
                 <w:rStyle w:val="Hyperlink"/>
@@ -8353,7 +8427,7 @@
                 <w:noProof/>
                 <w:webHidden/>
               </w:rPr>
-              <w:instrText xml:space="preserve"> PAGEREF _Toc233885284 \h </w:instrText>
+              <w:instrText xml:space="preserve"> PAGEREF _Toc234359048 \h </w:instrText>
             </w:r>
             <w:r>
               <w:rPr>
@@ -8373,7 +8447,7 @@
                 <w:noProof/>
                 <w:webHidden/>
               </w:rPr>
-              <w:t>34</w:t>
+              <w:t>35</w:t>
             </w:r>
             <w:r>
               <w:rPr>
@@ -8400,7 +8474,7 @@
               <w14:ligatures w14:val="standardContextual"/>
             </w:rPr>
           </w:pPr>
-          <w:hyperlink w:anchor="_Toc233885285" w:history="1">
+          <w:hyperlink w:anchor="_Toc234359049" w:history="1">
             <w:r>
               <w:rPr>
                 <w:rStyle w:val="Hyperlink"/>
@@ -8427,7 +8501,7 @@
                 <w:noProof/>
                 <w:webHidden/>
               </w:rPr>
-              <w:instrText xml:space="preserve"> PAGEREF _Toc233885285 \h </w:instrText>
+              <w:instrText xml:space="preserve"> PAGEREF _Toc234359049 \h </w:instrText>
             </w:r>
             <w:r>
               <w:rPr>
@@ -8474,7 +8548,7 @@
               <w14:ligatures w14:val="standardContextual"/>
             </w:rPr>
           </w:pPr>
-          <w:hyperlink w:anchor="_Toc233885286" w:history="1">
+          <w:hyperlink w:anchor="_Toc234359050" w:history="1">
             <w:r>
               <w:rPr>
                 <w:rStyle w:val="Hyperlink"/>
@@ -8501,7 +8575,7 @@
                 <w:noProof/>
                 <w:webHidden/>
               </w:rPr>
-              <w:instrText xml:space="preserve"> PAGEREF _Toc233885286 \h </w:instrText>
+              <w:instrText xml:space="preserve"> PAGEREF _Toc234359050 \h </w:instrText>
             </w:r>
             <w:r>
               <w:rPr>
@@ -8548,7 +8622,7 @@
               <w14:ligatures w14:val="standardContextual"/>
             </w:rPr>
           </w:pPr>
-          <w:hyperlink w:anchor="_Toc233885287" w:history="1">
+          <w:hyperlink w:anchor="_Toc234359051" w:history="1">
             <w:r>
               <w:rPr>
                 <w:rStyle w:val="Hyperlink"/>
@@ -8575,7 +8649,7 @@
                 <w:noProof/>
                 <w:webHidden/>
               </w:rPr>
-              <w:instrText xml:space="preserve"> PAGEREF _Toc233885287 \h </w:instrText>
+              <w:instrText xml:space="preserve"> PAGEREF _Toc234359051 \h </w:instrText>
             </w:r>
             <w:r>
               <w:rPr>
@@ -8595,7 +8669,7 @@
                 <w:noProof/>
                 <w:webHidden/>
               </w:rPr>
-              <w:t>35</w:t>
+              <w:t>36</w:t>
             </w:r>
             <w:r>
               <w:rPr>
@@ -8622,7 +8696,7 @@
               <w14:ligatures w14:val="standardContextual"/>
             </w:rPr>
           </w:pPr>
-          <w:hyperlink w:anchor="_Toc233885288" w:history="1">
+          <w:hyperlink w:anchor="_Toc234359052" w:history="1">
             <w:r>
               <w:rPr>
                 <w:rStyle w:val="Hyperlink"/>
@@ -8649,7 +8723,7 @@
                 <w:noProof/>
                 <w:webHidden/>
               </w:rPr>
-              <w:instrText xml:space="preserve"> PAGEREF _Toc233885288 \h </w:instrText>
+              <w:instrText xml:space="preserve"> PAGEREF _Toc234359052 \h </w:instrText>
             </w:r>
             <w:r>
               <w:rPr>
@@ -8669,7 +8743,7 @@
                 <w:noProof/>
                 <w:webHidden/>
               </w:rPr>
-              <w:t>35</w:t>
+              <w:t>36</w:t>
             </w:r>
             <w:r>
               <w:rPr>
@@ -8696,7 +8770,7 @@
               <w14:ligatures w14:val="standardContextual"/>
             </w:rPr>
           </w:pPr>
-          <w:hyperlink w:anchor="_Toc233885289" w:history="1">
+          <w:hyperlink w:anchor="_Toc234359053" w:history="1">
             <w:r>
               <w:rPr>
                 <w:rStyle w:val="Hyperlink"/>
@@ -8723,7 +8797,7 @@
                 <w:noProof/>
                 <w:webHidden/>
               </w:rPr>
-              <w:instrText xml:space="preserve"> PAGEREF _Toc233885289 \h </w:instrText>
+              <w:instrText xml:space="preserve"> PAGEREF _Toc234359053 \h </w:instrText>
             </w:r>
             <w:r>
               <w:rPr>
@@ -8743,7 +8817,7 @@
                 <w:noProof/>
                 <w:webHidden/>
               </w:rPr>
-              <w:t>35</w:t>
+              <w:t>36</w:t>
             </w:r>
             <w:r>
               <w:rPr>
@@ -8770,7 +8844,7 @@
               <w14:ligatures w14:val="standardContextual"/>
             </w:rPr>
           </w:pPr>
-          <w:hyperlink w:anchor="_Toc233885290" w:history="1">
+          <w:hyperlink w:anchor="_Toc234359054" w:history="1">
             <w:r>
               <w:rPr>
                 <w:rStyle w:val="Hyperlink"/>
@@ -8797,7 +8871,7 @@
                 <w:noProof/>
                 <w:webHidden/>
               </w:rPr>
-              <w:instrText xml:space="preserve"> PAGEREF _Toc233885290 \h </w:instrText>
+              <w:instrText xml:space="preserve"> PAGEREF _Toc234359054 \h </w:instrText>
             </w:r>
             <w:r>
               <w:rPr>
@@ -8817,7 +8891,7 @@
                 <w:noProof/>
                 <w:webHidden/>
               </w:rPr>
-              <w:t>35</w:t>
+              <w:t>36</w:t>
             </w:r>
             <w:r>
               <w:rPr>
@@ -8844,7 +8918,7 @@
               <w14:ligatures w14:val="standardContextual"/>
             </w:rPr>
           </w:pPr>
-          <w:hyperlink w:anchor="_Toc233885291" w:history="1">
+          <w:hyperlink w:anchor="_Toc234359055" w:history="1">
             <w:r>
               <w:rPr>
                 <w:rStyle w:val="Hyperlink"/>
@@ -8871,7 +8945,7 @@
                 <w:noProof/>
                 <w:webHidden/>
               </w:rPr>
-              <w:instrText xml:space="preserve"> PAGEREF _Toc233885291 \h </w:instrText>
+              <w:instrText xml:space="preserve"> PAGEREF _Toc234359055 \h </w:instrText>
             </w:r>
             <w:r>
               <w:rPr>
@@ -8918,7 +8992,7 @@
               <w14:ligatures w14:val="standardContextual"/>
             </w:rPr>
           </w:pPr>
-          <w:hyperlink w:anchor="_Toc233885292" w:history="1">
+          <w:hyperlink w:anchor="_Toc234359056" w:history="1">
             <w:r>
               <w:rPr>
                 <w:rStyle w:val="Hyperlink"/>
@@ -8945,7 +9019,7 @@
                 <w:noProof/>
                 <w:webHidden/>
               </w:rPr>
-              <w:instrText xml:space="preserve"> PAGEREF _Toc233885292 \h </w:instrText>
+              <w:instrText xml:space="preserve"> PAGEREF _Toc234359056 \h </w:instrText>
             </w:r>
             <w:r>
               <w:rPr>
@@ -8965,7 +9039,7 @@
                 <w:noProof/>
                 <w:webHidden/>
               </w:rPr>
-              <w:t>36</w:t>
+              <w:t>37</w:t>
             </w:r>
             <w:r>
               <w:rPr>
@@ -8992,7 +9066,7 @@
               <w14:ligatures w14:val="standardContextual"/>
             </w:rPr>
           </w:pPr>
-          <w:hyperlink w:anchor="_Toc233885293" w:history="1">
+          <w:hyperlink w:anchor="_Toc234359057" w:history="1">
             <w:r>
               <w:rPr>
                 <w:rStyle w:val="Hyperlink"/>
@@ -9019,7 +9093,7 @@
                 <w:noProof/>
                 <w:webHidden/>
               </w:rPr>
-              <w:instrText xml:space="preserve"> PAGEREF _Toc233885293 \h </w:instrText>
+              <w:instrText xml:space="preserve"> PAGEREF _Toc234359057 \h </w:instrText>
             </w:r>
             <w:r>
               <w:rPr>
@@ -9039,7 +9113,7 @@
                 <w:noProof/>
                 <w:webHidden/>
               </w:rPr>
-              <w:t>36</w:t>
+              <w:t>37</w:t>
             </w:r>
             <w:r>
               <w:rPr>
@@ -9066,7 +9140,7 @@
               <w14:ligatures w14:val="standardContextual"/>
             </w:rPr>
           </w:pPr>
-          <w:hyperlink w:anchor="_Toc233885294" w:history="1">
+          <w:hyperlink w:anchor="_Toc234359058" w:history="1">
             <w:r>
               <w:rPr>
                 <w:rStyle w:val="Hyperlink"/>
@@ -9093,7 +9167,7 @@
                 <w:noProof/>
                 <w:webHidden/>
               </w:rPr>
-              <w:instrText xml:space="preserve"> PAGEREF _Toc233885294 \h </w:instrText>
+              <w:instrText xml:space="preserve"> PAGEREF _Toc234359058 \h </w:instrText>
             </w:r>
             <w:r>
               <w:rPr>
@@ -9140,7 +9214,7 @@
               <w14:ligatures w14:val="standardContextual"/>
             </w:rPr>
           </w:pPr>
-          <w:hyperlink w:anchor="_Toc233885295" w:history="1">
+          <w:hyperlink w:anchor="_Toc234359059" w:history="1">
             <w:r>
               <w:rPr>
                 <w:rStyle w:val="Hyperlink"/>
@@ -9167,7 +9241,7 @@
                 <w:noProof/>
                 <w:webHidden/>
               </w:rPr>
-              <w:instrText xml:space="preserve"> PAGEREF _Toc233885295 \h </w:instrText>
+              <w:instrText xml:space="preserve"> PAGEREF _Toc234359059 \h </w:instrText>
             </w:r>
             <w:r>
               <w:rPr>
@@ -9214,7 +9288,7 @@
               <w14:ligatures w14:val="standardContextual"/>
             </w:rPr>
           </w:pPr>
-          <w:hyperlink w:anchor="_Toc233885296" w:history="1">
+          <w:hyperlink w:anchor="_Toc234359060" w:history="1">
             <w:r>
               <w:rPr>
                 <w:rStyle w:val="Hyperlink"/>
@@ -9241,7 +9315,7 @@
                 <w:noProof/>
                 <w:webHidden/>
               </w:rPr>
-              <w:instrText xml:space="preserve"> PAGEREF _Toc233885296 \h </w:instrText>
+              <w:instrText xml:space="preserve"> PAGEREF _Toc234359060 \h </w:instrText>
             </w:r>
             <w:r>
               <w:rPr>
@@ -9261,7 +9335,7 @@
                 <w:noProof/>
                 <w:webHidden/>
               </w:rPr>
-              <w:t>37</w:t>
+              <w:t>38</w:t>
             </w:r>
             <w:r>
               <w:rPr>
@@ -9288,7 +9362,7 @@
               <w14:ligatures w14:val="standardContextual"/>
             </w:rPr>
           </w:pPr>
-          <w:hyperlink w:anchor="_Toc233885297" w:history="1">
+          <w:hyperlink w:anchor="_Toc234359061" w:history="1">
             <w:r>
               <w:rPr>
                 <w:rStyle w:val="Hyperlink"/>
@@ -9315,7 +9389,7 @@
                 <w:noProof/>
                 <w:webHidden/>
               </w:rPr>
-              <w:instrText xml:space="preserve"> PAGEREF _Toc233885297 \h </w:instrText>
+              <w:instrText xml:space="preserve"> PAGEREF _Toc234359061 \h </w:instrText>
             </w:r>
             <w:r>
               <w:rPr>
@@ -9335,7 +9409,7 @@
                 <w:noProof/>
                 <w:webHidden/>
               </w:rPr>
-              <w:t>37</w:t>
+              <w:t>38</w:t>
             </w:r>
             <w:r>
               <w:rPr>
@@ -9362,7 +9436,7 @@
               <w14:ligatures w14:val="standardContextual"/>
             </w:rPr>
           </w:pPr>
-          <w:hyperlink w:anchor="_Toc233885298" w:history="1">
+          <w:hyperlink w:anchor="_Toc234359062" w:history="1">
             <w:r>
               <w:rPr>
                 <w:rStyle w:val="Hyperlink"/>
@@ -9389,7 +9463,7 @@
                 <w:noProof/>
                 <w:webHidden/>
               </w:rPr>
-              <w:instrText xml:space="preserve"> PAGEREF _Toc233885298 \h </w:instrText>
+              <w:instrText xml:space="preserve"> PAGEREF _Toc234359062 \h </w:instrText>
             </w:r>
             <w:r>
               <w:rPr>
@@ -9436,7 +9510,7 @@
               <w14:ligatures w14:val="standardContextual"/>
             </w:rPr>
           </w:pPr>
-          <w:hyperlink w:anchor="_Toc233885299" w:history="1">
+          <w:hyperlink w:anchor="_Toc234359063" w:history="1">
             <w:r>
               <w:rPr>
                 <w:rStyle w:val="Hyperlink"/>
@@ -9463,7 +9537,7 @@
                 <w:noProof/>
                 <w:webHidden/>
               </w:rPr>
-              <w:instrText xml:space="preserve"> PAGEREF _Toc233885299 \h </w:instrText>
+              <w:instrText xml:space="preserve"> PAGEREF _Toc234359063 \h </w:instrText>
             </w:r>
             <w:r>
               <w:rPr>
@@ -9483,7 +9557,7 @@
                 <w:noProof/>
                 <w:webHidden/>
               </w:rPr>
-              <w:t>38</w:t>
+              <w:t>39</w:t>
             </w:r>
             <w:r>
               <w:rPr>
@@ -9510,7 +9584,7 @@
               <w14:ligatures w14:val="standardContextual"/>
             </w:rPr>
           </w:pPr>
-          <w:hyperlink w:anchor="_Toc233885300" w:history="1">
+          <w:hyperlink w:anchor="_Toc234359064" w:history="1">
             <w:r>
               <w:rPr>
                 <w:rStyle w:val="Hyperlink"/>
@@ -9537,7 +9611,7 @@
                 <w:noProof/>
                 <w:webHidden/>
               </w:rPr>
-              <w:instrText xml:space="preserve"> PAGEREF _Toc233885300 \h </w:instrText>
+              <w:instrText xml:space="preserve"> PAGEREF _Toc234359064 \h </w:instrText>
             </w:r>
             <w:r>
               <w:rPr>
@@ -9557,7 +9631,7 @@
                 <w:noProof/>
                 <w:webHidden/>
               </w:rPr>
-              <w:t>39</w:t>
+              <w:t>40</w:t>
             </w:r>
             <w:r>
               <w:rPr>
@@ -9584,7 +9658,7 @@
               <w14:ligatures w14:val="standardContextual"/>
             </w:rPr>
           </w:pPr>
-          <w:hyperlink w:anchor="_Toc233885301" w:history="1">
+          <w:hyperlink w:anchor="_Toc234359065" w:history="1">
             <w:r>
               <w:rPr>
                 <w:rStyle w:val="Hyperlink"/>
@@ -9611,7 +9685,7 @@
                 <w:noProof/>
                 <w:webHidden/>
               </w:rPr>
-              <w:instrText xml:space="preserve"> PAGEREF _Toc233885301 \h </w:instrText>
+              <w:instrText xml:space="preserve"> PAGEREF _Toc234359065 \h </w:instrText>
             </w:r>
             <w:r>
               <w:rPr>
@@ -9631,7 +9705,7 @@
                 <w:noProof/>
                 <w:webHidden/>
               </w:rPr>
-              <w:t>39</w:t>
+              <w:t>40</w:t>
             </w:r>
             <w:r>
               <w:rPr>
@@ -9664,7 +9738,7 @@
       <w:pPr>
         <w:pStyle w:val="Heading1"/>
       </w:pPr>
-      <w:bookmarkStart w:id="0" w:name="_Toc233885176"/>
+      <w:bookmarkStart w:id="0" w:name="_Toc234358939"/>
       <w:r>
         <w:lastRenderedPageBreak/>
         <w:t>1. Introducción</w:t>
@@ -9675,7 +9749,7 @@
       <w:pPr>
         <w:pStyle w:val="Heading2"/>
       </w:pPr>
-      <w:bookmarkStart w:id="1" w:name="_Toc233885177"/>
+      <w:bookmarkStart w:id="1" w:name="_Toc234358940"/>
       <w:r>
         <w:t>1.1 Propósito</w:t>
       </w:r>
@@ -9706,7 +9780,7 @@
       <w:pPr>
         <w:pStyle w:val="Heading2"/>
       </w:pPr>
-      <w:bookmarkStart w:id="2" w:name="_Toc233885178"/>
+      <w:bookmarkStart w:id="2" w:name="_Toc234358941"/>
       <w:r>
         <w:t>1.2 Alcance</w:t>
       </w:r>
@@ -9774,7 +9848,7 @@
       <w:pPr>
         <w:pStyle w:val="Heading2"/>
       </w:pPr>
-      <w:bookmarkStart w:id="3" w:name="_Toc233885179"/>
+      <w:bookmarkStart w:id="3" w:name="_Toc234358942"/>
       <w:r>
         <w:t>1.3 Convenciones</w:t>
       </w:r>
@@ -9856,7 +9930,7 @@
       <w:pPr>
         <w:pStyle w:val="Heading2"/>
       </w:pPr>
-      <w:bookmarkStart w:id="4" w:name="_Toc233885180"/>
+      <w:bookmarkStart w:id="4" w:name="_Toc234358943"/>
       <w:r>
         <w:t>1.4 Actores del sistema</w:t>
       </w:r>
@@ -10228,7 +10302,7 @@
       <w:pPr>
         <w:pStyle w:val="Heading2"/>
       </w:pPr>
-      <w:bookmarkStart w:id="5" w:name="_Toc233885181"/>
+      <w:bookmarkStart w:id="5" w:name="_Toc234358944"/>
       <w:r>
         <w:t>1.5 Resumen del estado del sistema</w:t>
       </w:r>
@@ -11189,7 +11263,7 @@
       <w:pPr>
         <w:pStyle w:val="Heading1"/>
       </w:pPr>
-      <w:bookmarkStart w:id="6" w:name="_Toc233885182"/>
+      <w:bookmarkStart w:id="6" w:name="_Toc234358945"/>
       <w:r>
         <w:lastRenderedPageBreak/>
         <w:t>2. Sección I - Funcionalidades implementadas (MVP)</w:t>
@@ -11213,7 +11287,7 @@
       <w:pPr>
         <w:pStyle w:val="Heading2"/>
       </w:pPr>
-      <w:bookmarkStart w:id="7" w:name="_Toc233885183"/>
+      <w:bookmarkStart w:id="7" w:name="_Toc234358946"/>
       <w:r>
         <w:t xml:space="preserve">2.1 </w:t>
       </w:r>
@@ -11228,7 +11302,7 @@
       <w:pPr>
         <w:pStyle w:val="Heading3"/>
       </w:pPr>
-      <w:bookmarkStart w:id="8" w:name="_Toc233885184"/>
+      <w:bookmarkStart w:id="8" w:name="_Toc234358947"/>
       <w:r>
         <w:t xml:space="preserve">HU-001 - Catálogo de </w:t>
       </w:r>
@@ -11453,7 +11527,7 @@
       <w:pPr>
         <w:pStyle w:val="Heading3"/>
       </w:pPr>
-      <w:bookmarkStart w:id="9" w:name="_Toc233885185"/>
+      <w:bookmarkStart w:id="9" w:name="_Toc234358948"/>
       <w:r>
         <w:t>HU-002 - Navegación por categorías</w:t>
       </w:r>
@@ -11546,7 +11620,7 @@
       <w:pPr>
         <w:pStyle w:val="Heading3"/>
       </w:pPr>
-      <w:bookmarkStart w:id="10" w:name="_Toc233885186"/>
+      <w:bookmarkStart w:id="10" w:name="_Toc234358949"/>
       <w:r>
         <w:t>HU-003 - Ficha de detalle de producto</w:t>
       </w:r>
@@ -11632,7 +11706,7 @@
       <w:pPr>
         <w:pStyle w:val="Heading3"/>
       </w:pPr>
-      <w:bookmarkStart w:id="11" w:name="_Toc233885187"/>
+      <w:bookmarkStart w:id="11" w:name="_Toc234358950"/>
       <w:r>
         <w:t>HU-004 - Carrito persistente en base de datos</w:t>
       </w:r>
@@ -11725,7 +11799,7 @@
       <w:pPr>
         <w:pStyle w:val="Heading3"/>
       </w:pPr>
-      <w:bookmarkStart w:id="12" w:name="_Toc233885188"/>
+      <w:bookmarkStart w:id="12" w:name="_Toc234358951"/>
       <w:r>
         <w:t>HU-005 - Selector de variantes en la ficha (parcial)</w:t>
       </w:r>
@@ -11831,7 +11905,7 @@
       <w:pPr>
         <w:pStyle w:val="Heading3"/>
       </w:pPr>
-      <w:bookmarkStart w:id="13" w:name="_Toc233885189"/>
+      <w:bookmarkStart w:id="13" w:name="_Toc234358952"/>
       <w:r>
         <w:t xml:space="preserve">HU-006 - </w:t>
       </w:r>
@@ -11932,7 +12006,7 @@
       <w:pPr>
         <w:pStyle w:val="Heading3"/>
       </w:pPr>
-      <w:bookmarkStart w:id="14" w:name="_Toc233885190"/>
+      <w:bookmarkStart w:id="14" w:name="_Toc234358953"/>
       <w:r>
         <w:t xml:space="preserve">HU-007 - Confirmación de pago por </w:t>
       </w:r>
@@ -12039,7 +12113,7 @@
       <w:pPr>
         <w:pStyle w:val="Heading3"/>
       </w:pPr>
-      <w:bookmarkStart w:id="15" w:name="_Toc233885191"/>
+      <w:bookmarkStart w:id="15" w:name="_Toc234358954"/>
       <w:r>
         <w:t>HU-008 - Autogestión de mis órdenes</w:t>
       </w:r>
@@ -12124,7 +12198,7 @@
       <w:pPr>
         <w:pStyle w:val="Heading3"/>
       </w:pPr>
-      <w:bookmarkStart w:id="16" w:name="_Toc233885192"/>
+      <w:bookmarkStart w:id="16" w:name="_Toc234358955"/>
       <w:r>
         <w:t xml:space="preserve">HU-009 - Historial de </w:t>
       </w:r>
@@ -12335,7 +12409,7 @@
       <w:pPr>
         <w:pStyle w:val="Heading3"/>
       </w:pPr>
-      <w:bookmarkStart w:id="17" w:name="_Toc233885193"/>
+      <w:bookmarkStart w:id="17" w:name="_Toc234358956"/>
       <w:r>
         <w:t xml:space="preserve">HU-010 - Sistema de </w:t>
       </w:r>
@@ -12561,7 +12635,7 @@
       <w:pPr>
         <w:pStyle w:val="Heading3"/>
       </w:pPr>
-      <w:bookmarkStart w:id="18" w:name="_Toc233885194"/>
+      <w:bookmarkStart w:id="18" w:name="_Toc234358957"/>
       <w:r>
         <w:t xml:space="preserve">HU-011 - Suscripción al </w:t>
       </w:r>
@@ -12659,7 +12733,7 @@
       <w:pPr>
         <w:pStyle w:val="Heading2"/>
       </w:pPr>
-      <w:bookmarkStart w:id="19" w:name="_Toc233885195"/>
+      <w:bookmarkStart w:id="19" w:name="_Toc234358958"/>
       <w:r>
         <w:t>2.2 Usuarios</w:t>
       </w:r>
@@ -12669,7 +12743,7 @@
       <w:pPr>
         <w:pStyle w:val="Heading3"/>
       </w:pPr>
-      <w:bookmarkStart w:id="20" w:name="_Toc233885196"/>
+      <w:bookmarkStart w:id="20" w:name="_Toc234358959"/>
       <w:r>
         <w:t>HU-012 - Registro e inicio de sesión con Clerk</w:t>
       </w:r>
@@ -12760,7 +12834,7 @@
       <w:pPr>
         <w:pStyle w:val="Heading3"/>
       </w:pPr>
-      <w:bookmarkStart w:id="21" w:name="_Toc233885197"/>
+      <w:bookmarkStart w:id="21" w:name="_Toc234358960"/>
       <w:r>
         <w:t xml:space="preserve">HU-013 - Roles de usuario (cliente / </w:t>
       </w:r>
@@ -12859,7 +12933,7 @@
       <w:pPr>
         <w:pStyle w:val="Heading3"/>
       </w:pPr>
-      <w:bookmarkStart w:id="22" w:name="_Toc233885198"/>
+      <w:bookmarkStart w:id="22" w:name="_Toc234358961"/>
       <w:r>
         <w:t>HU-014 - Gestión de direcciones</w:t>
       </w:r>
@@ -12943,7 +13017,7 @@
       <w:pPr>
         <w:pStyle w:val="Heading2"/>
       </w:pPr>
-      <w:bookmarkStart w:id="23" w:name="_Toc233885199"/>
+      <w:bookmarkStart w:id="23" w:name="_Toc234358962"/>
       <w:r>
         <w:t>2.99 Administración</w:t>
       </w:r>
@@ -12953,7 +13027,7 @@
       <w:pPr>
         <w:pStyle w:val="Heading3"/>
       </w:pPr>
-      <w:bookmarkStart w:id="24" w:name="_Toc233885200"/>
+      <w:bookmarkStart w:id="24" w:name="_Toc234358963"/>
       <w:r>
         <w:t xml:space="preserve">HU-015 - </w:t>
       </w:r>
@@ -13060,7 +13134,7 @@
       <w:pPr>
         <w:pStyle w:val="Heading3"/>
       </w:pPr>
-      <w:bookmarkStart w:id="25" w:name="_Toc233885201"/>
+      <w:bookmarkStart w:id="25" w:name="_Toc234358964"/>
       <w:r>
         <w:t xml:space="preserve">HU-016 - CRUD de </w:t>
       </w:r>
@@ -13269,7 +13343,7 @@
       <w:pPr>
         <w:pStyle w:val="Heading3"/>
       </w:pPr>
-      <w:bookmarkStart w:id="26" w:name="_Toc233885202"/>
+      <w:bookmarkStart w:id="26" w:name="_Toc234358965"/>
       <w:r>
         <w:t xml:space="preserve">HU-017 - Gestión de usuarios y </w:t>
       </w:r>
@@ -13479,7 +13553,7 @@
       <w:pPr>
         <w:pStyle w:val="Heading3"/>
       </w:pPr>
-      <w:bookmarkStart w:id="27" w:name="_Toc233885203"/>
+      <w:bookmarkStart w:id="27" w:name="_Toc234358966"/>
       <w:r>
         <w:t xml:space="preserve">HU-018 - Gestión del estado de </w:t>
       </w:r>
@@ -13702,7 +13776,7 @@
       <w:pPr>
         <w:pStyle w:val="Heading3"/>
       </w:pPr>
-      <w:bookmarkStart w:id="28" w:name="_Toc233885204"/>
+      <w:bookmarkStart w:id="28" w:name="_Toc234358967"/>
       <w:r>
         <w:t xml:space="preserve">HU-019 - Estadísticas de ventas y </w:t>
       </w:r>
@@ -13927,7 +14001,7 @@
       <w:pPr>
         <w:pStyle w:val="Heading2"/>
       </w:pPr>
-      <w:bookmarkStart w:id="29" w:name="_Toc233885205"/>
+      <w:bookmarkStart w:id="29" w:name="_Toc234358968"/>
       <w:r>
         <w:t>2.4 Seguridad</w:t>
       </w:r>
@@ -13937,7 +14011,7 @@
       <w:pPr>
         <w:pStyle w:val="Heading3"/>
       </w:pPr>
-      <w:bookmarkStart w:id="30" w:name="_Toc233885206"/>
+      <w:bookmarkStart w:id="30" w:name="_Toc234358969"/>
       <w:r>
         <w:t>HU-020 - Verificación de JWT (Clerk middleware)</w:t>
       </w:r>
@@ -14005,7 +14079,7 @@
       <w:pPr>
         <w:pStyle w:val="Heading3"/>
       </w:pPr>
-      <w:bookmarkStart w:id="31" w:name="_Toc233885207"/>
+      <w:bookmarkStart w:id="31" w:name="_Toc234358970"/>
       <w:r>
         <w:t>HU-021 - Control de acceso por rol (</w:t>
       </w:r>
@@ -14104,7 +14178,7 @@
       <w:pPr>
         <w:pStyle w:val="Heading3"/>
       </w:pPr>
-      <w:bookmarkStart w:id="32" w:name="_Toc233885208"/>
+      <w:bookmarkStart w:id="32" w:name="_Toc234358971"/>
       <w:r>
         <w:t xml:space="preserve">HU-022 - Verificación de firma del </w:t>
       </w:r>
@@ -14187,7 +14261,7 @@
       <w:pPr>
         <w:pStyle w:val="Heading3"/>
       </w:pPr>
-      <w:bookmarkStart w:id="33" w:name="_Toc233885209"/>
+      <w:bookmarkStart w:id="33" w:name="_Toc234358972"/>
       <w:r>
         <w:t>HU-023 - Configuración de CORS</w:t>
       </w:r>
@@ -14273,7 +14347,7 @@
           <w:lang w:val="en-US"/>
         </w:rPr>
       </w:pPr>
-      <w:bookmarkStart w:id="34" w:name="_Toc233885210"/>
+      <w:bookmarkStart w:id="34" w:name="_Toc234358973"/>
       <w:r>
         <w:rPr>
           <w:lang w:val="en-US"/>
@@ -14297,7 +14371,7 @@
           <w:lang w:val="en-US"/>
         </w:rPr>
       </w:pPr>
-      <w:bookmarkStart w:id="35" w:name="_Toc233885211"/>
+      <w:bookmarkStart w:id="35" w:name="_Toc234358974"/>
       <w:r>
         <w:rPr>
           <w:lang w:val="en-US"/>
@@ -14418,7 +14492,7 @@
       <w:pPr>
         <w:pStyle w:val="Heading2"/>
       </w:pPr>
-      <w:bookmarkStart w:id="36" w:name="_Toc233885212"/>
+      <w:bookmarkStart w:id="36" w:name="_Toc234358975"/>
       <w:r>
         <w:t>2.99 UX</w:t>
       </w:r>
@@ -14428,7 +14502,7 @@
       <w:pPr>
         <w:pStyle w:val="Heading3"/>
       </w:pPr>
-      <w:bookmarkStart w:id="37" w:name="_Toc233885213"/>
+      <w:bookmarkStart w:id="37" w:name="_Toc234358976"/>
       <w:r>
         <w:t>HU-025 - Diseño responsive</w:t>
       </w:r>
@@ -14521,7 +14595,7 @@
       <w:pPr>
         <w:pStyle w:val="Heading3"/>
       </w:pPr>
-      <w:bookmarkStart w:id="38" w:name="_Toc233885214"/>
+      <w:bookmarkStart w:id="38" w:name="_Toc234358977"/>
       <w:r>
         <w:t>HU-026 - Modo oscuro</w:t>
       </w:r>
@@ -14598,7 +14672,7 @@
       <w:pPr>
         <w:pStyle w:val="Heading3"/>
       </w:pPr>
-      <w:bookmarkStart w:id="39" w:name="_Toc233885215"/>
+      <w:bookmarkStart w:id="39" w:name="_Toc234358978"/>
       <w:r>
         <w:t xml:space="preserve">HU-027 - </w:t>
       </w:r>
@@ -14712,7 +14786,7 @@
       <w:pPr>
         <w:pStyle w:val="Heading3"/>
       </w:pPr>
-      <w:bookmarkStart w:id="40" w:name="_Toc233885216"/>
+      <w:bookmarkStart w:id="40" w:name="_Toc234358979"/>
       <w:r>
         <w:t>HU-028 - Animaciones de interfaz</w:t>
       </w:r>
@@ -14798,7 +14872,7 @@
       <w:pPr>
         <w:pStyle w:val="Heading2"/>
       </w:pPr>
-      <w:bookmarkStart w:id="41" w:name="_Toc233885217"/>
+      <w:bookmarkStart w:id="41" w:name="_Toc234358980"/>
       <w:r>
         <w:t>2.6 Rendimiento</w:t>
       </w:r>
@@ -14808,7 +14882,7 @@
       <w:pPr>
         <w:pStyle w:val="Heading3"/>
       </w:pPr>
-      <w:bookmarkStart w:id="42" w:name="_Toc233885218"/>
+      <w:bookmarkStart w:id="42" w:name="_Toc234358981"/>
       <w:r>
         <w:t xml:space="preserve">HU-029 - Code </w:t>
       </w:r>
@@ -14920,7 +14994,7 @@
       <w:pPr>
         <w:pStyle w:val="Heading2"/>
       </w:pPr>
-      <w:bookmarkStart w:id="43" w:name="_Toc233885219"/>
+      <w:bookmarkStart w:id="43" w:name="_Toc234358982"/>
       <w:r>
         <w:t>2.7 Mantenimiento</w:t>
       </w:r>
@@ -14930,7 +15004,7 @@
       <w:pPr>
         <w:pStyle w:val="Heading3"/>
       </w:pPr>
-      <w:bookmarkStart w:id="44" w:name="_Toc233885220"/>
+      <w:bookmarkStart w:id="44" w:name="_Toc234358983"/>
       <w:r>
         <w:t>HU-030 - Documentación de arquitectura</w:t>
       </w:r>
@@ -15013,7 +15087,7 @@
       <w:pPr>
         <w:pStyle w:val="Heading3"/>
       </w:pPr>
-      <w:bookmarkStart w:id="45" w:name="_Toc233885221"/>
+      <w:bookmarkStart w:id="45" w:name="_Toc234358984"/>
       <w:r>
         <w:t xml:space="preserve">HU-031 - </w:t>
       </w:r>
@@ -15109,7 +15183,7 @@
       <w:pPr>
         <w:pStyle w:val="Heading1"/>
       </w:pPr>
-      <w:bookmarkStart w:id="46" w:name="_Toc233885222"/>
+      <w:bookmarkStart w:id="46" w:name="_Toc234358985"/>
       <w:r>
         <w:rPr>
           <w:rFonts w:ascii="Calibri" w:hAnsi="Calibri"/>
@@ -17357,7 +17431,7 @@
       <w:tr>
         <w:tc>
           <w:tcPr>
-            <w:tcW w:type="dxa" w:w="1728"/>
+            <w:tcW w:w="1728" w:type="dxa"/>
           </w:tcPr>
           <w:p>
             <w:r>
@@ -17370,7 +17444,7 @@
         </w:tc>
         <w:tc>
           <w:tcPr>
-            <w:tcW w:type="dxa" w:w="1728"/>
+            <w:tcW w:w="1728" w:type="dxa"/>
           </w:tcPr>
           <w:p>
             <w:r>
@@ -17383,7 +17457,7 @@
         </w:tc>
         <w:tc>
           <w:tcPr>
-            <w:tcW w:type="dxa" w:w="1728"/>
+            <w:tcW w:w="1728" w:type="dxa"/>
           </w:tcPr>
           <w:p>
             <w:r>
@@ -17396,7 +17470,7 @@
         </w:tc>
         <w:tc>
           <w:tcPr>
-            <w:tcW w:type="dxa" w:w="1728"/>
+            <w:tcW w:w="1728" w:type="dxa"/>
           </w:tcPr>
           <w:p>
             <w:r>
@@ -17409,7 +17483,7 @@
         </w:tc>
         <w:tc>
           <w:tcPr>
-            <w:tcW w:type="dxa" w:w="1728"/>
+            <w:tcW w:w="1728" w:type="dxa"/>
           </w:tcPr>
           <w:p>
             <w:r>
@@ -17426,7 +17500,7 @@
       <w:pPr>
         <w:pStyle w:val="Heading2"/>
       </w:pPr>
-      <w:bookmarkStart w:id="47" w:name="_Toc233885223"/>
+      <w:bookmarkStart w:id="47" w:name="_Toc234358986"/>
       <w:r>
         <w:rPr>
           <w:rFonts w:ascii="Calibri" w:hAnsi="Calibri"/>
@@ -17453,7 +17527,7 @@
       <w:pPr>
         <w:pStyle w:val="Heading3"/>
       </w:pPr>
-      <w:bookmarkStart w:id="48" w:name="_Toc233885224"/>
+      <w:bookmarkStart w:id="48" w:name="_Toc234358987"/>
       <w:r>
         <w:rPr>
           <w:rFonts w:ascii="Calibri" w:hAnsi="Calibri"/>
@@ -17681,7 +17755,7 @@
       <w:pPr>
         <w:pStyle w:val="Heading3"/>
       </w:pPr>
-      <w:bookmarkStart w:id="49" w:name="_Toc233885225"/>
+      <w:bookmarkStart w:id="49" w:name="_Toc234358988"/>
       <w:r>
         <w:rPr>
           <w:rFonts w:ascii="Calibri" w:hAnsi="Calibri"/>
@@ -17759,7 +17833,7 @@
       <w:pPr>
         <w:pStyle w:val="Heading3"/>
       </w:pPr>
-      <w:bookmarkStart w:id="50" w:name="_Toc233885226"/>
+      <w:bookmarkStart w:id="50" w:name="_Toc234358989"/>
       <w:r>
         <w:rPr>
           <w:rFonts w:ascii="Calibri" w:hAnsi="Calibri"/>
@@ -17972,7 +18046,7 @@
       <w:pPr>
         <w:pStyle w:val="Heading3"/>
       </w:pPr>
-      <w:bookmarkStart w:id="51" w:name="_Toc233885227"/>
+      <w:bookmarkStart w:id="51" w:name="_Toc234358990"/>
       <w:r>
         <w:rPr>
           <w:rFonts w:ascii="Calibri" w:hAnsi="Calibri"/>
@@ -18042,7 +18116,7 @@
       <w:pPr>
         <w:pStyle w:val="Heading3"/>
       </w:pPr>
-      <w:bookmarkStart w:id="52" w:name="_Toc233885228"/>
+      <w:bookmarkStart w:id="52" w:name="_Toc234358991"/>
       <w:r>
         <w:rPr>
           <w:rFonts w:ascii="Calibri" w:hAnsi="Calibri"/>
@@ -18263,7 +18337,7 @@
           <w:lang w:val="en-US"/>
         </w:rPr>
       </w:pPr>
-      <w:bookmarkStart w:id="53" w:name="_Toc233885229"/>
+      <w:bookmarkStart w:id="53" w:name="_Toc234358992"/>
       <w:r>
         <w:rPr>
           <w:rFonts w:ascii="Calibri" w:hAnsi="Calibri"/>
@@ -18297,7 +18371,7 @@
           <w:lang w:val="en-US"/>
         </w:rPr>
       </w:pPr>
-      <w:bookmarkStart w:id="54" w:name="_Toc233885230"/>
+      <w:bookmarkStart w:id="54" w:name="_Toc234358993"/>
       <w:r>
         <w:rPr>
           <w:rFonts w:ascii="Calibri" w:hAnsi="Calibri"/>
@@ -18579,7 +18653,7 @@
       <w:pPr>
         <w:pStyle w:val="Heading3"/>
       </w:pPr>
-      <w:bookmarkStart w:id="55" w:name="_Toc233885231"/>
+      <w:bookmarkStart w:id="55" w:name="_Toc234358994"/>
       <w:r>
         <w:rPr>
           <w:rFonts w:ascii="Calibri" w:hAnsi="Calibri"/>
@@ -18665,7 +18739,7 @@
       <w:pPr>
         <w:pStyle w:val="Heading3"/>
       </w:pPr>
-      <w:bookmarkStart w:id="56" w:name="_Toc233885232"/>
+      <w:bookmarkStart w:id="56" w:name="_Toc234358995"/>
       <w:r>
         <w:rPr>
           <w:rFonts w:ascii="Calibri" w:hAnsi="Calibri"/>
@@ -18759,7 +18833,7 @@
       <w:pPr>
         <w:pStyle w:val="Heading3"/>
       </w:pPr>
-      <w:bookmarkStart w:id="57" w:name="_Toc233885233"/>
+      <w:bookmarkStart w:id="57" w:name="_Toc234358996"/>
       <w:r>
         <w:rPr>
           <w:rFonts w:ascii="Calibri" w:hAnsi="Calibri"/>
@@ -18996,7 +19070,7 @@
       <w:pPr>
         <w:pStyle w:val="Heading3"/>
       </w:pPr>
-      <w:bookmarkStart w:id="58" w:name="_Toc233885234"/>
+      <w:bookmarkStart w:id="58" w:name="_Toc234358997"/>
       <w:r>
         <w:rPr>
           <w:rFonts w:ascii="Calibri" w:hAnsi="Calibri"/>
@@ -19224,7 +19298,7 @@
       <w:pPr>
         <w:pStyle w:val="Heading3"/>
       </w:pPr>
-      <w:bookmarkStart w:id="59" w:name="_Toc233885235"/>
+      <w:bookmarkStart w:id="59" w:name="_Toc234358998"/>
       <w:r>
         <w:rPr>
           <w:rFonts w:ascii="Calibri" w:hAnsi="Calibri"/>
@@ -19335,7 +19409,7 @@
       <w:pPr>
         <w:pStyle w:val="Heading3"/>
       </w:pPr>
-      <w:bookmarkStart w:id="60" w:name="_Toc233885236"/>
+      <w:bookmarkStart w:id="60" w:name="_Toc234358999"/>
       <w:r>
         <w:rPr>
           <w:rFonts w:ascii="Calibri" w:hAnsi="Calibri"/>
@@ -19427,7 +19501,7 @@
       <w:pPr>
         <w:pStyle w:val="Heading2"/>
       </w:pPr>
-      <w:bookmarkStart w:id="61" w:name="_Toc233885237"/>
+      <w:bookmarkStart w:id="61" w:name="_Toc234359000"/>
       <w:r>
         <w:rPr>
           <w:rFonts w:ascii="Calibri" w:hAnsi="Calibri"/>
@@ -19454,7 +19528,7 @@
       <w:pPr>
         <w:pStyle w:val="Heading3"/>
       </w:pPr>
-      <w:bookmarkStart w:id="62" w:name="_Toc233885238"/>
+      <w:bookmarkStart w:id="62" w:name="_Toc234359001"/>
       <w:r>
         <w:rPr>
           <w:rFonts w:ascii="Calibri" w:hAnsi="Calibri"/>
@@ -19718,7 +19792,7 @@
       <w:pPr>
         <w:pStyle w:val="Heading3"/>
       </w:pPr>
-      <w:bookmarkStart w:id="63" w:name="_Toc233885239"/>
+      <w:bookmarkStart w:id="63" w:name="_Toc234359002"/>
       <w:r>
         <w:rPr>
           <w:rFonts w:ascii="Calibri" w:hAnsi="Calibri"/>
@@ -19937,7 +20011,7 @@
       <w:pPr>
         <w:pStyle w:val="Heading3"/>
       </w:pPr>
-      <w:bookmarkStart w:id="64" w:name="_Toc233885240"/>
+      <w:bookmarkStart w:id="64" w:name="_Toc234359003"/>
       <w:r>
         <w:rPr>
           <w:rFonts w:ascii="Calibri" w:hAnsi="Calibri"/>
@@ -20015,7 +20089,7 @@
       <w:pPr>
         <w:pStyle w:val="Heading3"/>
       </w:pPr>
-      <w:bookmarkStart w:id="65" w:name="_Toc233885241"/>
+      <w:bookmarkStart w:id="65" w:name="_Toc234359004"/>
       <w:r>
         <w:rPr>
           <w:rFonts w:ascii="Calibri" w:hAnsi="Calibri"/>
@@ -20093,7 +20167,7 @@
       <w:pPr>
         <w:pStyle w:val="Heading2"/>
       </w:pPr>
-      <w:bookmarkStart w:id="66" w:name="_Toc233885242"/>
+      <w:bookmarkStart w:id="66" w:name="_Toc234359005"/>
       <w:r>
         <w:rPr>
           <w:rFonts w:ascii="Calibri" w:hAnsi="Calibri"/>
@@ -20106,7 +20180,7 @@
       <w:pPr>
         <w:pStyle w:val="Heading3"/>
       </w:pPr>
-      <w:bookmarkStart w:id="67" w:name="_Toc233885243"/>
+      <w:bookmarkStart w:id="67" w:name="_Toc234359006"/>
       <w:r>
         <w:rPr>
           <w:rFonts w:ascii="Calibri" w:hAnsi="Calibri"/>
@@ -20335,7 +20409,7 @@
       <w:pPr>
         <w:pStyle w:val="Heading3"/>
       </w:pPr>
-      <w:bookmarkStart w:id="68" w:name="_Toc233885244"/>
+      <w:bookmarkStart w:id="68" w:name="_Toc234359007"/>
       <w:r>
         <w:rPr>
           <w:rFonts w:ascii="Calibri" w:hAnsi="Calibri"/>
@@ -20555,7 +20629,7 @@
       <w:pPr>
         <w:pStyle w:val="Heading3"/>
       </w:pPr>
-      <w:bookmarkStart w:id="69" w:name="_Toc233885245"/>
+      <w:bookmarkStart w:id="69" w:name="_Toc234359008"/>
       <w:r>
         <w:rPr>
           <w:rFonts w:ascii="Calibri" w:hAnsi="Calibri"/>
@@ -20759,7 +20833,7 @@
       <w:pPr>
         <w:pStyle w:val="Heading3"/>
       </w:pPr>
-      <w:bookmarkStart w:id="70" w:name="_Toc233885246"/>
+      <w:bookmarkStart w:id="70" w:name="_Toc234359009"/>
       <w:r>
         <w:rPr>
           <w:rFonts w:ascii="Calibri" w:hAnsi="Calibri"/>
@@ -20992,7 +21066,7 @@
       <w:pPr>
         <w:pStyle w:val="Heading3"/>
       </w:pPr>
-      <w:bookmarkStart w:id="71" w:name="_Toc233885247"/>
+      <w:bookmarkStart w:id="71" w:name="_Toc234359010"/>
       <w:r>
         <w:rPr>
           <w:rFonts w:ascii="Calibri" w:hAnsi="Calibri"/>
@@ -21188,7 +21262,7 @@
       <w:pPr>
         <w:pStyle w:val="Heading3"/>
       </w:pPr>
-      <w:bookmarkStart w:id="72" w:name="_Toc233885248"/>
+      <w:bookmarkStart w:id="72" w:name="_Toc234359011"/>
       <w:r>
         <w:rPr>
           <w:rFonts w:ascii="Calibri" w:hAnsi="Calibri"/>
@@ -21274,7 +21348,7 @@
       <w:pPr>
         <w:pStyle w:val="Heading3"/>
       </w:pPr>
-      <w:bookmarkStart w:id="73" w:name="_Toc233885249"/>
+      <w:bookmarkStart w:id="73" w:name="_Toc234359012"/>
       <w:r>
         <w:rPr>
           <w:rFonts w:ascii="Calibri" w:hAnsi="Calibri"/>
@@ -21555,7 +21629,7 @@
       <w:pPr>
         <w:pStyle w:val="Heading3"/>
       </w:pPr>
-      <w:bookmarkStart w:id="74" w:name="_Toc233885250"/>
+      <w:bookmarkStart w:id="74" w:name="_Toc234359013"/>
       <w:r>
         <w:rPr>
           <w:rFonts w:ascii="Calibri" w:hAnsi="Calibri"/>
@@ -21625,7 +21699,7 @@
       <w:pPr>
         <w:pStyle w:val="Heading3"/>
       </w:pPr>
-      <w:bookmarkStart w:id="75" w:name="_Toc233885251"/>
+      <w:bookmarkStart w:id="75" w:name="_Toc234359014"/>
       <w:r>
         <w:rPr>
           <w:rFonts w:ascii="Calibri" w:hAnsi="Calibri"/>
@@ -21844,12 +21918,22 @@
       <w:pPr>
         <w:pStyle w:val="Heading3"/>
       </w:pPr>
-      <w:r>
-        <w:t>HU-092 - Descuentos automáticos por producto y por categoría  [MCP]</w:t>
-      </w:r>
-    </w:p>
-    <w:p>
-      <w:pPr/>
+      <w:bookmarkStart w:id="76" w:name="_Toc234359015"/>
+      <w:r>
+        <w:lastRenderedPageBreak/>
+        <w:t xml:space="preserve">HU-092 - Descuentos automáticos por producto y por </w:t>
+      </w:r>
+      <w:proofErr w:type="gramStart"/>
+      <w:r>
+        <w:t>categoría  [</w:t>
+      </w:r>
+      <w:proofErr w:type="gramEnd"/>
+      <w:r>
+        <w:t>MCP]</w:t>
+      </w:r>
+      <w:bookmarkEnd w:id="76"/>
+    </w:p>
+    <w:p>
       <w:r>
         <w:rPr>
           <w:color w:val="555555"/>
@@ -21859,7 +21943,6 @@
       </w:r>
     </w:p>
     <w:p>
-      <w:pPr/>
       <w:r>
         <w:rPr>
           <w:b/>
@@ -21871,7 +21954,6 @@
       </w:r>
     </w:p>
     <w:p>
-      <w:pPr/>
       <w:r>
         <w:t>Criterios de aceptación:</w:t>
       </w:r>
@@ -21881,7 +21963,15 @@
         <w:pStyle w:val="ListBullet"/>
       </w:pPr>
       <w:r>
-        <w:t>El admin puede aplicar un descuento (% o monto fijo) a un producto individual, con vigencia opcional (fecha de inicio y fin).</w:t>
+        <w:t xml:space="preserve">El </w:t>
+      </w:r>
+      <w:proofErr w:type="spellStart"/>
+      <w:r>
+        <w:t>admin</w:t>
+      </w:r>
+      <w:proofErr w:type="spellEnd"/>
+      <w:r>
+        <w:t xml:space="preserve"> puede aplicar un descuento (% o monto fijo) a un producto individual, con vigencia opcional (fecha de inicio y fin).</w:t>
       </w:r>
     </w:p>
     <w:p>
@@ -21889,7 +21979,15 @@
         <w:pStyle w:val="ListBullet"/>
       </w:pPr>
       <w:r>
-        <w:t>El admin puede aplicar el mismo descuento a todos los productos de una categoría a la vez, sin editarlos uno por uno.</w:t>
+        <w:t xml:space="preserve">El </w:t>
+      </w:r>
+      <w:proofErr w:type="spellStart"/>
+      <w:r>
+        <w:t>admin</w:t>
+      </w:r>
+      <w:proofErr w:type="spellEnd"/>
+      <w:r>
+        <w:t xml:space="preserve"> puede aplicar el mismo descuento a todos los productos de una categoría a la vez, sin editarlos uno por uno.</w:t>
       </w:r>
     </w:p>
     <w:p>
@@ -21905,7 +22003,15 @@
         <w:pStyle w:val="ListBullet"/>
       </w:pPr>
       <w:r>
-        <w:t>El descuento aplicado es el que se cobra en el checkout (coherente con el precio mostrado).</w:t>
+        <w:t xml:space="preserve">El descuento aplicado es el que se cobra en el </w:t>
+      </w:r>
+      <w:proofErr w:type="spellStart"/>
+      <w:r>
+        <w:t>checkout</w:t>
+      </w:r>
+      <w:proofErr w:type="spellEnd"/>
+      <w:r>
+        <w:t xml:space="preserve"> (coherente con el precio mostrado).</w:t>
       </w:r>
     </w:p>
     <w:p>
@@ -21913,654 +22019,15 @@
         <w:pStyle w:val="ListBullet"/>
       </w:pPr>
       <w:r>
-        <w:t>El admin puede quitar el descuento de forma individual o masiva por categoría, restaurando el precio original.</w:t>
-      </w:r>
-    </w:p>
-    <w:p>
-      <w:pPr/>
-      <w:r>
-        <w:rPr>
-          <w:b/>
-          <w:color w:val="0E7A5F"/>
-          <w:sz w:val="19"/>
-        </w:rPr>
-        <w:t>[MCP] Herramienta del servidor MCP</w:t>
-      </w:r>
-    </w:p>
-    <w:tbl>
-      <w:tblPr>
-        <w:tblStyle w:val="TableGrid"/>
-        <w:tblW w:type="auto" w:w="0"/>
-        <w:tblLook w:firstColumn="1" w:firstRow="1" w:lastColumn="0" w:lastRow="0" w:noHBand="0" w:noVBand="1" w:val="04A0"/>
-      </w:tblPr>
-      <w:tblGrid>
-        <w:gridCol w:w="4320"/>
-        <w:gridCol w:w="4320"/>
-      </w:tblGrid>
-      <w:tr>
-        <w:tc>
-          <w:tcPr>
-            <w:tcW w:type="dxa" w:w="4320"/>
-          </w:tcPr>
-          <w:p>
-            <w:r>
-              <w:rPr>
-                <w:b/>
-                <w:sz w:val="19"/>
-              </w:rPr>
-              <w:t>Tool</w:t>
-            </w:r>
-          </w:p>
-        </w:tc>
-        <w:tc>
-          <w:tcPr>
-            <w:tcW w:type="dxa" w:w="4320"/>
-          </w:tcPr>
-          <w:p>
-            <w:r>
-              <w:rPr>
-                <w:sz w:val="19"/>
-              </w:rPr>
-              <w:t>promotions.applyDiscount</w:t>
-            </w:r>
-          </w:p>
-        </w:tc>
-      </w:tr>
-      <w:tr>
-        <w:tc>
-          <w:tcPr>
-            <w:tcW w:type="dxa" w:w="4320"/>
-          </w:tcPr>
-          <w:p>
-            <w:r>
-              <w:rPr>
-                <w:b/>
-                <w:sz w:val="19"/>
-              </w:rPr>
-              <w:t>Autenticación</w:t>
-            </w:r>
-          </w:p>
-        </w:tc>
-        <w:tc>
-          <w:tcPr>
-            <w:tcW w:type="dxa" w:w="4320"/>
-          </w:tcPr>
-          <w:p>
-            <w:r>
-              <w:rPr>
-                <w:sz w:val="19"/>
-              </w:rPr>
-              <w:t>JWT (Clerk) + rol Admin</w:t>
-            </w:r>
-          </w:p>
-        </w:tc>
-      </w:tr>
-      <w:tr>
-        <w:tc>
-          <w:tcPr>
-            <w:tcW w:type="dxa" w:w="4320"/>
-          </w:tcPr>
-          <w:p>
-            <w:r>
-              <w:rPr>
-                <w:b/>
-                <w:sz w:val="19"/>
-              </w:rPr>
-              <w:t>Permite</w:t>
-            </w:r>
-          </w:p>
-        </w:tc>
-        <w:tc>
-          <w:tcPr>
-            <w:tcW w:type="dxa" w:w="4320"/>
-          </w:tcPr>
-          <w:p>
-            <w:r>
-              <w:rPr>
-                <w:sz w:val="19"/>
-              </w:rPr>
-              <w:t>Aplicar o quitar descuentos por producto o categoría para que el agente ejecute campañas de rebajas de forma masiva.</w:t>
-            </w:r>
-          </w:p>
-        </w:tc>
-      </w:tr>
-    </w:tbl>
-    <w:p>
-      <w:pPr>
-        <w:pStyle w:val="Heading2"/>
-      </w:pPr>
-      <w:bookmarkStart w:id="76" w:name="_Toc233885252"/>
-      <w:r>
-        <w:rPr>
-          <w:rFonts w:ascii="Calibri" w:hAnsi="Calibri"/>
-        </w:rPr>
-        <w:lastRenderedPageBreak/>
-        <w:t>3.5 Usuarios</w:t>
-      </w:r>
-      <w:bookmarkEnd w:id="76"/>
-    </w:p>
-    <w:p>
-      <w:pPr>
-        <w:pStyle w:val="Heading3"/>
-      </w:pPr>
-      <w:bookmarkStart w:id="77" w:name="_Toc233885253"/>
-      <w:r>
-        <w:rPr>
-          <w:rFonts w:ascii="Calibri" w:hAnsi="Calibri"/>
-        </w:rPr>
-        <w:t>HU-057 - Página de perfil editable</w:t>
-      </w:r>
-      <w:bookmarkEnd w:id="77"/>
-    </w:p>
-    <w:p>
-      <w:r>
-        <w:rPr>
-          <w:color w:val="555555"/>
-          <w:sz w:val="18"/>
-        </w:rPr>
-        <w:t>Estado: Pendiente   |   Prioridad: Media   |   Módulo: Usuarios   |   Tipo: Funcional</w:t>
-      </w:r>
-    </w:p>
-    <w:p>
-      <w:r>
-        <w:rPr>
-          <w:b/>
-        </w:rPr>
-        <w:t xml:space="preserve">Historia: </w:t>
-      </w:r>
-      <w:r>
-        <w:t>Como Cliente, quiero editar mi nombre, foto y preferencias de cuenta, para personalizar mi perfil.</w:t>
-      </w:r>
-    </w:p>
-    <w:p>
-      <w:r>
-        <w:t>Criterios de aceptación:</w:t>
-      </w:r>
-    </w:p>
-    <w:p>
-      <w:pPr>
-        <w:pStyle w:val="ListBullet"/>
-      </w:pPr>
-      <w:r>
-        <w:t>El cliente puede actualizar nombre y foto.</w:t>
-      </w:r>
-    </w:p>
-    <w:p>
-      <w:pPr>
-        <w:pStyle w:val="ListBullet"/>
-      </w:pPr>
-      <w:r>
-        <w:t>El cliente puede gestionar preferencias básicas.</w:t>
-      </w:r>
-    </w:p>
-    <w:p>
-      <w:pPr>
-        <w:pStyle w:val="ListBullet"/>
-      </w:pPr>
-      <w:r>
-        <w:t>Los cambios se guardan y reflejan de inmediato.</w:t>
-      </w:r>
-    </w:p>
-    <w:p>
-      <w:pPr>
-        <w:pStyle w:val="Heading3"/>
-      </w:pPr>
-      <w:bookmarkStart w:id="78" w:name="_Toc233885254"/>
-      <w:r>
-        <w:rPr>
-          <w:rFonts w:ascii="Calibri" w:hAnsi="Calibri"/>
-        </w:rPr>
-        <w:t>HU-058 - Preferencias de notificación</w:t>
-      </w:r>
-      <w:bookmarkEnd w:id="78"/>
-    </w:p>
-    <w:p>
-      <w:r>
-        <w:rPr>
-          <w:color w:val="555555"/>
-          <w:sz w:val="18"/>
-        </w:rPr>
-        <w:t>Estado: Pendiente   |   Prioridad: Media   |   Módulo: Usuarios   |   Tipo: Funcional</w:t>
-      </w:r>
-    </w:p>
-    <w:p>
-      <w:r>
-        <w:rPr>
-          <w:b/>
-        </w:rPr>
-        <w:t xml:space="preserve">Historia: </w:t>
-      </w:r>
-      <w:r>
-        <w:t>Como Cliente, quiero controlar que tipos de correos y notificaciones recibo, para reducir el ruido y recibir solo lo que me interesa.</w:t>
-      </w:r>
-    </w:p>
-    <w:p>
-      <w:r>
-        <w:t>Criterios de aceptación:</w:t>
-      </w:r>
-    </w:p>
-    <w:p>
-      <w:pPr>
-        <w:pStyle w:val="ListBullet"/>
-      </w:pPr>
-      <w:r>
-        <w:t>El cliente puede activar/desactivar categorías de notificación.</w:t>
-      </w:r>
-    </w:p>
-    <w:p>
-      <w:pPr>
-        <w:pStyle w:val="ListBullet"/>
-      </w:pPr>
-      <w:r>
-        <w:t>Las preferencias se respetan al enviar correos.</w:t>
-      </w:r>
-    </w:p>
-    <w:p>
-      <w:pPr>
-        <w:pStyle w:val="ListBullet"/>
-      </w:pPr>
-      <w:r>
-        <w:t>Existe una opción de baja total.</w:t>
-      </w:r>
-    </w:p>
-    <w:p>
-      <w:pPr>
-        <w:pStyle w:val="Heading3"/>
-      </w:pPr>
-      <w:bookmarkStart w:id="79" w:name="_Toc233885255"/>
-      <w:r>
-        <w:rPr>
-          <w:rFonts w:ascii="Calibri" w:hAnsi="Calibri"/>
-        </w:rPr>
-        <w:t>HU-059 - Métodos de pago guardados</w:t>
-      </w:r>
-      <w:bookmarkEnd w:id="79"/>
-    </w:p>
-    <w:p>
-      <w:r>
-        <w:rPr>
-          <w:color w:val="555555"/>
-          <w:sz w:val="18"/>
-        </w:rPr>
-        <w:t>Estado: Pendiente   |   Prioridad: Media   |   Módulo: Usuarios   |   Tipo: Funcional</w:t>
-      </w:r>
-    </w:p>
-    <w:p>
-      <w:r>
-        <w:rPr>
-          <w:b/>
-        </w:rPr>
-        <w:t xml:space="preserve">Historia: </w:t>
-      </w:r>
-      <w:r>
-        <w:t>Como Cliente, quiero guardar mis tarjetas de pago de forma segura (Stripe), para reducir la fricción en futuras compras.</w:t>
-      </w:r>
-    </w:p>
-    <w:p>
-      <w:r>
-        <w:t>Criterios de aceptación:</w:t>
-      </w:r>
-    </w:p>
-    <w:p>
-      <w:pPr>
-        <w:pStyle w:val="ListBullet"/>
-      </w:pPr>
-      <w:r>
-        <w:t xml:space="preserve">El cliente puede guardar métodos de pago vía Stripe </w:t>
+        <w:t xml:space="preserve">El </w:t>
       </w:r>
       <w:proofErr w:type="spellStart"/>
       <w:r>
-        <w:t>PaymentMethods</w:t>
+        <w:t>admin</w:t>
       </w:r>
       <w:proofErr w:type="spellEnd"/>
       <w:r>
-        <w:t>.</w:t>
-      </w:r>
-    </w:p>
-    <w:p>
-      <w:pPr>
-        <w:pStyle w:val="ListBullet"/>
-      </w:pPr>
-      <w:r>
-        <w:t xml:space="preserve">El cliente puede seleccionar una tarjeta guardada en el </w:t>
-      </w:r>
-      <w:proofErr w:type="spellStart"/>
-      <w:r>
-        <w:t>checkout</w:t>
-      </w:r>
-      <w:proofErr w:type="spellEnd"/>
-      <w:r>
-        <w:t>.</w:t>
-      </w:r>
-    </w:p>
-    <w:p>
-      <w:pPr>
-        <w:pStyle w:val="ListBullet"/>
-      </w:pPr>
-      <w:r>
-        <w:t>El cliente puede eliminar métodos de pago.</w:t>
-      </w:r>
-    </w:p>
-    <w:p>
-      <w:pPr>
-        <w:pStyle w:val="Heading3"/>
-      </w:pPr>
-      <w:bookmarkStart w:id="80" w:name="_Toc233885256"/>
-      <w:r>
-        <w:rPr>
-          <w:rFonts w:ascii="Calibri" w:hAnsi="Calibri"/>
-        </w:rPr>
-        <w:t>HU-060 - Programa de lealtad / puntos (Club)</w:t>
-      </w:r>
-      <w:bookmarkEnd w:id="80"/>
-    </w:p>
-    <w:p>
-      <w:r>
-        <w:rPr>
-          <w:color w:val="555555"/>
-          <w:sz w:val="18"/>
-        </w:rPr>
-        <w:t>Estado: Parcial   |   Prioridad: Baja   |   Módulo: Usuarios   |   Tipo: Funcional</w:t>
-      </w:r>
-    </w:p>
-    <w:p>
-      <w:r>
-        <w:rPr>
-          <w:b/>
-        </w:rPr>
-        <w:t xml:space="preserve">Historia: </w:t>
-      </w:r>
-      <w:r>
-        <w:t>Como Cliente, quiero acumular y canjear puntos por mis compras, para obtener beneficios por mi fidelidad.</w:t>
-      </w:r>
-    </w:p>
-    <w:p>
-      <w:r>
-        <w:t>Criterios de aceptación:</w:t>
-      </w:r>
-    </w:p>
-    <w:p>
-      <w:pPr>
-        <w:pStyle w:val="ListBullet"/>
-      </w:pPr>
-      <w:r>
-        <w:lastRenderedPageBreak/>
-        <w:t>El cliente acumula puntos al completar compras.</w:t>
-      </w:r>
-    </w:p>
-    <w:p>
-      <w:pPr>
-        <w:pStyle w:val="ListBullet"/>
-      </w:pPr>
-      <w:r>
-        <w:t>El cliente puede canjear puntos por descuentos.</w:t>
-      </w:r>
-    </w:p>
-    <w:p>
-      <w:pPr>
-        <w:pStyle w:val="ListBullet"/>
-      </w:pPr>
-      <w:r>
-        <w:t>El saldo de puntos se muestra en el Club.</w:t>
-      </w:r>
-    </w:p>
-    <w:p>
-      <w:pPr>
-        <w:pStyle w:val="Heading3"/>
-      </w:pPr>
-      <w:bookmarkStart w:id="81" w:name="_Toc233885257"/>
-      <w:r>
-        <w:t>HU-061 - Suscripción de reposición automática</w:t>
-      </w:r>
-      <w:bookmarkEnd w:id="81"/>
-    </w:p>
-    <w:p>
-      <w:r>
-        <w:t xml:space="preserve">Estado: Pendiente   |   Prioridad: Media   |   Módulo: </w:t>
-      </w:r>
-      <w:proofErr w:type="spellStart"/>
-      <w:r>
-        <w:t>Ecommerce</w:t>
-      </w:r>
-      <w:proofErr w:type="spellEnd"/>
-      <w:r>
-        <w:t xml:space="preserve"> / Retención   |   Tipo: Funcional</w:t>
-      </w:r>
-    </w:p>
-    <w:p>
-      <w:r>
-        <w:t>Historia: Como Cliente, quiero suscribirme a la reposición automática de un producto (cada X días), para recibirlo sin tener que volver a comprarlo manualmente.</w:t>
-      </w:r>
-    </w:p>
-    <w:p>
-      <w:r>
-        <w:t>Criterios de aceptación:</w:t>
-      </w:r>
-    </w:p>
-    <w:p>
-      <w:pPr>
-        <w:pStyle w:val="ListBullet"/>
-      </w:pPr>
-      <w:r>
-        <w:t>El cliente elige una frecuencia de reposición (ej. 7/15/30/60 días) en la ficha del producto.</w:t>
-      </w:r>
-    </w:p>
-    <w:p>
-      <w:pPr>
-        <w:pStyle w:val="ListBullet"/>
-      </w:pPr>
-      <w:r>
-        <w:t>Stripe cobra automáticamente en cada ciclo mediante una suscripción recurrente.</w:t>
-      </w:r>
-    </w:p>
-    <w:p>
-      <w:pPr>
-        <w:pStyle w:val="ListBullet"/>
-      </w:pPr>
-      <w:r>
-        <w:t>El cliente puede pausar o cancelar la suscripción desde su perfil.</w:t>
-      </w:r>
-    </w:p>
-    <w:p>
-      <w:pPr>
-        <w:pStyle w:val="Heading3"/>
-      </w:pPr>
-      <w:bookmarkStart w:id="82" w:name="_Toc233885258"/>
-      <w:r>
-        <w:t>HU-062 - Recordatorio de recompra</w:t>
-      </w:r>
-      <w:bookmarkEnd w:id="82"/>
-    </w:p>
-    <w:p>
-      <w:r>
-        <w:t xml:space="preserve">Estado: Pendiente   |   Prioridad: Baja   |   Módulo: </w:t>
-      </w:r>
-      <w:proofErr w:type="spellStart"/>
-      <w:r>
-        <w:t>Ecommerce</w:t>
-      </w:r>
-      <w:proofErr w:type="spellEnd"/>
-      <w:r>
-        <w:t xml:space="preserve"> / Retención   |   Tipo: Funcional</w:t>
-      </w:r>
-    </w:p>
-    <w:p>
-      <w:r>
-        <w:t>Historia: Como Cliente, quiero recibir un recordatorio cuando se me esté por acabar un producto que ya compré, para volver a comprarlo a tiempo.</w:t>
-      </w:r>
-    </w:p>
-    <w:p>
-      <w:r>
-        <w:t>Criterios de aceptación:</w:t>
-      </w:r>
-    </w:p>
-    <w:p>
-      <w:pPr>
-        <w:pStyle w:val="ListBullet"/>
-      </w:pPr>
-      <w:r>
-        <w:t>El sistema estima la fecha de agotamiento según el tipo de producto y la fecha de la última compra.</w:t>
-      </w:r>
-    </w:p>
-    <w:p>
-      <w:pPr>
-        <w:pStyle w:val="ListBullet"/>
-      </w:pPr>
-      <w:r>
-        <w:t>Se envía un email de recordatorio antes de la fecha estimada.</w:t>
-      </w:r>
-    </w:p>
-    <w:p>
-      <w:pPr>
-        <w:pStyle w:val="ListBullet"/>
-      </w:pPr>
-      <w:r>
-        <w:t>El recordatorio no genera ningún cobro automático.</w:t>
-      </w:r>
-    </w:p>
-    <w:p>
-      <w:pPr>
-        <w:pStyle w:val="Heading2"/>
-      </w:pPr>
-      <w:bookmarkStart w:id="83" w:name="_Toc233885259"/>
-      <w:r>
-        <w:rPr>
-          <w:rFonts w:ascii="Calibri" w:hAnsi="Calibri"/>
-        </w:rPr>
-        <w:t>3.6 Notificaciones en tiempo real</w:t>
-      </w:r>
-      <w:bookmarkEnd w:id="83"/>
-    </w:p>
-    <w:p>
-      <w:pPr>
-        <w:pStyle w:val="Heading3"/>
-      </w:pPr>
-      <w:bookmarkStart w:id="84" w:name="_Toc233885260"/>
-      <w:r>
-        <w:rPr>
-          <w:rFonts w:ascii="Calibri" w:hAnsi="Calibri"/>
-        </w:rPr>
-        <w:t>HU-063 - Notificaciones en tiempo real (</w:t>
-      </w:r>
-      <w:proofErr w:type="spellStart"/>
-      <w:proofErr w:type="gramStart"/>
-      <w:r>
-        <w:rPr>
-          <w:rFonts w:ascii="Calibri" w:hAnsi="Calibri"/>
-        </w:rPr>
-        <w:t>WebSockets</w:t>
-      </w:r>
-      <w:proofErr w:type="spellEnd"/>
-      <w:r>
-        <w:rPr>
-          <w:rFonts w:ascii="Calibri" w:hAnsi="Calibri"/>
-        </w:rPr>
-        <w:t>)  [</w:t>
-      </w:r>
-      <w:proofErr w:type="gramEnd"/>
-      <w:r>
-        <w:rPr>
-          <w:rFonts w:ascii="Calibri" w:hAnsi="Calibri"/>
-        </w:rPr>
-        <w:t>MCP]</w:t>
-      </w:r>
-      <w:bookmarkEnd w:id="84"/>
-    </w:p>
-    <w:p>
-      <w:r>
-        <w:rPr>
-          <w:color w:val="555555"/>
-          <w:sz w:val="18"/>
-        </w:rPr>
-        <w:t xml:space="preserve">Estado: Pendiente   |   Prioridad: Media   |   Módulo: </w:t>
-      </w:r>
-      <w:proofErr w:type="spellStart"/>
-      <w:r>
-        <w:rPr>
-          <w:color w:val="555555"/>
-          <w:sz w:val="18"/>
-        </w:rPr>
-        <w:t>Observabilidad</w:t>
-      </w:r>
-      <w:proofErr w:type="spellEnd"/>
-      <w:r>
-        <w:rPr>
-          <w:color w:val="555555"/>
-          <w:sz w:val="18"/>
-        </w:rPr>
-        <w:t xml:space="preserve">   |   Tipo: Funcional</w:t>
-      </w:r>
-    </w:p>
-    <w:p>
-      <w:r>
-        <w:rPr>
-          <w:b/>
-        </w:rPr>
-        <w:t xml:space="preserve">Historia: </w:t>
-      </w:r>
-      <w:r>
-        <w:t>Como Cliente, quiero recibir notificaciones en tiempo real (orden enviada, pago confirmado), para estar informado al instante sin recargar.</w:t>
-      </w:r>
-    </w:p>
-    <w:p>
-      <w:r>
-        <w:t>Criterios de aceptación:</w:t>
-      </w:r>
-    </w:p>
-    <w:p>
-      <w:pPr>
-        <w:pStyle w:val="ListBullet"/>
-      </w:pPr>
-      <w:r>
-        <w:t xml:space="preserve">El </w:t>
-      </w:r>
-      <w:proofErr w:type="spellStart"/>
-      <w:r>
-        <w:t>backend</w:t>
-      </w:r>
-      <w:proofErr w:type="spellEnd"/>
-      <w:r>
-        <w:t xml:space="preserve"> expone notificaciones vía </w:t>
-      </w:r>
-      <w:proofErr w:type="spellStart"/>
-      <w:r>
-        <w:t>WebSockets</w:t>
-      </w:r>
-      <w:proofErr w:type="spellEnd"/>
-      <w:r>
-        <w:t xml:space="preserve"> (Hono).</w:t>
-      </w:r>
-    </w:p>
-    <w:p>
-      <w:pPr>
-        <w:pStyle w:val="ListBullet"/>
-      </w:pPr>
-      <w:r>
-        <w:t xml:space="preserve">El </w:t>
-      </w:r>
-      <w:proofErr w:type="spellStart"/>
-      <w:r>
-        <w:t>frontend</w:t>
-      </w:r>
-      <w:proofErr w:type="spellEnd"/>
-      <w:r>
-        <w:t xml:space="preserve"> cuenta con un centro de notificaciones persistente.</w:t>
-      </w:r>
-    </w:p>
-    <w:p>
-      <w:pPr>
-        <w:pStyle w:val="ListBullet"/>
-      </w:pPr>
-      <w:r>
-        <w:t xml:space="preserve">El </w:t>
-      </w:r>
-      <w:proofErr w:type="spellStart"/>
-      <w:r>
-        <w:t>admin</w:t>
-      </w:r>
-      <w:proofErr w:type="spellEnd"/>
-      <w:r>
-        <w:t xml:space="preserve"> recibe avisos de stock bajo y nuevas reseñas.</w:t>
+        <w:t xml:space="preserve"> puede quitar el descuento de forma individual o masiva por categoría, restaurando el precio original.</w:t>
       </w:r>
     </w:p>
     <w:p>
@@ -22609,7 +22076,7 @@
               <w:rPr>
                 <w:sz w:val="19"/>
               </w:rPr>
-              <w:t>notifications.broadcast</w:t>
+              <w:t>promotions.applyDiscount</w:t>
             </w:r>
             <w:proofErr w:type="spellEnd"/>
             <w:proofErr w:type="gramEnd"/>
@@ -22650,26 +22117,6 @@
               <w:t>Admin</w:t>
             </w:r>
             <w:proofErr w:type="spellEnd"/>
-            <w:r>
-              <w:rPr>
-                <w:sz w:val="19"/>
-              </w:rPr>
-              <w:t xml:space="preserve"> (o API </w:t>
-            </w:r>
-            <w:proofErr w:type="spellStart"/>
-            <w:r>
-              <w:rPr>
-                <w:sz w:val="19"/>
-              </w:rPr>
-              <w:t>key</w:t>
-            </w:r>
-            <w:proofErr w:type="spellEnd"/>
-            <w:r>
-              <w:rPr>
-                <w:sz w:val="19"/>
-              </w:rPr>
-              <w:t xml:space="preserve"> de servicio MCP)</w:t>
-            </w:r>
           </w:p>
         </w:tc>
       </w:tr>
@@ -22684,7 +22131,6 @@
                 <w:b/>
                 <w:sz w:val="19"/>
               </w:rPr>
-              <w:lastRenderedPageBreak/>
               <w:t>Permite</w:t>
             </w:r>
           </w:p>
@@ -22698,7 +22144,7 @@
               <w:rPr>
                 <w:sz w:val="19"/>
               </w:rPr>
-              <w:t>Emitir notificaciones a usuarios o administradores para que el agente avise sobre eventos operativos (stock bajo, incidentes).</w:t>
+              <w:t>Aplicar o quitar descuentos por producto o categoría para que el agente ejecute campañas de rebajas de forma masiva.</w:t>
             </w:r>
           </w:p>
         </w:tc>
@@ -22706,63 +22152,29 @@
     </w:tbl>
     <w:p>
       <w:pPr>
-        <w:pStyle w:val="Heading1"/>
-      </w:pPr>
-      <w:bookmarkStart w:id="85" w:name="_Toc233885261"/>
+        <w:pStyle w:val="Heading2"/>
+      </w:pPr>
+      <w:bookmarkStart w:id="77" w:name="_Toc234359016"/>
       <w:r>
         <w:rPr>
           <w:rFonts w:ascii="Calibri" w:hAnsi="Calibri"/>
         </w:rPr>
-        <w:t>4. Sección III - Requisitos No Funcionales / Técnicos</w:t>
-      </w:r>
-      <w:bookmarkEnd w:id="85"/>
-    </w:p>
-    <w:p>
-      <w:r>
-        <w:t xml:space="preserve">Las siguientes 26 historias son necesarias para llevar el sistema a </w:t>
-      </w:r>
-      <w:proofErr w:type="spellStart"/>
-      <w:r>
-        <w:t>Production</w:t>
-      </w:r>
-      <w:proofErr w:type="spellEnd"/>
-      <w:r>
-        <w:t xml:space="preserve"> Ready, pero no se cuentan entre los 30 requisitos funcionales: corresponden a roles de soporte (Sistema, DevOps, Desarrollador) o son atributos de calidad que el usuario no opera directamente. Igualmente deben implementarse.</w:t>
-      </w:r>
-    </w:p>
-    <w:p>
-      <w:pPr>
-        <w:pStyle w:val="Heading2"/>
-      </w:pPr>
-      <w:bookmarkStart w:id="86" w:name="_Toc233885262"/>
+        <w:t>3.5 Usuarios</w:t>
+      </w:r>
+      <w:bookmarkEnd w:id="77"/>
+    </w:p>
+    <w:p>
+      <w:pPr>
+        <w:pStyle w:val="Heading3"/>
+      </w:pPr>
+      <w:bookmarkStart w:id="78" w:name="_Toc234359017"/>
       <w:r>
         <w:rPr>
           <w:rFonts w:ascii="Calibri" w:hAnsi="Calibri"/>
         </w:rPr>
-        <w:t>4.1 Seguridad</w:t>
-      </w:r>
-      <w:bookmarkEnd w:id="86"/>
-    </w:p>
-    <w:p>
-      <w:pPr>
-        <w:pStyle w:val="Heading3"/>
-      </w:pPr>
-      <w:bookmarkStart w:id="87" w:name="_Toc233885263"/>
-      <w:r>
-        <w:rPr>
-          <w:rFonts w:ascii="Calibri" w:hAnsi="Calibri"/>
-        </w:rPr>
-        <w:t xml:space="preserve">HU-064 - Rate </w:t>
-      </w:r>
-      <w:proofErr w:type="spellStart"/>
-      <w:r>
-        <w:rPr>
-          <w:rFonts w:ascii="Calibri" w:hAnsi="Calibri"/>
-        </w:rPr>
-        <w:t>limiting</w:t>
-      </w:r>
-      <w:bookmarkEnd w:id="87"/>
-      <w:proofErr w:type="spellEnd"/>
+        <w:t>HU-057 - Página de perfil editable</w:t>
+      </w:r>
+      <w:bookmarkEnd w:id="78"/>
     </w:p>
     <w:p>
       <w:r>
@@ -22770,7 +22182,7 @@
           <w:color w:val="555555"/>
           <w:sz w:val="18"/>
         </w:rPr>
-        <w:t>Estado: Pendiente   |   Prioridad: Alta   |   Módulo: Seguridad   |   Tipo: No funcional</w:t>
+        <w:t>Estado: Pendiente   |   Prioridad: Media   |   Módulo: Usuarios   |   Tipo: Funcional</w:t>
       </w:r>
     </w:p>
     <w:p>
@@ -22781,15 +22193,7 @@
         <w:t xml:space="preserve">Historia: </w:t>
       </w:r>
       <w:r>
-        <w:t xml:space="preserve">Como Sistema, quiero limitar la cantidad de peticiones por IP y por usuario, para mitigar ataques de </w:t>
-      </w:r>
-      <w:proofErr w:type="spellStart"/>
-      <w:r>
-        <w:t>DDoS</w:t>
-      </w:r>
-      <w:proofErr w:type="spellEnd"/>
-      <w:r>
-        <w:t xml:space="preserve"> y fuerza bruta.</w:t>
+        <w:t>Como Cliente, quiero editar mi nombre, foto y preferencias de cuenta, para personalizar mi perfil.</w:t>
       </w:r>
     </w:p>
     <w:p>
@@ -22802,31 +22206,7 @@
         <w:pStyle w:val="ListBullet"/>
       </w:pPr>
       <w:r>
-        <w:t xml:space="preserve">Existe middleware de </w:t>
-      </w:r>
-      <w:proofErr w:type="spellStart"/>
-      <w:r>
-        <w:t>rate</w:t>
-      </w:r>
-      <w:proofErr w:type="spellEnd"/>
-      <w:r>
-        <w:t xml:space="preserve"> </w:t>
-      </w:r>
-      <w:proofErr w:type="spellStart"/>
-      <w:r>
-        <w:t>limiting</w:t>
-      </w:r>
-      <w:proofErr w:type="spellEnd"/>
-      <w:r>
-        <w:t xml:space="preserve"> en el </w:t>
-      </w:r>
-      <w:proofErr w:type="spellStart"/>
-      <w:r>
-        <w:t>backend</w:t>
-      </w:r>
-      <w:proofErr w:type="spellEnd"/>
-      <w:r>
-        <w:t>.</w:t>
+        <w:t>El cliente puede actualizar nombre y foto.</w:t>
       </w:r>
     </w:p>
     <w:p>
@@ -22834,7 +22214,7 @@
         <w:pStyle w:val="ListBullet"/>
       </w:pPr>
       <w:r>
-        <w:t>Se aplican límites por IP y por usuario autenticado.</w:t>
+        <w:t>El cliente puede gestionar preferencias básicas.</w:t>
       </w:r>
     </w:p>
     <w:p>
@@ -22842,21 +22222,21 @@
         <w:pStyle w:val="ListBullet"/>
       </w:pPr>
       <w:r>
-        <w:t>Las peticiones que exceden el límite reciben HTTP 429.</w:t>
+        <w:t>Los cambios se guardan y reflejan de inmediato.</w:t>
       </w:r>
     </w:p>
     <w:p>
       <w:pPr>
         <w:pStyle w:val="Heading3"/>
       </w:pPr>
-      <w:bookmarkStart w:id="88" w:name="_Toc233885264"/>
+      <w:bookmarkStart w:id="79" w:name="_Toc234359018"/>
       <w:r>
         <w:rPr>
           <w:rFonts w:ascii="Calibri" w:hAnsi="Calibri"/>
         </w:rPr>
-        <w:t>HU-065 - Validación y saneamiento de inputs con Zod</w:t>
-      </w:r>
-      <w:bookmarkEnd w:id="88"/>
+        <w:t>HU-058 - Preferencias de notificación</w:t>
+      </w:r>
+      <w:bookmarkEnd w:id="79"/>
     </w:p>
     <w:p>
       <w:r>
@@ -22864,6 +22244,656 @@
           <w:color w:val="555555"/>
           <w:sz w:val="18"/>
         </w:rPr>
+        <w:t>Estado: Pendiente   |   Prioridad: Media   |   Módulo: Usuarios   |   Tipo: Funcional</w:t>
+      </w:r>
+    </w:p>
+    <w:p>
+      <w:r>
+        <w:rPr>
+          <w:b/>
+        </w:rPr>
+        <w:lastRenderedPageBreak/>
+        <w:t xml:space="preserve">Historia: </w:t>
+      </w:r>
+      <w:r>
+        <w:t>Como Cliente, quiero controlar que tipos de correos y notificaciones recibo, para reducir el ruido y recibir solo lo que me interesa.</w:t>
+      </w:r>
+    </w:p>
+    <w:p>
+      <w:r>
+        <w:t>Criterios de aceptación:</w:t>
+      </w:r>
+    </w:p>
+    <w:p>
+      <w:pPr>
+        <w:pStyle w:val="ListBullet"/>
+      </w:pPr>
+      <w:r>
+        <w:t>El cliente puede activar/desactivar categorías de notificación.</w:t>
+      </w:r>
+    </w:p>
+    <w:p>
+      <w:pPr>
+        <w:pStyle w:val="ListBullet"/>
+      </w:pPr>
+      <w:r>
+        <w:t>Las preferencias se respetan al enviar correos.</w:t>
+      </w:r>
+    </w:p>
+    <w:p>
+      <w:pPr>
+        <w:pStyle w:val="ListBullet"/>
+      </w:pPr>
+      <w:r>
+        <w:t>Existe una opción de baja total.</w:t>
+      </w:r>
+    </w:p>
+    <w:p>
+      <w:pPr>
+        <w:pStyle w:val="Heading3"/>
+      </w:pPr>
+      <w:bookmarkStart w:id="80" w:name="_Toc234359019"/>
+      <w:r>
+        <w:rPr>
+          <w:rFonts w:ascii="Calibri" w:hAnsi="Calibri"/>
+        </w:rPr>
+        <w:t>HU-059 - Métodos de pago guardados</w:t>
+      </w:r>
+      <w:bookmarkEnd w:id="80"/>
+    </w:p>
+    <w:p>
+      <w:r>
+        <w:rPr>
+          <w:color w:val="555555"/>
+          <w:sz w:val="18"/>
+        </w:rPr>
+        <w:t>Estado: Pendiente   |   Prioridad: Media   |   Módulo: Usuarios   |   Tipo: Funcional</w:t>
+      </w:r>
+    </w:p>
+    <w:p>
+      <w:r>
+        <w:rPr>
+          <w:b/>
+        </w:rPr>
+        <w:t xml:space="preserve">Historia: </w:t>
+      </w:r>
+      <w:r>
+        <w:t>Como Cliente, quiero guardar mis tarjetas de pago de forma segura (Stripe), para reducir la fricción en futuras compras.</w:t>
+      </w:r>
+    </w:p>
+    <w:p>
+      <w:r>
+        <w:t>Criterios de aceptación:</w:t>
+      </w:r>
+    </w:p>
+    <w:p>
+      <w:pPr>
+        <w:pStyle w:val="ListBullet"/>
+      </w:pPr>
+      <w:r>
+        <w:t xml:space="preserve">El cliente puede guardar métodos de pago vía Stripe </w:t>
+      </w:r>
+      <w:proofErr w:type="spellStart"/>
+      <w:r>
+        <w:t>PaymentMethods</w:t>
+      </w:r>
+      <w:proofErr w:type="spellEnd"/>
+      <w:r>
+        <w:t>.</w:t>
+      </w:r>
+    </w:p>
+    <w:p>
+      <w:pPr>
+        <w:pStyle w:val="ListBullet"/>
+      </w:pPr>
+      <w:r>
+        <w:t xml:space="preserve">El cliente puede seleccionar una tarjeta guardada en el </w:t>
+      </w:r>
+      <w:proofErr w:type="spellStart"/>
+      <w:r>
+        <w:t>checkout</w:t>
+      </w:r>
+      <w:proofErr w:type="spellEnd"/>
+      <w:r>
+        <w:t>.</w:t>
+      </w:r>
+    </w:p>
+    <w:p>
+      <w:pPr>
+        <w:pStyle w:val="ListBullet"/>
+      </w:pPr>
+      <w:r>
+        <w:t>El cliente puede eliminar métodos de pago.</w:t>
+      </w:r>
+    </w:p>
+    <w:p>
+      <w:pPr>
+        <w:pStyle w:val="Heading3"/>
+      </w:pPr>
+      <w:bookmarkStart w:id="81" w:name="_Toc234359020"/>
+      <w:r>
+        <w:rPr>
+          <w:rFonts w:ascii="Calibri" w:hAnsi="Calibri"/>
+        </w:rPr>
+        <w:t>HU-060 - Programa de lealtad / puntos (Club)</w:t>
+      </w:r>
+      <w:bookmarkEnd w:id="81"/>
+    </w:p>
+    <w:p>
+      <w:r>
+        <w:rPr>
+          <w:color w:val="555555"/>
+          <w:sz w:val="18"/>
+        </w:rPr>
+        <w:t>Estado: Parcial   |   Prioridad: Baja   |   Módulo: Usuarios   |   Tipo: Funcional</w:t>
+      </w:r>
+    </w:p>
+    <w:p>
+      <w:r>
+        <w:rPr>
+          <w:b/>
+        </w:rPr>
+        <w:t xml:space="preserve">Historia: </w:t>
+      </w:r>
+      <w:r>
+        <w:t>Como Cliente, quiero acumular y canjear puntos por mis compras, para obtener beneficios por mi fidelidad.</w:t>
+      </w:r>
+    </w:p>
+    <w:p>
+      <w:r>
+        <w:t>Criterios de aceptación:</w:t>
+      </w:r>
+    </w:p>
+    <w:p>
+      <w:pPr>
+        <w:pStyle w:val="ListBullet"/>
+      </w:pPr>
+      <w:r>
+        <w:t>El cliente acumula puntos al completar compras.</w:t>
+      </w:r>
+    </w:p>
+    <w:p>
+      <w:pPr>
+        <w:pStyle w:val="ListBullet"/>
+      </w:pPr>
+      <w:r>
+        <w:t>El cliente puede canjear puntos por descuentos.</w:t>
+      </w:r>
+    </w:p>
+    <w:p>
+      <w:pPr>
+        <w:pStyle w:val="ListBullet"/>
+      </w:pPr>
+      <w:r>
+        <w:t>El saldo de puntos se muestra en el Club.</w:t>
+      </w:r>
+    </w:p>
+    <w:p>
+      <w:pPr>
+        <w:pStyle w:val="Heading3"/>
+      </w:pPr>
+      <w:bookmarkStart w:id="82" w:name="_Toc234359021"/>
+      <w:r>
+        <w:t>HU-061 - Suscripción de reposición automática</w:t>
+      </w:r>
+      <w:bookmarkEnd w:id="82"/>
+    </w:p>
+    <w:p>
+      <w:r>
+        <w:t xml:space="preserve">Estado: Pendiente   |   Prioridad: Media   |   Módulo: </w:t>
+      </w:r>
+      <w:proofErr w:type="spellStart"/>
+      <w:r>
+        <w:t>Ecommerce</w:t>
+      </w:r>
+      <w:proofErr w:type="spellEnd"/>
+      <w:r>
+        <w:t xml:space="preserve"> / Retención   |   Tipo: Funcional</w:t>
+      </w:r>
+    </w:p>
+    <w:p>
+      <w:r>
+        <w:t>Historia: Como Cliente, quiero suscribirme a la reposición automática de un producto (cada X días), para recibirlo sin tener que volver a comprarlo manualmente.</w:t>
+      </w:r>
+    </w:p>
+    <w:p>
+      <w:r>
+        <w:t>Criterios de aceptación:</w:t>
+      </w:r>
+    </w:p>
+    <w:p>
+      <w:pPr>
+        <w:pStyle w:val="ListBullet"/>
+      </w:pPr>
+      <w:r>
+        <w:t>El cliente elige una frecuencia de reposición (ej. 7/15/30/60 días) en la ficha del producto.</w:t>
+      </w:r>
+    </w:p>
+    <w:p>
+      <w:pPr>
+        <w:pStyle w:val="ListBullet"/>
+      </w:pPr>
+      <w:r>
+        <w:t>Stripe cobra automáticamente en cada ciclo mediante una suscripción recurrente.</w:t>
+      </w:r>
+    </w:p>
+    <w:p>
+      <w:pPr>
+        <w:pStyle w:val="ListBullet"/>
+      </w:pPr>
+      <w:r>
+        <w:t>El cliente puede pausar o cancelar la suscripción desde su perfil.</w:t>
+      </w:r>
+    </w:p>
+    <w:p>
+      <w:pPr>
+        <w:pStyle w:val="Heading3"/>
+      </w:pPr>
+      <w:bookmarkStart w:id="83" w:name="_Toc234359022"/>
+      <w:r>
+        <w:t>HU-062 - Recordatorio de recompra</w:t>
+      </w:r>
+      <w:bookmarkEnd w:id="83"/>
+    </w:p>
+    <w:p>
+      <w:r>
+        <w:t xml:space="preserve">Estado: Pendiente   |   Prioridad: Baja   |   Módulo: </w:t>
+      </w:r>
+      <w:proofErr w:type="spellStart"/>
+      <w:r>
+        <w:t>Ecommerce</w:t>
+      </w:r>
+      <w:proofErr w:type="spellEnd"/>
+      <w:r>
+        <w:t xml:space="preserve"> / Retención   |   Tipo: Funcional</w:t>
+      </w:r>
+    </w:p>
+    <w:p>
+      <w:r>
+        <w:lastRenderedPageBreak/>
+        <w:t>Historia: Como Cliente, quiero recibir un recordatorio cuando se me esté por acabar un producto que ya compré, para volver a comprarlo a tiempo.</w:t>
+      </w:r>
+    </w:p>
+    <w:p>
+      <w:r>
+        <w:t>Criterios de aceptación:</w:t>
+      </w:r>
+    </w:p>
+    <w:p>
+      <w:pPr>
+        <w:pStyle w:val="ListBullet"/>
+      </w:pPr>
+      <w:r>
+        <w:t>El sistema estima la fecha de agotamiento según el tipo de producto y la fecha de la última compra.</w:t>
+      </w:r>
+    </w:p>
+    <w:p>
+      <w:pPr>
+        <w:pStyle w:val="ListBullet"/>
+      </w:pPr>
+      <w:r>
+        <w:t>Se envía un email de recordatorio antes de la fecha estimada.</w:t>
+      </w:r>
+    </w:p>
+    <w:p>
+      <w:pPr>
+        <w:pStyle w:val="ListBullet"/>
+      </w:pPr>
+      <w:r>
+        <w:t>El recordatorio no genera ningún cobro automático.</w:t>
+      </w:r>
+    </w:p>
+    <w:p>
+      <w:pPr>
+        <w:pStyle w:val="Heading2"/>
+      </w:pPr>
+      <w:bookmarkStart w:id="84" w:name="_Toc234359023"/>
+      <w:r>
+        <w:rPr>
+          <w:rFonts w:ascii="Calibri" w:hAnsi="Calibri"/>
+        </w:rPr>
+        <w:t>3.6 Notificaciones en tiempo real</w:t>
+      </w:r>
+      <w:bookmarkEnd w:id="84"/>
+    </w:p>
+    <w:p>
+      <w:pPr>
+        <w:pStyle w:val="Heading3"/>
+      </w:pPr>
+      <w:bookmarkStart w:id="85" w:name="_Toc234359024"/>
+      <w:r>
+        <w:rPr>
+          <w:rFonts w:ascii="Calibri" w:hAnsi="Calibri"/>
+        </w:rPr>
+        <w:t>HU-063 - Notificaciones en tiempo real (</w:t>
+      </w:r>
+      <w:proofErr w:type="spellStart"/>
+      <w:proofErr w:type="gramStart"/>
+      <w:r>
+        <w:rPr>
+          <w:rFonts w:ascii="Calibri" w:hAnsi="Calibri"/>
+        </w:rPr>
+        <w:t>WebSockets</w:t>
+      </w:r>
+      <w:proofErr w:type="spellEnd"/>
+      <w:r>
+        <w:rPr>
+          <w:rFonts w:ascii="Calibri" w:hAnsi="Calibri"/>
+        </w:rPr>
+        <w:t>)  [</w:t>
+      </w:r>
+      <w:proofErr w:type="gramEnd"/>
+      <w:r>
+        <w:rPr>
+          <w:rFonts w:ascii="Calibri" w:hAnsi="Calibri"/>
+        </w:rPr>
+        <w:t>MCP]</w:t>
+      </w:r>
+      <w:bookmarkEnd w:id="85"/>
+    </w:p>
+    <w:p>
+      <w:r>
+        <w:rPr>
+          <w:color w:val="555555"/>
+          <w:sz w:val="18"/>
+        </w:rPr>
+        <w:t xml:space="preserve">Estado: Pendiente   |   Prioridad: Media   |   Módulo: </w:t>
+      </w:r>
+      <w:proofErr w:type="spellStart"/>
+      <w:r>
+        <w:rPr>
+          <w:color w:val="555555"/>
+          <w:sz w:val="18"/>
+        </w:rPr>
+        <w:t>Observabilidad</w:t>
+      </w:r>
+      <w:proofErr w:type="spellEnd"/>
+      <w:r>
+        <w:rPr>
+          <w:color w:val="555555"/>
+          <w:sz w:val="18"/>
+        </w:rPr>
+        <w:t xml:space="preserve">   |   Tipo: Funcional</w:t>
+      </w:r>
+    </w:p>
+    <w:p>
+      <w:r>
+        <w:rPr>
+          <w:b/>
+        </w:rPr>
+        <w:t xml:space="preserve">Historia: </w:t>
+      </w:r>
+      <w:r>
+        <w:t>Como Cliente, quiero recibir notificaciones en tiempo real (orden enviada, pago confirmado), para estar informado al instante sin recargar.</w:t>
+      </w:r>
+    </w:p>
+    <w:p>
+      <w:r>
+        <w:t>Criterios de aceptación:</w:t>
+      </w:r>
+    </w:p>
+    <w:p>
+      <w:pPr>
+        <w:pStyle w:val="ListBullet"/>
+      </w:pPr>
+      <w:r>
+        <w:t xml:space="preserve">El </w:t>
+      </w:r>
+      <w:proofErr w:type="spellStart"/>
+      <w:r>
+        <w:t>backend</w:t>
+      </w:r>
+      <w:proofErr w:type="spellEnd"/>
+      <w:r>
+        <w:t xml:space="preserve"> expone notificaciones vía </w:t>
+      </w:r>
+      <w:proofErr w:type="spellStart"/>
+      <w:r>
+        <w:t>WebSockets</w:t>
+      </w:r>
+      <w:proofErr w:type="spellEnd"/>
+      <w:r>
+        <w:t xml:space="preserve"> (Hono).</w:t>
+      </w:r>
+    </w:p>
+    <w:p>
+      <w:pPr>
+        <w:pStyle w:val="ListBullet"/>
+      </w:pPr>
+      <w:r>
+        <w:t xml:space="preserve">El </w:t>
+      </w:r>
+      <w:proofErr w:type="spellStart"/>
+      <w:r>
+        <w:t>frontend</w:t>
+      </w:r>
+      <w:proofErr w:type="spellEnd"/>
+      <w:r>
+        <w:t xml:space="preserve"> cuenta con un centro de notificaciones persistente.</w:t>
+      </w:r>
+    </w:p>
+    <w:p>
+      <w:pPr>
+        <w:pStyle w:val="ListBullet"/>
+      </w:pPr>
+      <w:r>
+        <w:t xml:space="preserve">El </w:t>
+      </w:r>
+      <w:proofErr w:type="spellStart"/>
+      <w:r>
+        <w:t>admin</w:t>
+      </w:r>
+      <w:proofErr w:type="spellEnd"/>
+      <w:r>
+        <w:t xml:space="preserve"> recibe avisos de stock bajo y nuevas reseñas.</w:t>
+      </w:r>
+    </w:p>
+    <w:p>
+      <w:r>
+        <w:rPr>
+          <w:b/>
+          <w:color w:val="0E7A5F"/>
+          <w:sz w:val="19"/>
+        </w:rPr>
+        <w:t>[MCP] Herramienta del servidor MCP</w:t>
+      </w:r>
+    </w:p>
+    <w:tbl>
+      <w:tblPr>
+        <w:tblStyle w:val="TableGrid"/>
+        <w:tblW w:w="0" w:type="auto"/>
+        <w:tblLook w:val="04A0" w:firstRow="1" w:lastRow="0" w:firstColumn="1" w:lastColumn="0" w:noHBand="0" w:noVBand="1"/>
+      </w:tblPr>
+      <w:tblGrid>
+        <w:gridCol w:w="4320"/>
+        <w:gridCol w:w="4320"/>
+      </w:tblGrid>
+      <w:tr>
+        <w:tc>
+          <w:tcPr>
+            <w:tcW w:w="4320" w:type="dxa"/>
+          </w:tcPr>
+          <w:p>
+            <w:r>
+              <w:rPr>
+                <w:b/>
+                <w:sz w:val="19"/>
+              </w:rPr>
+              <w:t>Tool</w:t>
+            </w:r>
+          </w:p>
+        </w:tc>
+        <w:tc>
+          <w:tcPr>
+            <w:tcW w:w="4320" w:type="dxa"/>
+          </w:tcPr>
+          <w:p>
+            <w:proofErr w:type="spellStart"/>
+            <w:proofErr w:type="gramStart"/>
+            <w:r>
+              <w:rPr>
+                <w:sz w:val="19"/>
+              </w:rPr>
+              <w:t>notifications.broadcast</w:t>
+            </w:r>
+            <w:proofErr w:type="spellEnd"/>
+            <w:proofErr w:type="gramEnd"/>
+          </w:p>
+        </w:tc>
+      </w:tr>
+      <w:tr>
+        <w:tc>
+          <w:tcPr>
+            <w:tcW w:w="4320" w:type="dxa"/>
+          </w:tcPr>
+          <w:p>
+            <w:r>
+              <w:rPr>
+                <w:b/>
+                <w:sz w:val="19"/>
+              </w:rPr>
+              <w:t>Autenticación</w:t>
+            </w:r>
+          </w:p>
+        </w:tc>
+        <w:tc>
+          <w:tcPr>
+            <w:tcW w:w="4320" w:type="dxa"/>
+          </w:tcPr>
+          <w:p>
+            <w:r>
+              <w:rPr>
+                <w:sz w:val="19"/>
+              </w:rPr>
+              <w:t xml:space="preserve">JWT (Clerk) + rol </w:t>
+            </w:r>
+            <w:proofErr w:type="spellStart"/>
+            <w:r>
+              <w:rPr>
+                <w:sz w:val="19"/>
+              </w:rPr>
+              <w:t>Admin</w:t>
+            </w:r>
+            <w:proofErr w:type="spellEnd"/>
+            <w:r>
+              <w:rPr>
+                <w:sz w:val="19"/>
+              </w:rPr>
+              <w:t xml:space="preserve"> (o API </w:t>
+            </w:r>
+            <w:proofErr w:type="spellStart"/>
+            <w:r>
+              <w:rPr>
+                <w:sz w:val="19"/>
+              </w:rPr>
+              <w:t>key</w:t>
+            </w:r>
+            <w:proofErr w:type="spellEnd"/>
+            <w:r>
+              <w:rPr>
+                <w:sz w:val="19"/>
+              </w:rPr>
+              <w:t xml:space="preserve"> de servicio MCP)</w:t>
+            </w:r>
+          </w:p>
+        </w:tc>
+      </w:tr>
+      <w:tr>
+        <w:tc>
+          <w:tcPr>
+            <w:tcW w:w="4320" w:type="dxa"/>
+          </w:tcPr>
+          <w:p>
+            <w:r>
+              <w:rPr>
+                <w:b/>
+                <w:sz w:val="19"/>
+              </w:rPr>
+              <w:t>Permite</w:t>
+            </w:r>
+          </w:p>
+        </w:tc>
+        <w:tc>
+          <w:tcPr>
+            <w:tcW w:w="4320" w:type="dxa"/>
+          </w:tcPr>
+          <w:p>
+            <w:r>
+              <w:rPr>
+                <w:sz w:val="19"/>
+              </w:rPr>
+              <w:t>Emitir notificaciones a usuarios o administradores para que el agente avise sobre eventos operativos (stock bajo, incidentes).</w:t>
+            </w:r>
+          </w:p>
+        </w:tc>
+      </w:tr>
+    </w:tbl>
+    <w:p>
+      <w:pPr>
+        <w:pStyle w:val="Heading1"/>
+      </w:pPr>
+      <w:bookmarkStart w:id="86" w:name="_Toc234359025"/>
+      <w:r>
+        <w:rPr>
+          <w:rFonts w:ascii="Calibri" w:hAnsi="Calibri"/>
+        </w:rPr>
+        <w:t>4. Sección III - Requisitos No Funcionales / Técnicos</w:t>
+      </w:r>
+      <w:bookmarkEnd w:id="86"/>
+    </w:p>
+    <w:p>
+      <w:r>
+        <w:t xml:space="preserve">Las siguientes 26 historias son necesarias para llevar el sistema a </w:t>
+      </w:r>
+      <w:proofErr w:type="spellStart"/>
+      <w:r>
+        <w:t>Production</w:t>
+      </w:r>
+      <w:proofErr w:type="spellEnd"/>
+      <w:r>
+        <w:t xml:space="preserve"> Ready, pero no se cuentan entre los 30 requisitos funcionales: corresponden a roles de soporte (Sistema, DevOps, Desarrollador) o son atributos de calidad que el usuario no opera directamente. Igualmente deben implementarse.</w:t>
+      </w:r>
+    </w:p>
+    <w:p>
+      <w:pPr>
+        <w:pStyle w:val="Heading2"/>
+      </w:pPr>
+      <w:bookmarkStart w:id="87" w:name="_Toc234359026"/>
+      <w:r>
+        <w:rPr>
+          <w:rFonts w:ascii="Calibri" w:hAnsi="Calibri"/>
+        </w:rPr>
+        <w:t>4.1 Seguridad</w:t>
+      </w:r>
+      <w:bookmarkEnd w:id="87"/>
+    </w:p>
+    <w:p>
+      <w:pPr>
+        <w:pStyle w:val="Heading3"/>
+      </w:pPr>
+      <w:bookmarkStart w:id="88" w:name="_Toc234359027"/>
+      <w:r>
+        <w:rPr>
+          <w:rFonts w:ascii="Calibri" w:hAnsi="Calibri"/>
+        </w:rPr>
+        <w:t xml:space="preserve">HU-064 - Rate </w:t>
+      </w:r>
+      <w:proofErr w:type="spellStart"/>
+      <w:r>
+        <w:rPr>
+          <w:rFonts w:ascii="Calibri" w:hAnsi="Calibri"/>
+        </w:rPr>
+        <w:t>limiting</w:t>
+      </w:r>
+      <w:bookmarkEnd w:id="88"/>
+      <w:proofErr w:type="spellEnd"/>
+    </w:p>
+    <w:p>
+      <w:r>
+        <w:rPr>
+          <w:color w:val="555555"/>
+          <w:sz w:val="18"/>
+        </w:rPr>
         <w:t>Estado: Pendiente   |   Prioridad: Alta   |   Módulo: Seguridad   |   Tipo: No funcional</w:t>
       </w:r>
     </w:p>
@@ -22875,6 +22905,101 @@
         <w:t xml:space="preserve">Historia: </w:t>
       </w:r>
       <w:r>
+        <w:t xml:space="preserve">Como Sistema, quiero limitar la cantidad de peticiones por IP y por usuario, para mitigar ataques de </w:t>
+      </w:r>
+      <w:proofErr w:type="spellStart"/>
+      <w:r>
+        <w:t>DDoS</w:t>
+      </w:r>
+      <w:proofErr w:type="spellEnd"/>
+      <w:r>
+        <w:t xml:space="preserve"> y fuerza bruta.</w:t>
+      </w:r>
+    </w:p>
+    <w:p>
+      <w:r>
+        <w:lastRenderedPageBreak/>
+        <w:t>Criterios de aceptación:</w:t>
+      </w:r>
+    </w:p>
+    <w:p>
+      <w:pPr>
+        <w:pStyle w:val="ListBullet"/>
+      </w:pPr>
+      <w:r>
+        <w:t xml:space="preserve">Existe middleware de </w:t>
+      </w:r>
+      <w:proofErr w:type="spellStart"/>
+      <w:r>
+        <w:t>rate</w:t>
+      </w:r>
+      <w:proofErr w:type="spellEnd"/>
+      <w:r>
+        <w:t xml:space="preserve"> </w:t>
+      </w:r>
+      <w:proofErr w:type="spellStart"/>
+      <w:r>
+        <w:t>limiting</w:t>
+      </w:r>
+      <w:proofErr w:type="spellEnd"/>
+      <w:r>
+        <w:t xml:space="preserve"> en el </w:t>
+      </w:r>
+      <w:proofErr w:type="spellStart"/>
+      <w:r>
+        <w:t>backend</w:t>
+      </w:r>
+      <w:proofErr w:type="spellEnd"/>
+      <w:r>
+        <w:t>.</w:t>
+      </w:r>
+    </w:p>
+    <w:p>
+      <w:pPr>
+        <w:pStyle w:val="ListBullet"/>
+      </w:pPr>
+      <w:r>
+        <w:t>Se aplican límites por IP y por usuario autenticado.</w:t>
+      </w:r>
+    </w:p>
+    <w:p>
+      <w:pPr>
+        <w:pStyle w:val="ListBullet"/>
+      </w:pPr>
+      <w:r>
+        <w:t>Las peticiones que exceden el límite reciben HTTP 429.</w:t>
+      </w:r>
+    </w:p>
+    <w:p>
+      <w:pPr>
+        <w:pStyle w:val="Heading3"/>
+      </w:pPr>
+      <w:bookmarkStart w:id="89" w:name="_Toc234359028"/>
+      <w:r>
+        <w:rPr>
+          <w:rFonts w:ascii="Calibri" w:hAnsi="Calibri"/>
+        </w:rPr>
+        <w:t>HU-065 - Validación y saneamiento de inputs con Zod</w:t>
+      </w:r>
+      <w:bookmarkEnd w:id="89"/>
+    </w:p>
+    <w:p>
+      <w:r>
+        <w:rPr>
+          <w:color w:val="555555"/>
+          <w:sz w:val="18"/>
+        </w:rPr>
+        <w:t>Estado: Pendiente   |   Prioridad: Alta   |   Módulo: Seguridad   |   Tipo: No funcional</w:t>
+      </w:r>
+    </w:p>
+    <w:p>
+      <w:r>
+        <w:rPr>
+          <w:b/>
+        </w:rPr>
+        <w:t xml:space="preserve">Historia: </w:t>
+      </w:r>
+      <w:r>
         <w:t xml:space="preserve">Como Sistema, quiero validar y sanear todas las entradas con esquemas </w:t>
       </w:r>
       <w:proofErr w:type="spellStart"/>
@@ -22946,7 +23071,7 @@
           <w:lang w:val="en-US"/>
         </w:rPr>
       </w:pPr>
-      <w:bookmarkStart w:id="89" w:name="_Toc233885265"/>
+      <w:bookmarkStart w:id="90" w:name="_Toc234359029"/>
       <w:r>
         <w:rPr>
           <w:rFonts w:ascii="Calibri" w:hAnsi="Calibri"/>
@@ -22954,7 +23079,7 @@
         </w:rPr>
         <w:t>HU-066 - Security headers (CSP, HSTS, X-Frame)</w:t>
       </w:r>
-      <w:bookmarkEnd w:id="89"/>
+      <w:bookmarkEnd w:id="90"/>
     </w:p>
     <w:p>
       <w:r>
@@ -23026,7 +23151,6 @@
         <w:pStyle w:val="ListBullet"/>
       </w:pPr>
       <w:r>
-        <w:lastRenderedPageBreak/>
         <w:t xml:space="preserve">Las cabeceras se verifican en </w:t>
       </w:r>
       <w:proofErr w:type="gramStart"/>
@@ -23042,14 +23166,14 @@
       <w:pPr>
         <w:pStyle w:val="Heading3"/>
       </w:pPr>
-      <w:bookmarkStart w:id="90" w:name="_Toc233885266"/>
+      <w:bookmarkStart w:id="91" w:name="_Toc234359030"/>
       <w:r>
         <w:rPr>
           <w:rFonts w:ascii="Calibri" w:hAnsi="Calibri"/>
         </w:rPr>
         <w:t>HU-067 - Logs de auditoría de seguridad</w:t>
       </w:r>
-      <w:bookmarkEnd w:id="90"/>
+      <w:bookmarkEnd w:id="91"/>
     </w:p>
     <w:p>
       <w:r>
@@ -23128,7 +23252,7 @@
       <w:pPr>
         <w:pStyle w:val="Heading2"/>
       </w:pPr>
-      <w:bookmarkStart w:id="91" w:name="_Toc233885267"/>
+      <w:bookmarkStart w:id="92" w:name="_Toc234359031"/>
       <w:r>
         <w:rPr>
           <w:rFonts w:ascii="Calibri" w:hAnsi="Calibri"/>
@@ -23142,14 +23266,14 @@
         </w:rPr>
         <w:t>Observabilidad</w:t>
       </w:r>
-      <w:bookmarkEnd w:id="91"/>
+      <w:bookmarkEnd w:id="92"/>
       <w:proofErr w:type="spellEnd"/>
     </w:p>
     <w:p>
       <w:pPr>
         <w:pStyle w:val="Heading3"/>
       </w:pPr>
-      <w:bookmarkStart w:id="92" w:name="_Toc233885268"/>
+      <w:bookmarkStart w:id="93" w:name="_Toc234359032"/>
       <w:r>
         <w:rPr>
           <w:rFonts w:ascii="Calibri" w:hAnsi="Calibri"/>
@@ -23170,7 +23294,7 @@
         </w:rPr>
         <w:t xml:space="preserve"> estructurado</w:t>
       </w:r>
-      <w:bookmarkEnd w:id="92"/>
+      <w:bookmarkEnd w:id="93"/>
     </w:p>
     <w:p>
       <w:r>
@@ -23202,6 +23326,7 @@
         <w:rPr>
           <w:b/>
         </w:rPr>
+        <w:lastRenderedPageBreak/>
         <w:t xml:space="preserve">Historia: </w:t>
       </w:r>
       <w:r>
@@ -23265,7 +23390,7 @@
       <w:pPr>
         <w:pStyle w:val="Heading3"/>
       </w:pPr>
-      <w:bookmarkStart w:id="93" w:name="_Toc233885269"/>
+      <w:bookmarkStart w:id="94" w:name="_Toc234359033"/>
       <w:r>
         <w:rPr>
           <w:rFonts w:ascii="Calibri" w:hAnsi="Calibri"/>
@@ -23279,7 +23404,7 @@
         </w:rPr>
         <w:t>PostHog</w:t>
       </w:r>
-      <w:bookmarkEnd w:id="93"/>
+      <w:bookmarkEnd w:id="94"/>
       <w:proofErr w:type="spellEnd"/>
     </w:p>
     <w:p>
@@ -23415,14 +23540,14 @@
       <w:pPr>
         <w:pStyle w:val="Heading3"/>
       </w:pPr>
-      <w:bookmarkStart w:id="94" w:name="_Toc233885270"/>
+      <w:bookmarkStart w:id="95" w:name="_Toc234359034"/>
       <w:r>
         <w:rPr>
           <w:rFonts w:ascii="Calibri" w:hAnsi="Calibri"/>
         </w:rPr>
         <w:t>HU-070 - APM y métricas de rendimiento</w:t>
       </w:r>
-      <w:bookmarkEnd w:id="94"/>
+      <w:bookmarkEnd w:id="95"/>
     </w:p>
     <w:p>
       <w:r>
@@ -23470,6 +23595,653 @@
     </w:p>
     <w:p>
       <w:r>
+        <w:t>Criterios de aceptación:</w:t>
+      </w:r>
+    </w:p>
+    <w:p>
+      <w:pPr>
+        <w:pStyle w:val="ListBullet"/>
+      </w:pPr>
+      <w:r>
+        <w:t xml:space="preserve">Se capturan latencias y </w:t>
+      </w:r>
+      <w:proofErr w:type="spellStart"/>
+      <w:r>
+        <w:t>throughput</w:t>
+      </w:r>
+      <w:proofErr w:type="spellEnd"/>
+      <w:r>
+        <w:t xml:space="preserve"> por </w:t>
+      </w:r>
+      <w:proofErr w:type="spellStart"/>
+      <w:r>
+        <w:t>endpoint</w:t>
+      </w:r>
+      <w:proofErr w:type="spellEnd"/>
+      <w:r>
+        <w:t>.</w:t>
+      </w:r>
+    </w:p>
+    <w:p>
+      <w:pPr>
+        <w:pStyle w:val="ListBullet"/>
+      </w:pPr>
+      <w:r>
+        <w:t>Las métricas se visualizan en un panel.</w:t>
+      </w:r>
+    </w:p>
+    <w:p>
+      <w:pPr>
+        <w:pStyle w:val="ListBullet"/>
+      </w:pPr>
+      <w:r>
+        <w:t>Se definen umbrales de alerta.</w:t>
+      </w:r>
+    </w:p>
+    <w:p>
+      <w:pPr>
+        <w:pStyle w:val="Heading3"/>
+      </w:pPr>
+      <w:bookmarkStart w:id="96" w:name="_Toc234359035"/>
+      <w:r>
+        <w:rPr>
+          <w:rFonts w:ascii="Calibri" w:hAnsi="Calibri"/>
+        </w:rPr>
+        <w:t xml:space="preserve">HU-071 - Alertas y monitoreo de </w:t>
+      </w:r>
+      <w:proofErr w:type="spellStart"/>
+      <w:r>
+        <w:rPr>
+          <w:rFonts w:ascii="Calibri" w:hAnsi="Calibri"/>
+        </w:rPr>
+        <w:t>uptime</w:t>
+      </w:r>
+      <w:bookmarkEnd w:id="96"/>
+      <w:proofErr w:type="spellEnd"/>
+    </w:p>
+    <w:p>
+      <w:r>
+        <w:rPr>
+          <w:color w:val="555555"/>
+          <w:sz w:val="18"/>
+        </w:rPr>
+        <w:t xml:space="preserve">Estado: Pendiente   |   Prioridad: Media   |   Módulo: </w:t>
+      </w:r>
+      <w:proofErr w:type="spellStart"/>
+      <w:r>
+        <w:rPr>
+          <w:color w:val="555555"/>
+          <w:sz w:val="18"/>
+        </w:rPr>
+        <w:t>Observabilidad</w:t>
+      </w:r>
+      <w:proofErr w:type="spellEnd"/>
+      <w:r>
+        <w:rPr>
+          <w:color w:val="555555"/>
+          <w:sz w:val="18"/>
+        </w:rPr>
+        <w:t xml:space="preserve">   |   Tipo: No funcional</w:t>
+      </w:r>
+    </w:p>
+    <w:p>
+      <w:r>
+        <w:rPr>
+          <w:b/>
+        </w:rPr>
+        <w:t xml:space="preserve">Historia: </w:t>
+      </w:r>
+      <w:r>
+        <w:t xml:space="preserve">Como DevOps / Plataforma, quiero recibir alertas ante caídas o degradaciones del servicio, para reaccionar rápido y minimizar </w:t>
+      </w:r>
+      <w:proofErr w:type="spellStart"/>
+      <w:r>
+        <w:t>perdida</w:t>
+      </w:r>
+      <w:proofErr w:type="spellEnd"/>
+      <w:r>
+        <w:t xml:space="preserve"> de ingresos.</w:t>
+      </w:r>
+    </w:p>
+    <w:p>
+      <w:r>
+        <w:t>Criterios de aceptación:</w:t>
+      </w:r>
+    </w:p>
+    <w:p>
+      <w:pPr>
+        <w:pStyle w:val="ListBullet"/>
+      </w:pPr>
+      <w:r>
+        <w:t xml:space="preserve">Un monitor externo verifica el </w:t>
+      </w:r>
+      <w:proofErr w:type="spellStart"/>
+      <w:r>
+        <w:t>uptime</w:t>
+      </w:r>
+      <w:proofErr w:type="spellEnd"/>
+      <w:r>
+        <w:t xml:space="preserve"> periódicamente.</w:t>
+      </w:r>
+    </w:p>
+    <w:p>
+      <w:pPr>
+        <w:pStyle w:val="ListBullet"/>
+      </w:pPr>
+      <w:r>
+        <w:t>Las caídas generan alertas por canal configurable.</w:t>
+      </w:r>
+    </w:p>
+    <w:p>
+      <w:pPr>
+        <w:pStyle w:val="ListBullet"/>
+      </w:pPr>
+      <w:r>
+        <w:t>Se registra el historial de disponibilidad.</w:t>
+      </w:r>
+    </w:p>
+    <w:p>
+      <w:pPr>
+        <w:pStyle w:val="Heading2"/>
+      </w:pPr>
+      <w:bookmarkStart w:id="97" w:name="_Toc234359036"/>
+      <w:r>
+        <w:rPr>
+          <w:rFonts w:ascii="Calibri" w:hAnsi="Calibri"/>
+        </w:rPr>
+        <w:lastRenderedPageBreak/>
+        <w:t xml:space="preserve">4.3 </w:t>
+      </w:r>
+      <w:proofErr w:type="spellStart"/>
+      <w:r>
+        <w:rPr>
+          <w:rFonts w:ascii="Calibri" w:hAnsi="Calibri"/>
+        </w:rPr>
+        <w:t>Testing</w:t>
+      </w:r>
+      <w:bookmarkEnd w:id="97"/>
+      <w:proofErr w:type="spellEnd"/>
+    </w:p>
+    <w:p>
+      <w:pPr>
+        <w:pStyle w:val="Heading3"/>
+      </w:pPr>
+      <w:bookmarkStart w:id="98" w:name="_Toc234359037"/>
+      <w:r>
+        <w:rPr>
+          <w:rFonts w:ascii="Calibri" w:hAnsi="Calibri"/>
+        </w:rPr>
+        <w:t xml:space="preserve">HU-072 - </w:t>
+      </w:r>
+      <w:proofErr w:type="spellStart"/>
+      <w:r>
+        <w:rPr>
+          <w:rFonts w:ascii="Calibri" w:hAnsi="Calibri"/>
+        </w:rPr>
+        <w:t>Tests</w:t>
+      </w:r>
+      <w:proofErr w:type="spellEnd"/>
+      <w:r>
+        <w:rPr>
+          <w:rFonts w:ascii="Calibri" w:hAnsi="Calibri"/>
+        </w:rPr>
+        <w:t xml:space="preserve"> de integración de flujos críticos</w:t>
+      </w:r>
+      <w:bookmarkEnd w:id="98"/>
+    </w:p>
+    <w:p>
+      <w:r>
+        <w:rPr>
+          <w:color w:val="555555"/>
+          <w:sz w:val="18"/>
+        </w:rPr>
+        <w:t xml:space="preserve">Estado: Pendiente   |   Prioridad: Alta   |   Módulo: </w:t>
+      </w:r>
+      <w:proofErr w:type="spellStart"/>
+      <w:r>
+        <w:rPr>
+          <w:color w:val="555555"/>
+          <w:sz w:val="18"/>
+        </w:rPr>
+        <w:t>Testing</w:t>
+      </w:r>
+      <w:proofErr w:type="spellEnd"/>
+      <w:r>
+        <w:rPr>
+          <w:color w:val="555555"/>
+          <w:sz w:val="18"/>
+        </w:rPr>
+        <w:t xml:space="preserve">   |   Tipo: No funcional</w:t>
+      </w:r>
+    </w:p>
+    <w:p>
+      <w:r>
+        <w:rPr>
+          <w:b/>
+        </w:rPr>
+        <w:t xml:space="preserve">Historia: </w:t>
+      </w:r>
+      <w:r>
+        <w:t xml:space="preserve">Como Desarrollador, quiero tener </w:t>
+      </w:r>
+      <w:proofErr w:type="spellStart"/>
+      <w:r>
+        <w:t>tests</w:t>
+      </w:r>
+      <w:proofErr w:type="spellEnd"/>
+      <w:r>
+        <w:t xml:space="preserve"> de integración para </w:t>
+      </w:r>
+      <w:proofErr w:type="spellStart"/>
+      <w:r>
+        <w:t>checkout</w:t>
+      </w:r>
+      <w:proofErr w:type="spellEnd"/>
+      <w:r>
+        <w:t xml:space="preserve">, creación de orden y </w:t>
+      </w:r>
+      <w:proofErr w:type="spellStart"/>
+      <w:r>
+        <w:t>webhook</w:t>
+      </w:r>
+      <w:proofErr w:type="spellEnd"/>
+      <w:r>
+        <w:t xml:space="preserve"> de Stripe, para evitar regresiones en los flujos de pago.</w:t>
+      </w:r>
+    </w:p>
+    <w:p>
+      <w:r>
+        <w:t>Criterios de aceptación:</w:t>
+      </w:r>
+    </w:p>
+    <w:p>
+      <w:pPr>
+        <w:pStyle w:val="ListBullet"/>
+      </w:pPr>
+      <w:r>
+        <w:t xml:space="preserve">Existen </w:t>
+      </w:r>
+      <w:proofErr w:type="spellStart"/>
+      <w:r>
+        <w:t>tests</w:t>
+      </w:r>
+      <w:proofErr w:type="spellEnd"/>
+      <w:r>
+        <w:t xml:space="preserve"> de integración del flujo de </w:t>
+      </w:r>
+      <w:proofErr w:type="spellStart"/>
+      <w:r>
+        <w:t>checkout</w:t>
+      </w:r>
+      <w:proofErr w:type="spellEnd"/>
+      <w:r>
+        <w:t>.</w:t>
+      </w:r>
+    </w:p>
+    <w:p>
+      <w:pPr>
+        <w:pStyle w:val="ListBullet"/>
+      </w:pPr>
+      <w:r>
+        <w:t xml:space="preserve">Se prueba la creación de orden y el procesamiento del </w:t>
+      </w:r>
+      <w:proofErr w:type="spellStart"/>
+      <w:r>
+        <w:t>webhook</w:t>
+      </w:r>
+      <w:proofErr w:type="spellEnd"/>
+      <w:r>
+        <w:t>.</w:t>
+      </w:r>
+    </w:p>
+    <w:p>
+      <w:pPr>
+        <w:pStyle w:val="ListBullet"/>
+      </w:pPr>
+      <w:r>
+        <w:t xml:space="preserve">Los </w:t>
+      </w:r>
+      <w:proofErr w:type="spellStart"/>
+      <w:r>
+        <w:t>tests</w:t>
+      </w:r>
+      <w:proofErr w:type="spellEnd"/>
+      <w:r>
+        <w:t xml:space="preserve"> corren contra una base de datos de prueba.</w:t>
+      </w:r>
+    </w:p>
+    <w:p>
+      <w:pPr>
+        <w:pStyle w:val="ListBullet"/>
+      </w:pPr>
+      <w:r>
+        <w:t>Se ejecutan en el pipeline de CI.</w:t>
+      </w:r>
+    </w:p>
+    <w:p>
+      <w:pPr>
+        <w:pStyle w:val="Heading3"/>
+      </w:pPr>
+      <w:bookmarkStart w:id="99" w:name="_Toc234359038"/>
+      <w:r>
+        <w:rPr>
+          <w:rFonts w:ascii="Calibri" w:hAnsi="Calibri"/>
+        </w:rPr>
+        <w:t xml:space="preserve">HU-073 - </w:t>
+      </w:r>
+      <w:proofErr w:type="spellStart"/>
+      <w:r>
+        <w:rPr>
+          <w:rFonts w:ascii="Calibri" w:hAnsi="Calibri"/>
+        </w:rPr>
+        <w:t>Tests</w:t>
+      </w:r>
+      <w:proofErr w:type="spellEnd"/>
+      <w:r>
+        <w:rPr>
+          <w:rFonts w:ascii="Calibri" w:hAnsi="Calibri"/>
+        </w:rPr>
+        <w:t xml:space="preserve"> unitarios</w:t>
+      </w:r>
+      <w:bookmarkEnd w:id="99"/>
+    </w:p>
+    <w:p>
+      <w:r>
+        <w:rPr>
+          <w:color w:val="555555"/>
+          <w:sz w:val="18"/>
+        </w:rPr>
+        <w:t xml:space="preserve">Estado: Pendiente   |   Prioridad: Alta   |   Módulo: </w:t>
+      </w:r>
+      <w:proofErr w:type="spellStart"/>
+      <w:r>
+        <w:rPr>
+          <w:color w:val="555555"/>
+          <w:sz w:val="18"/>
+        </w:rPr>
+        <w:t>Testing</w:t>
+      </w:r>
+      <w:proofErr w:type="spellEnd"/>
+      <w:r>
+        <w:rPr>
+          <w:color w:val="555555"/>
+          <w:sz w:val="18"/>
+        </w:rPr>
+        <w:t xml:space="preserve">   |   Tipo: No funcional</w:t>
+      </w:r>
+    </w:p>
+    <w:p>
+      <w:r>
+        <w:rPr>
+          <w:b/>
+        </w:rPr>
+        <w:t xml:space="preserve">Historia: </w:t>
+      </w:r>
+      <w:r>
+        <w:t xml:space="preserve">Como Desarrollador, quiero contar con </w:t>
+      </w:r>
+      <w:proofErr w:type="spellStart"/>
+      <w:r>
+        <w:t>tests</w:t>
+      </w:r>
+      <w:proofErr w:type="spellEnd"/>
+      <w:r>
+        <w:t xml:space="preserve"> unitarios de la lógica de negocio, para tener confianza al refactorizar.</w:t>
+      </w:r>
+    </w:p>
+    <w:p>
+      <w:r>
+        <w:t>Criterios de aceptación:</w:t>
+      </w:r>
+    </w:p>
+    <w:p>
+      <w:pPr>
+        <w:pStyle w:val="ListBullet"/>
+      </w:pPr>
+      <w:r>
+        <w:t xml:space="preserve">La lógica crítica (precios, descuentos, estados) tiene </w:t>
+      </w:r>
+      <w:proofErr w:type="spellStart"/>
+      <w:r>
+        <w:t>tests</w:t>
+      </w:r>
+      <w:proofErr w:type="spellEnd"/>
+      <w:r>
+        <w:t xml:space="preserve"> unitarios.</w:t>
+      </w:r>
+    </w:p>
+    <w:p>
+      <w:pPr>
+        <w:pStyle w:val="ListBullet"/>
+      </w:pPr>
+      <w:r>
+        <w:t xml:space="preserve">Los </w:t>
+      </w:r>
+      <w:proofErr w:type="spellStart"/>
+      <w:r>
+        <w:t>tests</w:t>
+      </w:r>
+      <w:proofErr w:type="spellEnd"/>
+      <w:r>
+        <w:t xml:space="preserve"> corren con el runner de Bun.</w:t>
+      </w:r>
+    </w:p>
+    <w:p>
+      <w:pPr>
+        <w:pStyle w:val="ListBullet"/>
+      </w:pPr>
+      <w:r>
+        <w:t>Se mide la cobertura de código.</w:t>
+      </w:r>
+    </w:p>
+    <w:p>
+      <w:pPr>
+        <w:pStyle w:val="Heading3"/>
+        <w:rPr>
+          <w:lang w:val="en-US"/>
+        </w:rPr>
+      </w:pPr>
+      <w:bookmarkStart w:id="100" w:name="_Toc234359039"/>
+      <w:r>
+        <w:rPr>
+          <w:rFonts w:ascii="Calibri" w:hAnsi="Calibri"/>
+          <w:lang w:val="en-US"/>
+        </w:rPr>
+        <w:t>HU-074 - Tests end-to-end (Playwright)</w:t>
+      </w:r>
+      <w:bookmarkEnd w:id="100"/>
+    </w:p>
+    <w:p>
+      <w:r>
+        <w:rPr>
+          <w:color w:val="555555"/>
+          <w:sz w:val="18"/>
+        </w:rPr>
+        <w:t xml:space="preserve">Estado: Pendiente   |   Prioridad: Alta   |   Módulo: </w:t>
+      </w:r>
+      <w:proofErr w:type="spellStart"/>
+      <w:r>
+        <w:rPr>
+          <w:color w:val="555555"/>
+          <w:sz w:val="18"/>
+        </w:rPr>
+        <w:t>Testing</w:t>
+      </w:r>
+      <w:proofErr w:type="spellEnd"/>
+      <w:r>
+        <w:rPr>
+          <w:color w:val="555555"/>
+          <w:sz w:val="18"/>
+        </w:rPr>
+        <w:t xml:space="preserve">   |   Tipo: No funcional</w:t>
+      </w:r>
+    </w:p>
+    <w:p>
+      <w:r>
+        <w:rPr>
+          <w:b/>
+        </w:rPr>
+        <w:t xml:space="preserve">Historia: </w:t>
+      </w:r>
+      <w:r>
+        <w:t xml:space="preserve">Como Desarrollador, quiero tener </w:t>
+      </w:r>
+      <w:proofErr w:type="spellStart"/>
+      <w:r>
+        <w:t>tests</w:t>
+      </w:r>
+      <w:proofErr w:type="spellEnd"/>
+      <w:r>
+        <w:t xml:space="preserve"> E2E del flujo de compra con </w:t>
+      </w:r>
+      <w:proofErr w:type="spellStart"/>
+      <w:r>
+        <w:t>Playwright</w:t>
+      </w:r>
+      <w:proofErr w:type="spellEnd"/>
+      <w:r>
+        <w:t xml:space="preserve">, para refactorizar con seguridad y validar el </w:t>
+      </w:r>
+      <w:proofErr w:type="spellStart"/>
+      <w:r>
+        <w:t>journey</w:t>
+      </w:r>
+      <w:proofErr w:type="spellEnd"/>
+      <w:r>
+        <w:t xml:space="preserve"> completo.</w:t>
+      </w:r>
+    </w:p>
+    <w:p>
+      <w:r>
+        <w:t>Criterios de aceptación:</w:t>
+      </w:r>
+    </w:p>
+    <w:p>
+      <w:pPr>
+        <w:pStyle w:val="ListBullet"/>
+      </w:pPr>
+      <w:r>
+        <w:t xml:space="preserve">Existe </w:t>
+      </w:r>
+      <w:proofErr w:type="gramStart"/>
+      <w:r>
+        <w:t>un test</w:t>
+      </w:r>
+      <w:proofErr w:type="gramEnd"/>
+      <w:r>
+        <w:t xml:space="preserve"> E2E del flujo completo de compra.</w:t>
+      </w:r>
+    </w:p>
+    <w:p>
+      <w:pPr>
+        <w:pStyle w:val="ListBullet"/>
+      </w:pPr>
+      <w:r>
+        <w:t xml:space="preserve">Los </w:t>
+      </w:r>
+      <w:proofErr w:type="spellStart"/>
+      <w:r>
+        <w:t>tests</w:t>
+      </w:r>
+      <w:proofErr w:type="spellEnd"/>
+      <w:r>
+        <w:t xml:space="preserve"> E2E corren en CI de forma </w:t>
+      </w:r>
+      <w:proofErr w:type="spellStart"/>
+      <w:r>
+        <w:t>headless</w:t>
+      </w:r>
+      <w:proofErr w:type="spellEnd"/>
+      <w:r>
+        <w:t>.</w:t>
+      </w:r>
+    </w:p>
+    <w:p>
+      <w:pPr>
+        <w:pStyle w:val="ListBullet"/>
+      </w:pPr>
+      <w:r>
+        <w:t>Se cubren los caminos felices y al menos un error.</w:t>
+      </w:r>
+    </w:p>
+    <w:p>
+      <w:pPr>
+        <w:pStyle w:val="Heading2"/>
+      </w:pPr>
+      <w:bookmarkStart w:id="101" w:name="_Toc234359040"/>
+      <w:r>
+        <w:rPr>
+          <w:rFonts w:ascii="Calibri" w:hAnsi="Calibri"/>
+        </w:rPr>
+        <w:t>4.4 DevOps</w:t>
+      </w:r>
+      <w:bookmarkEnd w:id="101"/>
+    </w:p>
+    <w:p>
+      <w:pPr>
+        <w:pStyle w:val="Heading3"/>
+      </w:pPr>
+      <w:bookmarkStart w:id="102" w:name="_Toc234359041"/>
+      <w:r>
+        <w:rPr>
+          <w:rFonts w:ascii="Calibri" w:hAnsi="Calibri"/>
+        </w:rPr>
+        <w:t xml:space="preserve">HU-075 - </w:t>
+      </w:r>
+      <w:proofErr w:type="spellStart"/>
+      <w:r>
+        <w:rPr>
+          <w:rFonts w:ascii="Calibri" w:hAnsi="Calibri"/>
+        </w:rPr>
+        <w:t>Containerización</w:t>
+      </w:r>
+      <w:proofErr w:type="spellEnd"/>
+      <w:r>
+        <w:rPr>
+          <w:rFonts w:ascii="Calibri" w:hAnsi="Calibri"/>
+        </w:rPr>
+        <w:t xml:space="preserve"> y CI/CD</w:t>
+      </w:r>
+      <w:bookmarkEnd w:id="102"/>
+    </w:p>
+    <w:p>
+      <w:r>
+        <w:rPr>
+          <w:color w:val="555555"/>
+          <w:sz w:val="18"/>
+        </w:rPr>
+        <w:t>Estado: Pendiente   |   Prioridad: Alta   |   Módulo: DevOps   |   Tipo: No funcional</w:t>
+      </w:r>
+    </w:p>
+    <w:p>
+      <w:r>
+        <w:rPr>
+          <w:b/>
+        </w:rPr>
+        <w:t xml:space="preserve">Historia: </w:t>
+      </w:r>
+      <w:r>
+        <w:t xml:space="preserve">Como DevOps / Plataforma, quiero disponer de </w:t>
+      </w:r>
+      <w:proofErr w:type="spellStart"/>
+      <w:r>
+        <w:t>Dockerfile</w:t>
+      </w:r>
+      <w:proofErr w:type="spellEnd"/>
+      <w:r>
+        <w:t xml:space="preserve"> y un pipeline de CI/CD (GitHub </w:t>
+      </w:r>
+      <w:proofErr w:type="spellStart"/>
+      <w:r>
+        <w:t>Actions</w:t>
+      </w:r>
+      <w:proofErr w:type="spellEnd"/>
+      <w:r>
+        <w:t>), para lograr despliegues reproducibles y sin error humano.</w:t>
+      </w:r>
+    </w:p>
+    <w:p>
+      <w:r>
         <w:lastRenderedPageBreak/>
         <w:t>Criterios de aceptación:</w:t>
       </w:r>
@@ -23479,22 +24251,54 @@
         <w:pStyle w:val="ListBullet"/>
       </w:pPr>
       <w:r>
-        <w:t xml:space="preserve">Se capturan latencias y </w:t>
+        <w:t xml:space="preserve">Existe un </w:t>
       </w:r>
       <w:proofErr w:type="spellStart"/>
       <w:r>
-        <w:t>throughput</w:t>
+        <w:t>Dockerfile</w:t>
       </w:r>
       <w:proofErr w:type="spellEnd"/>
       <w:r>
-        <w:t xml:space="preserve"> por </w:t>
+        <w:t xml:space="preserve"> que construye la aplicación.</w:t>
+      </w:r>
+    </w:p>
+    <w:p>
+      <w:pPr>
+        <w:pStyle w:val="ListBullet"/>
+      </w:pPr>
+      <w:r>
+        <w:t xml:space="preserve">El pipeline ejecuta </w:t>
       </w:r>
       <w:proofErr w:type="spellStart"/>
       <w:r>
-        <w:t>endpoint</w:t>
+        <w:t>build</w:t>
       </w:r>
       <w:proofErr w:type="spellEnd"/>
       <w:r>
+        <w:t xml:space="preserve">, </w:t>
+      </w:r>
+      <w:proofErr w:type="spellStart"/>
+      <w:r>
+        <w:t>lint</w:t>
+      </w:r>
+      <w:proofErr w:type="spellEnd"/>
+      <w:r>
+        <w:t xml:space="preserve"> y </w:t>
+      </w:r>
+      <w:proofErr w:type="spellStart"/>
+      <w:r>
+        <w:t>tests</w:t>
+      </w:r>
+      <w:proofErr w:type="spellEnd"/>
+      <w:r>
+        <w:t xml:space="preserve"> en cada </w:t>
+      </w:r>
+      <w:proofErr w:type="spellStart"/>
+      <w:r>
+        <w:t>push</w:t>
+      </w:r>
+      <w:proofErr w:type="spellEnd"/>
+      <w:r>
         <w:t>.</w:t>
       </w:r>
     </w:p>
@@ -23503,37 +24307,35 @@
         <w:pStyle w:val="ListBullet"/>
       </w:pPr>
       <w:r>
-        <w:t>Las métricas se visualizan en un panel.</w:t>
-      </w:r>
-    </w:p>
-    <w:p>
-      <w:pPr>
-        <w:pStyle w:val="ListBullet"/>
-      </w:pPr>
-      <w:r>
-        <w:t>Se definen umbrales de alerta.</w:t>
+        <w:t>El despliegue se automatiza tras pasar el pipeline.</w:t>
       </w:r>
     </w:p>
     <w:p>
       <w:pPr>
         <w:pStyle w:val="Heading3"/>
       </w:pPr>
-      <w:bookmarkStart w:id="95" w:name="_Toc233885271"/>
+      <w:bookmarkStart w:id="103" w:name="_Toc234359042"/>
       <w:r>
         <w:rPr>
           <w:rFonts w:ascii="Calibri" w:hAnsi="Calibri"/>
         </w:rPr>
-        <w:t xml:space="preserve">HU-071 - Alertas y monitoreo de </w:t>
+        <w:t xml:space="preserve">HU-076 - </w:t>
       </w:r>
       <w:proofErr w:type="spellStart"/>
       <w:r>
         <w:rPr>
           <w:rFonts w:ascii="Calibri" w:hAnsi="Calibri"/>
         </w:rPr>
-        <w:t>uptime</w:t>
-      </w:r>
-      <w:bookmarkEnd w:id="95"/>
+        <w:t>Backups</w:t>
+      </w:r>
       <w:proofErr w:type="spellEnd"/>
+      <w:r>
+        <w:rPr>
+          <w:rFonts w:ascii="Calibri" w:hAnsi="Calibri"/>
+        </w:rPr>
+        <w:t xml:space="preserve"> automatizados de MongoDB Atlas</w:t>
+      </w:r>
+      <w:bookmarkEnd w:id="103"/>
     </w:p>
     <w:p>
       <w:r>
@@ -23541,23 +24343,206 @@
           <w:color w:val="555555"/>
           <w:sz w:val="18"/>
         </w:rPr>
-        <w:t xml:space="preserve">Estado: Pendiente   |   Prioridad: Media   |   Módulo: </w:t>
+        <w:t>Estado: Pendiente   |   Prioridad: Alta   |   Módulo: DevOps   |   Tipo: No funcional</w:t>
+      </w:r>
+    </w:p>
+    <w:p>
+      <w:r>
+        <w:rPr>
+          <w:b/>
+        </w:rPr>
+        <w:t xml:space="preserve">Historia: </w:t>
+      </w:r>
+      <w:r>
+        <w:t xml:space="preserve">Como DevOps / Plataforma, quiero contar con </w:t>
       </w:r>
       <w:proofErr w:type="spellStart"/>
+      <w:r>
+        <w:t>backups</w:t>
+      </w:r>
+      <w:proofErr w:type="spellEnd"/>
+      <w:r>
+        <w:t xml:space="preserve"> automáticos y restaurables de la base de datos, para recuperar la información ante una </w:t>
+      </w:r>
+      <w:proofErr w:type="spellStart"/>
+      <w:r>
+        <w:t>perdida</w:t>
+      </w:r>
+      <w:proofErr w:type="spellEnd"/>
+      <w:r>
+        <w:t xml:space="preserve"> de datos.</w:t>
+      </w:r>
+    </w:p>
+    <w:p>
+      <w:r>
+        <w:t>Criterios de aceptación:</w:t>
+      </w:r>
+    </w:p>
+    <w:p>
+      <w:pPr>
+        <w:pStyle w:val="ListBullet"/>
+      </w:pPr>
+      <w:r>
+        <w:t xml:space="preserve">Los </w:t>
+      </w:r>
+      <w:proofErr w:type="spellStart"/>
+      <w:r>
+        <w:t>backups</w:t>
+      </w:r>
+      <w:proofErr w:type="spellEnd"/>
+      <w:r>
+        <w:t xml:space="preserve"> se ejecutan de forma automática y periódica.</w:t>
+      </w:r>
+    </w:p>
+    <w:p>
+      <w:pPr>
+        <w:pStyle w:val="ListBullet"/>
+      </w:pPr>
+      <w:r>
+        <w:t>Se valida la restauración en un entorno de prueba.</w:t>
+      </w:r>
+    </w:p>
+    <w:p>
+      <w:pPr>
+        <w:pStyle w:val="ListBullet"/>
+      </w:pPr>
+      <w:r>
+        <w:t>Se define una política de retención.</w:t>
+      </w:r>
+    </w:p>
+    <w:p>
+      <w:pPr>
+        <w:pStyle w:val="Heading3"/>
+      </w:pPr>
+      <w:bookmarkStart w:id="104" w:name="_Toc234359043"/>
+      <w:r>
+        <w:rPr>
+          <w:rFonts w:ascii="Calibri" w:hAnsi="Calibri"/>
+        </w:rPr>
+        <w:t xml:space="preserve">HU-077 - Ambiente de </w:t>
+      </w:r>
+      <w:proofErr w:type="spellStart"/>
+      <w:r>
+        <w:rPr>
+          <w:rFonts w:ascii="Calibri" w:hAnsi="Calibri"/>
+        </w:rPr>
+        <w:t>staging</w:t>
+      </w:r>
+      <w:proofErr w:type="spellEnd"/>
+      <w:r>
+        <w:rPr>
+          <w:rFonts w:ascii="Calibri" w:hAnsi="Calibri"/>
+        </w:rPr>
+        <w:t xml:space="preserve"> separado</w:t>
+      </w:r>
+      <w:bookmarkEnd w:id="104"/>
+    </w:p>
+    <w:p>
       <w:r>
         <w:rPr>
           <w:color w:val="555555"/>
           <w:sz w:val="18"/>
         </w:rPr>
-        <w:t>Observabilidad</w:t>
+        <w:t>Estado: Pendiente   |   Prioridad: Alta   |   Módulo: DevOps   |   Tipo: No funcional</w:t>
+      </w:r>
+    </w:p>
+    <w:p>
+      <w:r>
+        <w:rPr>
+          <w:b/>
+        </w:rPr>
+        <w:t xml:space="preserve">Historia: </w:t>
+      </w:r>
+      <w:r>
+        <w:t xml:space="preserve">Como DevOps / Plataforma, quiero disponer de un entorno de </w:t>
+      </w:r>
+      <w:proofErr w:type="spellStart"/>
+      <w:r>
+        <w:t>staging</w:t>
       </w:r>
       <w:proofErr w:type="spellEnd"/>
+      <w:r>
+        <w:t xml:space="preserve"> separado de producción, para probar cambios antes de liberarlos a clientes.</w:t>
+      </w:r>
+    </w:p>
+    <w:p>
+      <w:r>
+        <w:t>Criterios de aceptación:</w:t>
+      </w:r>
+    </w:p>
+    <w:p>
+      <w:pPr>
+        <w:pStyle w:val="ListBullet"/>
+      </w:pPr>
+      <w:r>
+        <w:t xml:space="preserve">Existe un entorno </w:t>
+      </w:r>
+      <w:proofErr w:type="spellStart"/>
+      <w:r>
+        <w:t>staging</w:t>
+      </w:r>
+      <w:proofErr w:type="spellEnd"/>
+      <w:r>
+        <w:t xml:space="preserve"> con datos no productivos.</w:t>
+      </w:r>
+    </w:p>
+    <w:p>
+      <w:pPr>
+        <w:pStyle w:val="ListBullet"/>
+      </w:pPr>
+      <w:r>
+        <w:t xml:space="preserve">El pipeline despliega a </w:t>
+      </w:r>
+      <w:proofErr w:type="spellStart"/>
+      <w:r>
+        <w:t>staging</w:t>
+      </w:r>
+      <w:proofErr w:type="spellEnd"/>
+      <w:r>
+        <w:t xml:space="preserve"> antes que a producción.</w:t>
+      </w:r>
+    </w:p>
+    <w:p>
+      <w:pPr>
+        <w:pStyle w:val="ListBullet"/>
+      </w:pPr>
+      <w:proofErr w:type="spellStart"/>
+      <w:r>
+        <w:t>Staging</w:t>
+      </w:r>
+      <w:proofErr w:type="spellEnd"/>
+      <w:r>
+        <w:t xml:space="preserve"> replica la configuración de producción.</w:t>
+      </w:r>
+    </w:p>
+    <w:p>
+      <w:pPr>
+        <w:pStyle w:val="Heading3"/>
+      </w:pPr>
+      <w:bookmarkStart w:id="105" w:name="_Toc234359044"/>
+      <w:r>
+        <w:rPr>
+          <w:rFonts w:ascii="Calibri" w:hAnsi="Calibri"/>
+        </w:rPr>
+        <w:t xml:space="preserve">HU-078 - Estrategia de </w:t>
+      </w:r>
+      <w:proofErr w:type="spellStart"/>
+      <w:r>
+        <w:rPr>
+          <w:rFonts w:ascii="Calibri" w:hAnsi="Calibri"/>
+        </w:rPr>
+        <w:t>rollback</w:t>
+      </w:r>
+      <w:bookmarkEnd w:id="105"/>
+      <w:proofErr w:type="spellEnd"/>
+    </w:p>
+    <w:p>
       <w:r>
         <w:rPr>
           <w:color w:val="555555"/>
           <w:sz w:val="18"/>
         </w:rPr>
-        <w:t xml:space="preserve">   |   Tipo: No funcional</w:t>
+        <w:t>Estado: Pendiente   |   Prioridad: Media   |   Módulo: DevOps   |   Tipo: No funcional</w:t>
       </w:r>
     </w:p>
     <w:p>
@@ -23568,20 +24553,36 @@
         <w:t xml:space="preserve">Historia: </w:t>
       </w:r>
       <w:r>
-        <w:t xml:space="preserve">Como DevOps / Plataforma, quiero recibir alertas ante caídas o degradaciones del servicio, para reaccionar rápido y minimizar </w:t>
+        <w:t>Como DevOps / Plataforma, quiero poder revertir rápidamente un despliegue defectuoso, para mitigar el impacto de un bug crítico.</w:t>
+      </w:r>
+    </w:p>
+    <w:p>
+      <w:r>
+        <w:t>Criterios de aceptación:</w:t>
+      </w:r>
+    </w:p>
+    <w:p>
+      <w:pPr>
+        <w:pStyle w:val="ListBullet"/>
+      </w:pPr>
+      <w:r>
+        <w:t>El sistema permite volver a la versión anterior con un paso.</w:t>
+      </w:r>
+    </w:p>
+    <w:p>
+      <w:pPr>
+        <w:pStyle w:val="ListBullet"/>
+      </w:pPr>
+      <w:r>
+        <w:t xml:space="preserve">El </w:t>
       </w:r>
       <w:proofErr w:type="spellStart"/>
       <w:r>
-        <w:t>perdida</w:t>
+        <w:t>rollback</w:t>
       </w:r>
       <w:proofErr w:type="spellEnd"/>
       <w:r>
-        <w:t xml:space="preserve"> de ingresos.</w:t>
-      </w:r>
-    </w:p>
-    <w:p>
-      <w:r>
-        <w:t>Criterios de aceptación:</w:t>
+        <w:t xml:space="preserve"> está documentado y probado.</w:t>
       </w:r>
     </w:p>
     <w:p>
@@ -23589,80 +24590,34 @@
         <w:pStyle w:val="ListBullet"/>
       </w:pPr>
       <w:r>
-        <w:t xml:space="preserve">Un monitor externo verifica el </w:t>
-      </w:r>
-      <w:proofErr w:type="spellStart"/>
-      <w:r>
-        <w:t>uptime</w:t>
-      </w:r>
-      <w:proofErr w:type="spellEnd"/>
-      <w:r>
-        <w:t xml:space="preserve"> periódicamente.</w:t>
-      </w:r>
-    </w:p>
-    <w:p>
-      <w:pPr>
-        <w:pStyle w:val="ListBullet"/>
-      </w:pPr>
-      <w:r>
-        <w:t>Las caídas generan alertas por canal configurable.</w:t>
-      </w:r>
-    </w:p>
-    <w:p>
-      <w:pPr>
-        <w:pStyle w:val="ListBullet"/>
-      </w:pPr>
-      <w:r>
-        <w:t>Se registra el historial de disponibilidad.</w:t>
+        <w:t>Las migraciones de datos son compatibles hacia atrás cuando es posible.</w:t>
       </w:r>
     </w:p>
     <w:p>
       <w:pPr>
         <w:pStyle w:val="Heading2"/>
       </w:pPr>
-      <w:bookmarkStart w:id="96" w:name="_Toc233885272"/>
+      <w:bookmarkStart w:id="106" w:name="_Toc234359045"/>
       <w:r>
         <w:rPr>
           <w:rFonts w:ascii="Calibri" w:hAnsi="Calibri"/>
         </w:rPr>
-        <w:t xml:space="preserve">4.3 </w:t>
-      </w:r>
-      <w:proofErr w:type="spellStart"/>
+        <w:t>4.5 Escalabilidad</w:t>
+      </w:r>
+      <w:bookmarkEnd w:id="106"/>
+    </w:p>
+    <w:p>
+      <w:pPr>
+        <w:pStyle w:val="Heading3"/>
+      </w:pPr>
+      <w:bookmarkStart w:id="107" w:name="_Toc234359046"/>
       <w:r>
         <w:rPr>
           <w:rFonts w:ascii="Calibri" w:hAnsi="Calibri"/>
         </w:rPr>
-        <w:t>Testing</w:t>
-      </w:r>
-      <w:bookmarkEnd w:id="96"/>
-      <w:proofErr w:type="spellEnd"/>
-    </w:p>
-    <w:p>
-      <w:pPr>
-        <w:pStyle w:val="Heading3"/>
-      </w:pPr>
-      <w:bookmarkStart w:id="97" w:name="_Toc233885273"/>
-      <w:r>
-        <w:rPr>
-          <w:rFonts w:ascii="Calibri" w:hAnsi="Calibri"/>
-        </w:rPr>
-        <w:t xml:space="preserve">HU-072 - </w:t>
-      </w:r>
-      <w:proofErr w:type="spellStart"/>
-      <w:r>
-        <w:rPr>
-          <w:rFonts w:ascii="Calibri" w:hAnsi="Calibri"/>
-        </w:rPr>
-        <w:t>Tests</w:t>
-      </w:r>
-      <w:proofErr w:type="spellEnd"/>
-      <w:r>
-        <w:rPr>
-          <w:rFonts w:ascii="Calibri" w:hAnsi="Calibri"/>
-        </w:rPr>
-        <w:t xml:space="preserve"> de integración de flujos críticos</w:t>
-      </w:r>
-      <w:bookmarkEnd w:id="97"/>
+        <w:t>HU-079 - Cache de catálogo con Redis</w:t>
+      </w:r>
+      <w:bookmarkEnd w:id="107"/>
     </w:p>
     <w:p>
       <w:r>
@@ -23670,23 +24625,202 @@
           <w:color w:val="555555"/>
           <w:sz w:val="18"/>
         </w:rPr>
-        <w:t xml:space="preserve">Estado: Pendiente   |   Prioridad: Alta   |   Módulo: </w:t>
+        <w:t>Estado: Pendiente   |   Prioridad: Media   |   Módulo: Escalabilidad   |   Tipo: No funcional</w:t>
+      </w:r>
+    </w:p>
+    <w:p>
+      <w:r>
+        <w:rPr>
+          <w:b/>
+        </w:rPr>
+        <w:lastRenderedPageBreak/>
+        <w:t xml:space="preserve">Historia: </w:t>
+      </w:r>
+      <w:r>
+        <w:t>Como Sistema, quiero cachear las respuestas del catálogo en Redis, para reducir los accesos a la base de datos y mejorar el rendimiento.</w:t>
+      </w:r>
+    </w:p>
+    <w:p>
+      <w:r>
+        <w:t>Criterios de aceptación:</w:t>
+      </w:r>
+    </w:p>
+    <w:p>
+      <w:pPr>
+        <w:pStyle w:val="ListBullet"/>
+      </w:pPr>
+      <w:r>
+        <w:t>Las consultas de catálogo frecuentes se sirven desde cache.</w:t>
+      </w:r>
+    </w:p>
+    <w:p>
+      <w:pPr>
+        <w:pStyle w:val="ListBullet"/>
+      </w:pPr>
+      <w:r>
+        <w:t>La cache se invalida al actualizar productos.</w:t>
+      </w:r>
+    </w:p>
+    <w:p>
+      <w:pPr>
+        <w:pStyle w:val="ListBullet"/>
+      </w:pPr>
+      <w:r>
+        <w:t>Se define un TTL adecuado.</w:t>
+      </w:r>
+    </w:p>
+    <w:p>
+      <w:pPr>
+        <w:pStyle w:val="Heading3"/>
+      </w:pPr>
+      <w:bookmarkStart w:id="108" w:name="_Toc234359047"/>
+      <w:r>
+        <w:rPr>
+          <w:rFonts w:ascii="Calibri" w:hAnsi="Calibri"/>
+        </w:rPr>
+        <w:t xml:space="preserve">HU-080 - Entrega de imágenes vía </w:t>
       </w:r>
       <w:proofErr w:type="spellStart"/>
+      <w:r>
+        <w:rPr>
+          <w:rFonts w:ascii="Calibri" w:hAnsi="Calibri"/>
+        </w:rPr>
+        <w:t>Cloudinary</w:t>
+      </w:r>
+      <w:proofErr w:type="spellEnd"/>
+      <w:r>
+        <w:rPr>
+          <w:rFonts w:ascii="Calibri" w:hAnsi="Calibri"/>
+        </w:rPr>
+        <w:t xml:space="preserve"> (CDN)</w:t>
+      </w:r>
+      <w:bookmarkEnd w:id="108"/>
+    </w:p>
+    <w:p>
       <w:r>
         <w:rPr>
           <w:color w:val="555555"/>
           <w:sz w:val="18"/>
         </w:rPr>
-        <w:t>Testing</w:t>
+        <w:t>Estado: Pendiente   |   Prioridad: Alta   |   Módulo: Escalabilidad   |   Tipo: No funcional</w:t>
+      </w:r>
+    </w:p>
+    <w:p>
+      <w:r>
+        <w:rPr>
+          <w:b/>
+        </w:rPr>
+        <w:t xml:space="preserve">Historia: </w:t>
+      </w:r>
+      <w:r>
+        <w:t xml:space="preserve">Como Sistema, quiero almacenar y servir las imágenes de productos a través de </w:t>
+      </w:r>
+      <w:proofErr w:type="spellStart"/>
+      <w:r>
+        <w:t>Cloudinary</w:t>
       </w:r>
       <w:proofErr w:type="spellEnd"/>
+      <w:r>
+        <w:t>, para escalar la entrega con su CDN global y reducir latencia sin gestionar infraestructura propia.</w:t>
+      </w:r>
+    </w:p>
+    <w:p>
+      <w:r>
+        <w:t>Criterios de aceptación:</w:t>
+      </w:r>
+    </w:p>
+    <w:p>
+      <w:pPr>
+        <w:pStyle w:val="ListBullet"/>
+      </w:pPr>
+      <w:r>
+        <w:t xml:space="preserve">Las imágenes se almacenan y sirven desde </w:t>
+      </w:r>
+      <w:proofErr w:type="spellStart"/>
+      <w:r>
+        <w:t>Cloudinary</w:t>
+      </w:r>
+      <w:proofErr w:type="spellEnd"/>
+      <w:r>
+        <w:t xml:space="preserve"> (CDN), no desde el servidor de la </w:t>
+      </w:r>
+      <w:proofErr w:type="gramStart"/>
+      <w:r>
+        <w:t>app</w:t>
+      </w:r>
+      <w:proofErr w:type="gramEnd"/>
+      <w:r>
+        <w:t>.</w:t>
+      </w:r>
+    </w:p>
+    <w:p>
+      <w:pPr>
+        <w:pStyle w:val="ListBullet"/>
+      </w:pPr>
+      <w:r>
+        <w:t xml:space="preserve">Las </w:t>
+      </w:r>
+      <w:proofErr w:type="spellStart"/>
+      <w:r>
+        <w:t>URLs</w:t>
+      </w:r>
+      <w:proofErr w:type="spellEnd"/>
+      <w:r>
+        <w:t xml:space="preserve"> apuntan a </w:t>
+      </w:r>
+      <w:proofErr w:type="spellStart"/>
+      <w:r>
+        <w:t>Cloudinary</w:t>
+      </w:r>
+      <w:proofErr w:type="spellEnd"/>
+      <w:r>
+        <w:t xml:space="preserve"> con transformaciones (</w:t>
+      </w:r>
+      <w:proofErr w:type="spellStart"/>
+      <w:r>
+        <w:t>resize</w:t>
+      </w:r>
+      <w:proofErr w:type="spellEnd"/>
+      <w:r>
+        <w:t>, recorte, formato) bajo demanda.</w:t>
+      </w:r>
+    </w:p>
+    <w:p>
+      <w:pPr>
+        <w:pStyle w:val="ListBullet"/>
+      </w:pPr>
+      <w:r>
+        <w:t>El propio CDN aplica cabeceras de cache de larga duración.</w:t>
+      </w:r>
+    </w:p>
+    <w:p>
+      <w:pPr>
+        <w:pStyle w:val="Heading3"/>
+      </w:pPr>
+      <w:bookmarkStart w:id="109" w:name="_Toc234359048"/>
+      <w:r>
+        <w:rPr>
+          <w:rFonts w:ascii="Calibri" w:hAnsi="Calibri"/>
+        </w:rPr>
+        <w:t xml:space="preserve">HU-081 - Cola de emails y trabajos en </w:t>
+      </w:r>
+      <w:proofErr w:type="spellStart"/>
+      <w:r>
+        <w:rPr>
+          <w:rFonts w:ascii="Calibri" w:hAnsi="Calibri"/>
+        </w:rPr>
+        <w:t>background</w:t>
+      </w:r>
+      <w:bookmarkEnd w:id="109"/>
+      <w:proofErr w:type="spellEnd"/>
+    </w:p>
+    <w:p>
       <w:r>
         <w:rPr>
           <w:color w:val="555555"/>
           <w:sz w:val="18"/>
         </w:rPr>
-        <w:t xml:space="preserve">   |   Tipo: No funcional</w:t>
+        <w:t>Estado: Pendiente   |   Prioridad: Media   |   Módulo: Escalabilidad   |   Tipo: No funcional</w:t>
       </w:r>
     </w:p>
     <w:p>
@@ -23697,128 +24831,99 @@
         <w:t xml:space="preserve">Historia: </w:t>
       </w:r>
       <w:r>
-        <w:t xml:space="preserve">Como Desarrollador, quiero tener </w:t>
+        <w:t>Como Sistema, quiero procesar emails y tareas pesadas en una cola en segundo plano, para no bloquear las respuestas del servidor.</w:t>
+      </w:r>
+    </w:p>
+    <w:p>
+      <w:r>
+        <w:t>Criterios de aceptación:</w:t>
+      </w:r>
+    </w:p>
+    <w:p>
+      <w:pPr>
+        <w:pStyle w:val="ListBullet"/>
+      </w:pPr>
+      <w:r>
+        <w:t>El envío de emails se encola y procesa de forma asíncrona.</w:t>
+      </w:r>
+    </w:p>
+    <w:p>
+      <w:pPr>
+        <w:pStyle w:val="ListBullet"/>
+      </w:pPr>
+      <w:r>
+        <w:t xml:space="preserve">Los trabajos fallidos se reintentan con </w:t>
       </w:r>
       <w:proofErr w:type="spellStart"/>
       <w:r>
-        <w:t>tests</w:t>
+        <w:t>backoff</w:t>
       </w:r>
       <w:proofErr w:type="spellEnd"/>
       <w:r>
-        <w:t xml:space="preserve"> de integración para </w:t>
+        <w:t>.</w:t>
+      </w:r>
+    </w:p>
+    <w:p>
+      <w:pPr>
+        <w:pStyle w:val="ListBullet"/>
+      </w:pPr>
+      <w:r>
+        <w:t>El estado de la cola es observable.</w:t>
+      </w:r>
+    </w:p>
+    <w:p>
+      <w:pPr>
+        <w:pStyle w:val="Heading2"/>
+      </w:pPr>
+      <w:bookmarkStart w:id="110" w:name="_Toc234359049"/>
+      <w:r>
+        <w:rPr>
+          <w:rFonts w:ascii="Calibri" w:hAnsi="Calibri"/>
+        </w:rPr>
+        <w:t>4.6 Rendimiento</w:t>
+      </w:r>
+      <w:bookmarkEnd w:id="110"/>
+    </w:p>
+    <w:p>
+      <w:pPr>
+        <w:pStyle w:val="Heading3"/>
+      </w:pPr>
+      <w:bookmarkStart w:id="111" w:name="_Toc234359050"/>
+      <w:r>
+        <w:rPr>
+          <w:rFonts w:ascii="Calibri" w:hAnsi="Calibri"/>
+        </w:rPr>
+        <w:t>HU-082 - Optimización de imágenes (</w:t>
       </w:r>
       <w:proofErr w:type="spellStart"/>
       <w:r>
-        <w:t>checkout</w:t>
+        <w:rPr>
+          <w:rFonts w:ascii="Calibri" w:hAnsi="Calibri"/>
+        </w:rPr>
+        <w:t>Cloudinary</w:t>
       </w:r>
       <w:proofErr w:type="spellEnd"/>
       <w:r>
-        <w:t xml:space="preserve">, creación de orden y </w:t>
+        <w:rPr>
+          <w:rFonts w:ascii="Calibri" w:hAnsi="Calibri"/>
+        </w:rPr>
+        <w:t xml:space="preserve">, </w:t>
       </w:r>
       <w:proofErr w:type="spellStart"/>
       <w:r>
-        <w:t>webhook</w:t>
+        <w:rPr>
+          <w:rFonts w:ascii="Calibri" w:hAnsi="Calibri"/>
+        </w:rPr>
+        <w:t>lazy</w:t>
       </w:r>
       <w:proofErr w:type="spellEnd"/>
       <w:r>
-        <w:t xml:space="preserve"> de Stripe, para evitar regresiones en los flujos de pago.</w:t>
-      </w:r>
-    </w:p>
-    <w:p>
-      <w:r>
-        <w:t>Criterios de aceptación:</w:t>
-      </w:r>
-    </w:p>
-    <w:p>
-      <w:pPr>
-        <w:pStyle w:val="ListBullet"/>
-      </w:pPr>
-      <w:r>
-        <w:t xml:space="preserve">Existen </w:t>
-      </w:r>
-      <w:proofErr w:type="spellStart"/>
-      <w:r>
-        <w:t>tests</w:t>
-      </w:r>
-      <w:proofErr w:type="spellEnd"/>
-      <w:r>
-        <w:t xml:space="preserve"> de integración del flujo de </w:t>
-      </w:r>
-      <w:proofErr w:type="spellStart"/>
-      <w:r>
-        <w:t>checkout</w:t>
-      </w:r>
-      <w:proofErr w:type="spellEnd"/>
-      <w:r>
-        <w:t>.</w:t>
-      </w:r>
-    </w:p>
-    <w:p>
-      <w:pPr>
-        <w:pStyle w:val="ListBullet"/>
-      </w:pPr>
-      <w:r>
-        <w:t xml:space="preserve">Se prueba la creación de orden y el procesamiento del </w:t>
-      </w:r>
-      <w:proofErr w:type="spellStart"/>
-      <w:r>
-        <w:t>webhook</w:t>
-      </w:r>
-      <w:proofErr w:type="spellEnd"/>
-      <w:r>
-        <w:t>.</w:t>
-      </w:r>
-    </w:p>
-    <w:p>
-      <w:pPr>
-        <w:pStyle w:val="ListBullet"/>
-      </w:pPr>
-      <w:r>
-        <w:t xml:space="preserve">Los </w:t>
-      </w:r>
-      <w:proofErr w:type="spellStart"/>
-      <w:r>
-        <w:t>tests</w:t>
-      </w:r>
-      <w:proofErr w:type="spellEnd"/>
-      <w:r>
-        <w:t xml:space="preserve"> corren contra una base de datos de prueba.</w:t>
-      </w:r>
-    </w:p>
-    <w:p>
-      <w:pPr>
-        <w:pStyle w:val="ListBullet"/>
-      </w:pPr>
-      <w:r>
-        <w:t>Se ejecutan en el pipeline de CI.</w:t>
-      </w:r>
-    </w:p>
-    <w:p>
-      <w:pPr>
-        <w:pStyle w:val="Heading3"/>
-      </w:pPr>
-      <w:bookmarkStart w:id="98" w:name="_Toc233885274"/>
-      <w:r>
         <w:rPr>
           <w:rFonts w:ascii="Calibri" w:hAnsi="Calibri"/>
         </w:rPr>
-        <w:t xml:space="preserve">HU-073 - </w:t>
-      </w:r>
-      <w:proofErr w:type="spellStart"/>
-      <w:r>
-        <w:rPr>
-          <w:rFonts w:ascii="Calibri" w:hAnsi="Calibri"/>
-        </w:rPr>
-        <w:t>Tests</w:t>
-      </w:r>
-      <w:proofErr w:type="spellEnd"/>
-      <w:r>
-        <w:rPr>
-          <w:rFonts w:ascii="Calibri" w:hAnsi="Calibri"/>
-        </w:rPr>
-        <w:t xml:space="preserve"> unitarios</w:t>
-      </w:r>
-      <w:bookmarkEnd w:id="98"/>
+        <w:t xml:space="preserve"> load)</w:t>
+      </w:r>
+      <w:bookmarkEnd w:id="111"/>
     </w:p>
     <w:p>
       <w:r>
@@ -23826,399 +24931,362 @@
           <w:color w:val="555555"/>
           <w:sz w:val="18"/>
         </w:rPr>
-        <w:t xml:space="preserve">Estado: Pendiente   |   Prioridad: Alta   |   Módulo: </w:t>
-      </w:r>
+        <w:t>Estado: Pendiente   |   Prioridad: Alta   |   Módulo: Rendimiento   |   Tipo: No funcional</w:t>
+      </w:r>
+    </w:p>
+    <w:p>
+      <w:r>
+        <w:rPr>
+          <w:b/>
+        </w:rPr>
+        <w:t xml:space="preserve">Historia: </w:t>
+      </w:r>
+      <w:r>
+        <w:t>Como Sistema, quiero que las imágenes se entreguen optimizadas y carguen de forma diferida, para una carga más rápida y mejor experiencia.</w:t>
+      </w:r>
+    </w:p>
+    <w:p>
+      <w:r>
+        <w:t>Criterios de aceptación:</w:t>
+      </w:r>
+    </w:p>
+    <w:p>
+      <w:pPr>
+        <w:pStyle w:val="ListBullet"/>
+      </w:pPr>
       <w:proofErr w:type="spellStart"/>
+      <w:r>
+        <w:t>Cloudinary</w:t>
+      </w:r>
+      <w:proofErr w:type="spellEnd"/>
+      <w:r>
+        <w:t xml:space="preserve"> entrega formatos modernos (</w:t>
+      </w:r>
+      <w:proofErr w:type="spellStart"/>
+      <w:r>
+        <w:t>WebP</w:t>
+      </w:r>
+      <w:proofErr w:type="spellEnd"/>
+      <w:r>
+        <w:t>/AVIF) y calidad automática según el navegador (</w:t>
+      </w:r>
+      <w:proofErr w:type="spellStart"/>
+      <w:r>
+        <w:t>f_auto</w:t>
+      </w:r>
+      <w:proofErr w:type="spellEnd"/>
+      <w:r>
+        <w:t xml:space="preserve">, </w:t>
+      </w:r>
+      <w:proofErr w:type="spellStart"/>
+      <w:r>
+        <w:t>q_auto</w:t>
+      </w:r>
+      <w:proofErr w:type="spellEnd"/>
+      <w:r>
+        <w:t>).</w:t>
+      </w:r>
+    </w:p>
+    <w:p>
+      <w:pPr>
+        <w:pStyle w:val="ListBullet"/>
+      </w:pPr>
+      <w:r>
+        <w:lastRenderedPageBreak/>
+        <w:t xml:space="preserve">Se aplica </w:t>
+      </w:r>
+      <w:proofErr w:type="spellStart"/>
+      <w:r>
+        <w:t>lazy</w:t>
+      </w:r>
+      <w:proofErr w:type="spellEnd"/>
+      <w:r>
+        <w:t xml:space="preserve"> </w:t>
+      </w:r>
+      <w:proofErr w:type="spellStart"/>
+      <w:r>
+        <w:t>loading</w:t>
+      </w:r>
+      <w:proofErr w:type="spellEnd"/>
+      <w:r>
+        <w:t xml:space="preserve"> explícito a las imágenes fuera del </w:t>
+      </w:r>
+      <w:proofErr w:type="spellStart"/>
+      <w:r>
+        <w:t>viewport</w:t>
+      </w:r>
+      <w:proofErr w:type="spellEnd"/>
+      <w:r>
+        <w:t>.</w:t>
+      </w:r>
+    </w:p>
+    <w:p>
+      <w:pPr>
+        <w:pStyle w:val="ListBullet"/>
+      </w:pPr>
+      <w:r>
+        <w:t>Se mejora el LCP de las páginas con muchas imágenes.</w:t>
+      </w:r>
+    </w:p>
+    <w:p>
+      <w:pPr>
+        <w:pStyle w:val="Heading3"/>
+      </w:pPr>
+      <w:bookmarkStart w:id="112" w:name="_Toc234359051"/>
+      <w:r>
+        <w:rPr>
+          <w:rFonts w:ascii="Calibri" w:hAnsi="Calibri"/>
+        </w:rPr>
+        <w:t>HU-083 - Cache HTTP (</w:t>
+      </w:r>
+      <w:proofErr w:type="spellStart"/>
+      <w:r>
+        <w:rPr>
+          <w:rFonts w:ascii="Calibri" w:hAnsi="Calibri"/>
+        </w:rPr>
+        <w:t>ETags</w:t>
+      </w:r>
+      <w:proofErr w:type="spellEnd"/>
+      <w:r>
+        <w:rPr>
+          <w:rFonts w:ascii="Calibri" w:hAnsi="Calibri"/>
+        </w:rPr>
+        <w:t>, Cache-Control)</w:t>
+      </w:r>
+      <w:bookmarkEnd w:id="112"/>
+    </w:p>
+    <w:p>
       <w:r>
         <w:rPr>
           <w:color w:val="555555"/>
           <w:sz w:val="18"/>
         </w:rPr>
-        <w:t>Testing</w:t>
+        <w:t>Estado: Pendiente   |   Prioridad: Media   |   Módulo: Rendimiento   |   Tipo: No funcional</w:t>
+      </w:r>
+    </w:p>
+    <w:p>
+      <w:r>
+        <w:rPr>
+          <w:b/>
+        </w:rPr>
+        <w:t xml:space="preserve">Historia: </w:t>
+      </w:r>
+      <w:r>
+        <w:t xml:space="preserve">Como Sistema, quiero exponer </w:t>
+      </w:r>
+      <w:proofErr w:type="spellStart"/>
+      <w:r>
+        <w:t>ETags</w:t>
       </w:r>
       <w:proofErr w:type="spellEnd"/>
+      <w:r>
+        <w:t xml:space="preserve"> y cabeceras Cache-Control en la API, para evitar </w:t>
+      </w:r>
+      <w:proofErr w:type="spellStart"/>
+      <w:r>
+        <w:t>refetch</w:t>
+      </w:r>
+      <w:proofErr w:type="spellEnd"/>
+      <w:r>
+        <w:t xml:space="preserve"> innecesario y reducir carga.</w:t>
+      </w:r>
+    </w:p>
+    <w:p>
+      <w:r>
+        <w:t>Criterios de aceptación:</w:t>
+      </w:r>
+    </w:p>
+    <w:p>
+      <w:pPr>
+        <w:pStyle w:val="ListBullet"/>
+      </w:pPr>
+      <w:r>
+        <w:t xml:space="preserve">Las respuestas </w:t>
+      </w:r>
+      <w:proofErr w:type="spellStart"/>
+      <w:r>
+        <w:t>cacheables</w:t>
+      </w:r>
+      <w:proofErr w:type="spellEnd"/>
+      <w:r>
+        <w:t xml:space="preserve"> incluyen </w:t>
+      </w:r>
+      <w:proofErr w:type="spellStart"/>
+      <w:r>
+        <w:t>ETag</w:t>
+      </w:r>
+      <w:proofErr w:type="spellEnd"/>
+      <w:r>
+        <w:t>.</w:t>
+      </w:r>
+    </w:p>
+    <w:p>
+      <w:pPr>
+        <w:pStyle w:val="ListBullet"/>
+      </w:pPr>
+      <w:r>
+        <w:t xml:space="preserve">El cliente puede revalidar con </w:t>
+      </w:r>
+      <w:proofErr w:type="spellStart"/>
+      <w:r>
+        <w:t>If</w:t>
+      </w:r>
+      <w:proofErr w:type="spellEnd"/>
+      <w:r>
+        <w:t>-</w:t>
+      </w:r>
+      <w:proofErr w:type="spellStart"/>
+      <w:r>
+        <w:t>None</w:t>
+      </w:r>
+      <w:proofErr w:type="spellEnd"/>
+      <w:r>
+        <w:t>-Match.</w:t>
+      </w:r>
+    </w:p>
+    <w:p>
+      <w:pPr>
+        <w:pStyle w:val="ListBullet"/>
+      </w:pPr>
+      <w:r>
+        <w:t>Se definen políticas Cache-Control por tipo de recurso.</w:t>
+      </w:r>
+    </w:p>
+    <w:p>
+      <w:pPr>
+        <w:pStyle w:val="Heading2"/>
+      </w:pPr>
+      <w:bookmarkStart w:id="113" w:name="_Toc234359052"/>
+      <w:r>
+        <w:rPr>
+          <w:rFonts w:ascii="Calibri" w:hAnsi="Calibri"/>
+        </w:rPr>
+        <w:t>4.7 UX / Calidad</w:t>
+      </w:r>
+      <w:bookmarkEnd w:id="113"/>
+    </w:p>
+    <w:p>
+      <w:pPr>
+        <w:pStyle w:val="Heading3"/>
+      </w:pPr>
+      <w:bookmarkStart w:id="114" w:name="_Toc234359053"/>
+      <w:r>
+        <w:rPr>
+          <w:rFonts w:ascii="Calibri" w:hAnsi="Calibri"/>
+        </w:rPr>
+        <w:t>HU-084 - Accesibilidad (WCAG 2.1 AA)</w:t>
+      </w:r>
+      <w:bookmarkEnd w:id="114"/>
+    </w:p>
+    <w:p>
       <w:r>
         <w:rPr>
           <w:color w:val="555555"/>
           <w:sz w:val="18"/>
         </w:rPr>
-        <w:t xml:space="preserve">   |   Tipo: No funcional</w:t>
-      </w:r>
-    </w:p>
-    <w:p>
-      <w:r>
-        <w:rPr>
-          <w:b/>
-        </w:rPr>
-        <w:t xml:space="preserve">Historia: </w:t>
-      </w:r>
-      <w:r>
-        <w:t xml:space="preserve">Como Desarrollador, quiero contar con </w:t>
+        <w:t xml:space="preserve">Estado: Pendiente   |   Prioridad: Alta   |   Módulo: UX / </w:t>
       </w:r>
       <w:proofErr w:type="spellStart"/>
-      <w:r>
-        <w:t>tests</w:t>
-      </w:r>
-      <w:proofErr w:type="spellEnd"/>
-      <w:r>
-        <w:t xml:space="preserve"> unitarios de la lógica de negocio, para tener confianza al refactorizar.</w:t>
-      </w:r>
-    </w:p>
-    <w:p>
-      <w:r>
-        <w:t>Criterios de aceptación:</w:t>
-      </w:r>
-    </w:p>
-    <w:p>
-      <w:pPr>
-        <w:pStyle w:val="ListBullet"/>
-      </w:pPr>
-      <w:r>
-        <w:t xml:space="preserve">La lógica crítica (precios, descuentos, estados) tiene </w:t>
-      </w:r>
-      <w:proofErr w:type="spellStart"/>
-      <w:r>
-        <w:t>tests</w:t>
-      </w:r>
-      <w:proofErr w:type="spellEnd"/>
-      <w:r>
-        <w:t xml:space="preserve"> unitarios.</w:t>
-      </w:r>
-    </w:p>
-    <w:p>
-      <w:pPr>
-        <w:pStyle w:val="ListBullet"/>
-      </w:pPr>
-      <w:r>
-        <w:t xml:space="preserve">Los </w:t>
-      </w:r>
-      <w:proofErr w:type="spellStart"/>
-      <w:r>
-        <w:t>tests</w:t>
-      </w:r>
-      <w:proofErr w:type="spellEnd"/>
-      <w:r>
-        <w:t xml:space="preserve"> corren con el runner de Bun.</w:t>
-      </w:r>
-    </w:p>
-    <w:p>
-      <w:pPr>
-        <w:pStyle w:val="ListBullet"/>
-      </w:pPr>
-      <w:r>
-        <w:t>Se mide la cobertura de código.</w:t>
-      </w:r>
-    </w:p>
-    <w:p>
-      <w:pPr>
-        <w:pStyle w:val="Heading3"/>
-        <w:rPr>
-          <w:lang w:val="en-US"/>
-        </w:rPr>
-      </w:pPr>
-      <w:bookmarkStart w:id="99" w:name="_Toc233885275"/>
-      <w:r>
-        <w:rPr>
-          <w:rFonts w:ascii="Calibri" w:hAnsi="Calibri"/>
-          <w:lang w:val="en-US"/>
-        </w:rPr>
-        <w:t>HU-074 - Tests end-to-end (Playwright)</w:t>
-      </w:r>
-      <w:bookmarkEnd w:id="99"/>
-    </w:p>
-    <w:p>
       <w:r>
         <w:rPr>
           <w:color w:val="555555"/>
           <w:sz w:val="18"/>
         </w:rPr>
-        <w:t xml:space="preserve">Estado: Pendiente   |   Prioridad: Alta   |   Módulo: </w:t>
-      </w:r>
-      <w:proofErr w:type="spellStart"/>
+        <w:t>Frontend</w:t>
+      </w:r>
+      <w:proofErr w:type="spellEnd"/>
       <w:r>
         <w:rPr>
           <w:color w:val="555555"/>
           <w:sz w:val="18"/>
         </w:rPr>
-        <w:t>Testing</w:t>
+        <w:t xml:space="preserve">   |   Tipo: No funcional</w:t>
+      </w:r>
+    </w:p>
+    <w:p>
+      <w:r>
+        <w:rPr>
+          <w:b/>
+        </w:rPr>
+        <w:t xml:space="preserve">Historia: </w:t>
+      </w:r>
+      <w:r>
+        <w:t>Como Cliente con discapacidad, quiero navegar y comprar usando lector de pantalla y teclado, para comprar sin barreras y cumplir la normativa de accesibilidad.</w:t>
+      </w:r>
+    </w:p>
+    <w:p>
+      <w:r>
+        <w:t>Criterios de aceptación:</w:t>
+      </w:r>
+    </w:p>
+    <w:p>
+      <w:pPr>
+        <w:pStyle w:val="ListBullet"/>
+      </w:pPr>
+      <w:r>
+        <w:t>Los componentes cumplen contraste y roles ARIA adecuados.</w:t>
+      </w:r>
+    </w:p>
+    <w:p>
+      <w:pPr>
+        <w:pStyle w:val="ListBullet"/>
+      </w:pPr>
+      <w:r>
+        <w:t>Toda la tienda es operable por teclado.</w:t>
+      </w:r>
+    </w:p>
+    <w:p>
+      <w:pPr>
+        <w:pStyle w:val="ListBullet"/>
+      </w:pPr>
+      <w:r>
+        <w:t>Se valida con una auditoría de accesibilidad automatizada (</w:t>
+      </w:r>
+      <w:proofErr w:type="spellStart"/>
+      <w:r>
+        <w:t>axe</w:t>
       </w:r>
       <w:proofErr w:type="spellEnd"/>
+      <w:r>
+        <w:t>) en CI.</w:t>
+      </w:r>
+    </w:p>
+    <w:p>
+      <w:pPr>
+        <w:pStyle w:val="Heading3"/>
+      </w:pPr>
+      <w:bookmarkStart w:id="115" w:name="_Toc234359054"/>
+      <w:r>
+        <w:rPr>
+          <w:rFonts w:ascii="Calibri" w:hAnsi="Calibri"/>
+        </w:rPr>
+        <w:t>HU-085 - Páginas de error (404, 500)</w:t>
+      </w:r>
+      <w:bookmarkEnd w:id="115"/>
+    </w:p>
+    <w:p>
       <w:r>
         <w:rPr>
           <w:color w:val="555555"/>
           <w:sz w:val="18"/>
         </w:rPr>
-        <w:t xml:space="preserve">   |   Tipo: No funcional</w:t>
-      </w:r>
-    </w:p>
-    <w:p>
-      <w:r>
-        <w:rPr>
-          <w:b/>
-        </w:rPr>
-        <w:lastRenderedPageBreak/>
-        <w:t xml:space="preserve">Historia: </w:t>
-      </w:r>
-      <w:r>
-        <w:t xml:space="preserve">Como Desarrollador, quiero tener </w:t>
+        <w:t xml:space="preserve">Estado: Pendiente   |   Prioridad: Media   |   Módulo: UX / </w:t>
       </w:r>
       <w:proofErr w:type="spellStart"/>
-      <w:r>
-        <w:t>tests</w:t>
-      </w:r>
-      <w:proofErr w:type="spellEnd"/>
-      <w:r>
-        <w:t xml:space="preserve"> E2E del flujo de compra con </w:t>
-      </w:r>
-      <w:proofErr w:type="spellStart"/>
-      <w:r>
-        <w:t>Playwright</w:t>
-      </w:r>
-      <w:proofErr w:type="spellEnd"/>
-      <w:r>
-        <w:t xml:space="preserve">, para refactorizar con seguridad y validar el </w:t>
-      </w:r>
-      <w:proofErr w:type="spellStart"/>
-      <w:r>
-        <w:t>journey</w:t>
-      </w:r>
-      <w:proofErr w:type="spellEnd"/>
-      <w:r>
-        <w:t xml:space="preserve"> completo.</w:t>
-      </w:r>
-    </w:p>
-    <w:p>
-      <w:r>
-        <w:t>Criterios de aceptación:</w:t>
-      </w:r>
-    </w:p>
-    <w:p>
-      <w:pPr>
-        <w:pStyle w:val="ListBullet"/>
-      </w:pPr>
-      <w:r>
-        <w:t xml:space="preserve">Existe </w:t>
-      </w:r>
-      <w:proofErr w:type="gramStart"/>
-      <w:r>
-        <w:t>un test</w:t>
-      </w:r>
-      <w:proofErr w:type="gramEnd"/>
-      <w:r>
-        <w:t xml:space="preserve"> E2E del flujo completo de compra.</w:t>
-      </w:r>
-    </w:p>
-    <w:p>
-      <w:pPr>
-        <w:pStyle w:val="ListBullet"/>
-      </w:pPr>
-      <w:r>
-        <w:t xml:space="preserve">Los </w:t>
-      </w:r>
-      <w:proofErr w:type="spellStart"/>
-      <w:r>
-        <w:t>tests</w:t>
-      </w:r>
-      <w:proofErr w:type="spellEnd"/>
-      <w:r>
-        <w:t xml:space="preserve"> E2E corren en CI de forma </w:t>
-      </w:r>
-      <w:proofErr w:type="spellStart"/>
-      <w:r>
-        <w:t>headless</w:t>
-      </w:r>
-      <w:proofErr w:type="spellEnd"/>
-      <w:r>
-        <w:t>.</w:t>
-      </w:r>
-    </w:p>
-    <w:p>
-      <w:pPr>
-        <w:pStyle w:val="ListBullet"/>
-      </w:pPr>
-      <w:r>
-        <w:t>Se cubren los caminos felices y al menos un error.</w:t>
-      </w:r>
-    </w:p>
-    <w:p>
-      <w:pPr>
-        <w:pStyle w:val="Heading2"/>
-      </w:pPr>
-      <w:bookmarkStart w:id="100" w:name="_Toc233885276"/>
-      <w:r>
-        <w:rPr>
-          <w:rFonts w:ascii="Calibri" w:hAnsi="Calibri"/>
-        </w:rPr>
-        <w:t>4.4 DevOps</w:t>
-      </w:r>
-      <w:bookmarkEnd w:id="100"/>
-    </w:p>
-    <w:p>
-      <w:pPr>
-        <w:pStyle w:val="Heading3"/>
-      </w:pPr>
-      <w:bookmarkStart w:id="101" w:name="_Toc233885277"/>
-      <w:r>
-        <w:rPr>
-          <w:rFonts w:ascii="Calibri" w:hAnsi="Calibri"/>
-        </w:rPr>
-        <w:t xml:space="preserve">HU-075 - </w:t>
-      </w:r>
-      <w:proofErr w:type="spellStart"/>
-      <w:r>
-        <w:rPr>
-          <w:rFonts w:ascii="Calibri" w:hAnsi="Calibri"/>
-        </w:rPr>
-        <w:t>Containerización</w:t>
-      </w:r>
-      <w:proofErr w:type="spellEnd"/>
-      <w:r>
-        <w:rPr>
-          <w:rFonts w:ascii="Calibri" w:hAnsi="Calibri"/>
-        </w:rPr>
-        <w:t xml:space="preserve"> y CI/CD</w:t>
-      </w:r>
-      <w:bookmarkEnd w:id="101"/>
-    </w:p>
-    <w:p>
       <w:r>
         <w:rPr>
           <w:color w:val="555555"/>
           <w:sz w:val="18"/>
         </w:rPr>
-        <w:t>Estado: Pendiente   |   Prioridad: Alta   |   Módulo: DevOps   |   Tipo: No funcional</w:t>
-      </w:r>
-    </w:p>
-    <w:p>
-      <w:r>
-        <w:rPr>
-          <w:b/>
-        </w:rPr>
-        <w:t xml:space="preserve">Historia: </w:t>
-      </w:r>
-      <w:r>
-        <w:t xml:space="preserve">Como DevOps / Plataforma, quiero disponer de </w:t>
-      </w:r>
-      <w:proofErr w:type="spellStart"/>
-      <w:r>
-        <w:t>Dockerfile</w:t>
+        <w:t>Frontend</w:t>
       </w:r>
       <w:proofErr w:type="spellEnd"/>
-      <w:r>
-        <w:t xml:space="preserve"> y un pipeline de CI/CD (GitHub </w:t>
-      </w:r>
-      <w:proofErr w:type="spellStart"/>
-      <w:r>
-        <w:t>Actions</w:t>
-      </w:r>
-      <w:proofErr w:type="spellEnd"/>
-      <w:r>
-        <w:t>), para lograr despliegues reproducibles y sin error humano.</w:t>
-      </w:r>
-    </w:p>
-    <w:p>
-      <w:r>
-        <w:t>Criterios de aceptación:</w:t>
-      </w:r>
-    </w:p>
-    <w:p>
-      <w:pPr>
-        <w:pStyle w:val="ListBullet"/>
-      </w:pPr>
-      <w:r>
-        <w:t xml:space="preserve">Existe un </w:t>
-      </w:r>
-      <w:proofErr w:type="spellStart"/>
-      <w:r>
-        <w:t>Dockerfile</w:t>
-      </w:r>
-      <w:proofErr w:type="spellEnd"/>
-      <w:r>
-        <w:t xml:space="preserve"> que construye la aplicación.</w:t>
-      </w:r>
-    </w:p>
-    <w:p>
-      <w:pPr>
-        <w:pStyle w:val="ListBullet"/>
-      </w:pPr>
-      <w:r>
-        <w:t xml:space="preserve">El pipeline ejecuta </w:t>
-      </w:r>
-      <w:proofErr w:type="spellStart"/>
-      <w:r>
-        <w:t>build</w:t>
-      </w:r>
-      <w:proofErr w:type="spellEnd"/>
-      <w:r>
-        <w:t xml:space="preserve">, </w:t>
-      </w:r>
-      <w:proofErr w:type="spellStart"/>
-      <w:r>
-        <w:t>lint</w:t>
-      </w:r>
-      <w:proofErr w:type="spellEnd"/>
-      <w:r>
-        <w:t xml:space="preserve"> y </w:t>
-      </w:r>
-      <w:proofErr w:type="spellStart"/>
-      <w:r>
-        <w:t>tests</w:t>
-      </w:r>
-      <w:proofErr w:type="spellEnd"/>
-      <w:r>
-        <w:t xml:space="preserve"> en cada </w:t>
-      </w:r>
-      <w:proofErr w:type="spellStart"/>
-      <w:r>
-        <w:t>push</w:t>
-      </w:r>
-      <w:proofErr w:type="spellEnd"/>
-      <w:r>
-        <w:t>.</w:t>
-      </w:r>
-    </w:p>
-    <w:p>
-      <w:pPr>
-        <w:pStyle w:val="ListBullet"/>
-      </w:pPr>
-      <w:r>
-        <w:t>El despliegue se automatiza tras pasar el pipeline.</w:t>
-      </w:r>
-    </w:p>
-    <w:p>
-      <w:pPr>
-        <w:pStyle w:val="Heading3"/>
-      </w:pPr>
-      <w:bookmarkStart w:id="102" w:name="_Toc233885278"/>
-      <w:r>
-        <w:rPr>
-          <w:rFonts w:ascii="Calibri" w:hAnsi="Calibri"/>
-        </w:rPr>
-        <w:t xml:space="preserve">HU-076 - </w:t>
-      </w:r>
-      <w:proofErr w:type="spellStart"/>
-      <w:r>
-        <w:rPr>
-          <w:rFonts w:ascii="Calibri" w:hAnsi="Calibri"/>
-        </w:rPr>
-        <w:t>Backups</w:t>
-      </w:r>
-      <w:proofErr w:type="spellEnd"/>
-      <w:r>
-        <w:rPr>
-          <w:rFonts w:ascii="Calibri" w:hAnsi="Calibri"/>
-        </w:rPr>
-        <w:t xml:space="preserve"> automatizados de MongoDB Atlas</w:t>
-      </w:r>
-      <w:bookmarkEnd w:id="102"/>
-    </w:p>
-    <w:p>
       <w:r>
         <w:rPr>
           <w:color w:val="555555"/>
           <w:sz w:val="18"/>
         </w:rPr>
-        <w:t>Estado: Pendiente   |   Prioridad: Alta   |   Módulo: DevOps   |   Tipo: No funcional</w:t>
+        <w:t xml:space="preserve">   |   Tipo: No funcional</w:t>
       </w:r>
     </w:p>
     <w:p>
@@ -24229,23 +25297,7 @@
         <w:t xml:space="preserve">Historia: </w:t>
       </w:r>
       <w:r>
-        <w:t xml:space="preserve">Como DevOps / Plataforma, quiero contar con </w:t>
-      </w:r>
-      <w:proofErr w:type="spellStart"/>
-      <w:r>
-        <w:t>backups</w:t>
-      </w:r>
-      <w:proofErr w:type="spellEnd"/>
-      <w:r>
-        <w:t xml:space="preserve"> automáticos y restaurables de la base de datos, para recuperar la información ante una </w:t>
-      </w:r>
-      <w:proofErr w:type="spellStart"/>
-      <w:r>
-        <w:t>perdida</w:t>
-      </w:r>
-      <w:proofErr w:type="spellEnd"/>
-      <w:r>
-        <w:t xml:space="preserve"> de datos.</w:t>
+        <w:t>Como Cliente, quiero ver páginas de error claras cuando algo falla, para orientarme y volver a navegar sin frustración.</w:t>
       </w:r>
     </w:p>
     <w:p>
@@ -24258,15 +25310,7 @@
         <w:pStyle w:val="ListBullet"/>
       </w:pPr>
       <w:r>
-        <w:t xml:space="preserve">Los </w:t>
-      </w:r>
-      <w:proofErr w:type="spellStart"/>
-      <w:r>
-        <w:t>backups</w:t>
-      </w:r>
-      <w:proofErr w:type="spellEnd"/>
-      <w:r>
-        <w:t xml:space="preserve"> se ejecutan de forma automática y periódica.</w:t>
+        <w:t>Existe una página 404 con navegación de retorno.</w:t>
       </w:r>
     </w:p>
     <w:p>
@@ -24274,7 +25318,7 @@
         <w:pStyle w:val="ListBullet"/>
       </w:pPr>
       <w:r>
-        <w:t>Se valida la restauración en un entorno de prueba.</w:t>
+        <w:t>Existe una página 500 amigable.</w:t>
       </w:r>
     </w:p>
     <w:p>
@@ -24282,35 +25326,21 @@
         <w:pStyle w:val="ListBullet"/>
       </w:pPr>
       <w:r>
-        <w:t>Se define una política de retención.</w:t>
+        <w:t>Los errores se registran para diagnóstico.</w:t>
       </w:r>
     </w:p>
     <w:p>
       <w:pPr>
         <w:pStyle w:val="Heading3"/>
       </w:pPr>
-      <w:bookmarkStart w:id="103" w:name="_Toc233885279"/>
+      <w:bookmarkStart w:id="116" w:name="_Toc234359055"/>
       <w:r>
         <w:rPr>
           <w:rFonts w:ascii="Calibri" w:hAnsi="Calibri"/>
         </w:rPr>
-        <w:t xml:space="preserve">HU-077 - Ambiente de </w:t>
-      </w:r>
-      <w:proofErr w:type="spellStart"/>
-      <w:r>
-        <w:rPr>
-          <w:rFonts w:ascii="Calibri" w:hAnsi="Calibri"/>
-        </w:rPr>
-        <w:t>staging</w:t>
-      </w:r>
-      <w:proofErr w:type="spellEnd"/>
-      <w:r>
-        <w:rPr>
-          <w:rFonts w:ascii="Calibri" w:hAnsi="Calibri"/>
-        </w:rPr>
-        <w:t xml:space="preserve"> separado</w:t>
-      </w:r>
-      <w:bookmarkEnd w:id="103"/>
+        <w:t>HU-086 - Internacionalización (i18n)</w:t>
+      </w:r>
+      <w:bookmarkEnd w:id="116"/>
     </w:p>
     <w:p>
       <w:r>
@@ -24318,190 +25348,23 @@
           <w:color w:val="555555"/>
           <w:sz w:val="18"/>
         </w:rPr>
-        <w:t>Estado: Pendiente   |   Prioridad: Alta   |   Módulo: DevOps   |   Tipo: No funcional</w:t>
-      </w:r>
-    </w:p>
-    <w:p>
-      <w:r>
-        <w:rPr>
-          <w:b/>
-        </w:rPr>
-        <w:t xml:space="preserve">Historia: </w:t>
-      </w:r>
-      <w:r>
-        <w:t xml:space="preserve">Como DevOps / Plataforma, quiero disponer de un entorno de </w:t>
+        <w:t xml:space="preserve">Estado: Pendiente   |   Prioridad: Media   |   Módulo: UX / </w:t>
       </w:r>
       <w:proofErr w:type="spellStart"/>
-      <w:r>
-        <w:t>staging</w:t>
-      </w:r>
-      <w:proofErr w:type="spellEnd"/>
-      <w:r>
-        <w:t xml:space="preserve"> separado de producción, para probar cambios antes de liberarlos a clientes.</w:t>
-      </w:r>
-    </w:p>
-    <w:p>
-      <w:r>
-        <w:t>Criterios de aceptación:</w:t>
-      </w:r>
-    </w:p>
-    <w:p>
-      <w:pPr>
-        <w:pStyle w:val="ListBullet"/>
-      </w:pPr>
-      <w:r>
-        <w:t xml:space="preserve">Existe un entorno </w:t>
-      </w:r>
-      <w:proofErr w:type="spellStart"/>
-      <w:r>
-        <w:t>staging</w:t>
-      </w:r>
-      <w:proofErr w:type="spellEnd"/>
-      <w:r>
-        <w:t xml:space="preserve"> con datos no productivos.</w:t>
-      </w:r>
-    </w:p>
-    <w:p>
-      <w:pPr>
-        <w:pStyle w:val="ListBullet"/>
-      </w:pPr>
-      <w:r>
-        <w:t xml:space="preserve">El pipeline despliega a </w:t>
-      </w:r>
-      <w:proofErr w:type="spellStart"/>
-      <w:r>
-        <w:t>staging</w:t>
-      </w:r>
-      <w:proofErr w:type="spellEnd"/>
-      <w:r>
-        <w:t xml:space="preserve"> antes que a producción.</w:t>
-      </w:r>
-    </w:p>
-    <w:p>
-      <w:pPr>
-        <w:pStyle w:val="ListBullet"/>
-      </w:pPr>
-      <w:proofErr w:type="spellStart"/>
-      <w:r>
-        <w:t>Staging</w:t>
-      </w:r>
-      <w:proofErr w:type="spellEnd"/>
-      <w:r>
-        <w:t xml:space="preserve"> replica la configuración de producción.</w:t>
-      </w:r>
-    </w:p>
-    <w:p>
-      <w:pPr>
-        <w:pStyle w:val="Heading3"/>
-      </w:pPr>
-      <w:bookmarkStart w:id="104" w:name="_Toc233885280"/>
-      <w:r>
-        <w:rPr>
-          <w:rFonts w:ascii="Calibri" w:hAnsi="Calibri"/>
-        </w:rPr>
-        <w:lastRenderedPageBreak/>
-        <w:t xml:space="preserve">HU-078 - Estrategia de </w:t>
-      </w:r>
-      <w:proofErr w:type="spellStart"/>
-      <w:r>
-        <w:rPr>
-          <w:rFonts w:ascii="Calibri" w:hAnsi="Calibri"/>
-        </w:rPr>
-        <w:t>rollback</w:t>
-      </w:r>
-      <w:bookmarkEnd w:id="104"/>
-      <w:proofErr w:type="spellEnd"/>
-    </w:p>
-    <w:p>
       <w:r>
         <w:rPr>
           <w:color w:val="555555"/>
           <w:sz w:val="18"/>
         </w:rPr>
-        <w:t>Estado: Pendiente   |   Prioridad: Media   |   Módulo: DevOps   |   Tipo: No funcional</w:t>
-      </w:r>
-    </w:p>
-    <w:p>
-      <w:r>
-        <w:rPr>
-          <w:b/>
-        </w:rPr>
-        <w:t xml:space="preserve">Historia: </w:t>
-      </w:r>
-      <w:r>
-        <w:t>Como DevOps / Plataforma, quiero poder revertir rápidamente un despliegue defectuoso, para mitigar el impacto de un bug crítico.</w:t>
-      </w:r>
-    </w:p>
-    <w:p>
-      <w:r>
-        <w:t>Criterios de aceptación:</w:t>
-      </w:r>
-    </w:p>
-    <w:p>
-      <w:pPr>
-        <w:pStyle w:val="ListBullet"/>
-      </w:pPr>
-      <w:r>
-        <w:t>El sistema permite volver a la versión anterior con un paso.</w:t>
-      </w:r>
-    </w:p>
-    <w:p>
-      <w:pPr>
-        <w:pStyle w:val="ListBullet"/>
-      </w:pPr>
-      <w:r>
-        <w:t xml:space="preserve">El </w:t>
-      </w:r>
-      <w:proofErr w:type="spellStart"/>
-      <w:r>
-        <w:t>rollback</w:t>
+        <w:t>Frontend</w:t>
       </w:r>
       <w:proofErr w:type="spellEnd"/>
-      <w:r>
-        <w:t xml:space="preserve"> está documentado y probado.</w:t>
-      </w:r>
-    </w:p>
-    <w:p>
-      <w:pPr>
-        <w:pStyle w:val="ListBullet"/>
-      </w:pPr>
-      <w:r>
-        <w:t>Las migraciones de datos son compatibles hacia atrás cuando es posible.</w:t>
-      </w:r>
-    </w:p>
-    <w:p>
-      <w:pPr>
-        <w:pStyle w:val="Heading2"/>
-      </w:pPr>
-      <w:bookmarkStart w:id="105" w:name="_Toc233885281"/>
-      <w:r>
-        <w:rPr>
-          <w:rFonts w:ascii="Calibri" w:hAnsi="Calibri"/>
-        </w:rPr>
-        <w:t>4.5 Escalabilidad</w:t>
-      </w:r>
-      <w:bookmarkEnd w:id="105"/>
-    </w:p>
-    <w:p>
-      <w:pPr>
-        <w:pStyle w:val="Heading3"/>
-      </w:pPr>
-      <w:bookmarkStart w:id="106" w:name="_Toc233885282"/>
-      <w:r>
-        <w:rPr>
-          <w:rFonts w:ascii="Calibri" w:hAnsi="Calibri"/>
-        </w:rPr>
-        <w:t>HU-079 - Cache de catálogo con Redis</w:t>
-      </w:r>
-      <w:bookmarkEnd w:id="106"/>
-    </w:p>
-    <w:p>
       <w:r>
         <w:rPr>
           <w:color w:val="555555"/>
           <w:sz w:val="18"/>
         </w:rPr>
-        <w:t>Estado: Pendiente   |   Prioridad: Media   |   Módulo: Escalabilidad   |   Tipo: No funcional</w:t>
+        <w:t xml:space="preserve">   |   Tipo: No funcional</w:t>
       </w:r>
     </w:p>
     <w:p>
@@ -24512,11 +25375,12 @@
         <w:t xml:space="preserve">Historia: </w:t>
       </w:r>
       <w:r>
-        <w:t>Como Sistema, quiero cachear las respuestas del catálogo en Redis, para reducir los accesos a la base de datos y mejorar el rendimiento.</w:t>
-      </w:r>
-    </w:p>
-    <w:p>
-      <w:r>
+        <w:t>Como Cliente, quiero usar la tienda en mi idioma, para comprender el contenido y comprar con confianza.</w:t>
+      </w:r>
+    </w:p>
+    <w:p>
+      <w:r>
+        <w:lastRenderedPageBreak/>
         <w:t>Criterios de aceptación:</w:t>
       </w:r>
     </w:p>
@@ -24525,7 +25389,7 @@
         <w:pStyle w:val="ListBullet"/>
       </w:pPr>
       <w:r>
-        <w:t>Las consultas de catálogo frecuentes se sirven desde cache.</w:t>
+        <w:t>Los textos se externalizan en archivos de traducción (ES/EN).</w:t>
       </w:r>
     </w:p>
     <w:p>
@@ -24533,7 +25397,7 @@
         <w:pStyle w:val="ListBullet"/>
       </w:pPr>
       <w:r>
-        <w:t>La cache se invalida al actualizar productos.</w:t>
+        <w:t>El usuario puede cambiar de idioma con detección automática.</w:t>
       </w:r>
     </w:p>
     <w:p>
@@ -24541,35 +25405,21 @@
         <w:pStyle w:val="ListBullet"/>
       </w:pPr>
       <w:r>
-        <w:t>Se define un TTL adecuado.</w:t>
+        <w:t>Se formatean fechas y monedas según la localidad.</w:t>
       </w:r>
     </w:p>
     <w:p>
       <w:pPr>
         <w:pStyle w:val="Heading3"/>
       </w:pPr>
-      <w:bookmarkStart w:id="107" w:name="_Toc233885283"/>
+      <w:bookmarkStart w:id="117" w:name="_Toc234359056"/>
       <w:r>
         <w:rPr>
           <w:rFonts w:ascii="Calibri" w:hAnsi="Calibri"/>
         </w:rPr>
-        <w:t xml:space="preserve">HU-080 - Entrega de imágenes vía </w:t>
-      </w:r>
-      <w:proofErr w:type="spellStart"/>
-      <w:r>
-        <w:rPr>
-          <w:rFonts w:ascii="Calibri" w:hAnsi="Calibri"/>
-        </w:rPr>
-        <w:t>Cloudinary</w:t>
-      </w:r>
-      <w:proofErr w:type="spellEnd"/>
-      <w:r>
-        <w:rPr>
-          <w:rFonts w:ascii="Calibri" w:hAnsi="Calibri"/>
-        </w:rPr>
-        <w:t xml:space="preserve"> (CDN)</w:t>
-      </w:r>
-      <w:bookmarkEnd w:id="107"/>
+        <w:t>HU-087 - Búsqueda simple de productos</w:t>
+      </w:r>
+      <w:bookmarkEnd w:id="117"/>
     </w:p>
     <w:p>
       <w:r>
@@ -24577,237 +25427,23 @@
           <w:color w:val="555555"/>
           <w:sz w:val="18"/>
         </w:rPr>
-        <w:t>Estado: Pendiente   |   Prioridad: Alta   |   Módulo: Escalabilidad   |   Tipo: No funcional</w:t>
-      </w:r>
-    </w:p>
-    <w:p>
-      <w:r>
-        <w:rPr>
-          <w:b/>
-        </w:rPr>
-        <w:t xml:space="preserve">Historia: </w:t>
-      </w:r>
-      <w:r>
-        <w:t xml:space="preserve">Como Sistema, quiero almacenar y servir las imágenes de productos a través de </w:t>
+        <w:t xml:space="preserve">Estado: Pendiente   |   Prioridad: Media   |   Módulo: UX / </w:t>
       </w:r>
       <w:proofErr w:type="spellStart"/>
-      <w:r>
-        <w:t>Cloudinary</w:t>
-      </w:r>
-      <w:proofErr w:type="spellEnd"/>
-      <w:r>
-        <w:t>, para escalar la entrega con su CDN global y reducir latencia sin gestionar infraestructura propia.</w:t>
-      </w:r>
-    </w:p>
-    <w:p>
-      <w:r>
-        <w:t>Criterios de aceptación:</w:t>
-      </w:r>
-    </w:p>
-    <w:p>
-      <w:pPr>
-        <w:pStyle w:val="ListBullet"/>
-      </w:pPr>
-      <w:r>
-        <w:t xml:space="preserve">Las imágenes se almacenan y sirven desde </w:t>
-      </w:r>
-      <w:proofErr w:type="spellStart"/>
-      <w:r>
-        <w:t>Cloudinary</w:t>
-      </w:r>
-      <w:proofErr w:type="spellEnd"/>
-      <w:r>
-        <w:t xml:space="preserve"> (CDN), no desde el servidor de la </w:t>
-      </w:r>
-      <w:proofErr w:type="gramStart"/>
-      <w:r>
-        <w:t>app</w:t>
-      </w:r>
-      <w:proofErr w:type="gramEnd"/>
-      <w:r>
-        <w:t>.</w:t>
-      </w:r>
-    </w:p>
-    <w:p>
-      <w:pPr>
-        <w:pStyle w:val="ListBullet"/>
-      </w:pPr>
-      <w:r>
-        <w:t xml:space="preserve">Las </w:t>
-      </w:r>
-      <w:proofErr w:type="spellStart"/>
-      <w:r>
-        <w:t>URLs</w:t>
-      </w:r>
-      <w:proofErr w:type="spellEnd"/>
-      <w:r>
-        <w:t xml:space="preserve"> apuntan a </w:t>
-      </w:r>
-      <w:proofErr w:type="spellStart"/>
-      <w:r>
-        <w:t>Cloudinary</w:t>
-      </w:r>
-      <w:proofErr w:type="spellEnd"/>
-      <w:r>
-        <w:t xml:space="preserve"> con transformaciones (</w:t>
-      </w:r>
-      <w:proofErr w:type="spellStart"/>
-      <w:r>
-        <w:t>resize</w:t>
-      </w:r>
-      <w:proofErr w:type="spellEnd"/>
-      <w:r>
-        <w:t>, recorte, formato) bajo demanda.</w:t>
-      </w:r>
-    </w:p>
-    <w:p>
-      <w:pPr>
-        <w:pStyle w:val="ListBullet"/>
-      </w:pPr>
-      <w:r>
-        <w:t>El propio CDN aplica cabeceras de cache de larga duración.</w:t>
-      </w:r>
-    </w:p>
-    <w:p>
-      <w:pPr>
-        <w:pStyle w:val="Heading3"/>
-      </w:pPr>
-      <w:bookmarkStart w:id="108" w:name="_Toc233885284"/>
-      <w:r>
-        <w:rPr>
-          <w:rFonts w:ascii="Calibri" w:hAnsi="Calibri"/>
-        </w:rPr>
-        <w:t xml:space="preserve">HU-081 - Cola de emails y trabajos en </w:t>
-      </w:r>
-      <w:proofErr w:type="spellStart"/>
-      <w:r>
-        <w:rPr>
-          <w:rFonts w:ascii="Calibri" w:hAnsi="Calibri"/>
-        </w:rPr>
-        <w:t>background</w:t>
-      </w:r>
-      <w:bookmarkEnd w:id="108"/>
-      <w:proofErr w:type="spellEnd"/>
-    </w:p>
-    <w:p>
       <w:r>
         <w:rPr>
           <w:color w:val="555555"/>
           <w:sz w:val="18"/>
         </w:rPr>
-        <w:t>Estado: Pendiente   |   Prioridad: Media   |   Módulo: Escalabilidad   |   Tipo: No funcional</w:t>
-      </w:r>
-    </w:p>
-    <w:p>
-      <w:r>
-        <w:rPr>
-          <w:b/>
-        </w:rPr>
-        <w:t xml:space="preserve">Historia: </w:t>
-      </w:r>
-      <w:r>
-        <w:t>Como Sistema, quiero procesar emails y tareas pesadas en una cola en segundo plano, para no bloquear las respuestas del servidor.</w:t>
-      </w:r>
-    </w:p>
-    <w:p>
-      <w:r>
-        <w:t>Criterios de aceptación:</w:t>
-      </w:r>
-    </w:p>
-    <w:p>
-      <w:pPr>
-        <w:pStyle w:val="ListBullet"/>
-      </w:pPr>
-      <w:r>
-        <w:lastRenderedPageBreak/>
-        <w:t>El envío de emails se encola y procesa de forma asíncrona.</w:t>
-      </w:r>
-    </w:p>
-    <w:p>
-      <w:pPr>
-        <w:pStyle w:val="ListBullet"/>
-      </w:pPr>
-      <w:r>
-        <w:t xml:space="preserve">Los trabajos fallidos se reintentan con </w:t>
-      </w:r>
-      <w:proofErr w:type="spellStart"/>
-      <w:r>
-        <w:t>backoff</w:t>
+        <w:t>Frontend</w:t>
       </w:r>
       <w:proofErr w:type="spellEnd"/>
-      <w:r>
-        <w:t>.</w:t>
-      </w:r>
-    </w:p>
-    <w:p>
-      <w:pPr>
-        <w:pStyle w:val="ListBullet"/>
-      </w:pPr>
-      <w:r>
-        <w:t>El estado de la cola es observable.</w:t>
-      </w:r>
-    </w:p>
-    <w:p>
-      <w:pPr>
-        <w:pStyle w:val="Heading2"/>
-      </w:pPr>
-      <w:bookmarkStart w:id="109" w:name="_Toc233885285"/>
-      <w:r>
-        <w:rPr>
-          <w:rFonts w:ascii="Calibri" w:hAnsi="Calibri"/>
-        </w:rPr>
-        <w:t>4.6 Rendimiento</w:t>
-      </w:r>
-      <w:bookmarkEnd w:id="109"/>
-    </w:p>
-    <w:p>
-      <w:pPr>
-        <w:pStyle w:val="Heading3"/>
-      </w:pPr>
-      <w:bookmarkStart w:id="110" w:name="_Toc233885286"/>
-      <w:r>
-        <w:rPr>
-          <w:rFonts w:ascii="Calibri" w:hAnsi="Calibri"/>
-        </w:rPr>
-        <w:t>HU-082 - Optimización de imágenes (</w:t>
-      </w:r>
-      <w:proofErr w:type="spellStart"/>
-      <w:r>
-        <w:rPr>
-          <w:rFonts w:ascii="Calibri" w:hAnsi="Calibri"/>
-        </w:rPr>
-        <w:t>Cloudinary</w:t>
-      </w:r>
-      <w:proofErr w:type="spellEnd"/>
-      <w:r>
-        <w:rPr>
-          <w:rFonts w:ascii="Calibri" w:hAnsi="Calibri"/>
-        </w:rPr>
-        <w:t xml:space="preserve">, </w:t>
-      </w:r>
-      <w:proofErr w:type="spellStart"/>
-      <w:r>
-        <w:rPr>
-          <w:rFonts w:ascii="Calibri" w:hAnsi="Calibri"/>
-        </w:rPr>
-        <w:t>lazy</w:t>
-      </w:r>
-      <w:proofErr w:type="spellEnd"/>
-      <w:r>
-        <w:rPr>
-          <w:rFonts w:ascii="Calibri" w:hAnsi="Calibri"/>
-        </w:rPr>
-        <w:t xml:space="preserve"> load)</w:t>
-      </w:r>
-      <w:bookmarkEnd w:id="110"/>
-    </w:p>
-    <w:p>
       <w:r>
         <w:rPr>
           <w:color w:val="555555"/>
           <w:sz w:val="18"/>
         </w:rPr>
-        <w:t>Estado: Pendiente   |   Prioridad: Alta   |   Módulo: Rendimiento   |   Tipo: No funcional</w:t>
+        <w:t xml:space="preserve">   |   Tipo: No funcional</w:t>
       </w:r>
     </w:p>
     <w:p>
@@ -24818,7 +25454,31 @@
         <w:t xml:space="preserve">Historia: </w:t>
       </w:r>
       <w:r>
-        <w:t>Como Sistema, quiero que las imágenes se entreguen optimizadas y carguen de forma diferida, para una carga más rápida y mejor experiencia.</w:t>
+        <w:t xml:space="preserve">Como Cliente, quiero buscar productos por texto mediante una barra de búsqueda, para encontrar lo que busco. (Reemplaza a la búsqueda </w:t>
+      </w:r>
+      <w:proofErr w:type="spellStart"/>
+      <w:r>
+        <w:t>fuzzy</w:t>
+      </w:r>
+      <w:proofErr w:type="spellEnd"/>
+      <w:r>
+        <w:t>/full-</w:t>
+      </w:r>
+      <w:proofErr w:type="spellStart"/>
+      <w:r>
+        <w:t>text</w:t>
+      </w:r>
+      <w:proofErr w:type="spellEnd"/>
+      <w:r>
+        <w:t xml:space="preserve"> descartada; sin tolerancia a </w:t>
+      </w:r>
+      <w:proofErr w:type="spellStart"/>
+      <w:r>
+        <w:t>typos</w:t>
+      </w:r>
+      <w:proofErr w:type="spellEnd"/>
+      <w:r>
+        <w:t>.)</w:t>
       </w:r>
     </w:p>
     <w:p>
@@ -24830,37 +25490,94 @@
       <w:pPr>
         <w:pStyle w:val="ListBullet"/>
       </w:pPr>
+      <w:r>
+        <w:t>Existe una barra de búsqueda por nombre y marca.</w:t>
+      </w:r>
+    </w:p>
+    <w:p>
+      <w:pPr>
+        <w:pStyle w:val="ListBullet"/>
+      </w:pPr>
+      <w:r>
+        <w:t>Los resultados se filtran por coincidencia de texto simple.</w:t>
+      </w:r>
+    </w:p>
+    <w:p>
+      <w:pPr>
+        <w:pStyle w:val="ListBullet"/>
+      </w:pPr>
+      <w:r>
+        <w:t>La búsqueda no requiere motor de indexación externo.</w:t>
+      </w:r>
+    </w:p>
+    <w:p>
+      <w:pPr>
+        <w:pStyle w:val="Heading3"/>
+      </w:pPr>
+      <w:bookmarkStart w:id="118" w:name="_Toc234359057"/>
+      <w:r>
+        <w:t xml:space="preserve">HU-088 - Pulido de experiencia responsive en móvil y </w:t>
+      </w:r>
       <w:proofErr w:type="spellStart"/>
       <w:r>
-        <w:t>Cloudinary</w:t>
-      </w:r>
+        <w:t>tablet</w:t>
+      </w:r>
+      <w:bookmarkEnd w:id="118"/>
       <w:proofErr w:type="spellEnd"/>
-      <w:r>
-        <w:t xml:space="preserve"> entrega formatos modernos (</w:t>
+    </w:p>
+    <w:p>
+      <w:r>
+        <w:t xml:space="preserve">Estado: Pendiente   |   Prioridad: Alta   |   Módulo: UX / </w:t>
       </w:r>
       <w:proofErr w:type="spellStart"/>
       <w:r>
-        <w:t>WebP</w:t>
+        <w:t>Frontend</w:t>
       </w:r>
       <w:proofErr w:type="spellEnd"/>
       <w:r>
-        <w:t>/AVIF) y calidad automática según el navegador (</w:t>
+        <w:t xml:space="preserve">   |   Tipo: No funcional</w:t>
+      </w:r>
+    </w:p>
+    <w:p>
+      <w:r>
+        <w:t xml:space="preserve">Historia: Como Cliente, quiero que la tienda se vea y funcione pulida en móvil y </w:t>
       </w:r>
       <w:proofErr w:type="spellStart"/>
       <w:r>
-        <w:t>f_auto</w:t>
+        <w:t>tablet</w:t>
       </w:r>
       <w:proofErr w:type="spellEnd"/>
       <w:r>
-        <w:t xml:space="preserve">, </w:t>
+        <w:t>, para comprar cómodamente sin importar el dispositivo que use.</w:t>
+      </w:r>
+    </w:p>
+    <w:p>
+      <w:r>
+        <w:t>Criterios de aceptación:</w:t>
+      </w:r>
+    </w:p>
+    <w:p>
+      <w:pPr>
+        <w:pStyle w:val="ListBullet"/>
+      </w:pPr>
+      <w:r>
+        <w:t xml:space="preserve">Se revisan y corrigen espaciados, tamaños de texto y desbordes en </w:t>
       </w:r>
       <w:proofErr w:type="spellStart"/>
       <w:r>
-        <w:t>q_auto</w:t>
+        <w:t>breakpoints</w:t>
       </w:r>
       <w:proofErr w:type="spellEnd"/>
       <w:r>
-        <w:t>).</w:t>
+        <w:t xml:space="preserve"> móvil y </w:t>
+      </w:r>
+      <w:proofErr w:type="spellStart"/>
+      <w:r>
+        <w:t>tablet</w:t>
+      </w:r>
+      <w:proofErr w:type="spellEnd"/>
+      <w:r>
+        <w:t>.</w:t>
       </w:r>
     </w:p>
     <w:p>
@@ -24868,67 +25585,72 @@
         <w:pStyle w:val="ListBullet"/>
       </w:pPr>
       <w:r>
-        <w:t xml:space="preserve">Se aplica </w:t>
+        <w:t>Los elementos táctiles (botones, selectores de variante, carrito) cumplen un tamaño mínimo cómodo para dedo.</w:t>
+      </w:r>
+    </w:p>
+    <w:p>
+      <w:pPr>
+        <w:pStyle w:val="ListBullet"/>
+      </w:pPr>
+      <w:r>
+        <w:t xml:space="preserve">Se valida manualmente el flujo completo (catálogo, ficha, carrito, </w:t>
       </w:r>
       <w:proofErr w:type="spellStart"/>
       <w:r>
-        <w:t>lazy</w:t>
+        <w:t>checkout</w:t>
       </w:r>
       <w:proofErr w:type="spellEnd"/>
       <w:r>
-        <w:t xml:space="preserve"> </w:t>
+        <w:t xml:space="preserve">) en al menos un dispositivo móvil y uno </w:t>
       </w:r>
       <w:proofErr w:type="spellStart"/>
       <w:r>
-        <w:t>loading</w:t>
+        <w:t>tablet</w:t>
       </w:r>
       <w:proofErr w:type="spellEnd"/>
       <w:r>
-        <w:t xml:space="preserve"> explícito a las imágenes fuera del </w:t>
+        <w:t xml:space="preserve"> reales o emulados.</w:t>
+      </w:r>
+    </w:p>
+    <w:p>
+      <w:pPr>
+        <w:pStyle w:val="Heading2"/>
+      </w:pPr>
+      <w:bookmarkStart w:id="119" w:name="_Toc234359058"/>
+      <w:r>
+        <w:rPr>
+          <w:rFonts w:ascii="Calibri" w:hAnsi="Calibri"/>
+        </w:rPr>
+        <w:t>4.8 Mantenimiento</w:t>
+      </w:r>
+      <w:bookmarkEnd w:id="119"/>
+    </w:p>
+    <w:p>
+      <w:pPr>
+        <w:pStyle w:val="Heading3"/>
+      </w:pPr>
+      <w:bookmarkStart w:id="120" w:name="_Toc234359059"/>
+      <w:r>
+        <w:rPr>
+          <w:rFonts w:ascii="Calibri" w:hAnsi="Calibri"/>
+        </w:rPr>
+        <w:t>HU-089 - Documentación de API (</w:t>
       </w:r>
       <w:proofErr w:type="spellStart"/>
       <w:r>
-        <w:t>viewport</w:t>
+        <w:rPr>
+          <w:rFonts w:ascii="Calibri" w:hAnsi="Calibri"/>
+        </w:rPr>
+        <w:t>OpenAPI</w:t>
       </w:r>
       <w:proofErr w:type="spellEnd"/>
       <w:r>
-        <w:t>.</w:t>
-      </w:r>
-    </w:p>
-    <w:p>
-      <w:pPr>
-        <w:pStyle w:val="ListBullet"/>
-      </w:pPr>
-      <w:r>
-        <w:t>Se mejora el LCP de las páginas con muchas imágenes.</w:t>
-      </w:r>
-    </w:p>
-    <w:p>
-      <w:pPr>
-        <w:pStyle w:val="Heading3"/>
-      </w:pPr>
-      <w:bookmarkStart w:id="111" w:name="_Toc233885287"/>
-      <w:r>
         <w:rPr>
           <w:rFonts w:ascii="Calibri" w:hAnsi="Calibri"/>
         </w:rPr>
-        <w:t>HU-083 - Cache HTTP (</w:t>
-      </w:r>
-      <w:proofErr w:type="spellStart"/>
-      <w:r>
-        <w:rPr>
-          <w:rFonts w:ascii="Calibri" w:hAnsi="Calibri"/>
-        </w:rPr>
-        <w:t>ETags</w:t>
-      </w:r>
-      <w:proofErr w:type="spellEnd"/>
-      <w:r>
-        <w:rPr>
-          <w:rFonts w:ascii="Calibri" w:hAnsi="Calibri"/>
-        </w:rPr>
-        <w:t>, Cache-Control)</w:t>
-      </w:r>
-      <w:bookmarkEnd w:id="111"/>
+        <w:t>/Swagger)</w:t>
+      </w:r>
+      <w:bookmarkEnd w:id="120"/>
     </w:p>
     <w:p>
       <w:r>
@@ -24936,7 +25658,7 @@
           <w:color w:val="555555"/>
           <w:sz w:val="18"/>
         </w:rPr>
-        <w:t>Estado: Pendiente   |   Prioridad: Media   |   Módulo: Rendimiento   |   Tipo: No funcional</w:t>
+        <w:t>Estado: Pendiente   |   Prioridad: Media   |   Módulo: Mantenimiento   |   Tipo: No funcional</w:t>
       </w:r>
     </w:p>
     <w:p>
@@ -24947,23 +25669,23 @@
         <w:t xml:space="preserve">Historia: </w:t>
       </w:r>
       <w:r>
-        <w:t xml:space="preserve">Como Sistema, quiero exponer </w:t>
+        <w:t xml:space="preserve">Como Desarrollador, quiero disponer de documentación </w:t>
       </w:r>
       <w:proofErr w:type="spellStart"/>
       <w:r>
-        <w:t>ETags</w:t>
+        <w:t>OpenAPI</w:t>
       </w:r>
       <w:proofErr w:type="spellEnd"/>
       <w:r>
-        <w:t xml:space="preserve"> y cabeceras Cache-Control en la API, para evitar </w:t>
+        <w:t xml:space="preserve">/Swagger de la API, para acelerar el </w:t>
       </w:r>
       <w:proofErr w:type="spellStart"/>
       <w:r>
-        <w:t>refetch</w:t>
+        <w:t>onboarding</w:t>
       </w:r>
       <w:proofErr w:type="spellEnd"/>
       <w:r>
-        <w:t xml:space="preserve"> innecesario y reducir carga.</w:t>
+        <w:t xml:space="preserve"> y la integración.</w:t>
       </w:r>
     </w:p>
     <w:p>
@@ -24976,82 +25698,74 @@
         <w:pStyle w:val="ListBullet"/>
       </w:pPr>
       <w:r>
-        <w:t xml:space="preserve">Las respuestas </w:t>
+        <w:t xml:space="preserve">Cada </w:t>
       </w:r>
       <w:proofErr w:type="spellStart"/>
       <w:r>
-        <w:t>cacheables</w:t>
+        <w:t>endpoint</w:t>
       </w:r>
       <w:proofErr w:type="spellEnd"/>
       <w:r>
-        <w:t xml:space="preserve"> incluyen </w:t>
+        <w:t xml:space="preserve"> está documentado con su contrato.</w:t>
+      </w:r>
+    </w:p>
+    <w:p>
+      <w:pPr>
+        <w:pStyle w:val="ListBullet"/>
+      </w:pPr>
+      <w:r>
+        <w:t>La documentación se sirve en una UI navegable.</w:t>
+      </w:r>
+    </w:p>
+    <w:p>
+      <w:pPr>
+        <w:pStyle w:val="ListBullet"/>
+      </w:pPr>
+      <w:r>
+        <w:lastRenderedPageBreak/>
+        <w:t>El contrato se mantiene sincronizado con el código.</w:t>
+      </w:r>
+    </w:p>
+    <w:p>
+      <w:pPr>
+        <w:pStyle w:val="Heading3"/>
+      </w:pPr>
+      <w:bookmarkStart w:id="121" w:name="_Toc234359060"/>
+      <w:r>
+        <w:rPr>
+          <w:rFonts w:ascii="Calibri" w:hAnsi="Calibri"/>
+        </w:rPr>
+        <w:t xml:space="preserve">HU-090 - </w:t>
       </w:r>
       <w:proofErr w:type="spellStart"/>
       <w:r>
-        <w:t>ETag</w:t>
+        <w:rPr>
+          <w:rFonts w:ascii="Calibri" w:hAnsi="Calibri"/>
+        </w:rPr>
+        <w:t>Refactor</w:t>
       </w:r>
       <w:proofErr w:type="spellEnd"/>
       <w:r>
-        <w:t>.</w:t>
-      </w:r>
-    </w:p>
-    <w:p>
-      <w:pPr>
-        <w:pStyle w:val="ListBullet"/>
-      </w:pPr>
-      <w:r>
-        <w:t xml:space="preserve">El cliente puede revalidar con </w:t>
+        <w:rPr>
+          <w:rFonts w:ascii="Calibri" w:hAnsi="Calibri"/>
+        </w:rPr>
+        <w:t xml:space="preserve"> del componente </w:t>
       </w:r>
       <w:proofErr w:type="spellStart"/>
       <w:r>
-        <w:t>If</w:t>
+        <w:rPr>
+          <w:rFonts w:ascii="Calibri" w:hAnsi="Calibri"/>
+        </w:rPr>
+        <w:t>admin</w:t>
       </w:r>
       <w:proofErr w:type="spellEnd"/>
       <w:r>
-        <w:t>-</w:t>
-      </w:r>
-      <w:proofErr w:type="spellStart"/>
-      <w:r>
-        <w:t>None</w:t>
-      </w:r>
-      <w:proofErr w:type="spellEnd"/>
-      <w:r>
-        <w:t>-Match.</w:t>
-      </w:r>
-    </w:p>
-    <w:p>
-      <w:pPr>
-        <w:pStyle w:val="ListBullet"/>
-      </w:pPr>
-      <w:r>
-        <w:t>Se definen políticas Cache-Control por tipo de recurso.</w:t>
-      </w:r>
-    </w:p>
-    <w:p>
-      <w:pPr>
-        <w:pStyle w:val="Heading2"/>
-      </w:pPr>
-      <w:bookmarkStart w:id="112" w:name="_Toc233885288"/>
-      <w:r>
         <w:rPr>
           <w:rFonts w:ascii="Calibri" w:hAnsi="Calibri"/>
         </w:rPr>
-        <w:t>4.7 UX / Calidad</w:t>
-      </w:r>
-      <w:bookmarkEnd w:id="112"/>
-    </w:p>
-    <w:p>
-      <w:pPr>
-        <w:pStyle w:val="Heading3"/>
-      </w:pPr>
-      <w:bookmarkStart w:id="113" w:name="_Toc233885289"/>
-      <w:r>
-        <w:rPr>
-          <w:rFonts w:ascii="Calibri" w:hAnsi="Calibri"/>
-        </w:rPr>
-        <w:t>HU-084 - Accesibilidad (WCAG 2.1 AA)</w:t>
-      </w:r>
-      <w:bookmarkEnd w:id="113"/>
+        <w:t xml:space="preserve"> monolítico</w:t>
+      </w:r>
+      <w:bookmarkEnd w:id="121"/>
     </w:p>
     <w:p>
       <w:r>
@@ -25059,34 +25773,224 @@
           <w:color w:val="555555"/>
           <w:sz w:val="18"/>
         </w:rPr>
-        <w:t xml:space="preserve">Estado: Pendiente   |   Prioridad: Alta   |   Módulo: UX / </w:t>
+        <w:t>Estado: Pendiente   |   Prioridad: Media   |   Módulo: Mantenimiento   |   Tipo: No funcional</w:t>
+      </w:r>
+    </w:p>
+    <w:p>
+      <w:r>
+        <w:rPr>
+          <w:b/>
+        </w:rPr>
+        <w:t xml:space="preserve">Historia: </w:t>
+      </w:r>
+      <w:r>
+        <w:t xml:space="preserve">Como Desarrollador, quiero dividir el componente </w:t>
       </w:r>
       <w:proofErr w:type="spellStart"/>
       <w:r>
-        <w:rPr>
-          <w:color w:val="555555"/>
-          <w:sz w:val="18"/>
-        </w:rPr>
+        <w:t>admin</w:t>
+      </w:r>
+      <w:proofErr w:type="spellEnd"/>
+      <w:r>
+        <w:t xml:space="preserve"> (</w:t>
+      </w:r>
+      <w:proofErr w:type="spellStart"/>
+      <w:r>
+        <w:t>admin</w:t>
+      </w:r>
+      <w:proofErr w:type="spellEnd"/>
+      <w:r>
+        <w:t>/</w:t>
+      </w:r>
+      <w:proofErr w:type="spellStart"/>
+      <w:r>
+        <w:t>index.tsx</w:t>
+      </w:r>
+      <w:proofErr w:type="spellEnd"/>
+      <w:r>
+        <w:t>) en módulos por sección, para reducir la deuda técnica y facilitar el mantenimiento.</w:t>
+      </w:r>
+    </w:p>
+    <w:p>
+      <w:r>
+        <w:t>Criterios de aceptación:</w:t>
+      </w:r>
+    </w:p>
+    <w:p>
+      <w:pPr>
+        <w:pStyle w:val="ListBullet"/>
+      </w:pPr>
+      <w:r>
+        <w:t xml:space="preserve">El </w:t>
+      </w:r>
+      <w:proofErr w:type="spellStart"/>
+      <w:r>
+        <w:t>admin</w:t>
+      </w:r>
+      <w:proofErr w:type="spellEnd"/>
+      <w:r>
+        <w:t xml:space="preserve"> se divide en módulos (productos, usuarios, órdenes, etc.).</w:t>
+      </w:r>
+    </w:p>
+    <w:p>
+      <w:pPr>
+        <w:pStyle w:val="ListBullet"/>
+      </w:pPr>
+      <w:r>
+        <w:t>Cada módulo tiene responsabilidad única.</w:t>
+      </w:r>
+    </w:p>
+    <w:p>
+      <w:pPr>
+        <w:pStyle w:val="ListBullet"/>
+      </w:pPr>
+      <w:r>
+        <w:t>No se introduce regresión funcional.</w:t>
+      </w:r>
+    </w:p>
+    <w:p>
+      <w:pPr>
+        <w:pStyle w:val="Heading3"/>
+      </w:pPr>
+      <w:bookmarkStart w:id="122" w:name="_Toc234359061"/>
+      <w:r>
+        <w:t xml:space="preserve">HU-091 - Migración del </w:t>
+      </w:r>
+      <w:proofErr w:type="spellStart"/>
+      <w:r>
+        <w:t>frontend</w:t>
+      </w:r>
+      <w:proofErr w:type="spellEnd"/>
+      <w:r>
+        <w:t xml:space="preserve"> a </w:t>
+      </w:r>
+      <w:proofErr w:type="spellStart"/>
+      <w:r>
+        <w:t>TanStack</w:t>
+      </w:r>
+      <w:proofErr w:type="spellEnd"/>
+      <w:r>
+        <w:t xml:space="preserve"> Start (SSR)</w:t>
+      </w:r>
+      <w:bookmarkEnd w:id="122"/>
+    </w:p>
+    <w:p>
+      <w:r>
+        <w:t xml:space="preserve">Estado: Pendiente   |   Prioridad: Media   |   Módulo: </w:t>
+      </w:r>
+      <w:proofErr w:type="spellStart"/>
+      <w:r>
         <w:t>Frontend</w:t>
       </w:r>
       <w:proofErr w:type="spellEnd"/>
       <w:r>
-        <w:rPr>
-          <w:color w:val="555555"/>
-          <w:sz w:val="18"/>
-        </w:rPr>
-        <w:t xml:space="preserve">   |   Tipo: No funcional</w:t>
-      </w:r>
-    </w:p>
-    <w:p>
-      <w:r>
-        <w:rPr>
-          <w:b/>
-        </w:rPr>
-        <w:t xml:space="preserve">Historia: </w:t>
-      </w:r>
-      <w:r>
-        <w:t>Como Cliente con discapacidad, quiero navegar y comprar usando lector de pantalla y teclado, para comprar sin barreras y cumplir la normativa de accesibilidad.</w:t>
+        <w:t xml:space="preserve"> / Arquitectura   |   Tipo: No funcional</w:t>
+      </w:r>
+    </w:p>
+    <w:p>
+      <w:r>
+        <w:t xml:space="preserve">Hallazgo: el repositorio no incluye </w:t>
+      </w:r>
+      <w:proofErr w:type="spellStart"/>
+      <w:r>
+        <w:t>TanStack</w:t>
+      </w:r>
+      <w:proofErr w:type="spellEnd"/>
+      <w:r>
+        <w:t xml:space="preserve"> Start; el </w:t>
+      </w:r>
+      <w:proofErr w:type="spellStart"/>
+      <w:r>
+        <w:t>frontend</w:t>
+      </w:r>
+      <w:proofErr w:type="spellEnd"/>
+      <w:r>
+        <w:t xml:space="preserve"> usa </w:t>
+      </w:r>
+      <w:proofErr w:type="spellStart"/>
+      <w:r>
+        <w:t>react</w:t>
+      </w:r>
+      <w:proofErr w:type="spellEnd"/>
+      <w:r>
+        <w:t>-</w:t>
+      </w:r>
+      <w:proofErr w:type="spellStart"/>
+      <w:r>
+        <w:t>router</w:t>
+      </w:r>
+      <w:proofErr w:type="spellEnd"/>
+      <w:r>
+        <w:t xml:space="preserve">-dom v7 en modo </w:t>
+      </w:r>
+      <w:proofErr w:type="spellStart"/>
+      <w:r>
+        <w:t>client-side</w:t>
+      </w:r>
+      <w:proofErr w:type="spellEnd"/>
+      <w:r>
+        <w:t xml:space="preserve"> </w:t>
+      </w:r>
+      <w:proofErr w:type="spellStart"/>
+      <w:r>
+        <w:t>rendering</w:t>
+      </w:r>
+      <w:proofErr w:type="spellEnd"/>
+      <w:r>
+        <w:t xml:space="preserve"> (sin SSR).</w:t>
+      </w:r>
+    </w:p>
+    <w:p>
+      <w:r>
+        <w:t xml:space="preserve">Historia: Como Desarrollador, quiero migrar el enrutamiento del </w:t>
+      </w:r>
+      <w:proofErr w:type="spellStart"/>
+      <w:r>
+        <w:t>frontend</w:t>
+      </w:r>
+      <w:proofErr w:type="spellEnd"/>
+      <w:r>
+        <w:t xml:space="preserve"> de </w:t>
+      </w:r>
+      <w:proofErr w:type="spellStart"/>
+      <w:r>
+        <w:t>react</w:t>
+      </w:r>
+      <w:proofErr w:type="spellEnd"/>
+      <w:r>
+        <w:t>-</w:t>
+      </w:r>
+      <w:proofErr w:type="spellStart"/>
+      <w:r>
+        <w:t>router</w:t>
+      </w:r>
+      <w:proofErr w:type="spellEnd"/>
+      <w:r>
+        <w:t xml:space="preserve">-dom a </w:t>
+      </w:r>
+      <w:proofErr w:type="spellStart"/>
+      <w:r>
+        <w:t>TanStack</w:t>
+      </w:r>
+      <w:proofErr w:type="spellEnd"/>
+      <w:r>
+        <w:t xml:space="preserve"> Start, para obtener SSR, mejor rendimiento inicial (LCP/TTFB) y carga de datos </w:t>
+      </w:r>
+      <w:proofErr w:type="spellStart"/>
+      <w:r>
+        <w:t>tipada</w:t>
+      </w:r>
+      <w:proofErr w:type="spellEnd"/>
+      <w:r>
+        <w:t xml:space="preserve"> </w:t>
+      </w:r>
+      <w:proofErr w:type="spellStart"/>
+      <w:r>
+        <w:t>end-to-end</w:t>
+      </w:r>
+      <w:proofErr w:type="spellEnd"/>
+      <w:r>
+        <w:t>.</w:t>
       </w:r>
     </w:p>
     <w:p>
@@ -25099,7 +26003,23 @@
         <w:pStyle w:val="ListBullet"/>
       </w:pPr>
       <w:r>
-        <w:t>Los componentes cumplen contraste y roles ARIA adecuados.</w:t>
+        <w:t xml:space="preserve">Las rutas principales del catálogo y </w:t>
+      </w:r>
+      <w:proofErr w:type="spellStart"/>
+      <w:r>
+        <w:t>checkout</w:t>
+      </w:r>
+      <w:proofErr w:type="spellEnd"/>
+      <w:r>
+        <w:t xml:space="preserve"> se renderizan en servidor con </w:t>
+      </w:r>
+      <w:proofErr w:type="spellStart"/>
+      <w:r>
+        <w:t>TanStack</w:t>
+      </w:r>
+      <w:proofErr w:type="spellEnd"/>
+      <w:r>
+        <w:t xml:space="preserve"> Start.</w:t>
       </w:r>
     </w:p>
     <w:p>
@@ -25107,7 +26027,7 @@
         <w:pStyle w:val="ListBullet"/>
       </w:pPr>
       <w:r>
-        <w:t>Toda la tienda es operable por teclado.</w:t>
+        <w:t>La navegación entre rutas conserva el estado del carrito y la sesión de Clerk.</w:t>
       </w:r>
     </w:p>
     <w:p>
@@ -25115,825 +26035,29 @@
         <w:pStyle w:val="ListBullet"/>
       </w:pPr>
       <w:r>
-        <w:t>Se valida con una auditoría de accesibilidad automatizada (</w:t>
+        <w:t xml:space="preserve">Se mide una mejora de LCP/TTFB frente a la versión </w:t>
       </w:r>
       <w:proofErr w:type="spellStart"/>
       <w:r>
-        <w:t>axe</w:t>
+        <w:t>client-side</w:t>
       </w:r>
       <w:proofErr w:type="spellEnd"/>
       <w:r>
-        <w:t>) en CI.</w:t>
-      </w:r>
-    </w:p>
-    <w:p>
-      <w:pPr>
-        <w:pStyle w:val="Heading3"/>
-      </w:pPr>
-      <w:bookmarkStart w:id="114" w:name="_Toc233885290"/>
+        <w:t xml:space="preserve"> actual.</w:t>
+      </w:r>
+    </w:p>
+    <w:p>
+      <w:pPr>
+        <w:pStyle w:val="Heading1"/>
+      </w:pPr>
+      <w:bookmarkStart w:id="123" w:name="_Toc234359062"/>
       <w:r>
         <w:rPr>
           <w:rFonts w:ascii="Calibri" w:hAnsi="Calibri"/>
         </w:rPr>
-        <w:t>HU-085 - Páginas de error (404, 500)</w:t>
-      </w:r>
-      <w:bookmarkEnd w:id="114"/>
-    </w:p>
-    <w:p>
-      <w:r>
-        <w:rPr>
-          <w:color w:val="555555"/>
-          <w:sz w:val="18"/>
-        </w:rPr>
-        <w:t xml:space="preserve">Estado: Pendiente   |   Prioridad: Media   |   Módulo: UX / </w:t>
-      </w:r>
-      <w:proofErr w:type="spellStart"/>
-      <w:r>
-        <w:rPr>
-          <w:color w:val="555555"/>
-          <w:sz w:val="18"/>
-        </w:rPr>
-        <w:t>Frontend</w:t>
-      </w:r>
-      <w:proofErr w:type="spellEnd"/>
-      <w:r>
-        <w:rPr>
-          <w:color w:val="555555"/>
-          <w:sz w:val="18"/>
-        </w:rPr>
-        <w:t xml:space="preserve">   |   Tipo: No funcional</w:t>
-      </w:r>
-    </w:p>
-    <w:p>
-      <w:r>
-        <w:rPr>
-          <w:b/>
-        </w:rPr>
-        <w:lastRenderedPageBreak/>
-        <w:t xml:space="preserve">Historia: </w:t>
-      </w:r>
-      <w:r>
-        <w:t>Como Cliente, quiero ver páginas de error claras cuando algo falla, para orientarme y volver a navegar sin frustración.</w:t>
-      </w:r>
-    </w:p>
-    <w:p>
-      <w:r>
-        <w:t>Criterios de aceptación:</w:t>
-      </w:r>
-    </w:p>
-    <w:p>
-      <w:pPr>
-        <w:pStyle w:val="ListBullet"/>
-      </w:pPr>
-      <w:r>
-        <w:t>Existe una página 404 con navegación de retorno.</w:t>
-      </w:r>
-    </w:p>
-    <w:p>
-      <w:pPr>
-        <w:pStyle w:val="ListBullet"/>
-      </w:pPr>
-      <w:r>
-        <w:t>Existe una página 500 amigable.</w:t>
-      </w:r>
-    </w:p>
-    <w:p>
-      <w:pPr>
-        <w:pStyle w:val="ListBullet"/>
-      </w:pPr>
-      <w:r>
-        <w:t>Los errores se registran para diagnóstico.</w:t>
-      </w:r>
-    </w:p>
-    <w:p>
-      <w:pPr>
-        <w:pStyle w:val="Heading3"/>
-      </w:pPr>
-      <w:bookmarkStart w:id="115" w:name="_Toc233885291"/>
-      <w:r>
-        <w:rPr>
-          <w:rFonts w:ascii="Calibri" w:hAnsi="Calibri"/>
-        </w:rPr>
-        <w:t>HU-086 - Internacionalización (i18n)</w:t>
-      </w:r>
-      <w:bookmarkEnd w:id="115"/>
-    </w:p>
-    <w:p>
-      <w:r>
-        <w:rPr>
-          <w:color w:val="555555"/>
-          <w:sz w:val="18"/>
-        </w:rPr>
-        <w:t xml:space="preserve">Estado: Pendiente   |   Prioridad: Media   |   Módulo: UX / </w:t>
-      </w:r>
-      <w:proofErr w:type="spellStart"/>
-      <w:r>
-        <w:rPr>
-          <w:color w:val="555555"/>
-          <w:sz w:val="18"/>
-        </w:rPr>
-        <w:t>Frontend</w:t>
-      </w:r>
-      <w:proofErr w:type="spellEnd"/>
-      <w:r>
-        <w:rPr>
-          <w:color w:val="555555"/>
-          <w:sz w:val="18"/>
-        </w:rPr>
-        <w:t xml:space="preserve">   |   Tipo: No funcional</w:t>
-      </w:r>
-    </w:p>
-    <w:p>
-      <w:r>
-        <w:rPr>
-          <w:b/>
-        </w:rPr>
-        <w:t xml:space="preserve">Historia: </w:t>
-      </w:r>
-      <w:r>
-        <w:t>Como Cliente, quiero usar la tienda en mi idioma, para comprender el contenido y comprar con confianza.</w:t>
-      </w:r>
-    </w:p>
-    <w:p>
-      <w:r>
-        <w:t>Criterios de aceptación:</w:t>
-      </w:r>
-    </w:p>
-    <w:p>
-      <w:pPr>
-        <w:pStyle w:val="ListBullet"/>
-      </w:pPr>
-      <w:r>
-        <w:t>Los textos se externalizan en archivos de traducción (ES/EN).</w:t>
-      </w:r>
-    </w:p>
-    <w:p>
-      <w:pPr>
-        <w:pStyle w:val="ListBullet"/>
-      </w:pPr>
-      <w:r>
-        <w:t>El usuario puede cambiar de idioma con detección automática.</w:t>
-      </w:r>
-    </w:p>
-    <w:p>
-      <w:pPr>
-        <w:pStyle w:val="ListBullet"/>
-      </w:pPr>
-      <w:r>
-        <w:t>Se formatean fechas y monedas según la localidad.</w:t>
-      </w:r>
-    </w:p>
-    <w:p>
-      <w:pPr>
-        <w:pStyle w:val="Heading3"/>
-      </w:pPr>
-      <w:bookmarkStart w:id="116" w:name="_Toc233885292"/>
-      <w:r>
-        <w:rPr>
-          <w:rFonts w:ascii="Calibri" w:hAnsi="Calibri"/>
-        </w:rPr>
-        <w:t>HU-087 - Búsqueda simple de productos</w:t>
-      </w:r>
-      <w:bookmarkEnd w:id="116"/>
-    </w:p>
-    <w:p>
-      <w:r>
-        <w:rPr>
-          <w:color w:val="555555"/>
-          <w:sz w:val="18"/>
-        </w:rPr>
-        <w:t xml:space="preserve">Estado: Pendiente   |   Prioridad: Media   |   Módulo: UX / </w:t>
-      </w:r>
-      <w:proofErr w:type="spellStart"/>
-      <w:r>
-        <w:rPr>
-          <w:color w:val="555555"/>
-          <w:sz w:val="18"/>
-        </w:rPr>
-        <w:t>Frontend</w:t>
-      </w:r>
-      <w:proofErr w:type="spellEnd"/>
-      <w:r>
-        <w:rPr>
-          <w:color w:val="555555"/>
-          <w:sz w:val="18"/>
-        </w:rPr>
-        <w:t xml:space="preserve">   |   Tipo: No funcional</w:t>
-      </w:r>
-    </w:p>
-    <w:p>
-      <w:r>
-        <w:rPr>
-          <w:b/>
-        </w:rPr>
-        <w:t xml:space="preserve">Historia: </w:t>
-      </w:r>
-      <w:r>
-        <w:t xml:space="preserve">Como Cliente, quiero buscar productos por texto mediante una barra de búsqueda, para encontrar lo que busco. (Reemplaza a la búsqueda </w:t>
-      </w:r>
-      <w:proofErr w:type="spellStart"/>
-      <w:r>
-        <w:t>fuzzy</w:t>
-      </w:r>
-      <w:proofErr w:type="spellEnd"/>
-      <w:r>
-        <w:t>/full-</w:t>
-      </w:r>
-      <w:proofErr w:type="spellStart"/>
-      <w:r>
-        <w:t>text</w:t>
-      </w:r>
-      <w:proofErr w:type="spellEnd"/>
-      <w:r>
-        <w:t xml:space="preserve"> descartada; sin tolerancia a </w:t>
-      </w:r>
-      <w:proofErr w:type="spellStart"/>
-      <w:r>
-        <w:t>typos</w:t>
-      </w:r>
-      <w:proofErr w:type="spellEnd"/>
-      <w:r>
-        <w:t>.)</w:t>
-      </w:r>
-    </w:p>
-    <w:p>
-      <w:r>
-        <w:t>Criterios de aceptación:</w:t>
-      </w:r>
-    </w:p>
-    <w:p>
-      <w:pPr>
-        <w:pStyle w:val="ListBullet"/>
-      </w:pPr>
-      <w:r>
-        <w:t>Existe una barra de búsqueda por nombre y marca.</w:t>
-      </w:r>
-    </w:p>
-    <w:p>
-      <w:pPr>
-        <w:pStyle w:val="ListBullet"/>
-      </w:pPr>
-      <w:r>
-        <w:t>Los resultados se filtran por coincidencia de texto simple.</w:t>
-      </w:r>
-    </w:p>
-    <w:p>
-      <w:pPr>
-        <w:pStyle w:val="ListBullet"/>
-      </w:pPr>
-      <w:r>
-        <w:t>La búsqueda no requiere motor de indexación externo.</w:t>
-      </w:r>
-    </w:p>
-    <w:p>
-      <w:pPr>
-        <w:pStyle w:val="Heading3"/>
-      </w:pPr>
-      <w:bookmarkStart w:id="117" w:name="_Toc233885293"/>
-      <w:r>
-        <w:t xml:space="preserve">HU-088 - Pulido de experiencia responsive en móvil y </w:t>
-      </w:r>
-      <w:proofErr w:type="spellStart"/>
-      <w:r>
-        <w:t>tablet</w:t>
-      </w:r>
-      <w:bookmarkEnd w:id="117"/>
-      <w:proofErr w:type="spellEnd"/>
-    </w:p>
-    <w:p>
-      <w:r>
-        <w:t xml:space="preserve">Estado: Pendiente   |   Prioridad: Alta   |   Módulo: UX / </w:t>
-      </w:r>
-      <w:proofErr w:type="spellStart"/>
-      <w:r>
-        <w:t>Frontend</w:t>
-      </w:r>
-      <w:proofErr w:type="spellEnd"/>
-      <w:r>
-        <w:t xml:space="preserve">   |   Tipo: No funcional</w:t>
-      </w:r>
-    </w:p>
-    <w:p>
-      <w:r>
-        <w:t xml:space="preserve">Historia: Como Cliente, quiero que la tienda se vea y funcione pulida en móvil y </w:t>
-      </w:r>
-      <w:proofErr w:type="spellStart"/>
-      <w:r>
-        <w:t>tablet</w:t>
-      </w:r>
-      <w:proofErr w:type="spellEnd"/>
-      <w:r>
-        <w:t>, para comprar cómodamente sin importar el dispositivo que use.</w:t>
-      </w:r>
-    </w:p>
-    <w:p>
-      <w:r>
-        <w:t>Criterios de aceptación:</w:t>
-      </w:r>
-    </w:p>
-    <w:p>
-      <w:pPr>
-        <w:pStyle w:val="ListBullet"/>
-      </w:pPr>
-      <w:r>
-        <w:t xml:space="preserve">Se revisan y corrigen espaciados, tamaños de texto y desbordes en </w:t>
-      </w:r>
-      <w:proofErr w:type="spellStart"/>
-      <w:r>
-        <w:t>breakpoints</w:t>
-      </w:r>
-      <w:proofErr w:type="spellEnd"/>
-      <w:r>
-        <w:t xml:space="preserve"> móvil y </w:t>
-      </w:r>
-      <w:proofErr w:type="spellStart"/>
-      <w:r>
-        <w:t>tablet</w:t>
-      </w:r>
-      <w:proofErr w:type="spellEnd"/>
-      <w:r>
-        <w:t>.</w:t>
-      </w:r>
-    </w:p>
-    <w:p>
-      <w:pPr>
-        <w:pStyle w:val="ListBullet"/>
-      </w:pPr>
-      <w:r>
-        <w:t>Los elementos táctiles (botones, selectores de variante, carrito) cumplen un tamaño mínimo cómodo para dedo.</w:t>
-      </w:r>
-    </w:p>
-    <w:p>
-      <w:pPr>
-        <w:pStyle w:val="ListBullet"/>
-      </w:pPr>
-      <w:r>
-        <w:lastRenderedPageBreak/>
-        <w:t xml:space="preserve">Se valida manualmente el flujo completo (catálogo, ficha, carrito, </w:t>
-      </w:r>
-      <w:proofErr w:type="spellStart"/>
-      <w:r>
-        <w:t>checkout</w:t>
-      </w:r>
-      <w:proofErr w:type="spellEnd"/>
-      <w:r>
-        <w:t xml:space="preserve">) en al menos un dispositivo móvil y uno </w:t>
-      </w:r>
-      <w:proofErr w:type="spellStart"/>
-      <w:r>
-        <w:t>tablet</w:t>
-      </w:r>
-      <w:proofErr w:type="spellEnd"/>
-      <w:r>
-        <w:t xml:space="preserve"> reales o emulados.</w:t>
-      </w:r>
-    </w:p>
-    <w:p>
-      <w:pPr>
-        <w:pStyle w:val="Heading2"/>
-      </w:pPr>
-      <w:bookmarkStart w:id="118" w:name="_Toc233885294"/>
-      <w:r>
-        <w:rPr>
-          <w:rFonts w:ascii="Calibri" w:hAnsi="Calibri"/>
-        </w:rPr>
-        <w:t>4.8 Mantenimiento</w:t>
-      </w:r>
-      <w:bookmarkEnd w:id="118"/>
-    </w:p>
-    <w:p>
-      <w:pPr>
-        <w:pStyle w:val="Heading3"/>
-      </w:pPr>
-      <w:bookmarkStart w:id="119" w:name="_Toc233885295"/>
-      <w:r>
-        <w:rPr>
-          <w:rFonts w:ascii="Calibri" w:hAnsi="Calibri"/>
-        </w:rPr>
-        <w:t>HU-089 - Documentación de API (</w:t>
-      </w:r>
-      <w:proofErr w:type="spellStart"/>
-      <w:r>
-        <w:rPr>
-          <w:rFonts w:ascii="Calibri" w:hAnsi="Calibri"/>
-        </w:rPr>
-        <w:t>OpenAPI</w:t>
-      </w:r>
-      <w:proofErr w:type="spellEnd"/>
-      <w:r>
-        <w:rPr>
-          <w:rFonts w:ascii="Calibri" w:hAnsi="Calibri"/>
-        </w:rPr>
-        <w:t>/Swagger)</w:t>
-      </w:r>
-      <w:bookmarkEnd w:id="119"/>
-    </w:p>
-    <w:p>
-      <w:r>
-        <w:rPr>
-          <w:color w:val="555555"/>
-          <w:sz w:val="18"/>
-        </w:rPr>
-        <w:t>Estado: Pendiente   |   Prioridad: Media   |   Módulo: Mantenimiento   |   Tipo: No funcional</w:t>
-      </w:r>
-    </w:p>
-    <w:p>
-      <w:r>
-        <w:rPr>
-          <w:b/>
-        </w:rPr>
-        <w:t xml:space="preserve">Historia: </w:t>
-      </w:r>
-      <w:r>
-        <w:t xml:space="preserve">Como Desarrollador, quiero disponer de documentación </w:t>
-      </w:r>
-      <w:proofErr w:type="spellStart"/>
-      <w:r>
-        <w:t>OpenAPI</w:t>
-      </w:r>
-      <w:proofErr w:type="spellEnd"/>
-      <w:r>
-        <w:t xml:space="preserve">/Swagger de la API, para acelerar el </w:t>
-      </w:r>
-      <w:proofErr w:type="spellStart"/>
-      <w:r>
-        <w:t>onboarding</w:t>
-      </w:r>
-      <w:proofErr w:type="spellEnd"/>
-      <w:r>
-        <w:t xml:space="preserve"> y la integración.</w:t>
-      </w:r>
-    </w:p>
-    <w:p>
-      <w:r>
-        <w:t>Criterios de aceptación:</w:t>
-      </w:r>
-    </w:p>
-    <w:p>
-      <w:pPr>
-        <w:pStyle w:val="ListBullet"/>
-      </w:pPr>
-      <w:r>
-        <w:t xml:space="preserve">Cada </w:t>
-      </w:r>
-      <w:proofErr w:type="spellStart"/>
-      <w:r>
-        <w:t>endpoint</w:t>
-      </w:r>
-      <w:proofErr w:type="spellEnd"/>
-      <w:r>
-        <w:t xml:space="preserve"> está documentado con su contrato.</w:t>
-      </w:r>
-    </w:p>
-    <w:p>
-      <w:pPr>
-        <w:pStyle w:val="ListBullet"/>
-      </w:pPr>
-      <w:r>
-        <w:t>La documentación se sirve en una UI navegable.</w:t>
-      </w:r>
-    </w:p>
-    <w:p>
-      <w:pPr>
-        <w:pStyle w:val="ListBullet"/>
-      </w:pPr>
-      <w:r>
-        <w:t>El contrato se mantiene sincronizado con el código.</w:t>
-      </w:r>
-    </w:p>
-    <w:p>
-      <w:pPr>
-        <w:pStyle w:val="Heading3"/>
-      </w:pPr>
-      <w:bookmarkStart w:id="120" w:name="_Toc233885296"/>
-      <w:r>
-        <w:rPr>
-          <w:rFonts w:ascii="Calibri" w:hAnsi="Calibri"/>
-        </w:rPr>
-        <w:t xml:space="preserve">HU-090 - </w:t>
-      </w:r>
-      <w:proofErr w:type="spellStart"/>
-      <w:r>
-        <w:rPr>
-          <w:rFonts w:ascii="Calibri" w:hAnsi="Calibri"/>
-        </w:rPr>
-        <w:t>Refactor</w:t>
-      </w:r>
-      <w:proofErr w:type="spellEnd"/>
-      <w:r>
-        <w:rPr>
-          <w:rFonts w:ascii="Calibri" w:hAnsi="Calibri"/>
-        </w:rPr>
-        <w:t xml:space="preserve"> del componente </w:t>
-      </w:r>
-      <w:proofErr w:type="spellStart"/>
-      <w:r>
-        <w:rPr>
-          <w:rFonts w:ascii="Calibri" w:hAnsi="Calibri"/>
-        </w:rPr>
-        <w:t>admin</w:t>
-      </w:r>
-      <w:proofErr w:type="spellEnd"/>
-      <w:r>
-        <w:rPr>
-          <w:rFonts w:ascii="Calibri" w:hAnsi="Calibri"/>
-        </w:rPr>
-        <w:t xml:space="preserve"> monolítico</w:t>
-      </w:r>
-      <w:bookmarkEnd w:id="120"/>
-    </w:p>
-    <w:p>
-      <w:r>
-        <w:rPr>
-          <w:color w:val="555555"/>
-          <w:sz w:val="18"/>
-        </w:rPr>
-        <w:t>Estado: Pendiente   |   Prioridad: Media   |   Módulo: Mantenimiento   |   Tipo: No funcional</w:t>
-      </w:r>
-    </w:p>
-    <w:p>
-      <w:r>
-        <w:rPr>
-          <w:b/>
-        </w:rPr>
-        <w:t xml:space="preserve">Historia: </w:t>
-      </w:r>
-      <w:r>
-        <w:t xml:space="preserve">Como Desarrollador, quiero dividir el componente </w:t>
-      </w:r>
-      <w:proofErr w:type="spellStart"/>
-      <w:r>
-        <w:t>admin</w:t>
-      </w:r>
-      <w:proofErr w:type="spellEnd"/>
-      <w:r>
-        <w:t xml:space="preserve"> (</w:t>
-      </w:r>
-      <w:proofErr w:type="spellStart"/>
-      <w:r>
-        <w:t>admin</w:t>
-      </w:r>
-      <w:proofErr w:type="spellEnd"/>
-      <w:r>
-        <w:t>/</w:t>
-      </w:r>
-      <w:proofErr w:type="spellStart"/>
-      <w:r>
-        <w:t>index.tsx</w:t>
-      </w:r>
-      <w:proofErr w:type="spellEnd"/>
-      <w:r>
-        <w:t>) en módulos por sección, para reducir la deuda técnica y facilitar el mantenimiento.</w:t>
-      </w:r>
-    </w:p>
-    <w:p>
-      <w:r>
-        <w:t>Criterios de aceptación:</w:t>
-      </w:r>
-    </w:p>
-    <w:p>
-      <w:pPr>
-        <w:pStyle w:val="ListBullet"/>
-      </w:pPr>
-      <w:r>
-        <w:t xml:space="preserve">El </w:t>
-      </w:r>
-      <w:proofErr w:type="spellStart"/>
-      <w:r>
-        <w:t>admin</w:t>
-      </w:r>
-      <w:proofErr w:type="spellEnd"/>
-      <w:r>
-        <w:t xml:space="preserve"> se divide en módulos (productos, usuarios, órdenes, etc.).</w:t>
-      </w:r>
-    </w:p>
-    <w:p>
-      <w:pPr>
-        <w:pStyle w:val="ListBullet"/>
-      </w:pPr>
-      <w:r>
-        <w:t>Cada módulo tiene responsabilidad única.</w:t>
-      </w:r>
-    </w:p>
-    <w:p>
-      <w:pPr>
-        <w:pStyle w:val="ListBullet"/>
-      </w:pPr>
-      <w:r>
-        <w:t>No se introduce regresión funcional.</w:t>
-      </w:r>
-    </w:p>
-    <w:p>
-      <w:pPr>
-        <w:pStyle w:val="Heading3"/>
-      </w:pPr>
-      <w:bookmarkStart w:id="121" w:name="_Toc233885297"/>
-      <w:r>
-        <w:t xml:space="preserve">HU-091 - Migración del </w:t>
-      </w:r>
-      <w:proofErr w:type="spellStart"/>
-      <w:r>
-        <w:t>frontend</w:t>
-      </w:r>
-      <w:proofErr w:type="spellEnd"/>
-      <w:r>
-        <w:t xml:space="preserve"> a </w:t>
-      </w:r>
-      <w:proofErr w:type="spellStart"/>
-      <w:r>
-        <w:t>TanStack</w:t>
-      </w:r>
-      <w:proofErr w:type="spellEnd"/>
-      <w:r>
-        <w:t xml:space="preserve"> Start (SSR)</w:t>
-      </w:r>
-      <w:bookmarkEnd w:id="121"/>
-    </w:p>
-    <w:p>
-      <w:r>
-        <w:t xml:space="preserve">Estado: Pendiente   |   Prioridad: Media   |   Módulo: </w:t>
-      </w:r>
-      <w:proofErr w:type="spellStart"/>
-      <w:r>
-        <w:t>Frontend</w:t>
-      </w:r>
-      <w:proofErr w:type="spellEnd"/>
-      <w:r>
-        <w:t xml:space="preserve"> / Arquitectura   |   Tipo: No funcional</w:t>
-      </w:r>
-    </w:p>
-    <w:p>
-      <w:r>
-        <w:t xml:space="preserve">Hallazgo: el repositorio no incluye </w:t>
-      </w:r>
-      <w:proofErr w:type="spellStart"/>
-      <w:r>
-        <w:t>TanStack</w:t>
-      </w:r>
-      <w:proofErr w:type="spellEnd"/>
-      <w:r>
-        <w:t xml:space="preserve"> Start; el </w:t>
-      </w:r>
-      <w:proofErr w:type="spellStart"/>
-      <w:r>
-        <w:t>frontend</w:t>
-      </w:r>
-      <w:proofErr w:type="spellEnd"/>
-      <w:r>
-        <w:t xml:space="preserve"> usa </w:t>
-      </w:r>
-      <w:proofErr w:type="spellStart"/>
-      <w:r>
-        <w:t>react</w:t>
-      </w:r>
-      <w:proofErr w:type="spellEnd"/>
-      <w:r>
-        <w:t>-</w:t>
-      </w:r>
-      <w:proofErr w:type="spellStart"/>
-      <w:r>
-        <w:t>router</w:t>
-      </w:r>
-      <w:proofErr w:type="spellEnd"/>
-      <w:r>
-        <w:t xml:space="preserve">-dom v7 en modo </w:t>
-      </w:r>
-      <w:proofErr w:type="spellStart"/>
-      <w:r>
-        <w:t>client-side</w:t>
-      </w:r>
-      <w:proofErr w:type="spellEnd"/>
-      <w:r>
-        <w:t xml:space="preserve"> </w:t>
-      </w:r>
-      <w:proofErr w:type="spellStart"/>
-      <w:r>
-        <w:t>rendering</w:t>
-      </w:r>
-      <w:proofErr w:type="spellEnd"/>
-      <w:r>
-        <w:t xml:space="preserve"> (sin SSR).</w:t>
-      </w:r>
-    </w:p>
-    <w:p>
-      <w:r>
-        <w:t xml:space="preserve">Historia: Como Desarrollador, quiero migrar el enrutamiento del </w:t>
-      </w:r>
-      <w:proofErr w:type="spellStart"/>
-      <w:r>
-        <w:t>frontend</w:t>
-      </w:r>
-      <w:proofErr w:type="spellEnd"/>
-      <w:r>
-        <w:t xml:space="preserve"> de </w:t>
-      </w:r>
-      <w:proofErr w:type="spellStart"/>
-      <w:r>
-        <w:t>react</w:t>
-      </w:r>
-      <w:proofErr w:type="spellEnd"/>
-      <w:r>
-        <w:t>-</w:t>
-      </w:r>
-      <w:proofErr w:type="spellStart"/>
-      <w:r>
-        <w:t>router</w:t>
-      </w:r>
-      <w:proofErr w:type="spellEnd"/>
-      <w:r>
-        <w:t xml:space="preserve">-dom a </w:t>
-      </w:r>
-      <w:proofErr w:type="spellStart"/>
-      <w:r>
-        <w:t>TanStack</w:t>
-      </w:r>
-      <w:proofErr w:type="spellEnd"/>
-      <w:r>
-        <w:t xml:space="preserve"> Start, para obtener SSR, mejor rendimiento inicial (LCP/TTFB) y carga de datos </w:t>
-      </w:r>
-      <w:proofErr w:type="spellStart"/>
-      <w:r>
-        <w:t>tipada</w:t>
-      </w:r>
-      <w:proofErr w:type="spellEnd"/>
-      <w:r>
-        <w:t xml:space="preserve"> </w:t>
-      </w:r>
-      <w:proofErr w:type="spellStart"/>
-      <w:r>
-        <w:t>end-to-end</w:t>
-      </w:r>
-      <w:proofErr w:type="spellEnd"/>
-      <w:r>
-        <w:t>.</w:t>
-      </w:r>
-    </w:p>
-    <w:p>
-      <w:r>
-        <w:t>Criterios de aceptación:</w:t>
-      </w:r>
-    </w:p>
-    <w:p>
-      <w:pPr>
-        <w:pStyle w:val="ListBullet"/>
-      </w:pPr>
-      <w:r>
-        <w:t xml:space="preserve">Las rutas principales del catálogo y </w:t>
-      </w:r>
-      <w:proofErr w:type="spellStart"/>
-      <w:r>
-        <w:t>checkout</w:t>
-      </w:r>
-      <w:proofErr w:type="spellEnd"/>
-      <w:r>
-        <w:t xml:space="preserve"> se renderizan en servidor con </w:t>
-      </w:r>
-      <w:proofErr w:type="spellStart"/>
-      <w:r>
-        <w:t>TanStack</w:t>
-      </w:r>
-      <w:proofErr w:type="spellEnd"/>
-      <w:r>
-        <w:t xml:space="preserve"> Start.</w:t>
-      </w:r>
-    </w:p>
-    <w:p>
-      <w:pPr>
-        <w:pStyle w:val="ListBullet"/>
-      </w:pPr>
-      <w:r>
-        <w:t>La navegación entre rutas conserva el estado del carrito y la sesión de Clerk.</w:t>
-      </w:r>
-    </w:p>
-    <w:p>
-      <w:pPr>
-        <w:pStyle w:val="ListBullet"/>
-      </w:pPr>
-      <w:r>
-        <w:t xml:space="preserve">Se mide una mejora de LCP/TTFB frente a la versión </w:t>
-      </w:r>
-      <w:proofErr w:type="spellStart"/>
-      <w:r>
-        <w:t>client-side</w:t>
-      </w:r>
-      <w:proofErr w:type="spellEnd"/>
-      <w:r>
-        <w:t xml:space="preserve"> actual.</w:t>
-      </w:r>
-    </w:p>
-    <w:p>
-      <w:pPr>
-        <w:pStyle w:val="Heading1"/>
-      </w:pPr>
-      <w:bookmarkStart w:id="122" w:name="_Toc233885298"/>
-      <w:r>
-        <w:rPr>
-          <w:rFonts w:ascii="Calibri" w:hAnsi="Calibri"/>
-        </w:rPr>
-        <w:lastRenderedPageBreak/>
         <w:t>5. Historias retiradas</w:t>
       </w:r>
-      <w:bookmarkEnd w:id="122"/>
+      <w:bookmarkEnd w:id="123"/>
     </w:p>
     <w:p>
       <w:r>
@@ -26210,7 +26334,14 @@
               <w:rPr>
                 <w:sz w:val="18"/>
               </w:rPr>
-              <w:t xml:space="preserve"> con tolerancia a errores (</w:t>
+              <w:t xml:space="preserve"> con tolerancia a </w:t>
+            </w:r>
+            <w:r>
+              <w:rPr>
+                <w:sz w:val="18"/>
+              </w:rPr>
+              <w:lastRenderedPageBreak/>
+              <w:t>errores (</w:t>
             </w:r>
             <w:proofErr w:type="spellStart"/>
             <w:r>
@@ -26238,6 +26369,7 @@
               <w:rPr>
                 <w:sz w:val="18"/>
               </w:rPr>
+              <w:lastRenderedPageBreak/>
               <w:t>Fuzzy</w:t>
             </w:r>
             <w:proofErr w:type="spellEnd"/>
@@ -26259,7 +26391,14 @@
               <w:rPr>
                 <w:sz w:val="18"/>
               </w:rPr>
-              <w:t xml:space="preserve"> descartado; se reemplaza por búsqueda simple (HU-085).</w:t>
+              <w:t xml:space="preserve"> descartado; se </w:t>
+            </w:r>
+            <w:r>
+              <w:rPr>
+                <w:sz w:val="18"/>
+              </w:rPr>
+              <w:lastRenderedPageBreak/>
+              <w:t>reemplaza por búsqueda simple (HU-085).</w:t>
             </w:r>
           </w:p>
         </w:tc>
@@ -26269,18 +26408,19 @@
       <w:pPr>
         <w:pStyle w:val="Heading1"/>
       </w:pPr>
-      <w:bookmarkStart w:id="123" w:name="_Toc233885299"/>
+      <w:bookmarkStart w:id="124" w:name="_Toc234359063"/>
       <w:r>
         <w:rPr>
           <w:rFonts w:ascii="Calibri" w:hAnsi="Calibri"/>
         </w:rPr>
+        <w:lastRenderedPageBreak/>
         <w:t>6. Resumen de Historias MCP</w:t>
       </w:r>
-      <w:bookmarkEnd w:id="123"/>
-    </w:p>
-    <w:p>
-      <w:r>
-        <w:t xml:space="preserve">El sistema expone 23 herramientas para un servidor MCP de </w:t>
+      <w:bookmarkEnd w:id="124"/>
+    </w:p>
+    <w:p>
+      <w:r>
+        <w:t xml:space="preserve">El sistema expone 24 herramientas para un servidor MCP de </w:t>
       </w:r>
       <w:proofErr w:type="spellStart"/>
       <w:r>
@@ -27230,14 +27370,7 @@
               <w:rPr>
                 <w:sz w:val="17"/>
               </w:rPr>
-              <w:t xml:space="preserve">Aprobar/rechazar devoluciones y </w:t>
-            </w:r>
-            <w:r>
-              <w:rPr>
-                <w:sz w:val="17"/>
-              </w:rPr>
-              <w:lastRenderedPageBreak/>
-              <w:t>reembolsos.</w:t>
+              <w:t>Aprobar/rechazar devoluciones y reembolsos.</w:t>
             </w:r>
           </w:p>
         </w:tc>
@@ -27252,7 +27385,6 @@
               <w:rPr>
                 <w:sz w:val="17"/>
               </w:rPr>
-              <w:lastRenderedPageBreak/>
               <w:t>HU-044</w:t>
             </w:r>
           </w:p>
@@ -27858,7 +27990,14 @@
               <w:rPr>
                 <w:sz w:val="17"/>
               </w:rPr>
-              <w:t>Aprobar, ocultar o eliminar reseñas.</w:t>
+              <w:t xml:space="preserve">Aprobar, ocultar o </w:t>
+            </w:r>
+            <w:r>
+              <w:rPr>
+                <w:sz w:val="17"/>
+              </w:rPr>
+              <w:lastRenderedPageBreak/>
+              <w:t>eliminar reseñas.</w:t>
             </w:r>
           </w:p>
         </w:tc>
@@ -27873,6 +28012,7 @@
               <w:rPr>
                 <w:sz w:val="17"/>
               </w:rPr>
+              <w:lastRenderedPageBreak/>
               <w:t>HU-061</w:t>
             </w:r>
           </w:p>
@@ -27943,19 +28083,96 @@
           </w:p>
         </w:tc>
       </w:tr>
+      <w:tr>
+        <w:tc>
+          <w:tcPr>
+            <w:tcW w:w="2160" w:type="dxa"/>
+          </w:tcPr>
+          <w:p>
+            <w:r>
+              <w:rPr>
+                <w:sz w:val="17"/>
+              </w:rPr>
+              <w:t>HU-092</w:t>
+            </w:r>
+          </w:p>
+        </w:tc>
+        <w:tc>
+          <w:tcPr>
+            <w:tcW w:w="2160" w:type="dxa"/>
+          </w:tcPr>
+          <w:p>
+            <w:proofErr w:type="spellStart"/>
+            <w:proofErr w:type="gramStart"/>
+            <w:r>
+              <w:rPr>
+                <w:sz w:val="17"/>
+              </w:rPr>
+              <w:t>promotions.applyDiscount</w:t>
+            </w:r>
+            <w:proofErr w:type="spellEnd"/>
+            <w:proofErr w:type="gramEnd"/>
+          </w:p>
+        </w:tc>
+        <w:tc>
+          <w:tcPr>
+            <w:tcW w:w="2160" w:type="dxa"/>
+          </w:tcPr>
+          <w:p>
+            <w:r>
+              <w:rPr>
+                <w:sz w:val="17"/>
+              </w:rPr>
+              <w:t>JWT (Clerk) + rol Admin</w:t>
+            </w:r>
+            <w:proofErr w:type="spellStart"/>
+            <w:r>
+              <w:rPr>
+                <w:sz w:val="17"/>
+              </w:rPr>
+            </w:r>
+            <w:proofErr w:type="spellEnd"/>
+          </w:p>
+        </w:tc>
+        <w:tc>
+          <w:tcPr>
+            <w:tcW w:w="2160" w:type="dxa"/>
+          </w:tcPr>
+          <w:p>
+            <w:r>
+              <w:rPr>
+                <w:sz w:val="17"/>
+              </w:rPr>
+              <w:t>Aplicar o quitar descuentos por producto o categoría para que el agente ejecute campañas de rebajas de forma masiva.</w:t>
+            </w:r>
+            <w:proofErr w:type="spellStart"/>
+            <w:r>
+              <w:rPr>
+                <w:sz w:val="17"/>
+              </w:rPr>
+            </w:r>
+            <w:proofErr w:type="spellEnd"/>
+            <w:r>
+              <w:rPr>
+                <w:sz w:val="17"/>
+              </w:rPr>
+            </w:r>
+          </w:p>
+        </w:tc>
+      </w:tr>
     </w:tbl>
     <w:p>
       <w:pPr>
         <w:pStyle w:val="Heading1"/>
       </w:pPr>
-      <w:bookmarkStart w:id="124" w:name="_Toc233885300"/>
+      <w:bookmarkStart w:id="125" w:name="_Toc234359064"/>
       <w:r>
         <w:rPr>
           <w:rFonts w:ascii="Calibri" w:hAnsi="Calibri"/>
         </w:rPr>
         <w:t>7. Trazabilidad de la funcionalidad de Variantes</w:t>
       </w:r>
-      <w:bookmarkEnd w:id="124"/>
+      <w:bookmarkEnd w:id="125"/>
     </w:p>
     <w:p>
       <w:r>
@@ -28352,7 +28569,7 @@
       <w:pPr>
         <w:pStyle w:val="Heading1"/>
       </w:pPr>
-      <w:bookmarkStart w:id="125" w:name="_Toc233885301"/>
+      <w:bookmarkStart w:id="126" w:name="_Toc234359065"/>
       <w:r>
         <w:rPr>
           <w:rFonts w:ascii="Calibri" w:hAnsi="Calibri"/>
@@ -28373,7 +28590,7 @@
         </w:rPr>
         <w:t xml:space="preserve"> de priorización</w:t>
       </w:r>
-      <w:bookmarkEnd w:id="125"/>
+      <w:bookmarkEnd w:id="126"/>
     </w:p>
     <w:p>
       <w:r>
@@ -28456,7 +28673,6 @@
     </w:p>
     <w:p>
       <w:r>
-        <w:lastRenderedPageBreak/>
         <w:t>Mediano plazo (3-6 meses): Exportaciones, analítica de producto (PostHog), reportes avanzados, métodos de pago guardados y comparación de productos. (HU-047, HU-050, HU-052, HU-054, HU-059)</w:t>
       </w:r>
     </w:p>

--- a/deliverables/Healthora-Historias-de-Usuario.docx
+++ b/deliverables/Healthora-Historias-de-Usuario.docx
@@ -22494,7 +22494,7 @@
       </w:pPr>
       <w:bookmarkStart w:id="82" w:name="_Toc234359021"/>
       <w:r>
-        <w:t>HU-061 - Suscripción de reposición automática</w:t>
+        <w:t>HU-101 - Suscripción de reposición automática</w:t>
       </w:r>
       <w:bookmarkEnd w:id="82"/>
     </w:p>
@@ -22551,7 +22551,7 @@
       </w:pPr>
       <w:bookmarkStart w:id="83" w:name="_Toc234359022"/>
       <w:r>
-        <w:t>HU-062 - Recordatorio de recompra</w:t>
+        <w:t>HU-102 - Recordatorio de recompra</w:t>
       </w:r>
       <w:bookmarkEnd w:id="83"/>
     </w:p>
@@ -22625,7 +22625,7 @@
         <w:rPr>
           <w:rFonts w:ascii="Calibri" w:hAnsi="Calibri"/>
         </w:rPr>
-        <w:t>HU-063 - Notificaciones en tiempo real (</w:t>
+        <w:t>HU-061 - Notificaciones en tiempo real (</w:t>
       </w:r>
       <w:proofErr w:type="spellStart"/>
       <w:proofErr w:type="gramStart"/>
@@ -22936,7 +22936,7 @@
         <w:rPr>
           <w:rFonts w:ascii="Calibri" w:hAnsi="Calibri"/>
         </w:rPr>
-        <w:t xml:space="preserve">HU-064 - Rate </w:t>
+        <w:t xml:space="preserve">HU-062 - Rate </w:t>
       </w:r>
       <w:proofErr w:type="spellStart"/>
       <w:r>
@@ -23039,7 +23039,7 @@
         <w:rPr>
           <w:rFonts w:ascii="Calibri" w:hAnsi="Calibri"/>
         </w:rPr>
-        <w:t>HU-065 - Validación y saneamiento de inputs con Zod</w:t>
+        <w:t>HU-063 - Validación y saneamiento de inputs con Zod</w:t>
       </w:r>
       <w:bookmarkEnd w:id="89"/>
     </w:p>
@@ -23137,7 +23137,7 @@
           <w:rFonts w:ascii="Calibri" w:hAnsi="Calibri"/>
           <w:lang w:val="en-US"/>
         </w:rPr>
-        <w:t>HU-066 - Security headers (CSP, HSTS, X-Frame)</w:t>
+        <w:t>HU-064 - Security headers (CSP, HSTS, X-Frame)</w:t>
       </w:r>
       <w:bookmarkEnd w:id="90"/>
     </w:p>
@@ -23231,7 +23231,7 @@
         <w:rPr>
           <w:rFonts w:ascii="Calibri" w:hAnsi="Calibri"/>
         </w:rPr>
-        <w:t>HU-067 - Logs de auditoría de seguridad</w:t>
+        <w:t>HU-065 - Logs de auditoría de seguridad</w:t>
       </w:r>
       <w:bookmarkEnd w:id="91"/>
     </w:p>
@@ -23338,7 +23338,7 @@
         <w:rPr>
           <w:rFonts w:ascii="Calibri" w:hAnsi="Calibri"/>
         </w:rPr>
-        <w:t xml:space="preserve">HU-068 - </w:t>
+        <w:t xml:space="preserve">HU-066 - </w:t>
       </w:r>
       <w:proofErr w:type="spellStart"/>
       <w:r>
@@ -23455,7 +23455,7 @@
         <w:rPr>
           <w:rFonts w:ascii="Calibri" w:hAnsi="Calibri"/>
         </w:rPr>
-        <w:t xml:space="preserve">HU-069 - Error tracking con </w:t>
+        <w:t xml:space="preserve">HU-067 - Error tracking con </w:t>
       </w:r>
       <w:proofErr w:type="spellStart"/>
       <w:r>
@@ -23605,7 +23605,7 @@
         <w:rPr>
           <w:rFonts w:ascii="Calibri" w:hAnsi="Calibri"/>
         </w:rPr>
-        <w:t>HU-070 - APM y métricas de rendimiento</w:t>
+        <w:t>HU-068 - APM y métricas de rendimiento</w:t>
       </w:r>
       <w:bookmarkEnd w:id="95"/>
     </w:p>
@@ -23707,7 +23707,7 @@
         <w:rPr>
           <w:rFonts w:ascii="Calibri" w:hAnsi="Calibri"/>
         </w:rPr>
-        <w:t xml:space="preserve">HU-071 - Alertas y monitoreo de </w:t>
+        <w:t xml:space="preserve">HU-069 - Alertas y monitoreo de </w:t>
       </w:r>
       <w:proofErr w:type="spellStart"/>
       <w:r>
@@ -23831,7 +23831,7 @@
         <w:rPr>
           <w:rFonts w:ascii="Calibri" w:hAnsi="Calibri"/>
         </w:rPr>
-        <w:t xml:space="preserve">HU-072 - </w:t>
+        <w:t xml:space="preserve">HU-070 - </w:t>
       </w:r>
       <w:proofErr w:type="spellStart"/>
       <w:r>
@@ -23987,7 +23987,7 @@
         <w:rPr>
           <w:rFonts w:ascii="Calibri" w:hAnsi="Calibri"/>
         </w:rPr>
-        <w:t xml:space="preserve">HU-073 - </w:t>
+        <w:t xml:space="preserve">HU-071 - </w:t>
       </w:r>
       <w:proofErr w:type="spellStart"/>
       <w:r>
@@ -24107,7 +24107,7 @@
           <w:rFonts w:ascii="Calibri" w:hAnsi="Calibri"/>
           <w:lang w:val="en-US"/>
         </w:rPr>
-        <w:t>HU-074 - Tests end-to-end (Playwright)</w:t>
+        <w:t>HU-072 - Tests end-to-end (Playwright)</w:t>
       </w:r>
       <w:bookmarkEnd w:id="100"/>
     </w:p>
@@ -24246,7 +24246,7 @@
         <w:rPr>
           <w:rFonts w:ascii="Calibri" w:hAnsi="Calibri"/>
         </w:rPr>
-        <w:t xml:space="preserve">HU-075 - </w:t>
+        <w:t xml:space="preserve">HU-073 - </w:t>
       </w:r>
       <w:proofErr w:type="spellStart"/>
       <w:r>
@@ -24379,7 +24379,7 @@
         <w:rPr>
           <w:rFonts w:ascii="Calibri" w:hAnsi="Calibri"/>
         </w:rPr>
-        <w:t xml:space="preserve">HU-076 - </w:t>
+        <w:t xml:space="preserve">HU-074 - </w:t>
       </w:r>
       <w:proofErr w:type="spellStart"/>
       <w:r>
@@ -24479,7 +24479,7 @@
         <w:rPr>
           <w:rFonts w:ascii="Calibri" w:hAnsi="Calibri"/>
         </w:rPr>
-        <w:t xml:space="preserve">HU-077 - Ambiente de </w:t>
+        <w:t xml:space="preserve">HU-075 - Ambiente de </w:t>
       </w:r>
       <w:proofErr w:type="spellStart"/>
       <w:r>
@@ -24584,7 +24584,7 @@
         <w:rPr>
           <w:rFonts w:ascii="Calibri" w:hAnsi="Calibri"/>
         </w:rPr>
-        <w:t xml:space="preserve">HU-078 - Estrategia de </w:t>
+        <w:t xml:space="preserve">HU-076 - Estrategia de </w:t>
       </w:r>
       <w:proofErr w:type="spellStart"/>
       <w:r>
@@ -24675,7 +24675,7 @@
         <w:rPr>
           <w:rFonts w:ascii="Calibri" w:hAnsi="Calibri"/>
         </w:rPr>
-        <w:t>HU-079 - Cache de catálogo con Redis</w:t>
+        <w:t>HU-077 - Cache de catálogo con Redis</w:t>
       </w:r>
       <w:bookmarkEnd w:id="107"/>
     </w:p>
@@ -24738,7 +24738,7 @@
         <w:rPr>
           <w:rFonts w:ascii="Calibri" w:hAnsi="Calibri"/>
         </w:rPr>
-        <w:t xml:space="preserve">HU-080 - Entrega de imágenes vía </w:t>
+        <w:t xml:space="preserve">HU-078 - Entrega de imágenes vía </w:t>
       </w:r>
       <w:proofErr w:type="spellStart"/>
       <w:r>
@@ -24862,7 +24862,7 @@
         <w:rPr>
           <w:rFonts w:ascii="Calibri" w:hAnsi="Calibri"/>
         </w:rPr>
-        <w:t xml:space="preserve">HU-081 - Cola de emails y trabajos en </w:t>
+        <w:t xml:space="preserve">HU-079 - Cola de emails y trabajos en </w:t>
       </w:r>
       <w:proofErr w:type="spellStart"/>
       <w:r>
@@ -24953,7 +24953,7 @@
         <w:rPr>
           <w:rFonts w:ascii="Calibri" w:hAnsi="Calibri"/>
         </w:rPr>
-        <w:t>HU-082 - Optimización de imágenes (</w:t>
+        <w:t>HU-080 - Optimización de imágenes (</w:t>
       </w:r>
       <w:proofErr w:type="spellStart"/>
       <w:r>
@@ -25097,7 +25097,7 @@
         <w:rPr>
           <w:rFonts w:ascii="Calibri" w:hAnsi="Calibri"/>
         </w:rPr>
-        <w:t>HU-083 - Cache HTTP (</w:t>
+        <w:t>HU-081 - Cache HTTP (</w:t>
       </w:r>
       <w:proofErr w:type="spellStart"/>
       <w:r>
@@ -25234,7 +25234,7 @@
         <w:rPr>
           <w:rFonts w:ascii="Calibri" w:hAnsi="Calibri"/>
         </w:rPr>
-        <w:t>HU-084 - Accesibilidad (WCAG 2.1 AA)</w:t>
+        <w:t>HU-082 - Accesibilidad (WCAG 2.1 AA)</w:t>
       </w:r>
       <w:bookmarkEnd w:id="114"/>
     </w:p>
@@ -25320,7 +25320,7 @@
         <w:rPr>
           <w:rFonts w:ascii="Calibri" w:hAnsi="Calibri"/>
         </w:rPr>
-        <w:t>HU-085 - Páginas de error (404, 500)</w:t>
+        <w:t>HU-083 - Páginas de error (404, 500)</w:t>
       </w:r>
       <w:bookmarkEnd w:id="115"/>
     </w:p>
@@ -25398,7 +25398,7 @@
         <w:rPr>
           <w:rFonts w:ascii="Calibri" w:hAnsi="Calibri"/>
         </w:rPr>
-        <w:t>HU-086 - Internacionalización (i18n)</w:t>
+        <w:t>HU-084 - Internacionalización (i18n)</w:t>
       </w:r>
       <w:bookmarkEnd w:id="116"/>
     </w:p>
@@ -25477,7 +25477,7 @@
         <w:rPr>
           <w:rFonts w:ascii="Calibri" w:hAnsi="Calibri"/>
         </w:rPr>
-        <w:t>HU-087 - Búsqueda simple de productos</w:t>
+        <w:t>HU-085 - Búsqueda simple de productos</w:t>
       </w:r>
       <w:bookmarkEnd w:id="117"/>
     </w:p>
@@ -28723,12 +28723,12 @@
         <w:t xml:space="preserve">, enforcement de stock y CI/CD. </w:t>
       </w:r>
       <w:r>
-        <w:t>(HU-037, HU-064, HU-065, HU-066, HU-068, HU-072, HU-075)</w:t>
-      </w:r>
-    </w:p>
-    <w:p>
-      <w:r>
-        <w:t>Corto plazo (1-3 meses): Completar variantes, gestión de devoluciones, cache con Redis y CDN de imágenes con Cloudinary. (HU-032, HU-033, HU-034, HU-035, HU-036, HU-041, HU-079, HU-080)</w:t>
+        <w:t>(HU-037, HU-062, HU-063, HU-064, HU-066, HU-070, HU-073)</w:t>
+      </w:r>
+    </w:p>
+    <w:p>
+      <w:r>
+        <w:t>Corto plazo (1-3 meses): Completar variantes, gestión de devoluciones, cache con Redis y CDN de imágenes con Cloudinary. (HU-032, HU-033, HU-034, HU-035, HU-036, HU-041, HU-077, HU-078)</w:t>
       </w:r>
     </w:p>
     <w:p>

--- a/deliverables/Healthora-Historias-de-Usuario.docx
+++ b/deliverables/Healthora-Historias-de-Usuario.docx
@@ -20936,7 +20936,7 @@
           <w:color w:val="555555"/>
           <w:sz w:val="18"/>
         </w:rPr>
-        <w:t>Estado: Pendiente   |   Prioridad: Media   |   Módulo: Administración   |   Tipo: Funcional</w:t>
+        <w:t>Estado: Implementada   |   Prioridad: Media   |   Módulo: Administración   |   Tipo: Funcional</w:t>
       </w:r>
     </w:p>
     <w:p>
@@ -21122,6 +21122,56 @@
         </w:tc>
       </w:tr>
     </w:tbl>
+    <w:p>
+      <w:pPr>
+        <w:pStyle w:val="Heading3"/>
+      </w:pPr>
+      <w:r>
+        <w:t>HU-103 - Rol de administrador supremo (owner)</w:t>
+      </w:r>
+    </w:p>
+    <w:p>
+      <w:pPr/>
+      <w:r>
+        <w:t>Estado: Implementada   |   Prioridad: Alta   |   Módulo: Administración   |   Tipo: Funcional</w:t>
+      </w:r>
+    </w:p>
+    <w:p>
+      <w:pPr/>
+      <w:r>
+        <w:t>Historia: Como Administrador dueño del proyecto, quiero un rol de owner que solo yo pueda tener, para controlar quién más tiene acceso de administrador y evitar que cualquier admin pueda modificar esos permisos.</w:t>
+      </w:r>
+    </w:p>
+    <w:p>
+      <w:pPr/>
+      <w:r>
+        <w:t>Criterios de aceptación:</w:t>
+      </w:r>
+    </w:p>
+    <w:p>
+      <w:pPr>
+        <w:pStyle w:val="ListBullet"/>
+      </w:pPr>
+      <w:r>
+        <w:t>Existe un rol owner, superior a admin, asignado a una única cuenta.</w:t>
+      </w:r>
+    </w:p>
+    <w:p>
+      <w:pPr>
+        <w:pStyle w:val="ListBullet"/>
+      </w:pPr>
+      <w:r>
+        <w:t>Solo el owner puede asignar o quitar el rol admin a otros usuarios.</w:t>
+      </w:r>
+    </w:p>
+    <w:p>
+      <w:pPr>
+        <w:pStyle w:val="ListBullet"/>
+      </w:pPr>
+      <w:r>
+        <w:t>El owner no puede ser degradado ni eliminado por ningún otro usuario.</w:t>
+      </w:r>
+    </w:p>
     <w:p>
       <w:pPr>
         <w:pStyle w:val="Heading3"/>

--- a/deliverables/Healthora-Historias-de-Usuario.docx
+++ b/deliverables/Healthora-Historias-de-Usuario.docx
@@ -20221,6 +20221,65 @@
       </w:pPr>
       <w:r>
         <w:t>El cliente puede quitar productos o pasar uno al carrito desde la comparación.</w:t>
+      </w:r>
+    </w:p>
+    <w:p>
+      <w:pPr>
+        <w:pStyle w:val="Heading3"/>
+      </w:pPr>
+      <w:r>
+        <w:t>HU-104 - Indicador de compras recientes en la ficha de producto (estilo Amazon)</w:t>
+      </w:r>
+    </w:p>
+    <w:p>
+      <w:pPr/>
+      <w:r>
+        <w:t>Estado: Pendiente   |   Prioridad: Baja   |   Módulo: Ecommerce   |   Tipo: Funcional</w:t>
+      </w:r>
+    </w:p>
+    <w:p>
+      <w:pPr/>
+      <w:r>
+        <w:rPr>
+          <w:b/>
+        </w:rPr>
+        <w:t xml:space="preserve">Historia: </w:t>
+      </w:r>
+      <w:r>
+        <w:t>Como Cliente, quiero ver cuántas unidades de un producto se compraron en el último mes, para tener una señal de confianza (prueba social) al decidir mi compra.</w:t>
+      </w:r>
+    </w:p>
+    <w:p>
+      <w:pPr/>
+      <w:r>
+        <w:rPr>
+          <w:b/>
+        </w:rPr>
+        <w:t>Criterios de aceptación:</w:t>
+      </w:r>
+    </w:p>
+    <w:p>
+      <w:pPr>
+        <w:pStyle w:val="ListBullet"/>
+      </w:pPr>
+      <w:r>
+        <w:t>El sistema calcula, por producto, las unidades vendidas en los últimos 30 días a partir de órdenes con pago confirmado.</w:t>
+      </w:r>
+    </w:p>
+    <w:p>
+      <w:pPr>
+        <w:pStyle w:val="ListBullet"/>
+      </w:pPr>
+      <w:r>
+        <w:t>La tarjeta de producto y la ficha muestran un indicador (ej. "500+ compraron el último mes") solo si el conteo supera un umbral mínimo configurado.</w:t>
+      </w:r>
+    </w:p>
+    <w:p>
+      <w:pPr>
+        <w:pStyle w:val="ListBullet"/>
+      </w:pPr>
+      <w:r>
+        <w:t>El conteo se redondea a rangos (10+, 50+, 100+, 1K+...) en vez de mostrar la cifra exacta, siguiendo el mismo criterio de HU-200 (no exponer cantidades exactas de stock).</w:t>
       </w:r>
     </w:p>
     <w:p>

--- a/deliverables/Healthora-Historias-de-Usuario.docx
+++ b/deliverables/Healthora-Historias-de-Usuario.docx
@@ -10737,20 +10737,20 @@
               <w:rPr>
                 <w:sz w:val="19"/>
               </w:rPr>
+              <w:t>2</w:t>
+            </w:r>
+          </w:p>
+        </w:tc>
+        <w:tc>
+          <w:tcPr>
+            <w:tcW w:w="1440" w:type="dxa"/>
+          </w:tcPr>
+          <w:p>
+            <w:r>
+              <w:rPr>
+                <w:sz w:val="19"/>
+              </w:rPr>
               <w:t>4</w:t>
-            </w:r>
-          </w:p>
-        </w:tc>
-        <w:tc>
-          <w:tcPr>
-            <w:tcW w:w="1440" w:type="dxa"/>
-          </w:tcPr>
-          <w:p>
-            <w:r>
-              <w:rPr>
-                <w:sz w:val="19"/>
-              </w:rPr>
-              <w:t>6</w:t>
             </w:r>
           </w:p>
         </w:tc>
@@ -10807,7 +10807,7 @@
               <w:rPr>
                 <w:sz w:val="19"/>
               </w:rPr>
-              <w:t>3</w:t>
+              <w:t>2</w:t>
             </w:r>
           </w:p>
         </w:tc>
@@ -10820,7 +10820,7 @@
               <w:rPr>
                 <w:sz w:val="19"/>
               </w:rPr>
-              <w:t>3</w:t>
+              <w:t>2</w:t>
             </w:r>
           </w:p>
         </w:tc>
@@ -11237,7 +11237,7 @@
                 <w:b/>
                 <w:sz w:val="19"/>
               </w:rPr>
-              <w:t>28</w:t>
+              <w:t>25</w:t>
             </w:r>
           </w:p>
         </w:tc>
@@ -11247,7 +11247,7 @@
           </w:tcPr>
           <w:p>
             <w:r>
-              <w:t>93</w:t>
+              <w:t>90</w:t>
             </w:r>
           </w:p>
         </w:tc>
@@ -23559,21 +23559,21 @@
       <w:pPr>
         <w:pStyle w:val="Heading3"/>
       </w:pPr>
-      <w:bookmarkStart w:id="94" w:name="_Toc234359033"/>
+      <w:bookmarkStart w:id="96" w:name="_Toc234359035"/>
       <w:r>
         <w:rPr>
           <w:rFonts w:ascii="Calibri" w:hAnsi="Calibri"/>
         </w:rPr>
-        <w:t xml:space="preserve">HU-067 - Error tracking con </w:t>
+        <w:t xml:space="preserve">HU-069 - Alertas y monitoreo de </w:t>
       </w:r>
       <w:proofErr w:type="spellStart"/>
       <w:r>
         <w:rPr>
           <w:rFonts w:ascii="Calibri" w:hAnsi="Calibri"/>
         </w:rPr>
-        <w:t>PostHog</w:t>
-      </w:r>
-      <w:bookmarkEnd w:id="94"/>
+        <w:t>uptime</w:t>
+      </w:r>
+      <w:bookmarkEnd w:id="96"/>
       <w:proofErr w:type="spellEnd"/>
     </w:p>
     <w:p>
@@ -23582,7 +23582,7 @@
           <w:color w:val="555555"/>
           <w:sz w:val="18"/>
         </w:rPr>
-        <w:t xml:space="preserve">Estado: Pendiente   |   Prioridad: Alta   |   Módulo: </w:t>
+        <w:t xml:space="preserve">Estado: Pendiente   |   Prioridad: Media   |   Módulo: </w:t>
       </w:r>
       <w:proofErr w:type="spellStart"/>
       <w:r>
@@ -23609,28 +23609,36 @@
         <w:t xml:space="preserve">Historia: </w:t>
       </w:r>
       <w:r>
-        <w:t xml:space="preserve">Como DevOps / Plataforma, quiero capturar errores no controlados en </w:t>
+        <w:t xml:space="preserve">Como DevOps / Plataforma, quiero recibir alertas ante caídas o degradaciones del servicio, para reaccionar rápido y minimizar </w:t>
       </w:r>
       <w:proofErr w:type="spellStart"/>
       <w:r>
-        <w:t>PostHog</w:t>
+        <w:t>perdida</w:t>
       </w:r>
       <w:proofErr w:type="spellEnd"/>
       <w:r>
-        <w:t xml:space="preserve"> (Error Tracking), para detectar y reaccionar a fallos en producción. (Sustituye a </w:t>
+        <w:t xml:space="preserve"> de ingresos.</w:t>
+      </w:r>
+    </w:p>
+    <w:p>
+      <w:r>
+        <w:t>Criterios de aceptación:</w:t>
+      </w:r>
+    </w:p>
+    <w:p>
+      <w:pPr>
+        <w:pStyle w:val="ListBullet"/>
+      </w:pPr>
+      <w:r>
+        <w:t xml:space="preserve">Un monitor externo verifica el </w:t>
       </w:r>
       <w:proofErr w:type="spellStart"/>
       <w:r>
-        <w:t>Sentry</w:t>
+        <w:t>uptime</w:t>
       </w:r>
       <w:proofErr w:type="spellEnd"/>
       <w:r>
-        <w:t>; la consulta de errores se expone en el panel de analítica HU-054.)</w:t>
-      </w:r>
-    </w:p>
-    <w:p>
-      <w:r>
-        <w:t>Criterios de aceptación:</w:t>
+        <w:t xml:space="preserve"> periódicamente.</w:t>
       </w:r>
     </w:p>
     <w:p>
@@ -23638,85 +23646,65 @@
         <w:pStyle w:val="ListBullet"/>
       </w:pPr>
       <w:r>
-        <w:t xml:space="preserve">Las excepciones del </w:t>
+        <w:t>Las caídas generan alertas por canal configurable.</w:t>
+      </w:r>
+    </w:p>
+    <w:p>
+      <w:pPr>
+        <w:pStyle w:val="ListBullet"/>
+      </w:pPr>
+      <w:r>
+        <w:t>Se registra el historial de disponibilidad.</w:t>
+      </w:r>
+    </w:p>
+    <w:p>
+      <w:pPr>
+        <w:pStyle w:val="Heading2"/>
+      </w:pPr>
+      <w:bookmarkStart w:id="97" w:name="_Toc234359036"/>
+      <w:r>
+        <w:rPr>
+          <w:rFonts w:ascii="Calibri" w:hAnsi="Calibri"/>
+        </w:rPr>
+        <w:lastRenderedPageBreak/>
+        <w:t xml:space="preserve">4.3 </w:t>
       </w:r>
       <w:proofErr w:type="spellStart"/>
       <w:r>
-        <w:t>backend</w:t>
-      </w:r>
+        <w:rPr>
+          <w:rFonts w:ascii="Calibri" w:hAnsi="Calibri"/>
+        </w:rPr>
+        <w:t>Testing</w:t>
+      </w:r>
+      <w:bookmarkEnd w:id="97"/>
       <w:proofErr w:type="spellEnd"/>
-      <w:r>
-        <w:t xml:space="preserve"> y </w:t>
+    </w:p>
+    <w:p>
+      <w:pPr>
+        <w:pStyle w:val="Heading3"/>
+      </w:pPr>
+      <w:bookmarkStart w:id="98" w:name="_Toc234359037"/>
+      <w:r>
+        <w:rPr>
+          <w:rFonts w:ascii="Calibri" w:hAnsi="Calibri"/>
+        </w:rPr>
+        <w:t xml:space="preserve">HU-070 - </w:t>
       </w:r>
       <w:proofErr w:type="spellStart"/>
       <w:r>
-        <w:t>frontend</w:t>
+        <w:rPr>
+          <w:rFonts w:ascii="Calibri" w:hAnsi="Calibri"/>
+        </w:rPr>
+        <w:t>Tests</w:t>
       </w:r>
       <w:proofErr w:type="spellEnd"/>
       <w:r>
-        <w:t xml:space="preserve"> se reportan a </w:t>
-      </w:r>
-      <w:proofErr w:type="spellStart"/>
-      <w:r>
-        <w:t>PostHog</w:t>
-      </w:r>
-      <w:proofErr w:type="spellEnd"/>
-      <w:r>
-        <w:t>.</w:t>
-      </w:r>
-    </w:p>
-    <w:p>
-      <w:pPr>
-        <w:pStyle w:val="ListBullet"/>
-      </w:pPr>
-      <w:r>
-        <w:t xml:space="preserve">Cada error incluye </w:t>
-      </w:r>
-      <w:proofErr w:type="spellStart"/>
-      <w:r>
-        <w:t>stack</w:t>
-      </w:r>
-      <w:proofErr w:type="spellEnd"/>
-      <w:r>
-        <w:t xml:space="preserve"> trace y contexto del usuario.</w:t>
-      </w:r>
-    </w:p>
-    <w:p>
-      <w:pPr>
-        <w:pStyle w:val="ListBullet"/>
-      </w:pPr>
-      <w:r>
-        <w:t>Se configuran alertas ante picos de errores.</w:t>
-      </w:r>
-    </w:p>
-    <w:p>
-      <w:pPr>
-        <w:pStyle w:val="ListBullet"/>
-      </w:pPr>
-      <w:r>
-        <w:t xml:space="preserve">Los errores recientes son visibles para el </w:t>
-      </w:r>
-      <w:proofErr w:type="spellStart"/>
-      <w:r>
-        <w:t>admin</w:t>
-      </w:r>
-      <w:proofErr w:type="spellEnd"/>
-      <w:r>
-        <w:t xml:space="preserve"> vía HU-054 (MCP ⊆ UI).</w:t>
-      </w:r>
-    </w:p>
-    <w:p>
-      <w:pPr>
-        <w:pStyle w:val="Heading3"/>
-      </w:pPr>
-      <w:bookmarkStart w:id="95" w:name="_Toc234359034"/>
-      <w:r>
         <w:rPr>
           <w:rFonts w:ascii="Calibri" w:hAnsi="Calibri"/>
         </w:rPr>
-        <w:t>HU-068 - APM y métricas de rendimiento</w:t>
-      </w:r>
-      <w:bookmarkEnd w:id="95"/>
+        <w:t xml:space="preserve"> de integración de flujos críticos</w:t>
+      </w:r>
+      <w:bookmarkEnd w:id="98"/>
     </w:p>
     <w:p>
       <w:r>
@@ -23724,7 +23712,7 @@
           <w:color w:val="555555"/>
           <w:sz w:val="18"/>
         </w:rPr>
-        <w:t xml:space="preserve">Estado: Pendiente   |   Prioridad: Media   |   Módulo: </w:t>
+        <w:t xml:space="preserve">Estado: Pendiente   |   Prioridad: Alta   |   Módulo: </w:t>
       </w:r>
       <w:proofErr w:type="spellStart"/>
       <w:r>
@@ -23732,7 +23720,7 @@
           <w:color w:val="555555"/>
           <w:sz w:val="18"/>
         </w:rPr>
-        <w:t>Observabilidad</w:t>
+        <w:t>Testing</w:t>
       </w:r>
       <w:proofErr w:type="spellEnd"/>
       <w:r>
@@ -23751,44 +23739,92 @@
         <w:t xml:space="preserve">Historia: </w:t>
       </w:r>
       <w:r>
-        <w:t xml:space="preserve">Como DevOps / Plataforma, quiero recolectar métricas de rendimiento de la aplicación (APM), para poder definir y cumplir </w:t>
+        <w:t xml:space="preserve">Como Desarrollador, quiero tener </w:t>
       </w:r>
       <w:proofErr w:type="spellStart"/>
       <w:r>
-        <w:t>SLAs</w:t>
+        <w:t>tests</w:t>
       </w:r>
       <w:proofErr w:type="spellEnd"/>
       <w:r>
+        <w:t xml:space="preserve"> de integración para </w:t>
+      </w:r>
+      <w:proofErr w:type="spellStart"/>
+      <w:r>
+        <w:t>checkout</w:t>
+      </w:r>
+      <w:proofErr w:type="spellEnd"/>
+      <w:r>
+        <w:t xml:space="preserve">, creación de orden y </w:t>
+      </w:r>
+      <w:proofErr w:type="spellStart"/>
+      <w:r>
+        <w:t>webhook</w:t>
+      </w:r>
+      <w:proofErr w:type="spellEnd"/>
+      <w:r>
+        <w:t xml:space="preserve"> de Stripe, para evitar regresiones en los flujos de pago.</w:t>
+      </w:r>
+    </w:p>
+    <w:p>
+      <w:r>
+        <w:t>Criterios de aceptación:</w:t>
+      </w:r>
+    </w:p>
+    <w:p>
+      <w:pPr>
+        <w:pStyle w:val="ListBullet"/>
+      </w:pPr>
+      <w:r>
+        <w:t xml:space="preserve">Existen </w:t>
+      </w:r>
+      <w:proofErr w:type="spellStart"/>
+      <w:r>
+        <w:t>tests</w:t>
+      </w:r>
+      <w:proofErr w:type="spellEnd"/>
+      <w:r>
+        <w:t xml:space="preserve"> de integración del flujo de </w:t>
+      </w:r>
+      <w:proofErr w:type="spellStart"/>
+      <w:r>
+        <w:t>checkout</w:t>
+      </w:r>
+      <w:proofErr w:type="spellEnd"/>
+      <w:r>
         <w:t>.</w:t>
       </w:r>
     </w:p>
     <w:p>
-      <w:r>
-        <w:t>Criterios de aceptación:</w:t>
-      </w:r>
-    </w:p>
-    <w:p>
       <w:pPr>
         <w:pStyle w:val="ListBullet"/>
       </w:pPr>
       <w:r>
-        <w:t xml:space="preserve">Se capturan latencias y </w:t>
+        <w:t xml:space="preserve">Se prueba la creación de orden y el procesamiento del </w:t>
       </w:r>
       <w:proofErr w:type="spellStart"/>
       <w:r>
-        <w:t>throughput</w:t>
+        <w:t>webhook</w:t>
       </w:r>
       <w:proofErr w:type="spellEnd"/>
       <w:r>
-        <w:t xml:space="preserve"> por </w:t>
+        <w:t>.</w:t>
+      </w:r>
+    </w:p>
+    <w:p>
+      <w:pPr>
+        <w:pStyle w:val="ListBullet"/>
+      </w:pPr>
+      <w:r>
+        <w:t xml:space="preserve">Los </w:t>
       </w:r>
       <w:proofErr w:type="spellStart"/>
       <w:r>
-        <w:t>endpoint</w:t>
+        <w:t>tests</w:t>
       </w:r>
       <w:proofErr w:type="spellEnd"/>
       <w:r>
-        <w:t>.</w:t>
+        <w:t xml:space="preserve"> corren contra una base de datos de prueba.</w:t>
       </w:r>
     </w:p>
     <w:p>
@@ -23796,37 +23832,35 @@
         <w:pStyle w:val="ListBullet"/>
       </w:pPr>
       <w:r>
-        <w:t>Las métricas se visualizan en un panel.</w:t>
-      </w:r>
-    </w:p>
-    <w:p>
-      <w:pPr>
-        <w:pStyle w:val="ListBullet"/>
-      </w:pPr>
-      <w:r>
-        <w:t>Se definen umbrales de alerta.</w:t>
+        <w:t>Se ejecutan en el pipeline de CI.</w:t>
       </w:r>
     </w:p>
     <w:p>
       <w:pPr>
         <w:pStyle w:val="Heading3"/>
       </w:pPr>
-      <w:bookmarkStart w:id="96" w:name="_Toc234359035"/>
+      <w:bookmarkStart w:id="99" w:name="_Toc234359038"/>
       <w:r>
         <w:rPr>
           <w:rFonts w:ascii="Calibri" w:hAnsi="Calibri"/>
         </w:rPr>
-        <w:t xml:space="preserve">HU-069 - Alertas y monitoreo de </w:t>
+        <w:t xml:space="preserve">HU-071 - </w:t>
       </w:r>
       <w:proofErr w:type="spellStart"/>
       <w:r>
         <w:rPr>
           <w:rFonts w:ascii="Calibri" w:hAnsi="Calibri"/>
         </w:rPr>
-        <w:t>uptime</w:t>
-      </w:r>
-      <w:bookmarkEnd w:id="96"/>
+        <w:t>Tests</w:t>
+      </w:r>
       <w:proofErr w:type="spellEnd"/>
+      <w:r>
+        <w:rPr>
+          <w:rFonts w:ascii="Calibri" w:hAnsi="Calibri"/>
+        </w:rPr>
+        <w:t xml:space="preserve"> unitarios</w:t>
+      </w:r>
+      <w:bookmarkEnd w:id="99"/>
     </w:p>
     <w:p>
       <w:r>
@@ -23834,7 +23868,7 @@
           <w:color w:val="555555"/>
           <w:sz w:val="18"/>
         </w:rPr>
-        <w:t xml:space="preserve">Estado: Pendiente   |   Prioridad: Media   |   Módulo: </w:t>
+        <w:t xml:space="preserve">Estado: Pendiente   |   Prioridad: Alta   |   Módulo: </w:t>
       </w:r>
       <w:proofErr w:type="spellStart"/>
       <w:r>
@@ -23842,7 +23876,7 @@
           <w:color w:val="555555"/>
           <w:sz w:val="18"/>
         </w:rPr>
-        <w:t>Observabilidad</w:t>
+        <w:t>Testing</w:t>
       </w:r>
       <w:proofErr w:type="spellEnd"/>
       <w:r>
@@ -23861,15 +23895,15 @@
         <w:t xml:space="preserve">Historia: </w:t>
       </w:r>
       <w:r>
-        <w:t xml:space="preserve">Como DevOps / Plataforma, quiero recibir alertas ante caídas o degradaciones del servicio, para reaccionar rápido y minimizar </w:t>
+        <w:t xml:space="preserve">Como Desarrollador, quiero contar con </w:t>
       </w:r>
       <w:proofErr w:type="spellStart"/>
       <w:r>
-        <w:t>perdida</w:t>
+        <w:t>tests</w:t>
       </w:r>
       <w:proofErr w:type="spellEnd"/>
       <w:r>
-        <w:t xml:space="preserve"> de ingresos.</w:t>
+        <w:t xml:space="preserve"> unitarios de la lógica de negocio, para tener confianza al refactorizar.</w:t>
       </w:r>
     </w:p>
     <w:p>
@@ -23882,15 +23916,15 @@
         <w:pStyle w:val="ListBullet"/>
       </w:pPr>
       <w:r>
-        <w:t xml:space="preserve">Un monitor externo verifica el </w:t>
+        <w:t xml:space="preserve">La lógica crítica (precios, descuentos, estados) tiene </w:t>
       </w:r>
       <w:proofErr w:type="spellStart"/>
       <w:r>
-        <w:t>uptime</w:t>
+        <w:t>tests</w:t>
       </w:r>
       <w:proofErr w:type="spellEnd"/>
       <w:r>
-        <w:t xml:space="preserve"> periódicamente.</w:t>
+        <w:t xml:space="preserve"> unitarios.</w:t>
       </w:r>
     </w:p>
     <w:p>
@@ -23898,7 +23932,15 @@
         <w:pStyle w:val="ListBullet"/>
       </w:pPr>
       <w:r>
-        <w:t>Las caídas generan alertas por canal configurable.</w:t>
+        <w:t xml:space="preserve">Los </w:t>
+      </w:r>
+      <w:proofErr w:type="spellStart"/>
+      <w:r>
+        <w:t>tests</w:t>
+      </w:r>
+      <w:proofErr w:type="spellEnd"/>
+      <w:r>
+        <w:t xml:space="preserve"> corren con el runner de Bun.</w:t>
       </w:r>
     </w:p>
     <w:p>
@@ -23906,57 +23948,25 @@
         <w:pStyle w:val="ListBullet"/>
       </w:pPr>
       <w:r>
-        <w:t>Se registra el historial de disponibilidad.</w:t>
-      </w:r>
-    </w:p>
-    <w:p>
-      <w:pPr>
-        <w:pStyle w:val="Heading2"/>
-      </w:pPr>
-      <w:bookmarkStart w:id="97" w:name="_Toc234359036"/>
+        <w:t>Se mide la cobertura de código.</w:t>
+      </w:r>
+    </w:p>
+    <w:p>
+      <w:pPr>
+        <w:pStyle w:val="Heading3"/>
+        <w:rPr>
+          <w:lang w:val="en-US"/>
+        </w:rPr>
+      </w:pPr>
+      <w:bookmarkStart w:id="100" w:name="_Toc234359039"/>
       <w:r>
         <w:rPr>
           <w:rFonts w:ascii="Calibri" w:hAnsi="Calibri"/>
-        </w:rPr>
-        <w:lastRenderedPageBreak/>
-        <w:t xml:space="preserve">4.3 </w:t>
-      </w:r>
-      <w:proofErr w:type="spellStart"/>
-      <w:r>
-        <w:rPr>
-          <w:rFonts w:ascii="Calibri" w:hAnsi="Calibri"/>
-        </w:rPr>
-        <w:t>Testing</w:t>
-      </w:r>
-      <w:bookmarkEnd w:id="97"/>
-      <w:proofErr w:type="spellEnd"/>
-    </w:p>
-    <w:p>
-      <w:pPr>
-        <w:pStyle w:val="Heading3"/>
-      </w:pPr>
-      <w:bookmarkStart w:id="98" w:name="_Toc234359037"/>
-      <w:r>
-        <w:rPr>
-          <w:rFonts w:ascii="Calibri" w:hAnsi="Calibri"/>
-        </w:rPr>
-        <w:t xml:space="preserve">HU-070 - </w:t>
-      </w:r>
-      <w:proofErr w:type="spellStart"/>
-      <w:r>
-        <w:rPr>
-          <w:rFonts w:ascii="Calibri" w:hAnsi="Calibri"/>
-        </w:rPr>
-        <w:t>Tests</w:t>
-      </w:r>
-      <w:proofErr w:type="spellEnd"/>
-      <w:r>
-        <w:rPr>
-          <w:rFonts w:ascii="Calibri" w:hAnsi="Calibri"/>
-        </w:rPr>
-        <w:t xml:space="preserve"> de integración de flujos críticos</w:t>
-      </w:r>
-      <w:bookmarkEnd w:id="98"/>
+          <w:lang w:val="en-US"/>
+        </w:rPr>
+        <w:t>HU-072 - Tests end-to-end (Playwright)</w:t>
+      </w:r>
+      <w:bookmarkEnd w:id="100"/>
     </w:p>
     <w:p>
       <w:r>
@@ -23999,23 +24009,23 @@
       </w:r>
       <w:proofErr w:type="spellEnd"/>
       <w:r>
-        <w:t xml:space="preserve"> de integración para </w:t>
+        <w:t xml:space="preserve"> E2E del flujo de compra con </w:t>
       </w:r>
       <w:proofErr w:type="spellStart"/>
       <w:r>
-        <w:t>checkout</w:t>
+        <w:t>Playwright</w:t>
       </w:r>
       <w:proofErr w:type="spellEnd"/>
       <w:r>
-        <w:t xml:space="preserve">, creación de orden y </w:t>
+        <w:t xml:space="preserve">, para refactorizar con seguridad y validar el </w:t>
       </w:r>
       <w:proofErr w:type="spellStart"/>
       <w:r>
-        <w:t>webhook</w:t>
+        <w:t>journey</w:t>
       </w:r>
       <w:proofErr w:type="spellEnd"/>
       <w:r>
-        <w:t xml:space="preserve"> de Stripe, para evitar regresiones en los flujos de pago.</w:t>
+        <w:t xml:space="preserve"> completo.</w:t>
       </w:r>
     </w:p>
     <w:p>
@@ -24028,7 +24038,23 @@
         <w:pStyle w:val="ListBullet"/>
       </w:pPr>
       <w:r>
-        <w:t xml:space="preserve">Existen </w:t>
+        <w:t xml:space="preserve">Existe </w:t>
+      </w:r>
+      <w:proofErr w:type="gramStart"/>
+      <w:r>
+        <w:t>un test</w:t>
+      </w:r>
+      <w:proofErr w:type="gramEnd"/>
+      <w:r>
+        <w:t xml:space="preserve"> E2E del flujo completo de compra.</w:t>
+      </w:r>
+    </w:p>
+    <w:p>
+      <w:pPr>
+        <w:pStyle w:val="ListBullet"/>
+      </w:pPr>
+      <w:r>
+        <w:t xml:space="preserve">Los </w:t>
       </w:r>
       <w:proofErr w:type="spellStart"/>
       <w:r>
@@ -24036,11 +24062,11 @@
       </w:r>
       <w:proofErr w:type="spellEnd"/>
       <w:r>
-        <w:t xml:space="preserve"> de integración del flujo de </w:t>
+        <w:t xml:space="preserve"> E2E corren en CI de forma </w:t>
       </w:r>
       <w:proofErr w:type="spellStart"/>
       <w:r>
-        <w:t>checkout</w:t>
+        <w:t>headless</w:t>
       </w:r>
       <w:proofErr w:type="spellEnd"/>
       <w:r>
@@ -24052,67 +24078,48 @@
         <w:pStyle w:val="ListBullet"/>
       </w:pPr>
       <w:r>
-        <w:t xml:space="preserve">Se prueba la creación de orden y el procesamiento del </w:t>
+        <w:t>Se cubren los caminos felices y al menos un error.</w:t>
+      </w:r>
+    </w:p>
+    <w:p>
+      <w:pPr>
+        <w:pStyle w:val="Heading2"/>
+      </w:pPr>
+      <w:bookmarkStart w:id="101" w:name="_Toc234359040"/>
+      <w:r>
+        <w:rPr>
+          <w:rFonts w:ascii="Calibri" w:hAnsi="Calibri"/>
+        </w:rPr>
+        <w:t>4.4 DevOps</w:t>
+      </w:r>
+      <w:bookmarkEnd w:id="101"/>
+    </w:p>
+    <w:p>
+      <w:pPr>
+        <w:pStyle w:val="Heading3"/>
+      </w:pPr>
+      <w:bookmarkStart w:id="102" w:name="_Toc234359041"/>
+      <w:r>
+        <w:rPr>
+          <w:rFonts w:ascii="Calibri" w:hAnsi="Calibri"/>
+        </w:rPr>
+        <w:t xml:space="preserve">HU-073 - </w:t>
       </w:r>
       <w:proofErr w:type="spellStart"/>
       <w:r>
-        <w:t>webhook</w:t>
+        <w:rPr>
+          <w:rFonts w:ascii="Calibri" w:hAnsi="Calibri"/>
+        </w:rPr>
+        <w:t>Containerización</w:t>
       </w:r>
       <w:proofErr w:type="spellEnd"/>
       <w:r>
-        <w:t>.</w:t>
-      </w:r>
-    </w:p>
-    <w:p>
-      <w:pPr>
-        <w:pStyle w:val="ListBullet"/>
-      </w:pPr>
-      <w:r>
-        <w:t xml:space="preserve">Los </w:t>
-      </w:r>
-      <w:proofErr w:type="spellStart"/>
-      <w:r>
-        <w:t>tests</w:t>
-      </w:r>
-      <w:proofErr w:type="spellEnd"/>
-      <w:r>
-        <w:t xml:space="preserve"> corren contra una base de datos de prueba.</w:t>
-      </w:r>
-    </w:p>
-    <w:p>
-      <w:pPr>
-        <w:pStyle w:val="ListBullet"/>
-      </w:pPr>
-      <w:r>
-        <w:t>Se ejecutan en el pipeline de CI.</w:t>
-      </w:r>
-    </w:p>
-    <w:p>
-      <w:pPr>
-        <w:pStyle w:val="Heading3"/>
-      </w:pPr>
-      <w:bookmarkStart w:id="99" w:name="_Toc234359038"/>
-      <w:r>
         <w:rPr>
           <w:rFonts w:ascii="Calibri" w:hAnsi="Calibri"/>
         </w:rPr>
-        <w:t xml:space="preserve">HU-071 - </w:t>
-      </w:r>
-      <w:proofErr w:type="spellStart"/>
-      <w:r>
-        <w:rPr>
-          <w:rFonts w:ascii="Calibri" w:hAnsi="Calibri"/>
-        </w:rPr>
-        <w:t>Tests</w:t>
-      </w:r>
-      <w:proofErr w:type="spellEnd"/>
-      <w:r>
-        <w:rPr>
-          <w:rFonts w:ascii="Calibri" w:hAnsi="Calibri"/>
-        </w:rPr>
-        <w:t xml:space="preserve"> unitarios</w:t>
-      </w:r>
-      <w:bookmarkEnd w:id="99"/>
+        <w:t xml:space="preserve"> y CI/CD</w:t>
+      </w:r>
+      <w:bookmarkEnd w:id="102"/>
     </w:p>
     <w:p>
       <w:r>
@@ -24120,23 +24127,240 @@
           <w:color w:val="555555"/>
           <w:sz w:val="18"/>
         </w:rPr>
-        <w:t xml:space="preserve">Estado: Pendiente   |   Prioridad: Alta   |   Módulo: </w:t>
+        <w:t>Estado: Pendiente   |   Prioridad: Alta   |   Módulo: DevOps   |   Tipo: No funcional</w:t>
+      </w:r>
+    </w:p>
+    <w:p>
+      <w:r>
+        <w:rPr>
+          <w:b/>
+        </w:rPr>
+        <w:t xml:space="preserve">Historia: </w:t>
+      </w:r>
+      <w:r>
+        <w:t xml:space="preserve">Como DevOps / Plataforma, quiero disponer de </w:t>
       </w:r>
       <w:proofErr w:type="spellStart"/>
+      <w:r>
+        <w:t>Dockerfile</w:t>
+      </w:r>
+      <w:proofErr w:type="spellEnd"/>
+      <w:r>
+        <w:t xml:space="preserve"> y un pipeline de CI/CD (GitHub </w:t>
+      </w:r>
+      <w:proofErr w:type="spellStart"/>
+      <w:r>
+        <w:t>Actions</w:t>
+      </w:r>
+      <w:proofErr w:type="spellEnd"/>
+      <w:r>
+        <w:t>), para lograr despliegues reproducibles y sin error humano.</w:t>
+      </w:r>
+    </w:p>
+    <w:p>
+      <w:r>
+        <w:lastRenderedPageBreak/>
+        <w:t>Criterios de aceptación:</w:t>
+      </w:r>
+    </w:p>
+    <w:p>
+      <w:pPr>
+        <w:pStyle w:val="ListBullet"/>
+      </w:pPr>
+      <w:r>
+        <w:t xml:space="preserve">Existe un </w:t>
+      </w:r>
+      <w:proofErr w:type="spellStart"/>
+      <w:r>
+        <w:t>Dockerfile</w:t>
+      </w:r>
+      <w:proofErr w:type="spellEnd"/>
+      <w:r>
+        <w:t xml:space="preserve"> que construye la aplicación.</w:t>
+      </w:r>
+    </w:p>
+    <w:p>
+      <w:pPr>
+        <w:pStyle w:val="ListBullet"/>
+      </w:pPr>
+      <w:r>
+        <w:t xml:space="preserve">El pipeline ejecuta </w:t>
+      </w:r>
+      <w:proofErr w:type="spellStart"/>
+      <w:r>
+        <w:t>build</w:t>
+      </w:r>
+      <w:proofErr w:type="spellEnd"/>
+      <w:r>
+        <w:t xml:space="preserve">, </w:t>
+      </w:r>
+      <w:proofErr w:type="spellStart"/>
+      <w:r>
+        <w:t>lint</w:t>
+      </w:r>
+      <w:proofErr w:type="spellEnd"/>
+      <w:r>
+        <w:t xml:space="preserve"> y </w:t>
+      </w:r>
+      <w:proofErr w:type="spellStart"/>
+      <w:r>
+        <w:t>tests</w:t>
+      </w:r>
+      <w:proofErr w:type="spellEnd"/>
+      <w:r>
+        <w:t xml:space="preserve"> en cada </w:t>
+      </w:r>
+      <w:proofErr w:type="spellStart"/>
+      <w:r>
+        <w:t>push</w:t>
+      </w:r>
+      <w:proofErr w:type="spellEnd"/>
+      <w:r>
+        <w:t>.</w:t>
+      </w:r>
+    </w:p>
+    <w:p>
+      <w:pPr>
+        <w:pStyle w:val="ListBullet"/>
+      </w:pPr>
+      <w:r>
+        <w:t>El despliegue se automatiza tras pasar el pipeline.</w:t>
+      </w:r>
+    </w:p>
+    <w:p>
+      <w:pPr>
+        <w:pStyle w:val="Heading3"/>
+      </w:pPr>
+      <w:bookmarkStart w:id="103" w:name="_Toc234359042"/>
+      <w:r>
+        <w:rPr>
+          <w:rFonts w:ascii="Calibri" w:hAnsi="Calibri"/>
+        </w:rPr>
+        <w:t xml:space="preserve">HU-074 - </w:t>
+      </w:r>
+      <w:proofErr w:type="spellStart"/>
+      <w:r>
+        <w:rPr>
+          <w:rFonts w:ascii="Calibri" w:hAnsi="Calibri"/>
+        </w:rPr>
+        <w:t>Backups</w:t>
+      </w:r>
+      <w:proofErr w:type="spellEnd"/>
+      <w:r>
+        <w:rPr>
+          <w:rFonts w:ascii="Calibri" w:hAnsi="Calibri"/>
+        </w:rPr>
+        <w:t xml:space="preserve"> automatizados de MongoDB Atlas</w:t>
+      </w:r>
+      <w:bookmarkEnd w:id="103"/>
+    </w:p>
+    <w:p>
       <w:r>
         <w:rPr>
           <w:color w:val="555555"/>
           <w:sz w:val="18"/>
         </w:rPr>
-        <w:t>Testing</w:t>
+        <w:t>Estado: Pendiente   |   Prioridad: Alta   |   Módulo: DevOps   |   Tipo: No funcional</w:t>
+      </w:r>
+    </w:p>
+    <w:p>
+      <w:r>
+        <w:rPr>
+          <w:b/>
+        </w:rPr>
+        <w:t xml:space="preserve">Historia: </w:t>
+      </w:r>
+      <w:r>
+        <w:t xml:space="preserve">Como DevOps / Plataforma, quiero contar con </w:t>
+      </w:r>
+      <w:proofErr w:type="spellStart"/>
+      <w:r>
+        <w:t>backups</w:t>
       </w:r>
       <w:proofErr w:type="spellEnd"/>
+      <w:r>
+        <w:t xml:space="preserve"> automáticos y restaurables de la base de datos, para recuperar la información ante una </w:t>
+      </w:r>
+      <w:proofErr w:type="spellStart"/>
+      <w:r>
+        <w:t>perdida</w:t>
+      </w:r>
+      <w:proofErr w:type="spellEnd"/>
+      <w:r>
+        <w:t xml:space="preserve"> de datos.</w:t>
+      </w:r>
+    </w:p>
+    <w:p>
+      <w:r>
+        <w:t>Criterios de aceptación:</w:t>
+      </w:r>
+    </w:p>
+    <w:p>
+      <w:pPr>
+        <w:pStyle w:val="ListBullet"/>
+      </w:pPr>
+      <w:r>
+        <w:t xml:space="preserve">Los </w:t>
+      </w:r>
+      <w:proofErr w:type="spellStart"/>
+      <w:r>
+        <w:t>backups</w:t>
+      </w:r>
+      <w:proofErr w:type="spellEnd"/>
+      <w:r>
+        <w:t xml:space="preserve"> se ejecutan de forma automática y periódica.</w:t>
+      </w:r>
+    </w:p>
+    <w:p>
+      <w:pPr>
+        <w:pStyle w:val="ListBullet"/>
+      </w:pPr>
+      <w:r>
+        <w:t>Se valida la restauración en un entorno de prueba.</w:t>
+      </w:r>
+    </w:p>
+    <w:p>
+      <w:pPr>
+        <w:pStyle w:val="ListBullet"/>
+      </w:pPr>
+      <w:r>
+        <w:t>Se define una política de retención.</w:t>
+      </w:r>
+    </w:p>
+    <w:p>
+      <w:pPr>
+        <w:pStyle w:val="Heading3"/>
+      </w:pPr>
+      <w:bookmarkStart w:id="104" w:name="_Toc234359043"/>
+      <w:r>
+        <w:rPr>
+          <w:rFonts w:ascii="Calibri" w:hAnsi="Calibri"/>
+        </w:rPr>
+        <w:t xml:space="preserve">HU-075 - Ambiente de </w:t>
+      </w:r>
+      <w:proofErr w:type="spellStart"/>
+      <w:r>
+        <w:rPr>
+          <w:rFonts w:ascii="Calibri" w:hAnsi="Calibri"/>
+        </w:rPr>
+        <w:t>staging</w:t>
+      </w:r>
+      <w:proofErr w:type="spellEnd"/>
+      <w:r>
+        <w:rPr>
+          <w:rFonts w:ascii="Calibri" w:hAnsi="Calibri"/>
+        </w:rPr>
+        <w:t xml:space="preserve"> separado</w:t>
+      </w:r>
+      <w:bookmarkEnd w:id="104"/>
+    </w:p>
+    <w:p>
       <w:r>
         <w:rPr>
           <w:color w:val="555555"/>
           <w:sz w:val="18"/>
         </w:rPr>
-        <w:t xml:space="preserve">   |   Tipo: No funcional</w:t>
+        <w:t>Estado: Pendiente   |   Prioridad: Alta   |   Módulo: DevOps   |   Tipo: No funcional</w:t>
       </w:r>
     </w:p>
     <w:p>
@@ -24147,15 +24371,15 @@
         <w:t xml:space="preserve">Historia: </w:t>
       </w:r>
       <w:r>
-        <w:t xml:space="preserve">Como Desarrollador, quiero contar con </w:t>
+        <w:t xml:space="preserve">Como DevOps / Plataforma, quiero disponer de un entorno de </w:t>
       </w:r>
       <w:proofErr w:type="spellStart"/>
       <w:r>
-        <w:t>tests</w:t>
+        <w:t>staging</w:t>
       </w:r>
       <w:proofErr w:type="spellEnd"/>
       <w:r>
-        <w:t xml:space="preserve"> unitarios de la lógica de negocio, para tener confianza al refactorizar.</w:t>
+        <w:t xml:space="preserve"> separado de producción, para probar cambios antes de liberarlos a clientes.</w:t>
       </w:r>
     </w:p>
     <w:p>
@@ -24168,15 +24392,15 @@
         <w:pStyle w:val="ListBullet"/>
       </w:pPr>
       <w:r>
-        <w:t xml:space="preserve">La lógica crítica (precios, descuentos, estados) tiene </w:t>
+        <w:t xml:space="preserve">Existe un entorno </w:t>
       </w:r>
       <w:proofErr w:type="spellStart"/>
       <w:r>
-        <w:t>tests</w:t>
+        <w:t>staging</w:t>
       </w:r>
       <w:proofErr w:type="spellEnd"/>
       <w:r>
-        <w:t xml:space="preserve"> unitarios.</w:t>
+        <w:t xml:space="preserve"> con datos no productivos.</w:t>
       </w:r>
     </w:p>
     <w:p>
@@ -24184,41 +24408,50 @@
         <w:pStyle w:val="ListBullet"/>
       </w:pPr>
       <w:r>
-        <w:t xml:space="preserve">Los </w:t>
+        <w:t xml:space="preserve">El pipeline despliega a </w:t>
       </w:r>
       <w:proofErr w:type="spellStart"/>
       <w:r>
-        <w:t>tests</w:t>
+        <w:t>staging</w:t>
       </w:r>
       <w:proofErr w:type="spellEnd"/>
       <w:r>
-        <w:t xml:space="preserve"> corren con el runner de Bun.</w:t>
+        <w:t xml:space="preserve"> antes que a producción.</w:t>
       </w:r>
     </w:p>
     <w:p>
       <w:pPr>
         <w:pStyle w:val="ListBullet"/>
       </w:pPr>
-      <w:r>
-        <w:t>Se mide la cobertura de código.</w:t>
+      <w:proofErr w:type="spellStart"/>
+      <w:r>
+        <w:t>Staging</w:t>
+      </w:r>
+      <w:proofErr w:type="spellEnd"/>
+      <w:r>
+        <w:t xml:space="preserve"> replica la configuración de producción.</w:t>
       </w:r>
     </w:p>
     <w:p>
       <w:pPr>
         <w:pStyle w:val="Heading3"/>
-        <w:rPr>
-          <w:lang w:val="en-US"/>
-        </w:rPr>
-      </w:pPr>
-      <w:bookmarkStart w:id="100" w:name="_Toc234359039"/>
+      </w:pPr>
+      <w:bookmarkStart w:id="105" w:name="_Toc234359044"/>
       <w:r>
         <w:rPr>
           <w:rFonts w:ascii="Calibri" w:hAnsi="Calibri"/>
-          <w:lang w:val="en-US"/>
-        </w:rPr>
-        <w:t>HU-072 - Tests end-to-end (Playwright)</w:t>
-      </w:r>
-      <w:bookmarkEnd w:id="100"/>
+        </w:rPr>
+        <w:t xml:space="preserve">HU-076 - Estrategia de </w:t>
+      </w:r>
+      <w:proofErr w:type="spellStart"/>
+      <w:r>
+        <w:rPr>
+          <w:rFonts w:ascii="Calibri" w:hAnsi="Calibri"/>
+        </w:rPr>
+        <w:t>rollback</w:t>
+      </w:r>
+      <w:bookmarkEnd w:id="105"/>
+      <w:proofErr w:type="spellEnd"/>
     </w:p>
     <w:p>
       <w:r>
@@ -24226,23 +24459,167 @@
           <w:color w:val="555555"/>
           <w:sz w:val="18"/>
         </w:rPr>
-        <w:t xml:space="preserve">Estado: Pendiente   |   Prioridad: Alta   |   Módulo: </w:t>
+        <w:t>Estado: Pendiente   |   Prioridad: Media   |   Módulo: DevOps   |   Tipo: No funcional</w:t>
+      </w:r>
+    </w:p>
+    <w:p>
+      <w:r>
+        <w:rPr>
+          <w:b/>
+        </w:rPr>
+        <w:t xml:space="preserve">Historia: </w:t>
+      </w:r>
+      <w:r>
+        <w:t>Como DevOps / Plataforma, quiero poder revertir rápidamente un despliegue defectuoso, para mitigar el impacto de un bug crítico.</w:t>
+      </w:r>
+    </w:p>
+    <w:p>
+      <w:r>
+        <w:t>Criterios de aceptación:</w:t>
+      </w:r>
+    </w:p>
+    <w:p>
+      <w:pPr>
+        <w:pStyle w:val="ListBullet"/>
+      </w:pPr>
+      <w:r>
+        <w:t>El sistema permite volver a la versión anterior con un paso.</w:t>
+      </w:r>
+    </w:p>
+    <w:p>
+      <w:pPr>
+        <w:pStyle w:val="ListBullet"/>
+      </w:pPr>
+      <w:r>
+        <w:t xml:space="preserve">El </w:t>
       </w:r>
       <w:proofErr w:type="spellStart"/>
+      <w:r>
+        <w:t>rollback</w:t>
+      </w:r>
+      <w:proofErr w:type="spellEnd"/>
+      <w:r>
+        <w:t xml:space="preserve"> está documentado y probado.</w:t>
+      </w:r>
+    </w:p>
+    <w:p>
+      <w:pPr>
+        <w:pStyle w:val="ListBullet"/>
+      </w:pPr>
+      <w:r>
+        <w:t>Las migraciones de datos son compatibles hacia atrás cuando es posible.</w:t>
+      </w:r>
+    </w:p>
+    <w:p>
+      <w:pPr>
+        <w:pStyle w:val="Heading2"/>
+      </w:pPr>
+      <w:bookmarkStart w:id="106" w:name="_Toc234359045"/>
+      <w:r>
+        <w:rPr>
+          <w:rFonts w:ascii="Calibri" w:hAnsi="Calibri"/>
+        </w:rPr>
+        <w:t>4.5 Escalabilidad</w:t>
+      </w:r>
+      <w:bookmarkEnd w:id="106"/>
+    </w:p>
+    <w:p>
+      <w:pPr>
+        <w:pStyle w:val="Heading3"/>
+      </w:pPr>
+      <w:bookmarkStart w:id="107" w:name="_Toc234359046"/>
+      <w:r>
+        <w:rPr>
+          <w:rFonts w:ascii="Calibri" w:hAnsi="Calibri"/>
+        </w:rPr>
+        <w:t>HU-077 - Cache de catálogo con Redis</w:t>
+      </w:r>
+      <w:bookmarkEnd w:id="107"/>
+    </w:p>
+    <w:p>
       <w:r>
         <w:rPr>
           <w:color w:val="555555"/>
           <w:sz w:val="18"/>
         </w:rPr>
-        <w:t>Testing</w:t>
+        <w:t>Estado: Pendiente   |   Prioridad: Media   |   Módulo: Escalabilidad   |   Tipo: No funcional</w:t>
+      </w:r>
+    </w:p>
+    <w:p>
+      <w:r>
+        <w:rPr>
+          <w:b/>
+        </w:rPr>
+        <w:lastRenderedPageBreak/>
+        <w:t xml:space="preserve">Historia: </w:t>
+      </w:r>
+      <w:r>
+        <w:t>Como Sistema, quiero cachear las respuestas del catálogo en Redis, para reducir los accesos a la base de datos y mejorar el rendimiento.</w:t>
+      </w:r>
+    </w:p>
+    <w:p>
+      <w:r>
+        <w:t>Criterios de aceptación:</w:t>
+      </w:r>
+    </w:p>
+    <w:p>
+      <w:pPr>
+        <w:pStyle w:val="ListBullet"/>
+      </w:pPr>
+      <w:r>
+        <w:t>Las consultas de catálogo frecuentes se sirven desde cache.</w:t>
+      </w:r>
+    </w:p>
+    <w:p>
+      <w:pPr>
+        <w:pStyle w:val="ListBullet"/>
+      </w:pPr>
+      <w:r>
+        <w:t>La cache se invalida al actualizar productos.</w:t>
+      </w:r>
+    </w:p>
+    <w:p>
+      <w:pPr>
+        <w:pStyle w:val="ListBullet"/>
+      </w:pPr>
+      <w:r>
+        <w:t>Se define un TTL adecuado.</w:t>
+      </w:r>
+    </w:p>
+    <w:p>
+      <w:pPr>
+        <w:pStyle w:val="Heading3"/>
+      </w:pPr>
+      <w:bookmarkStart w:id="108" w:name="_Toc234359047"/>
+      <w:r>
+        <w:rPr>
+          <w:rFonts w:ascii="Calibri" w:hAnsi="Calibri"/>
+        </w:rPr>
+        <w:t xml:space="preserve">HU-078 - Entrega de imágenes vía </w:t>
+      </w:r>
+      <w:proofErr w:type="spellStart"/>
+      <w:r>
+        <w:rPr>
+          <w:rFonts w:ascii="Calibri" w:hAnsi="Calibri"/>
+        </w:rPr>
+        <w:t>Cloudinary</w:t>
       </w:r>
       <w:proofErr w:type="spellEnd"/>
+      <w:r>
+        <w:rPr>
+          <w:rFonts w:ascii="Calibri" w:hAnsi="Calibri"/>
+        </w:rPr>
+        <w:t xml:space="preserve"> (CDN)</w:t>
+      </w:r>
+      <w:bookmarkEnd w:id="108"/>
+    </w:p>
+    <w:p>
       <w:r>
         <w:rPr>
           <w:color w:val="555555"/>
           <w:sz w:val="18"/>
         </w:rPr>
-        <w:t xml:space="preserve">   |   Tipo: No funcional</w:t>
+        <w:t>Estado: Pendiente   |   Prioridad: Alta   |   Módulo: Escalabilidad   |   Tipo: No funcional</w:t>
       </w:r>
     </w:p>
     <w:p>
@@ -24253,36 +24630,76 @@
         <w:t xml:space="preserve">Historia: </w:t>
       </w:r>
       <w:r>
-        <w:t xml:space="preserve">Como Desarrollador, quiero tener </w:t>
+        <w:t xml:space="preserve">Como Sistema, quiero almacenar y servir las imágenes de productos a través de </w:t>
       </w:r>
       <w:proofErr w:type="spellStart"/>
       <w:r>
-        <w:t>tests</w:t>
+        <w:t>Cloudinary</w:t>
       </w:r>
       <w:proofErr w:type="spellEnd"/>
       <w:r>
-        <w:t xml:space="preserve"> E2E del flujo de compra con </w:t>
+        <w:t>, para escalar la entrega con su CDN global y reducir latencia sin gestionar infraestructura propia.</w:t>
+      </w:r>
+    </w:p>
+    <w:p>
+      <w:r>
+        <w:t>Criterios de aceptación:</w:t>
+      </w:r>
+    </w:p>
+    <w:p>
+      <w:pPr>
+        <w:pStyle w:val="ListBullet"/>
+      </w:pPr>
+      <w:r>
+        <w:t xml:space="preserve">Las imágenes se almacenan y sirven desde </w:t>
       </w:r>
       <w:proofErr w:type="spellStart"/>
       <w:r>
-        <w:t>Playwright</w:t>
+        <w:t>Cloudinary</w:t>
       </w:r>
       <w:proofErr w:type="spellEnd"/>
       <w:r>
-        <w:t xml:space="preserve">, para refactorizar con seguridad y validar el </w:t>
+        <w:t xml:space="preserve"> (CDN), no desde el servidor de la </w:t>
+      </w:r>
+      <w:proofErr w:type="gramStart"/>
+      <w:r>
+        <w:t>app</w:t>
+      </w:r>
+      <w:proofErr w:type="gramEnd"/>
+      <w:r>
+        <w:t>.</w:t>
+      </w:r>
+    </w:p>
+    <w:p>
+      <w:pPr>
+        <w:pStyle w:val="ListBullet"/>
+      </w:pPr>
+      <w:r>
+        <w:t xml:space="preserve">Las </w:t>
       </w:r>
       <w:proofErr w:type="spellStart"/>
       <w:r>
-        <w:t>journey</w:t>
+        <w:t>URLs</w:t>
       </w:r>
       <w:proofErr w:type="spellEnd"/>
       <w:r>
-        <w:t xml:space="preserve"> completo.</w:t>
-      </w:r>
-    </w:p>
-    <w:p>
-      <w:r>
-        <w:t>Criterios de aceptación:</w:t>
+        <w:t xml:space="preserve"> apuntan a </w:t>
+      </w:r>
+      <w:proofErr w:type="spellStart"/>
+      <w:r>
+        <w:t>Cloudinary</w:t>
+      </w:r>
+      <w:proofErr w:type="spellEnd"/>
+      <w:r>
+        <w:t xml:space="preserve"> con transformaciones (</w:t>
+      </w:r>
+      <w:proofErr w:type="spellStart"/>
+      <w:r>
+        <w:t>resize</w:t>
+      </w:r>
+      <w:proofErr w:type="spellEnd"/>
+      <w:r>
+        <w:t>, recorte, formato) bajo demanda.</w:t>
       </w:r>
     </w:p>
     <w:p>
@@ -24290,754 +24707,7 @@
         <w:pStyle w:val="ListBullet"/>
       </w:pPr>
       <w:r>
-        <w:t xml:space="preserve">Existe </w:t>
-      </w:r>
-      <w:proofErr w:type="gramStart"/>
-      <w:r>
-        <w:t>un test</w:t>
-      </w:r>
-      <w:proofErr w:type="gramEnd"/>
-      <w:r>
-        <w:t xml:space="preserve"> E2E del flujo completo de compra.</w:t>
-      </w:r>
-    </w:p>
-    <w:p>
-      <w:pPr>
-        <w:pStyle w:val="ListBullet"/>
-      </w:pPr>
-      <w:r>
-        <w:t xml:space="preserve">Los </w:t>
-      </w:r>
-      <w:proofErr w:type="spellStart"/>
-      <w:r>
-        <w:t>tests</w:t>
-      </w:r>
-      <w:proofErr w:type="spellEnd"/>
-      <w:r>
-        <w:t xml:space="preserve"> E2E corren en CI de forma </w:t>
-      </w:r>
-      <w:proofErr w:type="spellStart"/>
-      <w:r>
-        <w:t>headless</w:t>
-      </w:r>
-      <w:proofErr w:type="spellEnd"/>
-      <w:r>
-        <w:t>.</w:t>
-      </w:r>
-    </w:p>
-    <w:p>
-      <w:pPr>
-        <w:pStyle w:val="ListBullet"/>
-      </w:pPr>
-      <w:r>
-        <w:t>Se cubren los caminos felices y al menos un error.</w:t>
-      </w:r>
-    </w:p>
-    <w:p>
-      <w:pPr>
-        <w:pStyle w:val="Heading2"/>
-      </w:pPr>
-      <w:bookmarkStart w:id="101" w:name="_Toc234359040"/>
-      <w:r>
-        <w:rPr>
-          <w:rFonts w:ascii="Calibri" w:hAnsi="Calibri"/>
-        </w:rPr>
-        <w:t>4.4 DevOps</w:t>
-      </w:r>
-      <w:bookmarkEnd w:id="101"/>
-    </w:p>
-    <w:p>
-      <w:pPr>
-        <w:pStyle w:val="Heading3"/>
-      </w:pPr>
-      <w:bookmarkStart w:id="102" w:name="_Toc234359041"/>
-      <w:r>
-        <w:rPr>
-          <w:rFonts w:ascii="Calibri" w:hAnsi="Calibri"/>
-        </w:rPr>
-        <w:t xml:space="preserve">HU-073 - </w:t>
-      </w:r>
-      <w:proofErr w:type="spellStart"/>
-      <w:r>
-        <w:rPr>
-          <w:rFonts w:ascii="Calibri" w:hAnsi="Calibri"/>
-        </w:rPr>
-        <w:t>Containerización</w:t>
-      </w:r>
-      <w:proofErr w:type="spellEnd"/>
-      <w:r>
-        <w:rPr>
-          <w:rFonts w:ascii="Calibri" w:hAnsi="Calibri"/>
-        </w:rPr>
-        <w:t xml:space="preserve"> y CI/CD</w:t>
-      </w:r>
-      <w:bookmarkEnd w:id="102"/>
-    </w:p>
-    <w:p>
-      <w:r>
-        <w:rPr>
-          <w:color w:val="555555"/>
-          <w:sz w:val="18"/>
-        </w:rPr>
-        <w:t>Estado: Pendiente   |   Prioridad: Alta   |   Módulo: DevOps   |   Tipo: No funcional</w:t>
-      </w:r>
-    </w:p>
-    <w:p>
-      <w:r>
-        <w:rPr>
-          <w:b/>
-        </w:rPr>
-        <w:t xml:space="preserve">Historia: </w:t>
-      </w:r>
-      <w:r>
-        <w:t xml:space="preserve">Como DevOps / Plataforma, quiero disponer de </w:t>
-      </w:r>
-      <w:proofErr w:type="spellStart"/>
-      <w:r>
-        <w:t>Dockerfile</w:t>
-      </w:r>
-      <w:proofErr w:type="spellEnd"/>
-      <w:r>
-        <w:t xml:space="preserve"> y un pipeline de CI/CD (GitHub </w:t>
-      </w:r>
-      <w:proofErr w:type="spellStart"/>
-      <w:r>
-        <w:t>Actions</w:t>
-      </w:r>
-      <w:proofErr w:type="spellEnd"/>
-      <w:r>
-        <w:t>), para lograr despliegues reproducibles y sin error humano.</w:t>
-      </w:r>
-    </w:p>
-    <w:p>
-      <w:r>
-        <w:lastRenderedPageBreak/>
-        <w:t>Criterios de aceptación:</w:t>
-      </w:r>
-    </w:p>
-    <w:p>
-      <w:pPr>
-        <w:pStyle w:val="ListBullet"/>
-      </w:pPr>
-      <w:r>
-        <w:t xml:space="preserve">Existe un </w:t>
-      </w:r>
-      <w:proofErr w:type="spellStart"/>
-      <w:r>
-        <w:t>Dockerfile</w:t>
-      </w:r>
-      <w:proofErr w:type="spellEnd"/>
-      <w:r>
-        <w:t xml:space="preserve"> que construye la aplicación.</w:t>
-      </w:r>
-    </w:p>
-    <w:p>
-      <w:pPr>
-        <w:pStyle w:val="ListBullet"/>
-      </w:pPr>
-      <w:r>
-        <w:t xml:space="preserve">El pipeline ejecuta </w:t>
-      </w:r>
-      <w:proofErr w:type="spellStart"/>
-      <w:r>
-        <w:t>build</w:t>
-      </w:r>
-      <w:proofErr w:type="spellEnd"/>
-      <w:r>
-        <w:t xml:space="preserve">, </w:t>
-      </w:r>
-      <w:proofErr w:type="spellStart"/>
-      <w:r>
-        <w:t>lint</w:t>
-      </w:r>
-      <w:proofErr w:type="spellEnd"/>
-      <w:r>
-        <w:t xml:space="preserve"> y </w:t>
-      </w:r>
-      <w:proofErr w:type="spellStart"/>
-      <w:r>
-        <w:t>tests</w:t>
-      </w:r>
-      <w:proofErr w:type="spellEnd"/>
-      <w:r>
-        <w:t xml:space="preserve"> en cada </w:t>
-      </w:r>
-      <w:proofErr w:type="spellStart"/>
-      <w:r>
-        <w:t>push</w:t>
-      </w:r>
-      <w:proofErr w:type="spellEnd"/>
-      <w:r>
-        <w:t>.</w:t>
-      </w:r>
-    </w:p>
-    <w:p>
-      <w:pPr>
-        <w:pStyle w:val="ListBullet"/>
-      </w:pPr>
-      <w:r>
-        <w:t>El despliegue se automatiza tras pasar el pipeline.</w:t>
-      </w:r>
-    </w:p>
-    <w:p>
-      <w:pPr>
-        <w:pStyle w:val="Heading3"/>
-      </w:pPr>
-      <w:bookmarkStart w:id="103" w:name="_Toc234359042"/>
-      <w:r>
-        <w:rPr>
-          <w:rFonts w:ascii="Calibri" w:hAnsi="Calibri"/>
-        </w:rPr>
-        <w:t xml:space="preserve">HU-074 - </w:t>
-      </w:r>
-      <w:proofErr w:type="spellStart"/>
-      <w:r>
-        <w:rPr>
-          <w:rFonts w:ascii="Calibri" w:hAnsi="Calibri"/>
-        </w:rPr>
-        <w:t>Backups</w:t>
-      </w:r>
-      <w:proofErr w:type="spellEnd"/>
-      <w:r>
-        <w:rPr>
-          <w:rFonts w:ascii="Calibri" w:hAnsi="Calibri"/>
-        </w:rPr>
-        <w:t xml:space="preserve"> automatizados de MongoDB Atlas</w:t>
-      </w:r>
-      <w:bookmarkEnd w:id="103"/>
-    </w:p>
-    <w:p>
-      <w:r>
-        <w:rPr>
-          <w:color w:val="555555"/>
-          <w:sz w:val="18"/>
-        </w:rPr>
-        <w:t>Estado: Pendiente   |   Prioridad: Alta   |   Módulo: DevOps   |   Tipo: No funcional</w:t>
-      </w:r>
-    </w:p>
-    <w:p>
-      <w:r>
-        <w:rPr>
-          <w:b/>
-        </w:rPr>
-        <w:t xml:space="preserve">Historia: </w:t>
-      </w:r>
-      <w:r>
-        <w:t xml:space="preserve">Como DevOps / Plataforma, quiero contar con </w:t>
-      </w:r>
-      <w:proofErr w:type="spellStart"/>
-      <w:r>
-        <w:t>backups</w:t>
-      </w:r>
-      <w:proofErr w:type="spellEnd"/>
-      <w:r>
-        <w:t xml:space="preserve"> automáticos y restaurables de la base de datos, para recuperar la información ante una </w:t>
-      </w:r>
-      <w:proofErr w:type="spellStart"/>
-      <w:r>
-        <w:t>perdida</w:t>
-      </w:r>
-      <w:proofErr w:type="spellEnd"/>
-      <w:r>
-        <w:t xml:space="preserve"> de datos.</w:t>
-      </w:r>
-    </w:p>
-    <w:p>
-      <w:r>
-        <w:t>Criterios de aceptación:</w:t>
-      </w:r>
-    </w:p>
-    <w:p>
-      <w:pPr>
-        <w:pStyle w:val="ListBullet"/>
-      </w:pPr>
-      <w:r>
-        <w:t xml:space="preserve">Los </w:t>
-      </w:r>
-      <w:proofErr w:type="spellStart"/>
-      <w:r>
-        <w:t>backups</w:t>
-      </w:r>
-      <w:proofErr w:type="spellEnd"/>
-      <w:r>
-        <w:t xml:space="preserve"> se ejecutan de forma automática y periódica.</w:t>
-      </w:r>
-    </w:p>
-    <w:p>
-      <w:pPr>
-        <w:pStyle w:val="ListBullet"/>
-      </w:pPr>
-      <w:r>
-        <w:t>Se valida la restauración en un entorno de prueba.</w:t>
-      </w:r>
-    </w:p>
-    <w:p>
-      <w:pPr>
-        <w:pStyle w:val="ListBullet"/>
-      </w:pPr>
-      <w:r>
-        <w:t>Se define una política de retención.</w:t>
-      </w:r>
-    </w:p>
-    <w:p>
-      <w:pPr>
-        <w:pStyle w:val="Heading3"/>
-      </w:pPr>
-      <w:bookmarkStart w:id="104" w:name="_Toc234359043"/>
-      <w:r>
-        <w:rPr>
-          <w:rFonts w:ascii="Calibri" w:hAnsi="Calibri"/>
-        </w:rPr>
-        <w:t xml:space="preserve">HU-075 - Ambiente de </w:t>
-      </w:r>
-      <w:proofErr w:type="spellStart"/>
-      <w:r>
-        <w:rPr>
-          <w:rFonts w:ascii="Calibri" w:hAnsi="Calibri"/>
-        </w:rPr>
-        <w:t>staging</w:t>
-      </w:r>
-      <w:proofErr w:type="spellEnd"/>
-      <w:r>
-        <w:rPr>
-          <w:rFonts w:ascii="Calibri" w:hAnsi="Calibri"/>
-        </w:rPr>
-        <w:t xml:space="preserve"> separado</w:t>
-      </w:r>
-      <w:bookmarkEnd w:id="104"/>
-    </w:p>
-    <w:p>
-      <w:r>
-        <w:rPr>
-          <w:color w:val="555555"/>
-          <w:sz w:val="18"/>
-        </w:rPr>
-        <w:t>Estado: Pendiente   |   Prioridad: Alta   |   Módulo: DevOps   |   Tipo: No funcional</w:t>
-      </w:r>
-    </w:p>
-    <w:p>
-      <w:r>
-        <w:rPr>
-          <w:b/>
-        </w:rPr>
-        <w:t xml:space="preserve">Historia: </w:t>
-      </w:r>
-      <w:r>
-        <w:t xml:space="preserve">Como DevOps / Plataforma, quiero disponer de un entorno de </w:t>
-      </w:r>
-      <w:proofErr w:type="spellStart"/>
-      <w:r>
-        <w:t>staging</w:t>
-      </w:r>
-      <w:proofErr w:type="spellEnd"/>
-      <w:r>
-        <w:t xml:space="preserve"> separado de producción, para probar cambios antes de liberarlos a clientes.</w:t>
-      </w:r>
-    </w:p>
-    <w:p>
-      <w:r>
-        <w:t>Criterios de aceptación:</w:t>
-      </w:r>
-    </w:p>
-    <w:p>
-      <w:pPr>
-        <w:pStyle w:val="ListBullet"/>
-      </w:pPr>
-      <w:r>
-        <w:t xml:space="preserve">Existe un entorno </w:t>
-      </w:r>
-      <w:proofErr w:type="spellStart"/>
-      <w:r>
-        <w:t>staging</w:t>
-      </w:r>
-      <w:proofErr w:type="spellEnd"/>
-      <w:r>
-        <w:t xml:space="preserve"> con datos no productivos.</w:t>
-      </w:r>
-    </w:p>
-    <w:p>
-      <w:pPr>
-        <w:pStyle w:val="ListBullet"/>
-      </w:pPr>
-      <w:r>
-        <w:t xml:space="preserve">El pipeline despliega a </w:t>
-      </w:r>
-      <w:proofErr w:type="spellStart"/>
-      <w:r>
-        <w:t>staging</w:t>
-      </w:r>
-      <w:proofErr w:type="spellEnd"/>
-      <w:r>
-        <w:t xml:space="preserve"> antes que a producción.</w:t>
-      </w:r>
-    </w:p>
-    <w:p>
-      <w:pPr>
-        <w:pStyle w:val="ListBullet"/>
-      </w:pPr>
-      <w:proofErr w:type="spellStart"/>
-      <w:r>
-        <w:t>Staging</w:t>
-      </w:r>
-      <w:proofErr w:type="spellEnd"/>
-      <w:r>
-        <w:t xml:space="preserve"> replica la configuración de producción.</w:t>
-      </w:r>
-    </w:p>
-    <w:p>
-      <w:pPr>
-        <w:pStyle w:val="Heading3"/>
-      </w:pPr>
-      <w:bookmarkStart w:id="105" w:name="_Toc234359044"/>
-      <w:r>
-        <w:rPr>
-          <w:rFonts w:ascii="Calibri" w:hAnsi="Calibri"/>
-        </w:rPr>
-        <w:t xml:space="preserve">HU-076 - Estrategia de </w:t>
-      </w:r>
-      <w:proofErr w:type="spellStart"/>
-      <w:r>
-        <w:rPr>
-          <w:rFonts w:ascii="Calibri" w:hAnsi="Calibri"/>
-        </w:rPr>
-        <w:t>rollback</w:t>
-      </w:r>
-      <w:bookmarkEnd w:id="105"/>
-      <w:proofErr w:type="spellEnd"/>
-    </w:p>
-    <w:p>
-      <w:r>
-        <w:rPr>
-          <w:color w:val="555555"/>
-          <w:sz w:val="18"/>
-        </w:rPr>
-        <w:t>Estado: Pendiente   |   Prioridad: Media   |   Módulo: DevOps   |   Tipo: No funcional</w:t>
-      </w:r>
-    </w:p>
-    <w:p>
-      <w:r>
-        <w:rPr>
-          <w:b/>
-        </w:rPr>
-        <w:t xml:space="preserve">Historia: </w:t>
-      </w:r>
-      <w:r>
-        <w:t>Como DevOps / Plataforma, quiero poder revertir rápidamente un despliegue defectuoso, para mitigar el impacto de un bug crítico.</w:t>
-      </w:r>
-    </w:p>
-    <w:p>
-      <w:r>
-        <w:t>Criterios de aceptación:</w:t>
-      </w:r>
-    </w:p>
-    <w:p>
-      <w:pPr>
-        <w:pStyle w:val="ListBullet"/>
-      </w:pPr>
-      <w:r>
-        <w:t>El sistema permite volver a la versión anterior con un paso.</w:t>
-      </w:r>
-    </w:p>
-    <w:p>
-      <w:pPr>
-        <w:pStyle w:val="ListBullet"/>
-      </w:pPr>
-      <w:r>
-        <w:t xml:space="preserve">El </w:t>
-      </w:r>
-      <w:proofErr w:type="spellStart"/>
-      <w:r>
-        <w:t>rollback</w:t>
-      </w:r>
-      <w:proofErr w:type="spellEnd"/>
-      <w:r>
-        <w:t xml:space="preserve"> está documentado y probado.</w:t>
-      </w:r>
-    </w:p>
-    <w:p>
-      <w:pPr>
-        <w:pStyle w:val="ListBullet"/>
-      </w:pPr>
-      <w:r>
-        <w:t>Las migraciones de datos son compatibles hacia atrás cuando es posible.</w:t>
-      </w:r>
-    </w:p>
-    <w:p>
-      <w:pPr>
-        <w:pStyle w:val="Heading2"/>
-      </w:pPr>
-      <w:bookmarkStart w:id="106" w:name="_Toc234359045"/>
-      <w:r>
-        <w:rPr>
-          <w:rFonts w:ascii="Calibri" w:hAnsi="Calibri"/>
-        </w:rPr>
-        <w:t>4.5 Escalabilidad</w:t>
-      </w:r>
-      <w:bookmarkEnd w:id="106"/>
-    </w:p>
-    <w:p>
-      <w:pPr>
-        <w:pStyle w:val="Heading3"/>
-      </w:pPr>
-      <w:bookmarkStart w:id="107" w:name="_Toc234359046"/>
-      <w:r>
-        <w:rPr>
-          <w:rFonts w:ascii="Calibri" w:hAnsi="Calibri"/>
-        </w:rPr>
-        <w:t>HU-077 - Cache de catálogo con Redis</w:t>
-      </w:r>
-      <w:bookmarkEnd w:id="107"/>
-    </w:p>
-    <w:p>
-      <w:r>
-        <w:rPr>
-          <w:color w:val="555555"/>
-          <w:sz w:val="18"/>
-        </w:rPr>
-        <w:t>Estado: Pendiente   |   Prioridad: Media   |   Módulo: Escalabilidad   |   Tipo: No funcional</w:t>
-      </w:r>
-    </w:p>
-    <w:p>
-      <w:r>
-        <w:rPr>
-          <w:b/>
-        </w:rPr>
-        <w:lastRenderedPageBreak/>
-        <w:t xml:space="preserve">Historia: </w:t>
-      </w:r>
-      <w:r>
-        <w:t>Como Sistema, quiero cachear las respuestas del catálogo en Redis, para reducir los accesos a la base de datos y mejorar el rendimiento.</w:t>
-      </w:r>
-    </w:p>
-    <w:p>
-      <w:r>
-        <w:t>Criterios de aceptación:</w:t>
-      </w:r>
-    </w:p>
-    <w:p>
-      <w:pPr>
-        <w:pStyle w:val="ListBullet"/>
-      </w:pPr>
-      <w:r>
-        <w:t>Las consultas de catálogo frecuentes se sirven desde cache.</w:t>
-      </w:r>
-    </w:p>
-    <w:p>
-      <w:pPr>
-        <w:pStyle w:val="ListBullet"/>
-      </w:pPr>
-      <w:r>
-        <w:t>La cache se invalida al actualizar productos.</w:t>
-      </w:r>
-    </w:p>
-    <w:p>
-      <w:pPr>
-        <w:pStyle w:val="ListBullet"/>
-      </w:pPr>
-      <w:r>
-        <w:t>Se define un TTL adecuado.</w:t>
-      </w:r>
-    </w:p>
-    <w:p>
-      <w:pPr>
-        <w:pStyle w:val="Heading3"/>
-      </w:pPr>
-      <w:bookmarkStart w:id="108" w:name="_Toc234359047"/>
-      <w:r>
-        <w:rPr>
-          <w:rFonts w:ascii="Calibri" w:hAnsi="Calibri"/>
-        </w:rPr>
-        <w:t xml:space="preserve">HU-078 - Entrega de imágenes vía </w:t>
-      </w:r>
-      <w:proofErr w:type="spellStart"/>
-      <w:r>
-        <w:rPr>
-          <w:rFonts w:ascii="Calibri" w:hAnsi="Calibri"/>
-        </w:rPr>
-        <w:t>Cloudinary</w:t>
-      </w:r>
-      <w:proofErr w:type="spellEnd"/>
-      <w:r>
-        <w:rPr>
-          <w:rFonts w:ascii="Calibri" w:hAnsi="Calibri"/>
-        </w:rPr>
-        <w:t xml:space="preserve"> (CDN)</w:t>
-      </w:r>
-      <w:bookmarkEnd w:id="108"/>
-    </w:p>
-    <w:p>
-      <w:r>
-        <w:rPr>
-          <w:color w:val="555555"/>
-          <w:sz w:val="18"/>
-        </w:rPr>
-        <w:t>Estado: Pendiente   |   Prioridad: Alta   |   Módulo: Escalabilidad   |   Tipo: No funcional</w:t>
-      </w:r>
-    </w:p>
-    <w:p>
-      <w:r>
-        <w:rPr>
-          <w:b/>
-        </w:rPr>
-        <w:t xml:space="preserve">Historia: </w:t>
-      </w:r>
-      <w:r>
-        <w:t xml:space="preserve">Como Sistema, quiero almacenar y servir las imágenes de productos a través de </w:t>
-      </w:r>
-      <w:proofErr w:type="spellStart"/>
-      <w:r>
-        <w:t>Cloudinary</w:t>
-      </w:r>
-      <w:proofErr w:type="spellEnd"/>
-      <w:r>
-        <w:t>, para escalar la entrega con su CDN global y reducir latencia sin gestionar infraestructura propia.</w:t>
-      </w:r>
-    </w:p>
-    <w:p>
-      <w:r>
-        <w:t>Criterios de aceptación:</w:t>
-      </w:r>
-    </w:p>
-    <w:p>
-      <w:pPr>
-        <w:pStyle w:val="ListBullet"/>
-      </w:pPr>
-      <w:r>
-        <w:t xml:space="preserve">Las imágenes se almacenan y sirven desde </w:t>
-      </w:r>
-      <w:proofErr w:type="spellStart"/>
-      <w:r>
-        <w:t>Cloudinary</w:t>
-      </w:r>
-      <w:proofErr w:type="spellEnd"/>
-      <w:r>
-        <w:t xml:space="preserve"> (CDN), no desde el servidor de la </w:t>
-      </w:r>
-      <w:proofErr w:type="gramStart"/>
-      <w:r>
-        <w:t>app</w:t>
-      </w:r>
-      <w:proofErr w:type="gramEnd"/>
-      <w:r>
-        <w:t>.</w:t>
-      </w:r>
-    </w:p>
-    <w:p>
-      <w:pPr>
-        <w:pStyle w:val="ListBullet"/>
-      </w:pPr>
-      <w:r>
-        <w:t xml:space="preserve">Las </w:t>
-      </w:r>
-      <w:proofErr w:type="spellStart"/>
-      <w:r>
-        <w:t>URLs</w:t>
-      </w:r>
-      <w:proofErr w:type="spellEnd"/>
-      <w:r>
-        <w:t xml:space="preserve"> apuntan a </w:t>
-      </w:r>
-      <w:proofErr w:type="spellStart"/>
-      <w:r>
-        <w:t>Cloudinary</w:t>
-      </w:r>
-      <w:proofErr w:type="spellEnd"/>
-      <w:r>
-        <w:t xml:space="preserve"> con transformaciones (</w:t>
-      </w:r>
-      <w:proofErr w:type="spellStart"/>
-      <w:r>
-        <w:t>resize</w:t>
-      </w:r>
-      <w:proofErr w:type="spellEnd"/>
-      <w:r>
-        <w:t>, recorte, formato) bajo demanda.</w:t>
-      </w:r>
-    </w:p>
-    <w:p>
-      <w:pPr>
-        <w:pStyle w:val="ListBullet"/>
-      </w:pPr>
-      <w:r>
         <w:t>El propio CDN aplica cabeceras de cache de larga duración.</w:t>
-      </w:r>
-    </w:p>
-    <w:p>
-      <w:pPr>
-        <w:pStyle w:val="Heading3"/>
-      </w:pPr>
-      <w:bookmarkStart w:id="109" w:name="_Toc234359048"/>
-      <w:r>
-        <w:rPr>
-          <w:rFonts w:ascii="Calibri" w:hAnsi="Calibri"/>
-        </w:rPr>
-        <w:t xml:space="preserve">HU-079 - Cola de emails y trabajos en </w:t>
-      </w:r>
-      <w:proofErr w:type="spellStart"/>
-      <w:r>
-        <w:rPr>
-          <w:rFonts w:ascii="Calibri" w:hAnsi="Calibri"/>
-        </w:rPr>
-        <w:t>background</w:t>
-      </w:r>
-      <w:bookmarkEnd w:id="109"/>
-      <w:proofErr w:type="spellEnd"/>
-    </w:p>
-    <w:p>
-      <w:r>
-        <w:rPr>
-          <w:color w:val="555555"/>
-          <w:sz w:val="18"/>
-        </w:rPr>
-        <w:t>Estado: Pendiente   |   Prioridad: Media   |   Módulo: Escalabilidad   |   Tipo: No funcional</w:t>
-      </w:r>
-    </w:p>
-    <w:p>
-      <w:r>
-        <w:rPr>
-          <w:b/>
-        </w:rPr>
-        <w:t xml:space="preserve">Historia: </w:t>
-      </w:r>
-      <w:r>
-        <w:t>Como Sistema, quiero procesar emails y tareas pesadas en una cola en segundo plano, para no bloquear las respuestas del servidor.</w:t>
-      </w:r>
-    </w:p>
-    <w:p>
-      <w:r>
-        <w:t>Criterios de aceptación:</w:t>
-      </w:r>
-    </w:p>
-    <w:p>
-      <w:pPr>
-        <w:pStyle w:val="ListBullet"/>
-      </w:pPr>
-      <w:r>
-        <w:t>El envío de emails se encola y procesa de forma asíncrona.</w:t>
-      </w:r>
-    </w:p>
-    <w:p>
-      <w:pPr>
-        <w:pStyle w:val="ListBullet"/>
-      </w:pPr>
-      <w:r>
-        <w:t xml:space="preserve">Los trabajos fallidos se reintentan con </w:t>
-      </w:r>
-      <w:proofErr w:type="spellStart"/>
-      <w:r>
-        <w:t>backoff</w:t>
-      </w:r>
-      <w:proofErr w:type="spellEnd"/>
-      <w:r>
-        <w:t>.</w:t>
-      </w:r>
-    </w:p>
-    <w:p>
-      <w:pPr>
-        <w:pStyle w:val="ListBullet"/>
-      </w:pPr>
-      <w:r>
-        <w:t>El estado de la cola es observable.</w:t>
       </w:r>
     </w:p>
     <w:p>

--- a/deliverables/Healthora-Historias-de-Usuario.docx
+++ b/deliverables/Healthora-Historias-de-Usuario.docx
@@ -21576,72 +21576,49 @@
         <w:rPr>
           <w:b/>
         </w:rPr>
-        <w:lastRenderedPageBreak/>
-        <w:t xml:space="preserve">Historia: </w:t>
-      </w:r>
-      <w:r>
-        <w:t xml:space="preserve">Como Administrador, quiero ver un panel de analítica de producto con </w:t>
-      </w:r>
+        <w:t>Historia: Como Administrador, quiero ver un panel de analítica de producto con PostHog (embudos, conversión y abandono de carrito), para tomar decisiones basadas en el comportamiento real de los usuarios.</w:t>
+      </w:r>
+      <w:r/>
       <w:proofErr w:type="spellStart"/>
+      <w:r/>
+      <w:proofErr w:type="spellEnd"/>
+      <w:r/>
+    </w:p>
+    <w:p>
+      <w:r>
+        <w:t>Criterios de aceptación:</w:t>
+      </w:r>
+    </w:p>
+    <w:p>
+      <w:pPr>
+        <w:pStyle w:val="ListBullet"/>
+      </w:pPr>
+      <w:r>
+        <w:t xml:space="preserve">El panel muestra el embudo de </w:t>
+      </w:r>
+      <w:proofErr w:type="spellStart"/>
+      <w:r>
+        <w:t>checkout</w:t>
+      </w:r>
+      <w:proofErr w:type="spellEnd"/>
+      <w:r>
+        <w:t xml:space="preserve"> y la tasa de conversión por periodo.</w:t>
+      </w:r>
+    </w:p>
+    <w:p>
+      <w:pPr>
+        <w:pStyle w:val="ListBullet"/>
+      </w:pPr>
+      <w:r>
+        <w:t xml:space="preserve">Se visualiza el abandono de carrito y los eventos clave capturados por </w:t>
+      </w:r>
+      <w:proofErr w:type="spellStart"/>
       <w:r>
         <w:t>PostHog</w:t>
       </w:r>
       <w:proofErr w:type="spellEnd"/>
       <w:r>
-        <w:t xml:space="preserve"> (embudos, conversión, abandono de carrito y errores recientes), para tomar decisiones basadas en el comportamiento real de los usuarios.</w:t>
-      </w:r>
-    </w:p>
-    <w:p>
-      <w:r>
-        <w:t>Criterios de aceptación:</w:t>
-      </w:r>
-    </w:p>
-    <w:p>
-      <w:pPr>
-        <w:pStyle w:val="ListBullet"/>
-      </w:pPr>
-      <w:r>
-        <w:t xml:space="preserve">El panel muestra el embudo de </w:t>
-      </w:r>
-      <w:proofErr w:type="spellStart"/>
-      <w:r>
-        <w:t>checkout</w:t>
-      </w:r>
-      <w:proofErr w:type="spellEnd"/>
-      <w:r>
-        <w:t xml:space="preserve"> y la tasa de conversión por periodo.</w:t>
-      </w:r>
-    </w:p>
-    <w:p>
-      <w:pPr>
-        <w:pStyle w:val="ListBullet"/>
-      </w:pPr>
-      <w:r>
-        <w:t xml:space="preserve">Se visualiza el abandono de carrito y los eventos clave capturados por </w:t>
-      </w:r>
-      <w:proofErr w:type="spellStart"/>
-      <w:r>
-        <w:t>PostHog</w:t>
-      </w:r>
-      <w:proofErr w:type="spellEnd"/>
-      <w:r>
         <w:t>.</w:t>
-      </w:r>
-    </w:p>
-    <w:p>
-      <w:pPr>
-        <w:pStyle w:val="ListBullet"/>
-      </w:pPr>
-      <w:r>
-        <w:t xml:space="preserve">El panel lista los errores recientes capturados (error tracking de </w:t>
-      </w:r>
-      <w:proofErr w:type="spellStart"/>
-      <w:r>
-        <w:t>PostHog</w:t>
-      </w:r>
-      <w:proofErr w:type="spellEnd"/>
-      <w:r>
-        <w:t>).</w:t>
       </w:r>
     </w:p>
     <w:p>

--- a/deliverables/Healthora-Historias-de-Usuario.docx
+++ b/deliverables/Healthora-Historias-de-Usuario.docx
@@ -20337,7 +20337,7 @@
     </w:p>
     <w:p>
       <w:r>
-        <w:t>Historia: Como Cliente, quiero elegir un producto de muestra gratis entre las opciones habilitadas por el administrador, mostradas en un orden distinto cada vez, para descubrir productos de forma variada al finalizar mi compra.</w:t>
+        <w:t>Historia: Como Cliente, quiero elegir un producto de muestra gratis entre las opciones habilitadas automáticamente por precio (o por el administrador puntualmente), mostradas en un orden distinto cada vez, para descubrir productos de forma variada al finalizar mi compra.</w:t>
       </w:r>
     </w:p>
     <w:p>
@@ -20350,7 +20350,7 @@
         <w:pStyle w:val="ListBullet"/>
       </w:pPr>
       <w:r>
-        <w:t>El administrador marca qué productos califican como muestra gratis desde el editor de producto, reemplazando el corte fijo de precio que se usaba antes.</w:t>
+        <w:t>El administrador define un precio máximo desde el panel (sección Productos); cualquier producto, o una de sus variantes/combinaciones, califica automáticamente si su precio está bajo ese tope.</w:t>
       </w:r>
     </w:p>
     <w:p>
@@ -20358,7 +20358,7 @@
         <w:pStyle w:val="ListBullet"/>
       </w:pPr>
       <w:r>
-        <w:t>El selector de muestra gratis solo ofrece productos marcados como elegibles y con stock disponible.</w:t>
+        <w:t>El administrador puede forzar incluir o excluir un producto puntual ("Incluir siempre"/"Excluir siempre" en su propio editor), sin importar su precio.</w:t>
       </w:r>
     </w:p>
     <w:p>
@@ -20366,7 +20366,7 @@
         <w:pStyle w:val="ListBullet"/>
       </w:pPr>
       <w:r>
-        <w:t>El orden de los productos se mezcla en cada visita al selector, sin cambiar mientras el cliente pagina dentro de la misma visita.</w:t>
+        <w:t>El selector de muestra gratis ofrece cada variante/combinación que califica como su propia opción elegible (no solo el producto en general), con stock disponible.</w:t>
       </w:r>
     </w:p>
     <w:p>
@@ -20374,7 +20374,15 @@
         <w:pStyle w:val="ListBullet"/>
       </w:pPr>
       <w:r>
-        <w:t>El backend valida la elegibilidad del producto al momento de pagar, no solo en la interfaz del selector.</w:t>
+        <w:t>El orden de las opciones se mezcla en cada visita al selector, sin cambiar mientras el cliente pagina dentro de la misma visita.</w:t>
+      </w:r>
+    </w:p>
+    <w:p>
+      <w:pPr>
+        <w:pStyle w:val="ListBullet"/>
+      </w:pPr>
+      <w:r>
+        <w:t>El backend valida el precio y la excepción manual al momento de pagar, no solo en la interfaz del selector.</w:t>
       </w:r>
     </w:p>
     <w:p>

--- a/deliverables/Healthora-Historias-de-Usuario.docx
+++ b/deliverables/Healthora-Historias-de-Usuario.docx
@@ -18426,7 +18426,7 @@
           <w:color w:val="555555"/>
           <w:sz w:val="18"/>
         </w:rPr>
-        <w:t>Estado: Pendiente   |   Prioridad: Alta   |   Módulo: Administración   |   Tipo: Funcional</w:t>
+        <w:t>Estado: Implementada   |   Prioridad: Alta   |   Módulo: Administración   |   Tipo: Funcional</w:t>
       </w:r>
     </w:p>
     <w:p>
@@ -19328,7 +19328,7 @@
           <w:color w:val="555555"/>
           <w:sz w:val="18"/>
         </w:rPr>
-        <w:t>Estado: Pendiente   |   Prioridad: Baja   |   Módulo: Administración   |   Tipo: Funcional</w:t>
+        <w:t>Estado: Implementada   |   Prioridad: Baja   |   Módulo: Administración   |   Tipo: Funcional</w:t>
       </w:r>
     </w:p>
     <w:p>
@@ -20052,7 +20052,7 @@
           <w:color w:val="555555"/>
           <w:sz w:val="18"/>
         </w:rPr>
-        <w:t>Estado: Pendiente   |   Prioridad: Media   |   Módulo: Usuarios   |   Tipo: Funcional</w:t>
+        <w:t>Estado: Implementada   |   Prioridad: Media   |   Módulo: Usuarios   |   Tipo: Funcional</w:t>
       </w:r>
     </w:p>
     <w:p>
@@ -20177,7 +20177,7 @@
           <w:color w:val="555555"/>
           <w:sz w:val="18"/>
         </w:rPr>
-        <w:t>Estado: Parcial   |   Prioridad: Baja   |   Módulo: Usuarios   |   Tipo: Funcional</w:t>
+        <w:t>Estado: Implementada   |   Prioridad: Baja   |   Módulo: Usuarios   |   Tipo: Funcional</w:t>
       </w:r>
     </w:p>
     <w:p>

--- a/deliverables/Healthora-Historias-de-Usuario.docx
+++ b/deliverables/Healthora-Historias-de-Usuario.docx
@@ -10047,7 +10047,7 @@
     </w:p>
     <w:p>
       <w:r>
-        <w:t>Síntesis del sistema. Se distingue entre funcionalidades ya implementadas (MVP), los 32 requisitos funcionales nuevos visibles para Cliente/Administrador, y los requisitos no funcionales/técnicos necesarios para producción (no contados entre los 32).</w:t>
+        <w:t>Síntesis del sistema. Se distingue entre funcionalidades ya implementadas (MVP), los 37 requisitos funcionales nuevos visibles para Cliente/Administrador, y los requisitos no funcionales/técnicos necesarios para producción (no contados entre los 37).</w:t>
       </w:r>
     </w:p>
     <w:tbl>
@@ -14137,14 +14137,13 @@
         <w:rPr>
           <w:rFonts w:ascii="Calibri" w:hAnsi="Calibri"/>
         </w:rPr>
-        <w:lastRenderedPageBreak/>
-        <w:t>3. Sección II - Requisitos Funcionales nuevos (32)</w:t>
+        <w:t>3. Sección II - Requisitos Funcionales nuevos (37)</w:t>
       </w:r>
       <w:bookmarkEnd w:id="46"/>
     </w:p>
     <w:p>
       <w:r>
-        <w:t>Las siguientes 30 historias son los requisitos funcionales nuevos del sistema: funcionalidades visibles para los 2 actores principales (Cliente y Administrador) que se agregan a las ya implementadas. Se agrupan por módulo. Las historias con [MCP] exponen una herramienta de agente que siempre tiene su equivalente en la interfaz (MCP ⊆ UI).</w:t>
+        <w:t>Las siguientes 37 historias son los requisitos funcionales nuevos del sistema: funcionalidades visibles para los 2 actores principales (Cliente y Administrador) que se agregan a las ya implementadas. Se agrupan por módulo. Las historias con [MCP] exponen una herramienta de agente que siempre tiene su equivalente en la interfaz (MCP ⊆ UI).</w:t>
       </w:r>
     </w:p>
     <w:tbl>
@@ -17195,7 +17194,12 @@
           <w:color w:val="555555"/>
           <w:sz w:val="18"/>
         </w:rPr>
-        <w:t>Estado: Pendiente   |   Prioridad: Alta   |   Módulo: Ecommerce   |   Tipo: Funcional</w:t>
+        <w:t>Estado: Parcial   |   Prioridad: Alta   |   Módulo: Ecommerce   |   Tipo: Funcional</w:t>
+      </w:r>
+    </w:p>
+    <w:p>
+      <w:r>
+        <w:t>Nota: alcance consolidado con HU-100 — se implementó como elección binaria domicilio (tarifa plana / gratis sobre $50) vs. retiro en tienda, en vez de tarifas por zona geográfica de Panamá.</w:t>
       </w:r>
     </w:p>
     <w:p>
@@ -17252,7 +17256,12 @@
           <w:color w:val="555555"/>
           <w:sz w:val="18"/>
         </w:rPr>
-        <w:t>Estado: Pendiente   |   Prioridad: Media   |   Módulo: Ecommerce   |   Tipo: Funcional</w:t>
+        <w:t>Estado: Parcial   |   Prioridad: Media   |   Módulo: Ecommerce   |   Tipo: Funcional</w:t>
+      </w:r>
+    </w:p>
+    <w:p>
+      <w:r>
+        <w:t>Nota: alcance consolidado con HU-038 — no se implementó una opción "express" separada; se resolvió con la misma elección domicilio/retiro.</w:t>
       </w:r>
     </w:p>
     <w:p>
@@ -18348,7 +18357,7 @@
     </w:p>
     <w:p>
       <w:r>
-        <w:t>Estado: Pendiente   |   Prioridad: Baja   |   Módulo: Ecommerce   |   Tipo: Funcional</w:t>
+        <w:t>Estado: Implementada   |   Prioridad: Baja   |   Módulo: Ecommerce   |   Tipo: Funcional</w:t>
       </w:r>
     </w:p>
     <w:p>
@@ -22221,21 +22230,21 @@
       </w:pPr>
       <w:bookmarkStart w:id="119" w:name="_Toc234359061"/>
       <w:r>
-        <w:t>HU-091 - Migración del frontend a TanStack Start (SSR)</w:t>
+        <w:t>HU-091 - Migración del frontend a TanStack Start con SSR completo</w:t>
       </w:r>
       <w:bookmarkEnd w:id="119"/>
     </w:p>
     <w:p>
       <w:r>
-        <w:t>Estado: Pendiente   |   Prioridad: Media   |   Módulo: Frontend / Arquitectura   |   Tipo: No funcional</w:t>
-      </w:r>
-    </w:p>
-    <w:p>
-      <w:r>
-        <w:t xml:space="preserve">Hallazgo: el repositorio no incluye TanStack Start; el frontend usa react-router-dom v7 en modo </w:t>
-      </w:r>
-      <w:r>
-        <w:t>client-side rendering (sin SSR).</w:t>
+        <w:t>Estado: Implementada   |   Prioridad: Media   |   Módulo: Frontend / Arquitectura   |   Tipo: No funcional</w:t>
+      </w:r>
+    </w:p>
+    <w:p>
+      <w:r>
+        <w:t xml:space="preserve">Hallazgo actualizado: TanStack Start (@tanstack/react-start) está integrado con SSR completo por ruta, desplegado como función serverless en Vercel (nitro con preset vercel). Verificado en producción: </w:t>
+      </w:r>
+      <w:r>
+        <w:t>las rutas /, /catalog y /admin devuelven HTML con contenido ya renderizado en el servidor, no un shell vacío.</w:t>
       </w:r>
     </w:p>
     <w:p>
@@ -22567,7 +22576,7 @@
     </w:p>
     <w:p>
       <w:r>
-        <w:t>El sistema expone 24 herramientas para un servidor MCP de ecommerce. Cada herramienta MCP corresponde a una historia con interfaz de usuario: MCP ⊆ UI, es decir, no existe ninguna capacidad disponible vía MCP que no esté también disponible en la UI para el Cliente o el Administrador. (Se retiraron privacy.exportUserData y search.reindexCatalog junto con HU-044 y HU-050.)</w:t>
+        <w:t>El sistema expone 32 herramientas para un servidor MCP de ecommerce. Cada herramienta MCP corresponde a una historia con interfaz de usuario: MCP ⊆ UI, es decir, no existe ninguna capacidad disponible vía MCP que no esté también disponible en la UI para el Cliente o el Administrador. (Se retiraron privacy.exportUserData y search.reindexCatalog junto con HU-044 y HU-050.)</w:t>
       </w:r>
     </w:p>
     <w:tbl>
